--- a/LLDD/word/FE/LLDD-FE-Document-Detail-Role-03-AVP-SBP.docx
+++ b/LLDD/word/FE/LLDD-FE-Document-Detail-Role-03-AVP-SBP.docx
@@ -3317,7 +3317,7 @@
               </w:rPr>
               <w:t>{</w:t>
               <w:br/>
-              <w:t xml:space="preserve">  "docNo": "2569/00123",</w:t>
+              <w:t xml:space="preserve">  "docNo": "2026/00123",</w:t>
               <w:br/>
               <w:t xml:space="preserve">  "statusCode": "03",</w:t>
               <w:br/>
@@ -5194,7 +5194,7 @@
               </w:rPr>
               <w:t>{</w:t>
               <w:br/>
-              <w:t xml:space="preserve">  "docNo": "2569/00123"</w:t>
+              <w:t xml:space="preserve">  "docNo": "2026/00123"</w:t>
               <w:br/>
               <w:t>}</w:t>
             </w:r>
@@ -5470,7 +5470,7 @@
               </w:rPr>
               <w:t>{</w:t>
               <w:br/>
-              <w:t xml:space="preserve">  "docNo": "2569/00123",</w:t>
+              <w:t xml:space="preserve">  "docNo": "2026/00123",</w:t>
               <w:br/>
               <w:t xml:space="preserve">  "statusCode": "03",</w:t>
               <w:br/>

--- a/LLDD/word/FE/LLDD-FE-Document-Detail-Role-03-AVP-SBP.docx
+++ b/LLDD/word/FE/LLDD-FE-Document-Detail-Role-03-AVP-SBP.docx
@@ -103,11 +103,15 @@
               <w:keepLines/>
               <w:spacing w:after="0"/>
             </w:pPr>
-            <w:r/>
-            <w:r>
-              <w:rPr>
-                <w:rFonts w:ascii="Arial" w:hAnsi="Arial" w:eastAsia="Arial"/>
-                <w:b w:val="0"/>
+            <w:r>
+              <w:rPr>
+                <w:rFonts w:ascii="Arial" w:hAnsi="Arial" w:eastAsia="Arial"/>
+                <w:sz w:val="18"/>
+              </w:rPr>
+            </w:r>
+            <w:r>
+              <w:rPr>
+                <w:rFonts w:ascii="Arial" w:hAnsi="Arial" w:eastAsia="Arial"/>
                 <w:sz w:val="18"/>
               </w:rPr>
               <w:t>วัตถุประสงค์</w:t>
@@ -124,11 +128,15 @@
               <w:keepLines/>
               <w:spacing w:after="0"/>
             </w:pPr>
-            <w:r/>
-            <w:r>
-              <w:rPr>
-                <w:rFonts w:ascii="Arial" w:hAnsi="Arial" w:eastAsia="Arial"/>
-                <w:b w:val="0"/>
+            <w:r>
+              <w:rPr>
+                <w:rFonts w:ascii="Arial" w:hAnsi="Arial" w:eastAsia="Arial"/>
+                <w:sz w:val="18"/>
+              </w:rPr>
+            </w:r>
+            <w:r>
+              <w:rPr>
+                <w:rFonts w:ascii="Arial" w:hAnsi="Arial" w:eastAsia="Arial"/>
                 <w:sz w:val="18"/>
               </w:rPr>
               <w:t>ใช้เป็นรายละเอียดระดับพัฒนาสำหรับออกแบบ ลงมือพัฒนา ตรวจทาน และทดสอบขอบเขตที่ระบุในฉบับนี้</w:t>
@@ -150,11 +158,15 @@
               <w:keepLines/>
               <w:spacing w:after="0"/>
             </w:pPr>
-            <w:r/>
-            <w:r>
-              <w:rPr>
-                <w:rFonts w:ascii="Arial" w:hAnsi="Arial" w:eastAsia="Arial"/>
-                <w:b w:val="0"/>
+            <w:r>
+              <w:rPr>
+                <w:rFonts w:ascii="Arial" w:hAnsi="Arial" w:eastAsia="Arial"/>
+                <w:sz w:val="18"/>
+              </w:rPr>
+            </w:r>
+            <w:r>
+              <w:rPr>
+                <w:rFonts w:ascii="Arial" w:hAnsi="Arial" w:eastAsia="Arial"/>
                 <w:sz w:val="18"/>
               </w:rPr>
               <w:t>ลำดับการอ่าน</w:t>
@@ -171,11 +183,15 @@
               <w:keepLines/>
               <w:spacing w:after="0"/>
             </w:pPr>
-            <w:r/>
-            <w:r>
-              <w:rPr>
-                <w:rFonts w:ascii="Arial" w:hAnsi="Arial" w:eastAsia="Arial"/>
-                <w:b w:val="0"/>
+            <w:r>
+              <w:rPr>
+                <w:rFonts w:ascii="Arial" w:hAnsi="Arial" w:eastAsia="Arial"/>
+                <w:sz w:val="18"/>
+              </w:rPr>
+            </w:r>
+            <w:r>
+              <w:rPr>
+                <w:rFonts w:ascii="Arial" w:hAnsi="Arial" w:eastAsia="Arial"/>
                 <w:sz w:val="18"/>
               </w:rPr>
               <w:t>เริ่มจาก Overview และ Scope จากนั้นตรวจ Field/Validation, Implementation, Contract, Processing Flow, Acceptance Criteria และ Test Checklist ตามลำดับ</w:t>
@@ -197,11 +213,15 @@
               <w:keepLines/>
               <w:spacing w:after="0"/>
             </w:pPr>
-            <w:r/>
-            <w:r>
-              <w:rPr>
-                <w:rFonts w:ascii="Arial" w:hAnsi="Arial" w:eastAsia="Arial"/>
-                <w:b w:val="0"/>
+            <w:r>
+              <w:rPr>
+                <w:rFonts w:ascii="Arial" w:hAnsi="Arial" w:eastAsia="Arial"/>
+                <w:sz w:val="18"/>
+              </w:rPr>
+            </w:r>
+            <w:r>
+              <w:rPr>
+                <w:rFonts w:ascii="Arial" w:hAnsi="Arial" w:eastAsia="Arial"/>
                 <w:sz w:val="18"/>
               </w:rPr>
               <w:t>ผลลัพธ์ที่คาดหวัง</w:t>
@@ -218,11 +238,15 @@
               <w:keepLines/>
               <w:spacing w:after="0"/>
             </w:pPr>
-            <w:r/>
-            <w:r>
-              <w:rPr>
-                <w:rFonts w:ascii="Arial" w:hAnsi="Arial" w:eastAsia="Arial"/>
-                <w:b w:val="0"/>
+            <w:r>
+              <w:rPr>
+                <w:rFonts w:ascii="Arial" w:hAnsi="Arial" w:eastAsia="Arial"/>
+                <w:sz w:val="18"/>
+              </w:rPr>
+            </w:r>
+            <w:r>
+              <w:rPr>
+                <w:rFonts w:ascii="Arial" w:hAnsi="Arial" w:eastAsia="Arial"/>
                 <w:sz w:val="18"/>
               </w:rPr>
               <w:t>ผู้อ่านสามารถระบุ input, ขั้นตอนประมวลผล, output, เงื่อนไขผิดพลาด และหลักฐานการทดสอบได้จากเนื้อหาในฉบับเดียว</w:t>
@@ -322,11 +346,15 @@
               <w:keepLines/>
               <w:spacing w:after="0"/>
             </w:pPr>
-            <w:r/>
-            <w:r>
-              <w:rPr>
-                <w:rFonts w:ascii="Arial" w:hAnsi="Arial" w:eastAsia="Arial"/>
-                <w:b w:val="0"/>
+            <w:r>
+              <w:rPr>
+                <w:rFonts w:ascii="Arial" w:hAnsi="Arial" w:eastAsia="Arial"/>
+                <w:sz w:val="18"/>
+              </w:rPr>
+            </w:r>
+            <w:r>
+              <w:rPr>
+                <w:rFonts w:ascii="Arial" w:hAnsi="Arial" w:eastAsia="Arial"/>
                 <w:sz w:val="18"/>
               </w:rPr>
               <w:t>Track</w:t>
@@ -343,11 +371,15 @@
               <w:keepLines/>
               <w:spacing w:after="0"/>
             </w:pPr>
-            <w:r/>
-            <w:r>
-              <w:rPr>
-                <w:rFonts w:ascii="Arial" w:hAnsi="Arial" w:eastAsia="Arial"/>
-                <w:b w:val="0"/>
+            <w:r>
+              <w:rPr>
+                <w:rFonts w:ascii="Arial" w:hAnsi="Arial" w:eastAsia="Arial"/>
+                <w:sz w:val="18"/>
+              </w:rPr>
+            </w:r>
+            <w:r>
+              <w:rPr>
+                <w:rFonts w:ascii="Arial" w:hAnsi="Arial" w:eastAsia="Arial"/>
                 <w:sz w:val="18"/>
               </w:rPr>
               <w:t>FE</w:t>
@@ -369,11 +401,15 @@
               <w:keepLines/>
               <w:spacing w:after="0"/>
             </w:pPr>
-            <w:r/>
-            <w:r>
-              <w:rPr>
-                <w:rFonts w:ascii="Arial" w:hAnsi="Arial" w:eastAsia="Arial"/>
-                <w:b w:val="0"/>
+            <w:r>
+              <w:rPr>
+                <w:rFonts w:ascii="Arial" w:hAnsi="Arial" w:eastAsia="Arial"/>
+                <w:sz w:val="18"/>
+              </w:rPr>
+            </w:r>
+            <w:r>
+              <w:rPr>
+                <w:rFonts w:ascii="Arial" w:hAnsi="Arial" w:eastAsia="Arial"/>
                 <w:sz w:val="18"/>
               </w:rPr>
               <w:t>Estimate</w:t>
@@ -390,11 +426,15 @@
               <w:keepLines/>
               <w:spacing w:after="0"/>
             </w:pPr>
-            <w:r/>
-            <w:r>
-              <w:rPr>
-                <w:rFonts w:ascii="Arial" w:hAnsi="Arial" w:eastAsia="Arial"/>
-                <w:b w:val="0"/>
+            <w:r>
+              <w:rPr>
+                <w:rFonts w:ascii="Arial" w:hAnsi="Arial" w:eastAsia="Arial"/>
+                <w:sz w:val="18"/>
+              </w:rPr>
+            </w:r>
+            <w:r>
+              <w:rPr>
+                <w:rFonts w:ascii="Arial" w:hAnsi="Arial" w:eastAsia="Arial"/>
                 <w:sz w:val="18"/>
               </w:rPr>
               <w:t>10 ชั่วโมง</w:t>
@@ -416,11 +456,15 @@
               <w:keepLines/>
               <w:spacing w:after="0"/>
             </w:pPr>
-            <w:r/>
-            <w:r>
-              <w:rPr>
-                <w:rFonts w:ascii="Arial" w:hAnsi="Arial" w:eastAsia="Arial"/>
-                <w:b w:val="0"/>
+            <w:r>
+              <w:rPr>
+                <w:rFonts w:ascii="Arial" w:hAnsi="Arial" w:eastAsia="Arial"/>
+                <w:sz w:val="18"/>
+              </w:rPr>
+            </w:r>
+            <w:r>
+              <w:rPr>
+                <w:rFonts w:ascii="Arial" w:hAnsi="Arial" w:eastAsia="Arial"/>
                 <w:sz w:val="18"/>
               </w:rPr>
               <w:t>Owner</w:t>
@@ -437,11 +481,15 @@
               <w:keepLines/>
               <w:spacing w:after="0"/>
             </w:pPr>
-            <w:r/>
-            <w:r>
-              <w:rPr>
-                <w:rFonts w:ascii="Arial" w:hAnsi="Arial" w:eastAsia="Arial"/>
-                <w:b w:val="0"/>
+            <w:r>
+              <w:rPr>
+                <w:rFonts w:ascii="Arial" w:hAnsi="Arial" w:eastAsia="Arial"/>
+                <w:sz w:val="18"/>
+              </w:rPr>
+            </w:r>
+            <w:r>
+              <w:rPr>
+                <w:rFonts w:ascii="Arial" w:hAnsi="Arial" w:eastAsia="Arial"/>
                 <w:sz w:val="18"/>
               </w:rPr>
               <w:t>Kittisak &lt;New&gt; Kaeowika</w:t>
@@ -463,11 +511,15 @@
               <w:keepLines/>
               <w:spacing w:after="0"/>
             </w:pPr>
-            <w:r/>
-            <w:r>
-              <w:rPr>
-                <w:rFonts w:ascii="Arial" w:hAnsi="Arial" w:eastAsia="Arial"/>
-                <w:b w:val="0"/>
+            <w:r>
+              <w:rPr>
+                <w:rFonts w:ascii="Arial" w:hAnsi="Arial" w:eastAsia="Arial"/>
+                <w:sz w:val="18"/>
+              </w:rPr>
+            </w:r>
+            <w:r>
+              <w:rPr>
+                <w:rFonts w:ascii="Arial" w:hAnsi="Arial" w:eastAsia="Arial"/>
                 <w:sz w:val="18"/>
               </w:rPr>
               <w:t>Objective</w:t>
@@ -484,11 +536,15 @@
               <w:keepLines/>
               <w:spacing w:after="0"/>
             </w:pPr>
-            <w:r/>
-            <w:r>
-              <w:rPr>
-                <w:rFonts w:ascii="Arial" w:hAnsi="Arial" w:eastAsia="Arial"/>
-                <w:b w:val="0"/>
+            <w:r>
+              <w:rPr>
+                <w:rFonts w:ascii="Arial" w:hAnsi="Arial" w:eastAsia="Arial"/>
+                <w:sz w:val="18"/>
+              </w:rPr>
+            </w:r>
+            <w:r>
+              <w:rPr>
+                <w:rFonts w:ascii="Arial" w:hAnsi="Arial" w:eastAsia="Arial"/>
                 <w:sz w:val="18"/>
               </w:rPr>
               <w:t>อธิบายหน้าจอ Document Detail สำหรับ role 03 - AVP สำนักบริหาร SBP</w:t>
@@ -754,11 +810,15 @@
               <w:keepLines/>
               <w:spacing w:after="0"/>
             </w:pPr>
-            <w:r/>
-            <w:r>
-              <w:rPr>
-                <w:rFonts w:ascii="Arial" w:hAnsi="Arial" w:eastAsia="Arial"/>
-                <w:b w:val="0"/>
+            <w:r>
+              <w:rPr>
+                <w:rFonts w:ascii="Arial" w:hAnsi="Arial" w:eastAsia="Arial"/>
+                <w:sz w:val="18"/>
+              </w:rPr>
+            </w:r>
+            <w:r>
+              <w:rPr>
+                <w:rFonts w:ascii="Arial" w:hAnsi="Arial" w:eastAsia="Arial"/>
                 <w:sz w:val="18"/>
               </w:rPr>
               <w:t>roleProfileCode</w:t>
@@ -775,11 +835,15 @@
               <w:keepLines/>
               <w:spacing w:after="0"/>
             </w:pPr>
-            <w:r/>
-            <w:r>
-              <w:rPr>
-                <w:rFonts w:ascii="Arial" w:hAnsi="Arial" w:eastAsia="Arial"/>
-                <w:b w:val="0"/>
+            <w:r>
+              <w:rPr>
+                <w:rFonts w:ascii="Arial" w:hAnsi="Arial" w:eastAsia="Arial"/>
+                <w:sz w:val="18"/>
+              </w:rPr>
+            </w:r>
+            <w:r>
+              <w:rPr>
+                <w:rFonts w:ascii="Arial" w:hAnsi="Arial" w:eastAsia="Arial"/>
                 <w:sz w:val="18"/>
               </w:rPr>
               <w:t>P-03</w:t>
@@ -796,11 +860,15 @@
               <w:keepLines/>
               <w:spacing w:after="0"/>
             </w:pPr>
-            <w:r/>
-            <w:r>
-              <w:rPr>
-                <w:rFonts w:ascii="Arial" w:hAnsi="Arial" w:eastAsia="Arial"/>
-                <w:b w:val="0"/>
+            <w:r>
+              <w:rPr>
+                <w:rFonts w:ascii="Arial" w:hAnsi="Arial" w:eastAsia="Arial"/>
+                <w:sz w:val="18"/>
+              </w:rPr>
+            </w:r>
+            <w:r>
+              <w:rPr>
+                <w:rFonts w:ascii="Arial" w:hAnsi="Arial" w:eastAsia="Arial"/>
                 <w:sz w:val="18"/>
               </w:rPr>
               <w:t>must match API response</w:t>
@@ -817,11 +885,15 @@
               <w:keepLines/>
               <w:spacing w:after="0"/>
             </w:pPr>
-            <w:r/>
-            <w:r>
-              <w:rPr>
-                <w:rFonts w:ascii="Arial" w:hAnsi="Arial" w:eastAsia="Arial"/>
-                <w:b w:val="0"/>
+            <w:r>
+              <w:rPr>
+                <w:rFonts w:ascii="Arial" w:hAnsi="Arial" w:eastAsia="Arial"/>
+                <w:sz w:val="18"/>
+              </w:rPr>
+            </w:r>
+            <w:r>
+              <w:rPr>
+                <w:rFonts w:ascii="Arial" w:hAnsi="Arial" w:eastAsia="Arial"/>
                 <w:sz w:val="18"/>
               </w:rPr>
               <w:t>ใช้เลือก view profile เฉพาะบทบาทนี้; แยก namespace จาก workflow section code</w:t>
@@ -843,11 +915,15 @@
               <w:keepLines/>
               <w:spacing w:after="0"/>
             </w:pPr>
-            <w:r/>
-            <w:r>
-              <w:rPr>
-                <w:rFonts w:ascii="Arial" w:hAnsi="Arial" w:eastAsia="Arial"/>
-                <w:b w:val="0"/>
+            <w:r>
+              <w:rPr>
+                <w:rFonts w:ascii="Arial" w:hAnsi="Arial" w:eastAsia="Arial"/>
+                <w:sz w:val="18"/>
+              </w:rPr>
+            </w:r>
+            <w:r>
+              <w:rPr>
+                <w:rFonts w:ascii="Arial" w:hAnsi="Arial" w:eastAsia="Arial"/>
                 <w:sz w:val="18"/>
               </w:rPr>
               <w:t>statusCode</w:t>
@@ -864,11 +940,15 @@
               <w:keepLines/>
               <w:spacing w:after="0"/>
             </w:pPr>
-            <w:r/>
-            <w:r>
-              <w:rPr>
-                <w:rFonts w:ascii="Arial" w:hAnsi="Arial" w:eastAsia="Arial"/>
-                <w:b w:val="0"/>
+            <w:r>
+              <w:rPr>
+                <w:rFonts w:ascii="Arial" w:hAnsi="Arial" w:eastAsia="Arial"/>
+                <w:sz w:val="18"/>
+              </w:rPr>
+            </w:r>
+            <w:r>
+              <w:rPr>
+                <w:rFonts w:ascii="Arial" w:hAnsi="Arial" w:eastAsia="Arial"/>
                 <w:sz w:val="18"/>
               </w:rPr>
               <w:t>03</w:t>
@@ -885,11 +965,15 @@
               <w:keepLines/>
               <w:spacing w:after="0"/>
             </w:pPr>
-            <w:r/>
-            <w:r>
-              <w:rPr>
-                <w:rFonts w:ascii="Arial" w:hAnsi="Arial" w:eastAsia="Arial"/>
-                <w:b w:val="0"/>
+            <w:r>
+              <w:rPr>
+                <w:rFonts w:ascii="Arial" w:hAnsi="Arial" w:eastAsia="Arial"/>
+                <w:sz w:val="18"/>
+              </w:rPr>
+            </w:r>
+            <w:r>
+              <w:rPr>
+                <w:rFonts w:ascii="Arial" w:hAnsi="Arial" w:eastAsia="Arial"/>
                 <w:sz w:val="18"/>
               </w:rPr>
               <w:t>from API</w:t>
@@ -906,11 +990,15 @@
               <w:keepLines/>
               <w:spacing w:after="0"/>
             </w:pPr>
-            <w:r/>
-            <w:r>
-              <w:rPr>
-                <w:rFonts w:ascii="Arial" w:hAnsi="Arial" w:eastAsia="Arial"/>
-                <w:b w:val="0"/>
+            <w:r>
+              <w:rPr>
+                <w:rFonts w:ascii="Arial" w:hAnsi="Arial" w:eastAsia="Arial"/>
+                <w:sz w:val="18"/>
+              </w:rPr>
+            </w:r>
+            <w:r>
+              <w:rPr>
+                <w:rFonts w:ascii="Arial" w:hAnsi="Arial" w:eastAsia="Arial"/>
                 <w:sz w:val="18"/>
               </w:rPr>
               <w:t>workflow status/section code ปัจจุบัน ไม่ใช่ role profile</w:t>
@@ -932,11 +1020,15 @@
               <w:keepLines/>
               <w:spacing w:after="0"/>
             </w:pPr>
-            <w:r/>
-            <w:r>
-              <w:rPr>
-                <w:rFonts w:ascii="Arial" w:hAnsi="Arial" w:eastAsia="Arial"/>
-                <w:b w:val="0"/>
+            <w:r>
+              <w:rPr>
+                <w:rFonts w:ascii="Arial" w:hAnsi="Arial" w:eastAsia="Arial"/>
+                <w:sz w:val="18"/>
+              </w:rPr>
+            </w:r>
+            <w:r>
+              <w:rPr>
+                <w:rFonts w:ascii="Arial" w:hAnsi="Arial" w:eastAsia="Arial"/>
                 <w:sz w:val="18"/>
               </w:rPr>
               <w:t>visibleSections</w:t>
@@ -953,11 +1045,15 @@
               <w:keepLines/>
               <w:spacing w:after="0"/>
             </w:pPr>
-            <w:r/>
-            <w:r>
-              <w:rPr>
-                <w:rFonts w:ascii="Arial" w:hAnsi="Arial" w:eastAsia="Arial"/>
-                <w:b w:val="0"/>
+            <w:r>
+              <w:rPr>
+                <w:rFonts w:ascii="Arial" w:hAnsi="Arial" w:eastAsia="Arial"/>
+                <w:sz w:val="18"/>
+              </w:rPr>
+            </w:r>
+            <w:r>
+              <w:rPr>
+                <w:rFonts w:ascii="Arial" w:hAnsi="Arial" w:eastAsia="Arial"/>
                 <w:sz w:val="18"/>
               </w:rPr>
               <w:t>string[]</w:t>
@@ -974,11 +1070,15 @@
               <w:keepLines/>
               <w:spacing w:after="0"/>
             </w:pPr>
-            <w:r/>
-            <w:r>
-              <w:rPr>
-                <w:rFonts w:ascii="Arial" w:hAnsi="Arial" w:eastAsia="Arial"/>
-                <w:b w:val="0"/>
+            <w:r>
+              <w:rPr>
+                <w:rFonts w:ascii="Arial" w:hAnsi="Arial" w:eastAsia="Arial"/>
+                <w:sz w:val="18"/>
+              </w:rPr>
+            </w:r>
+            <w:r>
+              <w:rPr>
+                <w:rFonts w:ascii="Arial" w:hAnsi="Arial" w:eastAsia="Arial"/>
                 <w:sz w:val="18"/>
               </w:rPr>
               <w:t>from API</w:t>
@@ -995,11 +1095,15 @@
               <w:keepLines/>
               <w:spacing w:after="0"/>
             </w:pPr>
-            <w:r/>
-            <w:r>
-              <w:rPr>
-                <w:rFonts w:ascii="Arial" w:hAnsi="Arial" w:eastAsia="Arial"/>
-                <w:b w:val="0"/>
+            <w:r>
+              <w:rPr>
+                <w:rFonts w:ascii="Arial" w:hAnsi="Arial" w:eastAsia="Arial"/>
+                <w:sz w:val="18"/>
+              </w:rPr>
+            </w:r>
+            <w:r>
+              <w:rPr>
+                <w:rFonts w:ascii="Arial" w:hAnsi="Arial" w:eastAsia="Arial"/>
                 <w:sz w:val="18"/>
               </w:rPr>
               <w:t>FE แสดงเฉพาะ section ใน array</w:t>
@@ -1021,11 +1125,15 @@
               <w:keepLines/>
               <w:spacing w:after="0"/>
             </w:pPr>
-            <w:r/>
-            <w:r>
-              <w:rPr>
-                <w:rFonts w:ascii="Arial" w:hAnsi="Arial" w:eastAsia="Arial"/>
-                <w:b w:val="0"/>
+            <w:r>
+              <w:rPr>
+                <w:rFonts w:ascii="Arial" w:hAnsi="Arial" w:eastAsia="Arial"/>
+                <w:sz w:val="18"/>
+              </w:rPr>
+            </w:r>
+            <w:r>
+              <w:rPr>
+                <w:rFonts w:ascii="Arial" w:hAnsi="Arial" w:eastAsia="Arial"/>
                 <w:sz w:val="18"/>
               </w:rPr>
               <w:t>editableSections</w:t>
@@ -1042,11 +1150,15 @@
               <w:keepLines/>
               <w:spacing w:after="0"/>
             </w:pPr>
-            <w:r/>
-            <w:r>
-              <w:rPr>
-                <w:rFonts w:ascii="Arial" w:hAnsi="Arial" w:eastAsia="Arial"/>
-                <w:b w:val="0"/>
+            <w:r>
+              <w:rPr>
+                <w:rFonts w:ascii="Arial" w:hAnsi="Arial" w:eastAsia="Arial"/>
+                <w:sz w:val="18"/>
+              </w:rPr>
+            </w:r>
+            <w:r>
+              <w:rPr>
+                <w:rFonts w:ascii="Arial" w:hAnsi="Arial" w:eastAsia="Arial"/>
                 <w:sz w:val="18"/>
               </w:rPr>
               <w:t>string[]</w:t>
@@ -1063,11 +1175,15 @@
               <w:keepLines/>
               <w:spacing w:after="0"/>
             </w:pPr>
-            <w:r/>
-            <w:r>
-              <w:rPr>
-                <w:rFonts w:ascii="Arial" w:hAnsi="Arial" w:eastAsia="Arial"/>
-                <w:b w:val="0"/>
+            <w:r>
+              <w:rPr>
+                <w:rFonts w:ascii="Arial" w:hAnsi="Arial" w:eastAsia="Arial"/>
+                <w:sz w:val="18"/>
+              </w:rPr>
+            </w:r>
+            <w:r>
+              <w:rPr>
+                <w:rFonts w:ascii="Arial" w:hAnsi="Arial" w:eastAsia="Arial"/>
                 <w:sz w:val="18"/>
               </w:rPr>
               <w:t>from API</w:t>
@@ -1084,11 +1200,15 @@
               <w:keepLines/>
               <w:spacing w:after="0"/>
             </w:pPr>
-            <w:r/>
-            <w:r>
-              <w:rPr>
-                <w:rFonts w:ascii="Arial" w:hAnsi="Arial" w:eastAsia="Arial"/>
-                <w:b w:val="0"/>
+            <w:r>
+              <w:rPr>
+                <w:rFonts w:ascii="Arial" w:hAnsi="Arial" w:eastAsia="Arial"/>
+                <w:sz w:val="18"/>
+              </w:rPr>
+            </w:r>
+            <w:r>
+              <w:rPr>
+                <w:rFonts w:ascii="Arial" w:hAnsi="Arial" w:eastAsia="Arial"/>
                 <w:sz w:val="18"/>
               </w:rPr>
               <w:t>FE เปิด input/button เฉพาะ section ใน array</w:t>
@@ -1110,11 +1230,15 @@
               <w:keepLines/>
               <w:spacing w:after="0"/>
             </w:pPr>
-            <w:r/>
-            <w:r>
-              <w:rPr>
-                <w:rFonts w:ascii="Arial" w:hAnsi="Arial" w:eastAsia="Arial"/>
-                <w:b w:val="0"/>
+            <w:r>
+              <w:rPr>
+                <w:rFonts w:ascii="Arial" w:hAnsi="Arial" w:eastAsia="Arial"/>
+                <w:sz w:val="18"/>
+              </w:rPr>
+            </w:r>
+            <w:r>
+              <w:rPr>
+                <w:rFonts w:ascii="Arial" w:hAnsi="Arial" w:eastAsia="Arial"/>
                 <w:sz w:val="18"/>
               </w:rPr>
               <w:t>actionOptions</w:t>
@@ -1131,11 +1255,15 @@
               <w:keepLines/>
               <w:spacing w:after="0"/>
             </w:pPr>
-            <w:r/>
-            <w:r>
-              <w:rPr>
-                <w:rFonts w:ascii="Arial" w:hAnsi="Arial" w:eastAsia="Arial"/>
-                <w:b w:val="0"/>
+            <w:r>
+              <w:rPr>
+                <w:rFonts w:ascii="Arial" w:hAnsi="Arial" w:eastAsia="Arial"/>
+                <w:sz w:val="18"/>
+              </w:rPr>
+            </w:r>
+            <w:r>
+              <w:rPr>
+                <w:rFonts w:ascii="Arial" w:hAnsi="Arial" w:eastAsia="Arial"/>
                 <w:sz w:val="18"/>
               </w:rPr>
               <w:t>array</w:t>
@@ -1152,11 +1280,15 @@
               <w:keepLines/>
               <w:spacing w:after="0"/>
             </w:pPr>
-            <w:r/>
-            <w:r>
-              <w:rPr>
-                <w:rFonts w:ascii="Arial" w:hAnsi="Arial" w:eastAsia="Arial"/>
-                <w:b w:val="0"/>
+            <w:r>
+              <w:rPr>
+                <w:rFonts w:ascii="Arial" w:hAnsi="Arial" w:eastAsia="Arial"/>
+                <w:sz w:val="18"/>
+              </w:rPr>
+            </w:r>
+            <w:r>
+              <w:rPr>
+                <w:rFonts w:ascii="Arial" w:hAnsi="Arial" w:eastAsia="Arial"/>
                 <w:sz w:val="18"/>
               </w:rPr>
               <w:t>from API</w:t>
@@ -1173,11 +1305,15 @@
               <w:keepLines/>
               <w:spacing w:after="0"/>
             </w:pPr>
-            <w:r/>
-            <w:r>
-              <w:rPr>
-                <w:rFonts w:ascii="Arial" w:hAnsi="Arial" w:eastAsia="Arial"/>
-                <w:b w:val="0"/>
+            <w:r>
+              <w:rPr>
+                <w:rFonts w:ascii="Arial" w:hAnsi="Arial" w:eastAsia="Arial"/>
+                <w:sz w:val="18"/>
+              </w:rPr>
+            </w:r>
+            <w:r>
+              <w:rPr>
+                <w:rFonts w:ascii="Arial" w:hAnsi="Arial" w:eastAsia="Arial"/>
                 <w:sz w:val="18"/>
               </w:rPr>
               <w:t>FE render radio จาก array โดยไม่ hardcode</w:t>
@@ -1272,11 +1408,15 @@
               <w:keepLines/>
               <w:spacing w:after="0"/>
             </w:pPr>
-            <w:r/>
-            <w:r>
-              <w:rPr>
-                <w:rFonts w:ascii="Arial" w:hAnsi="Arial" w:eastAsia="Arial"/>
-                <w:b w:val="0"/>
+            <w:r>
+              <w:rPr>
+                <w:rFonts w:ascii="Arial" w:hAnsi="Arial" w:eastAsia="Arial"/>
+                <w:sz w:val="18"/>
+              </w:rPr>
+            </w:r>
+            <w:r>
+              <w:rPr>
+                <w:rFonts w:ascii="Arial" w:hAnsi="Arial" w:eastAsia="Arial"/>
                 <w:sz w:val="18"/>
               </w:rPr>
               <w:t>Role profile</w:t>
@@ -1293,11 +1433,15 @@
               <w:keepLines/>
               <w:spacing w:after="0"/>
             </w:pPr>
-            <w:r/>
-            <w:r>
-              <w:rPr>
-                <w:rFonts w:ascii="Arial" w:hAnsi="Arial" w:eastAsia="Arial"/>
-                <w:b w:val="0"/>
+            <w:r>
+              <w:rPr>
+                <w:rFonts w:ascii="Arial" w:hAnsi="Arial" w:eastAsia="Arial"/>
+                <w:sz w:val="18"/>
+              </w:rPr>
+            </w:r>
+            <w:r>
+              <w:rPr>
+                <w:rFonts w:ascii="Arial" w:hAnsi="Arial" w:eastAsia="Arial"/>
                 <w:sz w:val="18"/>
               </w:rPr>
               <w:t>P-03 - AVP สำนักบริหาร SBP</w:t>
@@ -1319,11 +1463,15 @@
               <w:keepLines/>
               <w:spacing w:after="0"/>
             </w:pPr>
-            <w:r/>
-            <w:r>
-              <w:rPr>
-                <w:rFonts w:ascii="Arial" w:hAnsi="Arial" w:eastAsia="Arial"/>
-                <w:b w:val="0"/>
+            <w:r>
+              <w:rPr>
+                <w:rFonts w:ascii="Arial" w:hAnsi="Arial" w:eastAsia="Arial"/>
+                <w:sz w:val="18"/>
+              </w:rPr>
+            </w:r>
+            <w:r>
+              <w:rPr>
+                <w:rFonts w:ascii="Arial" w:hAnsi="Arial" w:eastAsia="Arial"/>
                 <w:sz w:val="18"/>
               </w:rPr>
               <w:t>Workflow section/status code</w:t>
@@ -1340,11 +1488,15 @@
               <w:keepLines/>
               <w:spacing w:after="0"/>
             </w:pPr>
-            <w:r/>
-            <w:r>
-              <w:rPr>
-                <w:rFonts w:ascii="Arial" w:hAnsi="Arial" w:eastAsia="Arial"/>
-                <w:b w:val="0"/>
+            <w:r>
+              <w:rPr>
+                <w:rFonts w:ascii="Arial" w:hAnsi="Arial" w:eastAsia="Arial"/>
+                <w:sz w:val="18"/>
+              </w:rPr>
+            </w:r>
+            <w:r>
+              <w:rPr>
+                <w:rFonts w:ascii="Arial" w:hAnsi="Arial" w:eastAsia="Arial"/>
                 <w:sz w:val="18"/>
               </w:rPr>
               <w:t>03</w:t>
@@ -1366,11 +1518,15 @@
               <w:keepLines/>
               <w:spacing w:after="0"/>
             </w:pPr>
-            <w:r/>
-            <w:r>
-              <w:rPr>
-                <w:rFonts w:ascii="Arial" w:hAnsi="Arial" w:eastAsia="Arial"/>
-                <w:b w:val="0"/>
+            <w:r>
+              <w:rPr>
+                <w:rFonts w:ascii="Arial" w:hAnsi="Arial" w:eastAsia="Arial"/>
+                <w:sz w:val="18"/>
+              </w:rPr>
+            </w:r>
+            <w:r>
+              <w:rPr>
+                <w:rFonts w:ascii="Arial" w:hAnsi="Arial" w:eastAsia="Arial"/>
                 <w:sz w:val="18"/>
               </w:rPr>
               <w:t>Document status shown</w:t>
@@ -1387,11 +1543,15 @@
               <w:keepLines/>
               <w:spacing w:after="0"/>
             </w:pPr>
-            <w:r/>
-            <w:r>
-              <w:rPr>
-                <w:rFonts w:ascii="Arial" w:hAnsi="Arial" w:eastAsia="Arial"/>
-                <w:b w:val="0"/>
+            <w:r>
+              <w:rPr>
+                <w:rFonts w:ascii="Arial" w:hAnsi="Arial" w:eastAsia="Arial"/>
+                <w:sz w:val="18"/>
+              </w:rPr>
+            </w:r>
+            <w:r>
+              <w:rPr>
+                <w:rFonts w:ascii="Arial" w:hAnsi="Arial" w:eastAsia="Arial"/>
                 <w:sz w:val="18"/>
               </w:rPr>
               <w:t>รอผู้บริหารสำนักบริหาร SBP ดำเนินการ</w:t>
@@ -1413,11 +1573,15 @@
               <w:keepLines/>
               <w:spacing w:after="0"/>
             </w:pPr>
-            <w:r/>
-            <w:r>
-              <w:rPr>
-                <w:rFonts w:ascii="Arial" w:hAnsi="Arial" w:eastAsia="Arial"/>
-                <w:b w:val="0"/>
+            <w:r>
+              <w:rPr>
+                <w:rFonts w:ascii="Arial" w:hAnsi="Arial" w:eastAsia="Arial"/>
+                <w:sz w:val="18"/>
+              </w:rPr>
+            </w:r>
+            <w:r>
+              <w:rPr>
+                <w:rFonts w:ascii="Arial" w:hAnsi="Arial" w:eastAsia="Arial"/>
                 <w:sz w:val="18"/>
               </w:rPr>
               <w:t>Purpose on this page</w:t>
@@ -1434,11 +1598,15 @@
               <w:keepLines/>
               <w:spacing w:after="0"/>
             </w:pPr>
-            <w:r/>
-            <w:r>
-              <w:rPr>
-                <w:rFonts w:ascii="Arial" w:hAnsi="Arial" w:eastAsia="Arial"/>
-                <w:b w:val="0"/>
+            <w:r>
+              <w:rPr>
+                <w:rFonts w:ascii="Arial" w:hAnsi="Arial" w:eastAsia="Arial"/>
+                <w:sz w:val="18"/>
+              </w:rPr>
+            </w:r>
+            <w:r>
+              <w:rPr>
+                <w:rFonts w:ascii="Arial" w:hAnsi="Arial" w:eastAsia="Arial"/>
                 <w:sz w:val="18"/>
               </w:rPr>
               <w:t>อ่านข้อมูลประกอบการอนุมัติระดับสูงและส่งผลพิจารณา</w:t>
@@ -1460,11 +1628,15 @@
               <w:keepLines/>
               <w:spacing w:after="0"/>
             </w:pPr>
-            <w:r/>
-            <w:r>
-              <w:rPr>
-                <w:rFonts w:ascii="Arial" w:hAnsi="Arial" w:eastAsia="Arial"/>
-                <w:b w:val="0"/>
+            <w:r>
+              <w:rPr>
+                <w:rFonts w:ascii="Arial" w:hAnsi="Arial" w:eastAsia="Arial"/>
+                <w:sz w:val="18"/>
+              </w:rPr>
+            </w:r>
+            <w:r>
+              <w:rPr>
+                <w:rFonts w:ascii="Arial" w:hAnsi="Arial" w:eastAsia="Arial"/>
                 <w:sz w:val="18"/>
               </w:rPr>
               <w:t>Editable sections</w:t>
@@ -1481,11 +1653,15 @@
               <w:keepLines/>
               <w:spacing w:after="0"/>
             </w:pPr>
-            <w:r/>
-            <w:r>
-              <w:rPr>
-                <w:rFonts w:ascii="Arial" w:hAnsi="Arial" w:eastAsia="Arial"/>
-                <w:b w:val="0"/>
+            <w:r>
+              <w:rPr>
+                <w:rFonts w:ascii="Arial" w:hAnsi="Arial" w:eastAsia="Arial"/>
+                <w:sz w:val="18"/>
+              </w:rPr>
+            </w:r>
+            <w:r>
+              <w:rPr>
+                <w:rFonts w:ascii="Arial" w:hAnsi="Arial" w:eastAsia="Arial"/>
                 <w:sz w:val="18"/>
               </w:rPr>
               <w:t>-</w:t>
@@ -1507,11 +1683,15 @@
               <w:keepLines/>
               <w:spacing w:after="0"/>
             </w:pPr>
-            <w:r/>
-            <w:r>
-              <w:rPr>
-                <w:rFonts w:ascii="Arial" w:hAnsi="Arial" w:eastAsia="Arial"/>
-                <w:b w:val="0"/>
+            <w:r>
+              <w:rPr>
+                <w:rFonts w:ascii="Arial" w:hAnsi="Arial" w:eastAsia="Arial"/>
+                <w:sz w:val="18"/>
+              </w:rPr>
+            </w:r>
+            <w:r>
+              <w:rPr>
+                <w:rFonts w:ascii="Arial" w:hAnsi="Arial" w:eastAsia="Arial"/>
                 <w:sz w:val="18"/>
               </w:rPr>
               <w:t>Hidden sections</w:t>
@@ -1528,11 +1708,15 @@
               <w:keepLines/>
               <w:spacing w:after="0"/>
             </w:pPr>
-            <w:r/>
-            <w:r>
-              <w:rPr>
-                <w:rFonts w:ascii="Arial" w:hAnsi="Arial" w:eastAsia="Arial"/>
-                <w:b w:val="0"/>
+            <w:r>
+              <w:rPr>
+                <w:rFonts w:ascii="Arial" w:hAnsi="Arial" w:eastAsia="Arial"/>
+                <w:sz w:val="18"/>
+              </w:rPr>
+            </w:r>
+            <w:r>
+              <w:rPr>
+                <w:rFonts w:ascii="Arial" w:hAnsi="Arial" w:eastAsia="Arial"/>
                 <w:sz w:val="18"/>
               </w:rPr>
               <w:t>sec-calc</w:t>
@@ -1554,11 +1738,15 @@
               <w:keepLines/>
               <w:spacing w:after="0"/>
             </w:pPr>
-            <w:r/>
-            <w:r>
-              <w:rPr>
-                <w:rFonts w:ascii="Arial" w:hAnsi="Arial" w:eastAsia="Arial"/>
-                <w:b w:val="0"/>
+            <w:r>
+              <w:rPr>
+                <w:rFonts w:ascii="Arial" w:hAnsi="Arial" w:eastAsia="Arial"/>
+                <w:sz w:val="18"/>
+              </w:rPr>
+            </w:r>
+            <w:r>
+              <w:rPr>
+                <w:rFonts w:ascii="Arial" w:hAnsi="Arial" w:eastAsia="Arial"/>
                 <w:sz w:val="18"/>
               </w:rPr>
               <w:t>Attachment upload</w:t>
@@ -1575,11 +1763,15 @@
               <w:keepLines/>
               <w:spacing w:after="0"/>
             </w:pPr>
-            <w:r/>
-            <w:r>
-              <w:rPr>
-                <w:rFonts w:ascii="Arial" w:hAnsi="Arial" w:eastAsia="Arial"/>
-                <w:b w:val="0"/>
+            <w:r>
+              <w:rPr>
+                <w:rFonts w:ascii="Arial" w:hAnsi="Arial" w:eastAsia="Arial"/>
+                <w:sz w:val="18"/>
+              </w:rPr>
+            </w:r>
+            <w:r>
+              <w:rPr>
+                <w:rFonts w:ascii="Arial" w:hAnsi="Arial" w:eastAsia="Arial"/>
                 <w:sz w:val="18"/>
               </w:rPr>
               <w:t>Allowed</w:t>
@@ -1758,11 +1950,15 @@
               <w:keepLines/>
               <w:spacing w:after="0"/>
             </w:pPr>
-            <w:r/>
-            <w:r>
-              <w:rPr>
-                <w:rFonts w:ascii="Arial" w:hAnsi="Arial" w:eastAsia="Arial"/>
-                <w:b w:val="0"/>
+            <w:r>
+              <w:rPr>
+                <w:rFonts w:ascii="Arial" w:hAnsi="Arial" w:eastAsia="Arial"/>
+                <w:sz w:val="18"/>
+              </w:rPr>
+            </w:r>
+            <w:r>
+              <w:rPr>
+                <w:rFonts w:ascii="Arial" w:hAnsi="Arial" w:eastAsia="Arial"/>
                 <w:sz w:val="18"/>
               </w:rPr>
               <w:t>doc-header</w:t>
@@ -1779,11 +1975,15 @@
               <w:keepLines/>
               <w:spacing w:after="0"/>
             </w:pPr>
-            <w:r/>
-            <w:r>
-              <w:rPr>
-                <w:rFonts w:ascii="Arial" w:hAnsi="Arial" w:eastAsia="Arial"/>
-                <w:b w:val="0"/>
+            <w:r>
+              <w:rPr>
+                <w:rFonts w:ascii="Arial" w:hAnsi="Arial" w:eastAsia="Arial"/>
+                <w:sz w:val="18"/>
+              </w:rPr>
+            </w:r>
+            <w:r>
+              <w:rPr>
+                <w:rFonts w:ascii="Arial" w:hAnsi="Arial" w:eastAsia="Arial"/>
                 <w:sz w:val="18"/>
               </w:rPr>
               <w:t>ข้อมูลร้านถูกกระทบ</w:t>
@@ -1800,11 +2000,15 @@
               <w:keepLines/>
               <w:spacing w:after="0"/>
             </w:pPr>
-            <w:r/>
-            <w:r>
-              <w:rPr>
-                <w:rFonts w:ascii="Arial" w:hAnsi="Arial" w:eastAsia="Arial"/>
-                <w:b w:val="0"/>
+            <w:r>
+              <w:rPr>
+                <w:rFonts w:ascii="Arial" w:hAnsi="Arial" w:eastAsia="Arial"/>
+                <w:sz w:val="18"/>
+              </w:rPr>
+            </w:r>
+            <w:r>
+              <w:rPr>
+                <w:rFonts w:ascii="Arial" w:hAnsi="Arial" w:eastAsia="Arial"/>
                 <w:sz w:val="18"/>
               </w:rPr>
               <w:t>Read-only</w:t>
@@ -1821,11 +2025,15 @@
               <w:keepLines/>
               <w:spacing w:after="0"/>
             </w:pPr>
-            <w:r/>
-            <w:r>
-              <w:rPr>
-                <w:rFonts w:ascii="Arial" w:hAnsi="Arial" w:eastAsia="Arial"/>
-                <w:b w:val="0"/>
+            <w:r>
+              <w:rPr>
+                <w:rFonts w:ascii="Arial" w:hAnsi="Arial" w:eastAsia="Arial"/>
+                <w:sz w:val="18"/>
+              </w:rPr>
+            </w:r>
+            <w:r>
+              <w:rPr>
+                <w:rFonts w:ascii="Arial" w:hAnsi="Arial" w:eastAsia="Arial"/>
                 <w:sz w:val="18"/>
               </w:rPr>
               <w:t>แสดงข้อมูลและปิด input/editor</w:t>
@@ -1847,11 +2055,15 @@
               <w:keepLines/>
               <w:spacing w:after="0"/>
             </w:pPr>
-            <w:r/>
-            <w:r>
-              <w:rPr>
-                <w:rFonts w:ascii="Arial" w:hAnsi="Arial" w:eastAsia="Arial"/>
-                <w:b w:val="0"/>
+            <w:r>
+              <w:rPr>
+                <w:rFonts w:ascii="Arial" w:hAnsi="Arial" w:eastAsia="Arial"/>
+                <w:sz w:val="18"/>
+              </w:rPr>
+            </w:r>
+            <w:r>
+              <w:rPr>
+                <w:rFonts w:ascii="Arial" w:hAnsi="Arial" w:eastAsia="Arial"/>
                 <w:sz w:val="18"/>
               </w:rPr>
               <w:t>sec-sales</w:t>
@@ -1868,11 +2080,15 @@
               <w:keepLines/>
               <w:spacing w:after="0"/>
             </w:pPr>
-            <w:r/>
-            <w:r>
-              <w:rPr>
-                <w:rFonts w:ascii="Arial" w:hAnsi="Arial" w:eastAsia="Arial"/>
-                <w:b w:val="0"/>
+            <w:r>
+              <w:rPr>
+                <w:rFonts w:ascii="Arial" w:hAnsi="Arial" w:eastAsia="Arial"/>
+                <w:sz w:val="18"/>
+              </w:rPr>
+            </w:r>
+            <w:r>
+              <w:rPr>
+                <w:rFonts w:ascii="Arial" w:hAnsi="Arial" w:eastAsia="Arial"/>
                 <w:sz w:val="18"/>
               </w:rPr>
               <w:t>แนวโน้มยอดขายรายวัน</w:t>
@@ -1889,11 +2105,15 @@
               <w:keepLines/>
               <w:spacing w:after="0"/>
             </w:pPr>
-            <w:r/>
-            <w:r>
-              <w:rPr>
-                <w:rFonts w:ascii="Arial" w:hAnsi="Arial" w:eastAsia="Arial"/>
-                <w:b w:val="0"/>
+            <w:r>
+              <w:rPr>
+                <w:rFonts w:ascii="Arial" w:hAnsi="Arial" w:eastAsia="Arial"/>
+                <w:sz w:val="18"/>
+              </w:rPr>
+            </w:r>
+            <w:r>
+              <w:rPr>
+                <w:rFonts w:ascii="Arial" w:hAnsi="Arial" w:eastAsia="Arial"/>
                 <w:sz w:val="18"/>
               </w:rPr>
               <w:t>Read-only</w:t>
@@ -1910,11 +2130,15 @@
               <w:keepLines/>
               <w:spacing w:after="0"/>
             </w:pPr>
-            <w:r/>
-            <w:r>
-              <w:rPr>
-                <w:rFonts w:ascii="Arial" w:hAnsi="Arial" w:eastAsia="Arial"/>
-                <w:b w:val="0"/>
+            <w:r>
+              <w:rPr>
+                <w:rFonts w:ascii="Arial" w:hAnsi="Arial" w:eastAsia="Arial"/>
+                <w:sz w:val="18"/>
+              </w:rPr>
+            </w:r>
+            <w:r>
+              <w:rPr>
+                <w:rFonts w:ascii="Arial" w:hAnsi="Arial" w:eastAsia="Arial"/>
                 <w:sz w:val="18"/>
               </w:rPr>
               <w:t>แสดงข้อมูลและปิด input/editor</w:t>
@@ -1936,11 +2160,15 @@
               <w:keepLines/>
               <w:spacing w:after="0"/>
             </w:pPr>
-            <w:r/>
-            <w:r>
-              <w:rPr>
-                <w:rFonts w:ascii="Arial" w:hAnsi="Arial" w:eastAsia="Arial"/>
-                <w:b w:val="0"/>
+            <w:r>
+              <w:rPr>
+                <w:rFonts w:ascii="Arial" w:hAnsi="Arial" w:eastAsia="Arial"/>
+                <w:sz w:val="18"/>
+              </w:rPr>
+            </w:r>
+            <w:r>
+              <w:rPr>
+                <w:rFonts w:ascii="Arial" w:hAnsi="Arial" w:eastAsia="Arial"/>
                 <w:sz w:val="18"/>
               </w:rPr>
               <w:t>sec-map</w:t>
@@ -1957,11 +2185,15 @@
               <w:keepLines/>
               <w:spacing w:after="0"/>
             </w:pPr>
-            <w:r/>
-            <w:r>
-              <w:rPr>
-                <w:rFonts w:ascii="Arial" w:hAnsi="Arial" w:eastAsia="Arial"/>
-                <w:b w:val="0"/>
+            <w:r>
+              <w:rPr>
+                <w:rFonts w:ascii="Arial" w:hAnsi="Arial" w:eastAsia="Arial"/>
+                <w:sz w:val="18"/>
+              </w:rPr>
+            </w:r>
+            <w:r>
+              <w:rPr>
+                <w:rFonts w:ascii="Arial" w:hAnsi="Arial" w:eastAsia="Arial"/>
                 <w:sz w:val="18"/>
               </w:rPr>
               <w:t>แผนที่ AllMap</w:t>
@@ -1978,11 +2210,15 @@
               <w:keepLines/>
               <w:spacing w:after="0"/>
             </w:pPr>
-            <w:r/>
-            <w:r>
-              <w:rPr>
-                <w:rFonts w:ascii="Arial" w:hAnsi="Arial" w:eastAsia="Arial"/>
-                <w:b w:val="0"/>
+            <w:r>
+              <w:rPr>
+                <w:rFonts w:ascii="Arial" w:hAnsi="Arial" w:eastAsia="Arial"/>
+                <w:sz w:val="18"/>
+              </w:rPr>
+            </w:r>
+            <w:r>
+              <w:rPr>
+                <w:rFonts w:ascii="Arial" w:hAnsi="Arial" w:eastAsia="Arial"/>
                 <w:sz w:val="18"/>
               </w:rPr>
               <w:t>Read-only</w:t>
@@ -1999,11 +2235,15 @@
               <w:keepLines/>
               <w:spacing w:after="0"/>
             </w:pPr>
-            <w:r/>
-            <w:r>
-              <w:rPr>
-                <w:rFonts w:ascii="Arial" w:hAnsi="Arial" w:eastAsia="Arial"/>
-                <w:b w:val="0"/>
+            <w:r>
+              <w:rPr>
+                <w:rFonts w:ascii="Arial" w:hAnsi="Arial" w:eastAsia="Arial"/>
+                <w:sz w:val="18"/>
+              </w:rPr>
+            </w:r>
+            <w:r>
+              <w:rPr>
+                <w:rFonts w:ascii="Arial" w:hAnsi="Arial" w:eastAsia="Arial"/>
                 <w:sz w:val="18"/>
               </w:rPr>
               <w:t>แสดงข้อมูลและปิด input/editor</w:t>
@@ -2025,11 +2265,15 @@
               <w:keepLines/>
               <w:spacing w:after="0"/>
             </w:pPr>
-            <w:r/>
-            <w:r>
-              <w:rPr>
-                <w:rFonts w:ascii="Arial" w:hAnsi="Arial" w:eastAsia="Arial"/>
-                <w:b w:val="0"/>
+            <w:r>
+              <w:rPr>
+                <w:rFonts w:ascii="Arial" w:hAnsi="Arial" w:eastAsia="Arial"/>
+                <w:sz w:val="18"/>
+              </w:rPr>
+            </w:r>
+            <w:r>
+              <w:rPr>
+                <w:rFonts w:ascii="Arial" w:hAnsi="Arial" w:eastAsia="Arial"/>
                 <w:sz w:val="18"/>
               </w:rPr>
               <w:t>sec-newstore</w:t>
@@ -2046,11 +2290,15 @@
               <w:keepLines/>
               <w:spacing w:after="0"/>
             </w:pPr>
-            <w:r/>
-            <w:r>
-              <w:rPr>
-                <w:rFonts w:ascii="Arial" w:hAnsi="Arial" w:eastAsia="Arial"/>
-                <w:b w:val="0"/>
+            <w:r>
+              <w:rPr>
+                <w:rFonts w:ascii="Arial" w:hAnsi="Arial" w:eastAsia="Arial"/>
+                <w:sz w:val="18"/>
+              </w:rPr>
+            </w:r>
+            <w:r>
+              <w:rPr>
+                <w:rFonts w:ascii="Arial" w:hAnsi="Arial" w:eastAsia="Arial"/>
                 <w:sz w:val="18"/>
               </w:rPr>
               <w:t>ร้านเปิดใหม่</w:t>
@@ -2067,11 +2315,15 @@
               <w:keepLines/>
               <w:spacing w:after="0"/>
             </w:pPr>
-            <w:r/>
-            <w:r>
-              <w:rPr>
-                <w:rFonts w:ascii="Arial" w:hAnsi="Arial" w:eastAsia="Arial"/>
-                <w:b w:val="0"/>
+            <w:r>
+              <w:rPr>
+                <w:rFonts w:ascii="Arial" w:hAnsi="Arial" w:eastAsia="Arial"/>
+                <w:sz w:val="18"/>
+              </w:rPr>
+            </w:r>
+            <w:r>
+              <w:rPr>
+                <w:rFonts w:ascii="Arial" w:hAnsi="Arial" w:eastAsia="Arial"/>
                 <w:sz w:val="18"/>
               </w:rPr>
               <w:t>Read-only</w:t>
@@ -2088,11 +2340,15 @@
               <w:keepLines/>
               <w:spacing w:after="0"/>
             </w:pPr>
-            <w:r/>
-            <w:r>
-              <w:rPr>
-                <w:rFonts w:ascii="Arial" w:hAnsi="Arial" w:eastAsia="Arial"/>
-                <w:b w:val="0"/>
+            <w:r>
+              <w:rPr>
+                <w:rFonts w:ascii="Arial" w:hAnsi="Arial" w:eastAsia="Arial"/>
+                <w:sz w:val="18"/>
+              </w:rPr>
+            </w:r>
+            <w:r>
+              <w:rPr>
+                <w:rFonts w:ascii="Arial" w:hAnsi="Arial" w:eastAsia="Arial"/>
                 <w:sz w:val="18"/>
               </w:rPr>
               <w:t>แสดงข้อมูลและปิด input/editor</w:t>
@@ -2114,11 +2370,15 @@
               <w:keepLines/>
               <w:spacing w:after="0"/>
             </w:pPr>
-            <w:r/>
-            <w:r>
-              <w:rPr>
-                <w:rFonts w:ascii="Arial" w:hAnsi="Arial" w:eastAsia="Arial"/>
-                <w:b w:val="0"/>
+            <w:r>
+              <w:rPr>
+                <w:rFonts w:ascii="Arial" w:hAnsi="Arial" w:eastAsia="Arial"/>
+                <w:sz w:val="18"/>
+              </w:rPr>
+            </w:r>
+            <w:r>
+              <w:rPr>
+                <w:rFonts w:ascii="Arial" w:hAnsi="Arial" w:eastAsia="Arial"/>
                 <w:sz w:val="18"/>
               </w:rPr>
               <w:t>sec-competitor</w:t>
@@ -2135,11 +2395,15 @@
               <w:keepLines/>
               <w:spacing w:after="0"/>
             </w:pPr>
-            <w:r/>
-            <w:r>
-              <w:rPr>
-                <w:rFonts w:ascii="Arial" w:hAnsi="Arial" w:eastAsia="Arial"/>
-                <w:b w:val="0"/>
+            <w:r>
+              <w:rPr>
+                <w:rFonts w:ascii="Arial" w:hAnsi="Arial" w:eastAsia="Arial"/>
+                <w:sz w:val="18"/>
+              </w:rPr>
+            </w:r>
+            <w:r>
+              <w:rPr>
+                <w:rFonts w:ascii="Arial" w:hAnsi="Arial" w:eastAsia="Arial"/>
                 <w:sz w:val="18"/>
               </w:rPr>
               <w:t>ร้านคู่แข่งเปิดกระทบ</w:t>
@@ -2156,11 +2420,15 @@
               <w:keepLines/>
               <w:spacing w:after="0"/>
             </w:pPr>
-            <w:r/>
-            <w:r>
-              <w:rPr>
-                <w:rFonts w:ascii="Arial" w:hAnsi="Arial" w:eastAsia="Arial"/>
-                <w:b w:val="0"/>
+            <w:r>
+              <w:rPr>
+                <w:rFonts w:ascii="Arial" w:hAnsi="Arial" w:eastAsia="Arial"/>
+                <w:sz w:val="18"/>
+              </w:rPr>
+            </w:r>
+            <w:r>
+              <w:rPr>
+                <w:rFonts w:ascii="Arial" w:hAnsi="Arial" w:eastAsia="Arial"/>
                 <w:sz w:val="18"/>
               </w:rPr>
               <w:t>Read-only</w:t>
@@ -2177,11 +2445,15 @@
               <w:keepLines/>
               <w:spacing w:after="0"/>
             </w:pPr>
-            <w:r/>
-            <w:r>
-              <w:rPr>
-                <w:rFonts w:ascii="Arial" w:hAnsi="Arial" w:eastAsia="Arial"/>
-                <w:b w:val="0"/>
+            <w:r>
+              <w:rPr>
+                <w:rFonts w:ascii="Arial" w:hAnsi="Arial" w:eastAsia="Arial"/>
+                <w:sz w:val="18"/>
+              </w:rPr>
+            </w:r>
+            <w:r>
+              <w:rPr>
+                <w:rFonts w:ascii="Arial" w:hAnsi="Arial" w:eastAsia="Arial"/>
                 <w:sz w:val="18"/>
               </w:rPr>
               <w:t>แสดงข้อมูลและปิด input/editor</w:t>
@@ -2203,11 +2475,15 @@
               <w:keepLines/>
               <w:spacing w:after="0"/>
             </w:pPr>
-            <w:r/>
-            <w:r>
-              <w:rPr>
-                <w:rFonts w:ascii="Arial" w:hAnsi="Arial" w:eastAsia="Arial"/>
-                <w:b w:val="0"/>
+            <w:r>
+              <w:rPr>
+                <w:rFonts w:ascii="Arial" w:hAnsi="Arial" w:eastAsia="Arial"/>
+                <w:sz w:val="18"/>
+              </w:rPr>
+            </w:r>
+            <w:r>
+              <w:rPr>
+                <w:rFonts w:ascii="Arial" w:hAnsi="Arial" w:eastAsia="Arial"/>
                 <w:sz w:val="18"/>
               </w:rPr>
               <w:t>sec-factor</w:t>
@@ -2224,11 +2500,15 @@
               <w:keepLines/>
               <w:spacing w:after="0"/>
             </w:pPr>
-            <w:r/>
-            <w:r>
-              <w:rPr>
-                <w:rFonts w:ascii="Arial" w:hAnsi="Arial" w:eastAsia="Arial"/>
-                <w:b w:val="0"/>
+            <w:r>
+              <w:rPr>
+                <w:rFonts w:ascii="Arial" w:hAnsi="Arial" w:eastAsia="Arial"/>
+                <w:sz w:val="18"/>
+              </w:rPr>
+            </w:r>
+            <w:r>
+              <w:rPr>
+                <w:rFonts w:ascii="Arial" w:hAnsi="Arial" w:eastAsia="Arial"/>
                 <w:sz w:val="18"/>
               </w:rPr>
               <w:t>ปัจจัยอื่นๆ</w:t>
@@ -2245,11 +2525,15 @@
               <w:keepLines/>
               <w:spacing w:after="0"/>
             </w:pPr>
-            <w:r/>
-            <w:r>
-              <w:rPr>
-                <w:rFonts w:ascii="Arial" w:hAnsi="Arial" w:eastAsia="Arial"/>
-                <w:b w:val="0"/>
+            <w:r>
+              <w:rPr>
+                <w:rFonts w:ascii="Arial" w:hAnsi="Arial" w:eastAsia="Arial"/>
+                <w:sz w:val="18"/>
+              </w:rPr>
+            </w:r>
+            <w:r>
+              <w:rPr>
+                <w:rFonts w:ascii="Arial" w:hAnsi="Arial" w:eastAsia="Arial"/>
                 <w:sz w:val="18"/>
               </w:rPr>
               <w:t>Read-only</w:t>
@@ -2266,11 +2550,15 @@
               <w:keepLines/>
               <w:spacing w:after="0"/>
             </w:pPr>
-            <w:r/>
-            <w:r>
-              <w:rPr>
-                <w:rFonts w:ascii="Arial" w:hAnsi="Arial" w:eastAsia="Arial"/>
-                <w:b w:val="0"/>
+            <w:r>
+              <w:rPr>
+                <w:rFonts w:ascii="Arial" w:hAnsi="Arial" w:eastAsia="Arial"/>
+                <w:sz w:val="18"/>
+              </w:rPr>
+            </w:r>
+            <w:r>
+              <w:rPr>
+                <w:rFonts w:ascii="Arial" w:hAnsi="Arial" w:eastAsia="Arial"/>
                 <w:sz w:val="18"/>
               </w:rPr>
               <w:t>แสดงข้อมูลและปิด input/editor</w:t>
@@ -2292,11 +2580,15 @@
               <w:keepLines/>
               <w:spacing w:after="0"/>
             </w:pPr>
-            <w:r/>
-            <w:r>
-              <w:rPr>
-                <w:rFonts w:ascii="Arial" w:hAnsi="Arial" w:eastAsia="Arial"/>
-                <w:b w:val="0"/>
+            <w:r>
+              <w:rPr>
+                <w:rFonts w:ascii="Arial" w:hAnsi="Arial" w:eastAsia="Arial"/>
+                <w:sz w:val="18"/>
+              </w:rPr>
+            </w:r>
+            <w:r>
+              <w:rPr>
+                <w:rFonts w:ascii="Arial" w:hAnsi="Arial" w:eastAsia="Arial"/>
                 <w:sz w:val="18"/>
               </w:rPr>
               <w:t>sec-attach</w:t>
@@ -2313,11 +2605,15 @@
               <w:keepLines/>
               <w:spacing w:after="0"/>
             </w:pPr>
-            <w:r/>
-            <w:r>
-              <w:rPr>
-                <w:rFonts w:ascii="Arial" w:hAnsi="Arial" w:eastAsia="Arial"/>
-                <w:b w:val="0"/>
+            <w:r>
+              <w:rPr>
+                <w:rFonts w:ascii="Arial" w:hAnsi="Arial" w:eastAsia="Arial"/>
+                <w:sz w:val="18"/>
+              </w:rPr>
+            </w:r>
+            <w:r>
+              <w:rPr>
+                <w:rFonts w:ascii="Arial" w:hAnsi="Arial" w:eastAsia="Arial"/>
                 <w:sz w:val="18"/>
               </w:rPr>
               <w:t>เอกสารแนบทั้งหมด</w:t>
@@ -2334,11 +2630,15 @@
               <w:keepLines/>
               <w:spacing w:after="0"/>
             </w:pPr>
-            <w:r/>
-            <w:r>
-              <w:rPr>
-                <w:rFonts w:ascii="Arial" w:hAnsi="Arial" w:eastAsia="Arial"/>
-                <w:b w:val="0"/>
+            <w:r>
+              <w:rPr>
+                <w:rFonts w:ascii="Arial" w:hAnsi="Arial" w:eastAsia="Arial"/>
+                <w:sz w:val="18"/>
+              </w:rPr>
+            </w:r>
+            <w:r>
+              <w:rPr>
+                <w:rFonts w:ascii="Arial" w:hAnsi="Arial" w:eastAsia="Arial"/>
                 <w:sz w:val="18"/>
               </w:rPr>
               <w:t>Read-only + Upload</w:t>
@@ -2355,11 +2655,15 @@
               <w:keepLines/>
               <w:spacing w:after="0"/>
             </w:pPr>
-            <w:r/>
-            <w:r>
-              <w:rPr>
-                <w:rFonts w:ascii="Arial" w:hAnsi="Arial" w:eastAsia="Arial"/>
-                <w:b w:val="0"/>
+            <w:r>
+              <w:rPr>
+                <w:rFonts w:ascii="Arial" w:hAnsi="Arial" w:eastAsia="Arial"/>
+                <w:sz w:val="18"/>
+              </w:rPr>
+            </w:r>
+            <w:r>
+              <w:rPr>
+                <w:rFonts w:ascii="Arial" w:hAnsi="Arial" w:eastAsia="Arial"/>
                 <w:sz w:val="18"/>
               </w:rPr>
               <w:t>ดูรายการไฟล์และเพิ่มไฟล์แนบได้</w:t>
@@ -2381,11 +2685,15 @@
               <w:keepLines/>
               <w:spacing w:after="0"/>
             </w:pPr>
-            <w:r/>
-            <w:r>
-              <w:rPr>
-                <w:rFonts w:ascii="Arial" w:hAnsi="Arial" w:eastAsia="Arial"/>
-                <w:b w:val="0"/>
+            <w:r>
+              <w:rPr>
+                <w:rFonts w:ascii="Arial" w:hAnsi="Arial" w:eastAsia="Arial"/>
+                <w:sz w:val="18"/>
+              </w:rPr>
+            </w:r>
+            <w:r>
+              <w:rPr>
+                <w:rFonts w:ascii="Arial" w:hAnsi="Arial" w:eastAsia="Arial"/>
                 <w:sz w:val="18"/>
               </w:rPr>
               <w:t>sec-calc</w:t>
@@ -2402,11 +2710,15 @@
               <w:keepLines/>
               <w:spacing w:after="0"/>
             </w:pPr>
-            <w:r/>
-            <w:r>
-              <w:rPr>
-                <w:rFonts w:ascii="Arial" w:hAnsi="Arial" w:eastAsia="Arial"/>
-                <w:b w:val="0"/>
+            <w:r>
+              <w:rPr>
+                <w:rFonts w:ascii="Arial" w:hAnsi="Arial" w:eastAsia="Arial"/>
+                <w:sz w:val="18"/>
+              </w:rPr>
+            </w:r>
+            <w:r>
+              <w:rPr>
+                <w:rFonts w:ascii="Arial" w:hAnsi="Arial" w:eastAsia="Arial"/>
                 <w:sz w:val="18"/>
               </w:rPr>
               <w:t>คำนวณเงินชดเชย</w:t>
@@ -2423,11 +2735,15 @@
               <w:keepLines/>
               <w:spacing w:after="0"/>
             </w:pPr>
-            <w:r/>
-            <w:r>
-              <w:rPr>
-                <w:rFonts w:ascii="Arial" w:hAnsi="Arial" w:eastAsia="Arial"/>
-                <w:b w:val="0"/>
+            <w:r>
+              <w:rPr>
+                <w:rFonts w:ascii="Arial" w:hAnsi="Arial" w:eastAsia="Arial"/>
+                <w:sz w:val="18"/>
+              </w:rPr>
+            </w:r>
+            <w:r>
+              <w:rPr>
+                <w:rFonts w:ascii="Arial" w:hAnsi="Arial" w:eastAsia="Arial"/>
                 <w:sz w:val="18"/>
               </w:rPr>
               <w:t>Hidden</w:t>
@@ -2444,11 +2760,15 @@
               <w:keepLines/>
               <w:spacing w:after="0"/>
             </w:pPr>
-            <w:r/>
-            <w:r>
-              <w:rPr>
-                <w:rFonts w:ascii="Arial" w:hAnsi="Arial" w:eastAsia="Arial"/>
-                <w:b w:val="0"/>
+            <w:r>
+              <w:rPr>
+                <w:rFonts w:ascii="Arial" w:hAnsi="Arial" w:eastAsia="Arial"/>
+                <w:sz w:val="18"/>
+              </w:rPr>
+            </w:r>
+            <w:r>
+              <w:rPr>
+                <w:rFonts w:ascii="Arial" w:hAnsi="Arial" w:eastAsia="Arial"/>
                 <w:sz w:val="18"/>
               </w:rPr>
               <w:t>ไม่ render section</w:t>
@@ -2470,11 +2790,15 @@
               <w:keepLines/>
               <w:spacing w:after="0"/>
             </w:pPr>
-            <w:r/>
-            <w:r>
-              <w:rPr>
-                <w:rFonts w:ascii="Arial" w:hAnsi="Arial" w:eastAsia="Arial"/>
-                <w:b w:val="0"/>
+            <w:r>
+              <w:rPr>
+                <w:rFonts w:ascii="Arial" w:hAnsi="Arial" w:eastAsia="Arial"/>
+                <w:sz w:val="18"/>
+              </w:rPr>
+            </w:r>
+            <w:r>
+              <w:rPr>
+                <w:rFonts w:ascii="Arial" w:hAnsi="Arial" w:eastAsia="Arial"/>
                 <w:sz w:val="18"/>
               </w:rPr>
               <w:t>sec-comp-history</w:t>
@@ -2491,11 +2815,15 @@
               <w:keepLines/>
               <w:spacing w:after="0"/>
             </w:pPr>
-            <w:r/>
-            <w:r>
-              <w:rPr>
-                <w:rFonts w:ascii="Arial" w:hAnsi="Arial" w:eastAsia="Arial"/>
-                <w:b w:val="0"/>
+            <w:r>
+              <w:rPr>
+                <w:rFonts w:ascii="Arial" w:hAnsi="Arial" w:eastAsia="Arial"/>
+                <w:sz w:val="18"/>
+              </w:rPr>
+            </w:r>
+            <w:r>
+              <w:rPr>
+                <w:rFonts w:ascii="Arial" w:hAnsi="Arial" w:eastAsia="Arial"/>
                 <w:sz w:val="18"/>
               </w:rPr>
               <w:t>ประวัติการชดเชย</w:t>
@@ -2512,11 +2840,15 @@
               <w:keepLines/>
               <w:spacing w:after="0"/>
             </w:pPr>
-            <w:r/>
-            <w:r>
-              <w:rPr>
-                <w:rFonts w:ascii="Arial" w:hAnsi="Arial" w:eastAsia="Arial"/>
-                <w:b w:val="0"/>
+            <w:r>
+              <w:rPr>
+                <w:rFonts w:ascii="Arial" w:hAnsi="Arial" w:eastAsia="Arial"/>
+                <w:sz w:val="18"/>
+              </w:rPr>
+            </w:r>
+            <w:r>
+              <w:rPr>
+                <w:rFonts w:ascii="Arial" w:hAnsi="Arial" w:eastAsia="Arial"/>
                 <w:sz w:val="18"/>
               </w:rPr>
               <w:t>Read-only</w:t>
@@ -2533,11 +2865,15 @@
               <w:keepLines/>
               <w:spacing w:after="0"/>
             </w:pPr>
-            <w:r/>
-            <w:r>
-              <w:rPr>
-                <w:rFonts w:ascii="Arial" w:hAnsi="Arial" w:eastAsia="Arial"/>
-                <w:b w:val="0"/>
+            <w:r>
+              <w:rPr>
+                <w:rFonts w:ascii="Arial" w:hAnsi="Arial" w:eastAsia="Arial"/>
+                <w:sz w:val="18"/>
+              </w:rPr>
+            </w:r>
+            <w:r>
+              <w:rPr>
+                <w:rFonts w:ascii="Arial" w:hAnsi="Arial" w:eastAsia="Arial"/>
                 <w:sz w:val="18"/>
               </w:rPr>
               <w:t>แสดงข้อมูลและปิด input/editor</w:t>
@@ -2559,11 +2895,15 @@
               <w:keepLines/>
               <w:spacing w:after="0"/>
             </w:pPr>
-            <w:r/>
-            <w:r>
-              <w:rPr>
-                <w:rFonts w:ascii="Arial" w:hAnsi="Arial" w:eastAsia="Arial"/>
-                <w:b w:val="0"/>
+            <w:r>
+              <w:rPr>
+                <w:rFonts w:ascii="Arial" w:hAnsi="Arial" w:eastAsia="Arial"/>
+                <w:sz w:val="18"/>
+              </w:rPr>
+            </w:r>
+            <w:r>
+              <w:rPr>
+                <w:rFonts w:ascii="Arial" w:hAnsi="Arial" w:eastAsia="Arial"/>
                 <w:sz w:val="18"/>
               </w:rPr>
               <w:t>sec-decision-history</w:t>
@@ -2580,11 +2920,15 @@
               <w:keepLines/>
               <w:spacing w:after="0"/>
             </w:pPr>
-            <w:r/>
-            <w:r>
-              <w:rPr>
-                <w:rFonts w:ascii="Arial" w:hAnsi="Arial" w:eastAsia="Arial"/>
-                <w:b w:val="0"/>
+            <w:r>
+              <w:rPr>
+                <w:rFonts w:ascii="Arial" w:hAnsi="Arial" w:eastAsia="Arial"/>
+                <w:sz w:val="18"/>
+              </w:rPr>
+            </w:r>
+            <w:r>
+              <w:rPr>
+                <w:rFonts w:ascii="Arial" w:hAnsi="Arial" w:eastAsia="Arial"/>
                 <w:sz w:val="18"/>
               </w:rPr>
               <w:t>ผลการพิจารณา (ประวัติ)</w:t>
@@ -2601,11 +2945,15 @@
               <w:keepLines/>
               <w:spacing w:after="0"/>
             </w:pPr>
-            <w:r/>
-            <w:r>
-              <w:rPr>
-                <w:rFonts w:ascii="Arial" w:hAnsi="Arial" w:eastAsia="Arial"/>
-                <w:b w:val="0"/>
+            <w:r>
+              <w:rPr>
+                <w:rFonts w:ascii="Arial" w:hAnsi="Arial" w:eastAsia="Arial"/>
+                <w:sz w:val="18"/>
+              </w:rPr>
+            </w:r>
+            <w:r>
+              <w:rPr>
+                <w:rFonts w:ascii="Arial" w:hAnsi="Arial" w:eastAsia="Arial"/>
                 <w:sz w:val="18"/>
               </w:rPr>
               <w:t>Read-only</w:t>
@@ -2622,11 +2970,15 @@
               <w:keepLines/>
               <w:spacing w:after="0"/>
             </w:pPr>
-            <w:r/>
-            <w:r>
-              <w:rPr>
-                <w:rFonts w:ascii="Arial" w:hAnsi="Arial" w:eastAsia="Arial"/>
-                <w:b w:val="0"/>
+            <w:r>
+              <w:rPr>
+                <w:rFonts w:ascii="Arial" w:hAnsi="Arial" w:eastAsia="Arial"/>
+                <w:sz w:val="18"/>
+              </w:rPr>
+            </w:r>
+            <w:r>
+              <w:rPr>
+                <w:rFonts w:ascii="Arial" w:hAnsi="Arial" w:eastAsia="Arial"/>
                 <w:sz w:val="18"/>
               </w:rPr>
               <w:t>แสดงข้อมูลและปิด input/editor</w:t>
@@ -2648,11 +3000,15 @@
               <w:keepLines/>
               <w:spacing w:after="0"/>
             </w:pPr>
-            <w:r/>
-            <w:r>
-              <w:rPr>
-                <w:rFonts w:ascii="Arial" w:hAnsi="Arial" w:eastAsia="Arial"/>
-                <w:b w:val="0"/>
+            <w:r>
+              <w:rPr>
+                <w:rFonts w:ascii="Arial" w:hAnsi="Arial" w:eastAsia="Arial"/>
+                <w:sz w:val="18"/>
+              </w:rPr>
+            </w:r>
+            <w:r>
+              <w:rPr>
+                <w:rFonts w:ascii="Arial" w:hAnsi="Arial" w:eastAsia="Arial"/>
                 <w:sz w:val="18"/>
               </w:rPr>
               <w:t>sec-action</w:t>
@@ -2669,11 +3025,15 @@
               <w:keepLines/>
               <w:spacing w:after="0"/>
             </w:pPr>
-            <w:r/>
-            <w:r>
-              <w:rPr>
-                <w:rFonts w:ascii="Arial" w:hAnsi="Arial" w:eastAsia="Arial"/>
-                <w:b w:val="0"/>
+            <w:r>
+              <w:rPr>
+                <w:rFonts w:ascii="Arial" w:hAnsi="Arial" w:eastAsia="Arial"/>
+                <w:sz w:val="18"/>
+              </w:rPr>
+            </w:r>
+            <w:r>
+              <w:rPr>
+                <w:rFonts w:ascii="Arial" w:hAnsi="Arial" w:eastAsia="Arial"/>
                 <w:sz w:val="18"/>
               </w:rPr>
               <w:t>พิจารณา / ส่งดำเนินการ</w:t>
@@ -2690,11 +3050,15 @@
               <w:keepLines/>
               <w:spacing w:after="0"/>
             </w:pPr>
-            <w:r/>
-            <w:r>
-              <w:rPr>
-                <w:rFonts w:ascii="Arial" w:hAnsi="Arial" w:eastAsia="Arial"/>
-                <w:b w:val="0"/>
+            <w:r>
+              <w:rPr>
+                <w:rFonts w:ascii="Arial" w:hAnsi="Arial" w:eastAsia="Arial"/>
+                <w:sz w:val="18"/>
+              </w:rPr>
+            </w:r>
+            <w:r>
+              <w:rPr>
+                <w:rFonts w:ascii="Arial" w:hAnsi="Arial" w:eastAsia="Arial"/>
                 <w:sz w:val="18"/>
               </w:rPr>
               <w:t>Action</w:t>
@@ -2711,11 +3075,15 @@
               <w:keepLines/>
               <w:spacing w:after="0"/>
             </w:pPr>
-            <w:r/>
-            <w:r>
-              <w:rPr>
-                <w:rFonts w:ascii="Arial" w:hAnsi="Arial" w:eastAsia="Arial"/>
-                <w:b w:val="0"/>
+            <w:r>
+              <w:rPr>
+                <w:rFonts w:ascii="Arial" w:hAnsi="Arial" w:eastAsia="Arial"/>
+                <w:sz w:val="18"/>
+              </w:rPr>
+            </w:r>
+            <w:r>
+              <w:rPr>
+                <w:rFonts w:ascii="Arial" w:hAnsi="Arial" w:eastAsia="Arial"/>
                 <w:sz w:val="18"/>
               </w:rPr>
               <w:t>แสดง radio result, textarea comment, ปุ่มส่งดำเนินการ</w:t>
@@ -2833,11 +3201,15 @@
               <w:keepLines/>
               <w:spacing w:after="0"/>
             </w:pPr>
-            <w:r/>
-            <w:r>
-              <w:rPr>
-                <w:rFonts w:ascii="Arial" w:hAnsi="Arial" w:eastAsia="Arial"/>
-                <w:b w:val="0"/>
+            <w:r>
+              <w:rPr>
+                <w:rFonts w:ascii="Arial" w:hAnsi="Arial" w:eastAsia="Arial"/>
+                <w:sz w:val="18"/>
+              </w:rPr>
+            </w:r>
+            <w:r>
+              <w:rPr>
+                <w:rFonts w:ascii="Arial" w:hAnsi="Arial" w:eastAsia="Arial"/>
                 <w:sz w:val="18"/>
               </w:rPr>
               <w:t>ข้อมูลประกอบอนุมัติ</w:t>
@@ -2854,11 +3226,15 @@
               <w:keepLines/>
               <w:spacing w:after="0"/>
             </w:pPr>
-            <w:r/>
-            <w:r>
-              <w:rPr>
-                <w:rFonts w:ascii="Arial" w:hAnsi="Arial" w:eastAsia="Arial"/>
-                <w:b w:val="0"/>
+            <w:r>
+              <w:rPr>
+                <w:rFonts w:ascii="Arial" w:hAnsi="Arial" w:eastAsia="Arial"/>
+                <w:sz w:val="18"/>
+              </w:rPr>
+            </w:r>
+            <w:r>
+              <w:rPr>
+                <w:rFonts w:ascii="Arial" w:hAnsi="Arial" w:eastAsia="Arial"/>
                 <w:sz w:val="18"/>
               </w:rPr>
               <w:t>doc-header, totalCompensationAmount, considerationHistory, timeline</w:t>
@@ -2875,11 +3251,15 @@
               <w:keepLines/>
               <w:spacing w:after="0"/>
             </w:pPr>
-            <w:r/>
-            <w:r>
-              <w:rPr>
-                <w:rFonts w:ascii="Arial" w:hAnsi="Arial" w:eastAsia="Arial"/>
-                <w:b w:val="0"/>
+            <w:r>
+              <w:rPr>
+                <w:rFonts w:ascii="Arial" w:hAnsi="Arial" w:eastAsia="Arial"/>
+                <w:sz w:val="18"/>
+              </w:rPr>
+            </w:r>
+            <w:r>
+              <w:rPr>
+                <w:rFonts w:ascii="Arial" w:hAnsi="Arial" w:eastAsia="Arial"/>
                 <w:sz w:val="18"/>
               </w:rPr>
               <w:t>read-only ทั้งหมด</w:t>
@@ -2901,11 +3281,15 @@
               <w:keepLines/>
               <w:spacing w:after="0"/>
             </w:pPr>
-            <w:r/>
-            <w:r>
-              <w:rPr>
-                <w:rFonts w:ascii="Arial" w:hAnsi="Arial" w:eastAsia="Arial"/>
-                <w:b w:val="0"/>
+            <w:r>
+              <w:rPr>
+                <w:rFonts w:ascii="Arial" w:hAnsi="Arial" w:eastAsia="Arial"/>
+                <w:sz w:val="18"/>
+              </w:rPr>
+            </w:r>
+            <w:r>
+              <w:rPr>
+                <w:rFonts w:ascii="Arial" w:hAnsi="Arial" w:eastAsia="Arial"/>
                 <w:sz w:val="18"/>
               </w:rPr>
               <w:t>เอกสารแนบ</w:t>
@@ -2922,11 +3306,15 @@
               <w:keepLines/>
               <w:spacing w:after="0"/>
             </w:pPr>
-            <w:r/>
-            <w:r>
-              <w:rPr>
-                <w:rFonts w:ascii="Arial" w:hAnsi="Arial" w:eastAsia="Arial"/>
-                <w:b w:val="0"/>
+            <w:r>
+              <w:rPr>
+                <w:rFonts w:ascii="Arial" w:hAnsi="Arial" w:eastAsia="Arial"/>
+                <w:sz w:val="18"/>
+              </w:rPr>
+            </w:r>
+            <w:r>
+              <w:rPr>
+                <w:rFonts w:ascii="Arial" w:hAnsi="Arial" w:eastAsia="Arial"/>
                 <w:sz w:val="18"/>
               </w:rPr>
               <w:t>file, fileName, attachmentType, remark</w:t>
@@ -2943,11 +3331,15 @@
               <w:keepLines/>
               <w:spacing w:after="0"/>
             </w:pPr>
-            <w:r/>
-            <w:r>
-              <w:rPr>
-                <w:rFonts w:ascii="Arial" w:hAnsi="Arial" w:eastAsia="Arial"/>
-                <w:b w:val="0"/>
+            <w:r>
+              <w:rPr>
+                <w:rFonts w:ascii="Arial" w:hAnsi="Arial" w:eastAsia="Arial"/>
+                <w:sz w:val="18"/>
+              </w:rPr>
+            </w:r>
+            <w:r>
+              <w:rPr>
+                <w:rFonts w:ascii="Arial" w:hAnsi="Arial" w:eastAsia="Arial"/>
                 <w:sz w:val="18"/>
               </w:rPr>
               <w:t>เพิ่มไฟล์ได้; ขนาด &lt;= 5 MB; extension ต้องอยู่ใน allowlist</w:t>
@@ -2969,11 +3361,15 @@
               <w:keepLines/>
               <w:spacing w:after="0"/>
             </w:pPr>
-            <w:r/>
-            <w:r>
-              <w:rPr>
-                <w:rFonts w:ascii="Arial" w:hAnsi="Arial" w:eastAsia="Arial"/>
-                <w:b w:val="0"/>
+            <w:r>
+              <w:rPr>
+                <w:rFonts w:ascii="Arial" w:hAnsi="Arial" w:eastAsia="Arial"/>
+                <w:sz w:val="18"/>
+              </w:rPr>
+            </w:r>
+            <w:r>
+              <w:rPr>
+                <w:rFonts w:ascii="Arial" w:hAnsi="Arial" w:eastAsia="Arial"/>
                 <w:sz w:val="18"/>
               </w:rPr>
               <w:t>แผงพิจารณา</w:t>
@@ -2990,11 +3386,15 @@
               <w:keepLines/>
               <w:spacing w:after="0"/>
             </w:pPr>
-            <w:r/>
-            <w:r>
-              <w:rPr>
-                <w:rFonts w:ascii="Arial" w:hAnsi="Arial" w:eastAsia="Arial"/>
-                <w:b w:val="0"/>
+            <w:r>
+              <w:rPr>
+                <w:rFonts w:ascii="Arial" w:hAnsi="Arial" w:eastAsia="Arial"/>
+                <w:sz w:val="18"/>
+              </w:rPr>
+            </w:r>
+            <w:r>
+              <w:rPr>
+                <w:rFonts w:ascii="Arial" w:hAnsi="Arial" w:eastAsia="Arial"/>
                 <w:sz w:val="18"/>
               </w:rPr>
               <w:t>result, comment</w:t>
@@ -3011,11 +3411,15 @@
               <w:keepLines/>
               <w:spacing w:after="0"/>
             </w:pPr>
-            <w:r/>
-            <w:r>
-              <w:rPr>
-                <w:rFonts w:ascii="Arial" w:hAnsi="Arial" w:eastAsia="Arial"/>
-                <w:b w:val="0"/>
+            <w:r>
+              <w:rPr>
+                <w:rFonts w:ascii="Arial" w:hAnsi="Arial" w:eastAsia="Arial"/>
+                <w:sz w:val="18"/>
+              </w:rPr>
+            </w:r>
+            <w:r>
+              <w:rPr>
+                <w:rFonts w:ascii="Arial" w:hAnsi="Arial" w:eastAsia="Arial"/>
                 <w:sz w:val="18"/>
               </w:rPr>
               <w:t>result required; comment ตาม actionOptions.requireComment</w:t>
@@ -3041,7 +3445,25 @@
         <w:keepNext w:val="0"/>
       </w:pPr>
       <w:r>
-        <w:t>FE ต้อง render ตัวเลือกจาก `actionOptions` ที่ API ส่งมาเท่านั้น และส่ง payload `{result,comment}` โดยไม่คำนวณปลายทาง action เอง</w:t>
+        <w:t xml:space="preserve">FE ต้อง render ตัวเลือกจาก </w:t>
+      </w:r>
+      <w:r>
+        <w:rPr>
+          <w:rFonts w:ascii="Courier New" w:hAnsi="Courier New"/>
+        </w:rPr>
+        <w:t>actionOptions</w:t>
+      </w:r>
+      <w:r>
+        <w:t xml:space="preserve"> ที่ API ส่งมาเท่านั้น และส่ง payload </w:t>
+      </w:r>
+      <w:r>
+        <w:rPr>
+          <w:rFonts w:ascii="Courier New" w:hAnsi="Courier New"/>
+        </w:rPr>
+        <w:t>{result,comment}</w:t>
+      </w:r>
+      <w:r>
+        <w:t xml:space="preserve"> โดยไม่คำนวณปลายทาง action เอง</w:t>
       </w:r>
     </w:p>
     <w:tbl>
@@ -3118,11 +3540,15 @@
               <w:keepLines/>
               <w:spacing w:after="0"/>
             </w:pPr>
-            <w:r/>
-            <w:r>
-              <w:rPr>
-                <w:rFonts w:ascii="Arial" w:hAnsi="Arial" w:eastAsia="Arial"/>
-                <w:b w:val="0"/>
+            <w:r>
+              <w:rPr>
+                <w:rFonts w:ascii="Arial" w:hAnsi="Arial" w:eastAsia="Arial"/>
+                <w:sz w:val="18"/>
+              </w:rPr>
+            </w:r>
+            <w:r>
+              <w:rPr>
+                <w:rFonts w:ascii="Arial" w:hAnsi="Arial" w:eastAsia="Arial"/>
                 <w:sz w:val="18"/>
               </w:rPr>
               <w:t>เห็นควรชดเชย</w:t>
@@ -3139,11 +3565,15 @@
               <w:keepLines/>
               <w:spacing w:after="0"/>
             </w:pPr>
-            <w:r/>
-            <w:r>
-              <w:rPr>
-                <w:rFonts w:ascii="Arial" w:hAnsi="Arial" w:eastAsia="Arial"/>
-                <w:b w:val="0"/>
+            <w:r>
+              <w:rPr>
+                <w:rFonts w:ascii="Arial" w:hAnsi="Arial" w:eastAsia="Arial"/>
+                <w:sz w:val="18"/>
+              </w:rPr>
+            </w:r>
+            <w:r>
+              <w:rPr>
+                <w:rFonts w:ascii="Arial" w:hAnsi="Arial" w:eastAsia="Arial"/>
                 <w:sz w:val="18"/>
               </w:rPr>
               <w:t>comment optional</w:t>
@@ -3165,11 +3595,15 @@
               <w:keepLines/>
               <w:spacing w:after="0"/>
             </w:pPr>
-            <w:r/>
-            <w:r>
-              <w:rPr>
-                <w:rFonts w:ascii="Arial" w:hAnsi="Arial" w:eastAsia="Arial"/>
-                <w:b w:val="0"/>
+            <w:r>
+              <w:rPr>
+                <w:rFonts w:ascii="Arial" w:hAnsi="Arial" w:eastAsia="Arial"/>
+                <w:sz w:val="18"/>
+              </w:rPr>
+            </w:r>
+            <w:r>
+              <w:rPr>
+                <w:rFonts w:ascii="Arial" w:hAnsi="Arial" w:eastAsia="Arial"/>
                 <w:sz w:val="18"/>
               </w:rPr>
               <w:t>เห็นควรไม่ชดเชย</w:t>
@@ -3186,11 +3620,15 @@
               <w:keepLines/>
               <w:spacing w:after="0"/>
             </w:pPr>
-            <w:r/>
-            <w:r>
-              <w:rPr>
-                <w:rFonts w:ascii="Arial" w:hAnsi="Arial" w:eastAsia="Arial"/>
-                <w:b w:val="0"/>
+            <w:r>
+              <w:rPr>
+                <w:rFonts w:ascii="Arial" w:hAnsi="Arial" w:eastAsia="Arial"/>
+                <w:sz w:val="18"/>
+              </w:rPr>
+            </w:r>
+            <w:r>
+              <w:rPr>
+                <w:rFonts w:ascii="Arial" w:hAnsi="Arial" w:eastAsia="Arial"/>
                 <w:sz w:val="18"/>
               </w:rPr>
               <w:t>comment ตาม actionOptions.requireComment</w:t>
@@ -3212,11 +3650,15 @@
               <w:keepLines/>
               <w:spacing w:after="0"/>
             </w:pPr>
-            <w:r/>
-            <w:r>
-              <w:rPr>
-                <w:rFonts w:ascii="Arial" w:hAnsi="Arial" w:eastAsia="Arial"/>
-                <w:b w:val="0"/>
+            <w:r>
+              <w:rPr>
+                <w:rFonts w:ascii="Arial" w:hAnsi="Arial" w:eastAsia="Arial"/>
+                <w:sz w:val="18"/>
+              </w:rPr>
+            </w:r>
+            <w:r>
+              <w:rPr>
+                <w:rFonts w:ascii="Arial" w:hAnsi="Arial" w:eastAsia="Arial"/>
                 <w:sz w:val="18"/>
               </w:rPr>
               <w:t>ส่งกลับ GM ส่งเสริมธุรกิจฯ</w:t>
@@ -3233,11 +3675,15 @@
               <w:keepLines/>
               <w:spacing w:after="0"/>
             </w:pPr>
-            <w:r/>
-            <w:r>
-              <w:rPr>
-                <w:rFonts w:ascii="Arial" w:hAnsi="Arial" w:eastAsia="Arial"/>
-                <w:b w:val="0"/>
+            <w:r>
+              <w:rPr>
+                <w:rFonts w:ascii="Arial" w:hAnsi="Arial" w:eastAsia="Arial"/>
+                <w:sz w:val="18"/>
+              </w:rPr>
+            </w:r>
+            <w:r>
+              <w:rPr>
+                <w:rFonts w:ascii="Arial" w:hAnsi="Arial" w:eastAsia="Arial"/>
                 <w:sz w:val="18"/>
               </w:rPr>
               <w:t>comment ตาม actionOptions.requireComment</w:t>
@@ -3359,6 +3805,8 @@
               <w:br/>
               <w:t xml:space="preserve">    {</w:t>
               <w:br/>
+              <w:t xml:space="preserve">      "value": "เห็นควรชดเชย",</w:t>
+              <w:br/>
               <w:t xml:space="preserve">      "label": "เห็นควรชดเชย",</w:t>
               <w:br/>
               <w:t xml:space="preserve">      "requireComment": false</w:t>
@@ -3367,6 +3815,8 @@
               <w:br/>
               <w:t xml:space="preserve">    {</w:t>
               <w:br/>
+              <w:t xml:space="preserve">      "value": "เห็นควรไม่ชดเชย",</w:t>
+              <w:br/>
               <w:t xml:space="preserve">      "label": "เห็นควรไม่ชดเชย",</w:t>
               <w:br/>
               <w:t xml:space="preserve">      "requireComment": false</w:t>
@@ -3374,6 +3824,8 @@
               <w:t xml:space="preserve">    },</w:t>
               <w:br/>
               <w:t xml:space="preserve">    {</w:t>
+              <w:br/>
+              <w:t xml:space="preserve">      "value": "ส่งกลับ GM ส่งเสริมธุรกิจฯ",</w:t>
               <w:br/>
               <w:t xml:space="preserve">      "label": "ส่งกลับ GM ส่งเสริมธุรกิจฯ",</w:t>
               <w:br/>
@@ -3475,11 +3927,15 @@
               <w:keepLines/>
               <w:spacing w:after="0"/>
             </w:pPr>
-            <w:r/>
-            <w:r>
-              <w:rPr>
-                <w:rFonts w:ascii="Arial" w:hAnsi="Arial" w:eastAsia="Arial"/>
-                <w:b w:val="0"/>
+            <w:r>
+              <w:rPr>
+                <w:rFonts w:ascii="Arial" w:hAnsi="Arial" w:eastAsia="Arial"/>
+                <w:sz w:val="18"/>
+              </w:rPr>
+            </w:r>
+            <w:r>
+              <w:rPr>
+                <w:rFonts w:ascii="Arial" w:hAnsi="Arial" w:eastAsia="Arial"/>
                 <w:sz w:val="18"/>
               </w:rPr>
               <w:t>กดส่งดำเนินการโดยไม่เลือกผลการพิจารณา</w:t>
@@ -3496,11 +3952,15 @@
               <w:keepLines/>
               <w:spacing w:after="0"/>
             </w:pPr>
-            <w:r/>
-            <w:r>
-              <w:rPr>
-                <w:rFonts w:ascii="Arial" w:hAnsi="Arial" w:eastAsia="Arial"/>
-                <w:b w:val="0"/>
+            <w:r>
+              <w:rPr>
+                <w:rFonts w:ascii="Arial" w:hAnsi="Arial" w:eastAsia="Arial"/>
+                <w:sz w:val="18"/>
+              </w:rPr>
+            </w:r>
+            <w:r>
+              <w:rPr>
+                <w:rFonts w:ascii="Arial" w:hAnsi="Arial" w:eastAsia="Arial"/>
                 <w:sz w:val="18"/>
               </w:rPr>
               <w:t>ท่านยังไม่เลือกผลการพิจารณา กรุณาเลือกข้อมูลก่อนกดส่งดำเนินการ</w:t>
@@ -3522,11 +3982,15 @@
               <w:keepLines/>
               <w:spacing w:after="0"/>
             </w:pPr>
-            <w:r/>
-            <w:r>
-              <w:rPr>
-                <w:rFonts w:ascii="Arial" w:hAnsi="Arial" w:eastAsia="Arial"/>
-                <w:b w:val="0"/>
+            <w:r>
+              <w:rPr>
+                <w:rFonts w:ascii="Arial" w:hAnsi="Arial" w:eastAsia="Arial"/>
+                <w:sz w:val="18"/>
+              </w:rPr>
+            </w:r>
+            <w:r>
+              <w:rPr>
+                <w:rFonts w:ascii="Arial" w:hAnsi="Arial" w:eastAsia="Arial"/>
                 <w:sz w:val="18"/>
               </w:rPr>
               <w:t>result ที่ requireComment=true แต่ comment ว่าง</w:t>
@@ -3543,11 +4007,15 @@
               <w:keepLines/>
               <w:spacing w:after="0"/>
             </w:pPr>
-            <w:r/>
-            <w:r>
-              <w:rPr>
-                <w:rFonts w:ascii="Arial" w:hAnsi="Arial" w:eastAsia="Arial"/>
-                <w:b w:val="0"/>
+            <w:r>
+              <w:rPr>
+                <w:rFonts w:ascii="Arial" w:hAnsi="Arial" w:eastAsia="Arial"/>
+                <w:sz w:val="18"/>
+              </w:rPr>
+            </w:r>
+            <w:r>
+              <w:rPr>
+                <w:rFonts w:ascii="Arial" w:hAnsi="Arial" w:eastAsia="Arial"/>
                 <w:sz w:val="18"/>
               </w:rPr>
               <w:t>กรุณากรอกความคิดเห็นเพิ่มเติม (บังคับกรอกสำหรับผลการพิจารณานี้) ก่อนส่งดำเนินการ</w:t>
@@ -3569,11 +4037,15 @@
               <w:keepLines/>
               <w:spacing w:after="0"/>
             </w:pPr>
-            <w:r/>
-            <w:r>
-              <w:rPr>
-                <w:rFonts w:ascii="Arial" w:hAnsi="Arial" w:eastAsia="Arial"/>
-                <w:b w:val="0"/>
+            <w:r>
+              <w:rPr>
+                <w:rFonts w:ascii="Arial" w:hAnsi="Arial" w:eastAsia="Arial"/>
+                <w:sz w:val="18"/>
+              </w:rPr>
+            </w:r>
+            <w:r>
+              <w:rPr>
+                <w:rFonts w:ascii="Arial" w:hAnsi="Arial" w:eastAsia="Arial"/>
                 <w:sz w:val="18"/>
               </w:rPr>
               <w:t>ผลรวม %ชดเชยร้านเปิดใหม่ไม่เท่ากับ 100</w:t>
@@ -3590,11 +4062,15 @@
               <w:keepLines/>
               <w:spacing w:after="0"/>
             </w:pPr>
-            <w:r/>
-            <w:r>
-              <w:rPr>
-                <w:rFonts w:ascii="Arial" w:hAnsi="Arial" w:eastAsia="Arial"/>
-                <w:b w:val="0"/>
+            <w:r>
+              <w:rPr>
+                <w:rFonts w:ascii="Arial" w:hAnsi="Arial" w:eastAsia="Arial"/>
+                <w:sz w:val="18"/>
+              </w:rPr>
+            </w:r>
+            <w:r>
+              <w:rPr>
+                <w:rFonts w:ascii="Arial" w:hAnsi="Arial" w:eastAsia="Arial"/>
                 <w:sz w:val="18"/>
               </w:rPr>
               <w:t>โปรดตรวจสอบ %ชดเชย ของท่าน รวมกันแล้วไม่เท่ากับ 100%</w:t>
@@ -3689,11 +4165,15 @@
               <w:keepLines/>
               <w:spacing w:after="0"/>
             </w:pPr>
-            <w:r/>
-            <w:r>
-              <w:rPr>
-                <w:rFonts w:ascii="Arial" w:hAnsi="Arial" w:eastAsia="Arial"/>
-                <w:b w:val="0"/>
+            <w:r>
+              <w:rPr>
+                <w:rFonts w:ascii="Arial" w:hAnsi="Arial" w:eastAsia="Arial"/>
+                <w:sz w:val="18"/>
+              </w:rPr>
+            </w:r>
+            <w:r>
+              <w:rPr>
+                <w:rFonts w:ascii="Arial" w:hAnsi="Arial" w:eastAsia="Arial"/>
                 <w:sz w:val="18"/>
               </w:rPr>
               <w:t>1</w:t>
@@ -3710,11 +4190,15 @@
               <w:keepLines/>
               <w:spacing w:after="0"/>
             </w:pPr>
-            <w:r/>
-            <w:r>
-              <w:rPr>
-                <w:rFonts w:ascii="Arial" w:hAnsi="Arial" w:eastAsia="Arial"/>
-                <w:b w:val="0"/>
+            <w:r>
+              <w:rPr>
+                <w:rFonts w:ascii="Arial" w:hAnsi="Arial" w:eastAsia="Arial"/>
+                <w:sz w:val="18"/>
+              </w:rPr>
+            </w:r>
+            <w:r>
+              <w:rPr>
+                <w:rFonts w:ascii="Arial" w:hAnsi="Arial" w:eastAsia="Arial"/>
                 <w:sz w:val="18"/>
               </w:rPr>
               <w:t>เปิดด้วย roleProfileCode=P-03 แล้วทุก business section ต้อง read-only</w:t>
@@ -3736,11 +4220,15 @@
               <w:keepLines/>
               <w:spacing w:after="0"/>
             </w:pPr>
-            <w:r/>
-            <w:r>
-              <w:rPr>
-                <w:rFonts w:ascii="Arial" w:hAnsi="Arial" w:eastAsia="Arial"/>
-                <w:b w:val="0"/>
+            <w:r>
+              <w:rPr>
+                <w:rFonts w:ascii="Arial" w:hAnsi="Arial" w:eastAsia="Arial"/>
+                <w:sz w:val="18"/>
+              </w:rPr>
+            </w:r>
+            <w:r>
+              <w:rPr>
+                <w:rFonts w:ascii="Arial" w:hAnsi="Arial" w:eastAsia="Arial"/>
                 <w:sz w:val="18"/>
               </w:rPr>
               <w:t>2</w:t>
@@ -3757,11 +4245,15 @@
               <w:keepLines/>
               <w:spacing w:after="0"/>
             </w:pPr>
-            <w:r/>
-            <w:r>
-              <w:rPr>
-                <w:rFonts w:ascii="Arial" w:hAnsi="Arial" w:eastAsia="Arial"/>
-                <w:b w:val="0"/>
+            <w:r>
+              <w:rPr>
+                <w:rFonts w:ascii="Arial" w:hAnsi="Arial" w:eastAsia="Arial"/>
+                <w:sz w:val="18"/>
+              </w:rPr>
+            </w:r>
+            <w:r>
+              <w:rPr>
+                <w:rFonts w:ascii="Arial" w:hAnsi="Arial" w:eastAsia="Arial"/>
                 <w:sz w:val="18"/>
               </w:rPr>
               <w:t>sec-calc ต้องไม่ render</w:t>
@@ -3783,11 +4275,15 @@
               <w:keepLines/>
               <w:spacing w:after="0"/>
             </w:pPr>
-            <w:r/>
-            <w:r>
-              <w:rPr>
-                <w:rFonts w:ascii="Arial" w:hAnsi="Arial" w:eastAsia="Arial"/>
-                <w:b w:val="0"/>
+            <w:r>
+              <w:rPr>
+                <w:rFonts w:ascii="Arial" w:hAnsi="Arial" w:eastAsia="Arial"/>
+                <w:sz w:val="18"/>
+              </w:rPr>
+            </w:r>
+            <w:r>
+              <w:rPr>
+                <w:rFonts w:ascii="Arial" w:hAnsi="Arial" w:eastAsia="Arial"/>
                 <w:sz w:val="18"/>
               </w:rPr>
               <w:t>3</w:t>
@@ -3804,11 +4300,15 @@
               <w:keepLines/>
               <w:spacing w:after="0"/>
             </w:pPr>
-            <w:r/>
-            <w:r>
-              <w:rPr>
-                <w:rFonts w:ascii="Arial" w:hAnsi="Arial" w:eastAsia="Arial"/>
-                <w:b w:val="0"/>
+            <w:r>
+              <w:rPr>
+                <w:rFonts w:ascii="Arial" w:hAnsi="Arial" w:eastAsia="Arial"/>
+                <w:sz w:val="18"/>
+              </w:rPr>
+            </w:r>
+            <w:r>
+              <w:rPr>
+                <w:rFonts w:ascii="Arial" w:hAnsi="Arial" w:eastAsia="Arial"/>
                 <w:sz w:val="18"/>
               </w:rPr>
               <w:t>history/timeline ต้องแสดงก่อนส่ง action ได้</w:t>
@@ -3830,11 +4330,15 @@
               <w:keepLines/>
               <w:spacing w:after="0"/>
             </w:pPr>
-            <w:r/>
-            <w:r>
-              <w:rPr>
-                <w:rFonts w:ascii="Arial" w:hAnsi="Arial" w:eastAsia="Arial"/>
-                <w:b w:val="0"/>
+            <w:r>
+              <w:rPr>
+                <w:rFonts w:ascii="Arial" w:hAnsi="Arial" w:eastAsia="Arial"/>
+                <w:sz w:val="18"/>
+              </w:rPr>
+            </w:r>
+            <w:r>
+              <w:rPr>
+                <w:rFonts w:ascii="Arial" w:hAnsi="Arial" w:eastAsia="Arial"/>
                 <w:sz w:val="18"/>
               </w:rPr>
               <w:t>4</w:t>
@@ -3851,11 +4355,15 @@
               <w:keepLines/>
               <w:spacing w:after="0"/>
             </w:pPr>
-            <w:r/>
-            <w:r>
-              <w:rPr>
-                <w:rFonts w:ascii="Arial" w:hAnsi="Arial" w:eastAsia="Arial"/>
-                <w:b w:val="0"/>
+            <w:r>
+              <w:rPr>
+                <w:rFonts w:ascii="Arial" w:hAnsi="Arial" w:eastAsia="Arial"/>
+                <w:sz w:val="18"/>
+              </w:rPr>
+            </w:r>
+            <w:r>
+              <w:rPr>
+                <w:rFonts w:ascii="Arial" w:hAnsi="Arial" w:eastAsia="Arial"/>
                 <w:sz w:val="18"/>
               </w:rPr>
               <w:t>action radio แสดงเฉพาะ 3 รายการของ role 03</w:t>
@@ -3877,11 +4385,15 @@
               <w:keepLines/>
               <w:spacing w:after="0"/>
             </w:pPr>
-            <w:r/>
-            <w:r>
-              <w:rPr>
-                <w:rFonts w:ascii="Arial" w:hAnsi="Arial" w:eastAsia="Arial"/>
-                <w:b w:val="0"/>
+            <w:r>
+              <w:rPr>
+                <w:rFonts w:ascii="Arial" w:hAnsi="Arial" w:eastAsia="Arial"/>
+                <w:sz w:val="18"/>
+              </w:rPr>
+            </w:r>
+            <w:r>
+              <w:rPr>
+                <w:rFonts w:ascii="Arial" w:hAnsi="Arial" w:eastAsia="Arial"/>
                 <w:sz w:val="18"/>
               </w:rPr>
               <w:t>5</w:t>
@@ -3898,11 +4410,15 @@
               <w:keepLines/>
               <w:spacing w:after="0"/>
             </w:pPr>
-            <w:r/>
-            <w:r>
-              <w:rPr>
-                <w:rFonts w:ascii="Arial" w:hAnsi="Arial" w:eastAsia="Arial"/>
-                <w:b w:val="0"/>
+            <w:r>
+              <w:rPr>
+                <w:rFonts w:ascii="Arial" w:hAnsi="Arial" w:eastAsia="Arial"/>
+                <w:sz w:val="18"/>
+              </w:rPr>
+            </w:r>
+            <w:r>
+              <w:rPr>
+                <w:rFonts w:ascii="Arial" w:hAnsi="Arial" w:eastAsia="Arial"/>
                 <w:sz w:val="18"/>
               </w:rPr>
               <w:t>หลัง submit ต้อง reload detail/timeline/status</w:t>
@@ -3997,11 +4513,15 @@
               <w:keepLines/>
               <w:spacing w:after="0"/>
             </w:pPr>
-            <w:r/>
-            <w:r>
-              <w:rPr>
-                <w:rFonts w:ascii="Arial" w:hAnsi="Arial" w:eastAsia="Arial"/>
-                <w:b w:val="0"/>
+            <w:r>
+              <w:rPr>
+                <w:rFonts w:ascii="Arial" w:hAnsi="Arial" w:eastAsia="Arial"/>
+                <w:sz w:val="18"/>
+              </w:rPr>
+            </w:r>
+            <w:r>
+              <w:rPr>
+                <w:rFonts w:ascii="Arial" w:hAnsi="Arial" w:eastAsia="Arial"/>
                 <w:sz w:val="18"/>
               </w:rPr>
               <w:t>Input</w:t>
@@ -4018,11 +4538,15 @@
               <w:keepLines/>
               <w:spacing w:after="0"/>
             </w:pPr>
-            <w:r/>
-            <w:r>
-              <w:rPr>
-                <w:rFonts w:ascii="Arial" w:hAnsi="Arial" w:eastAsia="Arial"/>
-                <w:b w:val="0"/>
+            <w:r>
+              <w:rPr>
+                <w:rFonts w:ascii="Arial" w:hAnsi="Arial" w:eastAsia="Arial"/>
+                <w:sz w:val="18"/>
+              </w:rPr>
+            </w:r>
+            <w:r>
+              <w:rPr>
+                <w:rFonts w:ascii="Arial" w:hAnsi="Arial" w:eastAsia="Arial"/>
                 <w:sz w:val="18"/>
               </w:rPr>
               <w:t>GET /api/v1/documents/{docNo}; POST /api/v1/documents/{docNo}/actions</w:t>
@@ -4044,11 +4568,15 @@
               <w:keepLines/>
               <w:spacing w:after="0"/>
             </w:pPr>
-            <w:r/>
-            <w:r>
-              <w:rPr>
-                <w:rFonts w:ascii="Arial" w:hAnsi="Arial" w:eastAsia="Arial"/>
-                <w:b w:val="0"/>
+            <w:r>
+              <w:rPr>
+                <w:rFonts w:ascii="Arial" w:hAnsi="Arial" w:eastAsia="Arial"/>
+                <w:sz w:val="18"/>
+              </w:rPr>
+            </w:r>
+            <w:r>
+              <w:rPr>
+                <w:rFonts w:ascii="Arial" w:hAnsi="Arial" w:eastAsia="Arial"/>
                 <w:sz w:val="18"/>
               </w:rPr>
               <w:t>Progress</w:t>
@@ -4065,11 +4593,15 @@
               <w:keepLines/>
               <w:spacing w:after="0"/>
             </w:pPr>
-            <w:r/>
-            <w:r>
-              <w:rPr>
-                <w:rFonts w:ascii="Arial" w:hAnsi="Arial" w:eastAsia="Arial"/>
-                <w:b w:val="0"/>
+            <w:r>
+              <w:rPr>
+                <w:rFonts w:ascii="Arial" w:hAnsi="Arial" w:eastAsia="Arial"/>
+                <w:sz w:val="18"/>
+              </w:rPr>
+            </w:r>
+            <w:r>
+              <w:rPr>
+                <w:rFonts w:ascii="Arial" w:hAnsi="Arial" w:eastAsia="Arial"/>
                 <w:sz w:val="18"/>
               </w:rPr>
               <w:t>Load document detail; Apply visibleSections and editableSections; Render fields/actions for this role only; Validate popup text</w:t>
@@ -4091,11 +4623,15 @@
               <w:keepLines/>
               <w:spacing w:after="0"/>
             </w:pPr>
-            <w:r/>
-            <w:r>
-              <w:rPr>
-                <w:rFonts w:ascii="Arial" w:hAnsi="Arial" w:eastAsia="Arial"/>
-                <w:b w:val="0"/>
+            <w:r>
+              <w:rPr>
+                <w:rFonts w:ascii="Arial" w:hAnsi="Arial" w:eastAsia="Arial"/>
+                <w:sz w:val="18"/>
+              </w:rPr>
+            </w:r>
+            <w:r>
+              <w:rPr>
+                <w:rFonts w:ascii="Arial" w:hAnsi="Arial" w:eastAsia="Arial"/>
                 <w:sz w:val="18"/>
               </w:rPr>
               <w:t>Output</w:t>
@@ -4112,11 +4648,15 @@
               <w:keepLines/>
               <w:spacing w:after="0"/>
             </w:pPr>
-            <w:r/>
-            <w:r>
-              <w:rPr>
-                <w:rFonts w:ascii="Arial" w:hAnsi="Arial" w:eastAsia="Arial"/>
-                <w:b w:val="0"/>
+            <w:r>
+              <w:rPr>
+                <w:rFonts w:ascii="Arial" w:hAnsi="Arial" w:eastAsia="Arial"/>
+                <w:sz w:val="18"/>
+              </w:rPr>
+            </w:r>
+            <w:r>
+              <w:rPr>
+                <w:rFonts w:ascii="Arial" w:hAnsi="Arial" w:eastAsia="Arial"/>
                 <w:sz w:val="18"/>
               </w:rPr>
               <w:t>Rendered UI state or normalized API response with status/message and audit-ready trace reference.</w:t>
@@ -4234,11 +4774,15 @@
               <w:keepLines/>
               <w:spacing w:after="0"/>
             </w:pPr>
-            <w:r/>
-            <w:r>
-              <w:rPr>
-                <w:rFonts w:ascii="Arial" w:hAnsi="Arial" w:eastAsia="Arial"/>
-                <w:b w:val="0"/>
+            <w:r>
+              <w:rPr>
+                <w:rFonts w:ascii="Arial" w:hAnsi="Arial" w:eastAsia="Arial"/>
+                <w:sz w:val="18"/>
+              </w:rPr>
+            </w:r>
+            <w:r>
+              <w:rPr>
+                <w:rFonts w:ascii="Arial" w:hAnsi="Arial" w:eastAsia="Arial"/>
                 <w:sz w:val="18"/>
               </w:rPr>
               <w:t>Load exact profile</w:t>
@@ -4255,11 +4799,15 @@
               <w:keepLines/>
               <w:spacing w:after="0"/>
             </w:pPr>
-            <w:r/>
-            <w:r>
-              <w:rPr>
-                <w:rFonts w:ascii="Arial" w:hAnsi="Arial" w:eastAsia="Arial"/>
-                <w:b w:val="0"/>
+            <w:r>
+              <w:rPr>
+                <w:rFonts w:ascii="Arial" w:hAnsi="Arial" w:eastAsia="Arial"/>
+                <w:sz w:val="18"/>
+              </w:rPr>
+            </w:r>
+            <w:r>
+              <w:rPr>
+                <w:rFonts w:ascii="Arial" w:hAnsi="Arial" w:eastAsia="Arial"/>
                 <w:sz w:val="18"/>
               </w:rPr>
               <w:t>เรียก GET /api/v1/documents/{docNo} และยืนยัน roleProfileCode=P-03, statusCode=03 ก่อน render action state</w:t>
@@ -4276,11 +4824,15 @@
               <w:keepLines/>
               <w:spacing w:after="0"/>
             </w:pPr>
-            <w:r/>
-            <w:r>
-              <w:rPr>
-                <w:rFonts w:ascii="Arial" w:hAnsi="Arial" w:eastAsia="Arial"/>
-                <w:b w:val="0"/>
+            <w:r>
+              <w:rPr>
+                <w:rFonts w:ascii="Arial" w:hAnsi="Arial" w:eastAsia="Arial"/>
+                <w:sz w:val="18"/>
+              </w:rPr>
+            </w:r>
+            <w:r>
+              <w:rPr>
+                <w:rFonts w:ascii="Arial" w:hAnsi="Arial" w:eastAsia="Arial"/>
                 <w:sz w:val="18"/>
               </w:rPr>
               <w:t>profile mismatch ต้อง fail closed; ไม่ใช้ role switcher เพื่อจำลอง P-03</w:t>
@@ -4302,11 +4854,15 @@
               <w:keepLines/>
               <w:spacing w:after="0"/>
             </w:pPr>
-            <w:r/>
-            <w:r>
-              <w:rPr>
-                <w:rFonts w:ascii="Arial" w:hAnsi="Arial" w:eastAsia="Arial"/>
-                <w:b w:val="0"/>
+            <w:r>
+              <w:rPr>
+                <w:rFonts w:ascii="Arial" w:hAnsi="Arial" w:eastAsia="Arial"/>
+                <w:sz w:val="18"/>
+              </w:rPr>
+            </w:r>
+            <w:r>
+              <w:rPr>
+                <w:rFonts w:ascii="Arial" w:hAnsi="Arial" w:eastAsia="Arial"/>
                 <w:sz w:val="18"/>
               </w:rPr>
               <w:t>Render profile sections</w:t>
@@ -4323,11 +4879,15 @@
               <w:keepLines/>
               <w:spacing w:after="0"/>
             </w:pPr>
-            <w:r/>
-            <w:r>
-              <w:rPr>
-                <w:rFonts w:ascii="Arial" w:hAnsi="Arial" w:eastAsia="Arial"/>
-                <w:b w:val="0"/>
+            <w:r>
+              <w:rPr>
+                <w:rFonts w:ascii="Arial" w:hAnsi="Arial" w:eastAsia="Arial"/>
+                <w:sz w:val="18"/>
+              </w:rPr>
+            </w:r>
+            <w:r>
+              <w:rPr>
+                <w:rFonts w:ascii="Arial" w:hAnsi="Arial" w:eastAsia="Arial"/>
                 <w:sz w:val="18"/>
               </w:rPr>
               <w:t>render เฉพาะ visibleSections ของ P-03: doc-header, sec-sales, sec-map, sec-newstore, sec-competitor, sec-factor, sec-attach, sec-comp-history, sec-decision-history, sec-action; ซ่อน: sec-calc</w:t>
@@ -4344,11 +4904,15 @@
               <w:keepLines/>
               <w:spacing w:after="0"/>
             </w:pPr>
-            <w:r/>
-            <w:r>
-              <w:rPr>
-                <w:rFonts w:ascii="Arial" w:hAnsi="Arial" w:eastAsia="Arial"/>
-                <w:b w:val="0"/>
+            <w:r>
+              <w:rPr>
+                <w:rFonts w:ascii="Arial" w:hAnsi="Arial" w:eastAsia="Arial"/>
+                <w:sz w:val="18"/>
+              </w:rPr>
+            </w:r>
+            <w:r>
+              <w:rPr>
+                <w:rFonts w:ascii="Arial" w:hAnsi="Arial" w:eastAsia="Arial"/>
                 <w:sz w:val="18"/>
               </w:rPr>
               <w:t>section ที่ซ่อนต้องไม่อยู่ใน DOM และ section key ที่ไม่รู้จักต้อง log/ignore แบบ fail closed</w:t>
@@ -4370,11 +4934,15 @@
               <w:keepLines/>
               <w:spacing w:after="0"/>
             </w:pPr>
-            <w:r/>
-            <w:r>
-              <w:rPr>
-                <w:rFonts w:ascii="Arial" w:hAnsi="Arial" w:eastAsia="Arial"/>
-                <w:b w:val="0"/>
+            <w:r>
+              <w:rPr>
+                <w:rFonts w:ascii="Arial" w:hAnsi="Arial" w:eastAsia="Arial"/>
+                <w:sz w:val="18"/>
+              </w:rPr>
+            </w:r>
+            <w:r>
+              <w:rPr>
+                <w:rFonts w:ascii="Arial" w:hAnsi="Arial" w:eastAsia="Arial"/>
                 <w:sz w:val="18"/>
               </w:rPr>
               <w:t>Apply edit boundary</w:t>
@@ -4391,11 +4959,15 @@
               <w:keepLines/>
               <w:spacing w:after="0"/>
             </w:pPr>
-            <w:r/>
-            <w:r>
-              <w:rPr>
-                <w:rFonts w:ascii="Arial" w:hAnsi="Arial" w:eastAsia="Arial"/>
-                <w:b w:val="0"/>
+            <w:r>
+              <w:rPr>
+                <w:rFonts w:ascii="Arial" w:hAnsi="Arial" w:eastAsia="Arial"/>
+                <w:sz w:val="18"/>
+              </w:rPr>
+            </w:r>
+            <w:r>
+              <w:rPr>
+                <w:rFonts w:ascii="Arial" w:hAnsi="Arial" w:eastAsia="Arial"/>
                 <w:sz w:val="18"/>
               </w:rPr>
               <w:t>เปิด mutation control เฉพาะ editableSections ของ P-03: ไม่มี; business section ทั้งหมด read-only</w:t>
@@ -4412,11 +4984,15 @@
               <w:keepLines/>
               <w:spacing w:after="0"/>
             </w:pPr>
-            <w:r/>
-            <w:r>
-              <w:rPr>
-                <w:rFonts w:ascii="Arial" w:hAnsi="Arial" w:eastAsia="Arial"/>
-                <w:b w:val="0"/>
+            <w:r>
+              <w:rPr>
+                <w:rFonts w:ascii="Arial" w:hAnsi="Arial" w:eastAsia="Arial"/>
+                <w:sz w:val="18"/>
+              </w:rPr>
+            </w:r>
+            <w:r>
+              <w:rPr>
+                <w:rFonts w:ascii="Arial" w:hAnsi="Arial" w:eastAsia="Arial"/>
                 <w:sz w:val="18"/>
               </w:rPr>
               <w:t>read-only section ไม่มี focusable input/save/add/delete และ payload ต้องไม่มี field นอก editableSections</w:t>
@@ -4438,11 +5014,15 @@
               <w:keepLines/>
               <w:spacing w:after="0"/>
             </w:pPr>
-            <w:r/>
-            <w:r>
-              <w:rPr>
-                <w:rFonts w:ascii="Arial" w:hAnsi="Arial" w:eastAsia="Arial"/>
-                <w:b w:val="0"/>
+            <w:r>
+              <w:rPr>
+                <w:rFonts w:ascii="Arial" w:hAnsi="Arial" w:eastAsia="Arial"/>
+                <w:sz w:val="18"/>
+              </w:rPr>
+            </w:r>
+            <w:r>
+              <w:rPr>
+                <w:rFonts w:ascii="Arial" w:hAnsi="Arial" w:eastAsia="Arial"/>
                 <w:sz w:val="18"/>
               </w:rPr>
               <w:t>Attachment control</w:t>
@@ -4459,11 +5039,15 @@
               <w:keepLines/>
               <w:spacing w:after="0"/>
             </w:pPr>
-            <w:r/>
-            <w:r>
-              <w:rPr>
-                <w:rFonts w:ascii="Arial" w:hAnsi="Arial" w:eastAsia="Arial"/>
-                <w:b w:val="0"/>
+            <w:r>
+              <w:rPr>
+                <w:rFonts w:ascii="Arial" w:hAnsi="Arial" w:eastAsia="Arial"/>
+                <w:sz w:val="18"/>
+              </w:rPr>
+            </w:r>
+            <w:r>
+              <w:rPr>
+                <w:rFonts w:ascii="Arial" w:hAnsi="Arial" w:eastAsia="Arial"/>
                 <w:sz w:val="18"/>
               </w:rPr>
               <w:t>canUploadAttachment=true สำหรับ AVP SBP; ใช้ allowlist, 5 MB และ scan-status contract</w:t>
@@ -4480,11 +5064,15 @@
               <w:keepLines/>
               <w:spacing w:after="0"/>
             </w:pPr>
-            <w:r/>
-            <w:r>
-              <w:rPr>
-                <w:rFonts w:ascii="Arial" w:hAnsi="Arial" w:eastAsia="Arial"/>
-                <w:b w:val="0"/>
+            <w:r>
+              <w:rPr>
+                <w:rFonts w:ascii="Arial" w:hAnsi="Arial" w:eastAsia="Arial"/>
+                <w:sz w:val="18"/>
+              </w:rPr>
+            </w:r>
+            <w:r>
+              <w:rPr>
+                <w:rFonts w:ascii="Arial" w:hAnsi="Arial" w:eastAsia="Arial"/>
                 <w:sz w:val="18"/>
               </w:rPr>
               <w:t>ปุ่ม upload ตรง flag, FILE_TOO_LARGE/FILE_SCAN_BLOCKED แสดงที่ attachment section</w:t>
@@ -4506,11 +5094,15 @@
               <w:keepLines/>
               <w:spacing w:after="0"/>
             </w:pPr>
-            <w:r/>
-            <w:r>
-              <w:rPr>
-                <w:rFonts w:ascii="Arial" w:hAnsi="Arial" w:eastAsia="Arial"/>
-                <w:b w:val="0"/>
+            <w:r>
+              <w:rPr>
+                <w:rFonts w:ascii="Arial" w:hAnsi="Arial" w:eastAsia="Arial"/>
+                <w:sz w:val="18"/>
+              </w:rPr>
+            </w:r>
+            <w:r>
+              <w:rPr>
+                <w:rFonts w:ascii="Arial" w:hAnsi="Arial" w:eastAsia="Arial"/>
                 <w:sz w:val="18"/>
               </w:rPr>
               <w:t>Render exact action set</w:t>
@@ -4527,11 +5119,15 @@
               <w:keepLines/>
               <w:spacing w:after="0"/>
             </w:pPr>
-            <w:r/>
-            <w:r>
-              <w:rPr>
-                <w:rFonts w:ascii="Arial" w:hAnsi="Arial" w:eastAsia="Arial"/>
-                <w:b w:val="0"/>
+            <w:r>
+              <w:rPr>
+                <w:rFonts w:ascii="Arial" w:hAnsi="Arial" w:eastAsia="Arial"/>
+                <w:sz w:val="18"/>
+              </w:rPr>
+            </w:r>
+            <w:r>
+              <w:rPr>
+                <w:rFonts w:ascii="Arial" w:hAnsi="Arial" w:eastAsia="Arial"/>
                 <w:sz w:val="18"/>
               </w:rPr>
               <w:t>แสดง actionOptions ของ P-03 เท่านั้น: เห็นควรชดเชย; เห็นควรไม่ชดเชย; ส่งกลับ GM ส่งเสริมธุรกิจฯ; comment rules: เห็นควรชดเชย: comment optional; เห็นควรไม่ชดเชย: comment ตาม actionOptions.requireComment; ส่งกลับ GM ส่งเสริมธุรกิจฯ: comment ตาม actionOptions.requireComment</w:t>
@@ -4548,11 +5144,15 @@
               <w:keepLines/>
               <w:spacing w:after="0"/>
             </w:pPr>
-            <w:r/>
-            <w:r>
-              <w:rPr>
-                <w:rFonts w:ascii="Arial" w:hAnsi="Arial" w:eastAsia="Arial"/>
-                <w:b w:val="0"/>
+            <w:r>
+              <w:rPr>
+                <w:rFonts w:ascii="Arial" w:hAnsi="Arial" w:eastAsia="Arial"/>
+                <w:sz w:val="18"/>
+              </w:rPr>
+            </w:r>
+            <w:r>
+              <w:rPr>
+                <w:rFonts w:ascii="Arial" w:hAnsi="Arial" w:eastAsia="Arial"/>
                 <w:sz w:val="18"/>
               </w:rPr>
               <w:t>radio label/requireComment มาจาก API และ FE ไม่คำนวณ nextSection</w:t>
@@ -4574,11 +5174,15 @@
               <w:keepLines/>
               <w:spacing w:after="0"/>
             </w:pPr>
-            <w:r/>
-            <w:r>
-              <w:rPr>
-                <w:rFonts w:ascii="Arial" w:hAnsi="Arial" w:eastAsia="Arial"/>
-                <w:b w:val="0"/>
+            <w:r>
+              <w:rPr>
+                <w:rFonts w:ascii="Arial" w:hAnsi="Arial" w:eastAsia="Arial"/>
+                <w:sz w:val="18"/>
+              </w:rPr>
+            </w:r>
+            <w:r>
+              <w:rPr>
+                <w:rFonts w:ascii="Arial" w:hAnsi="Arial" w:eastAsia="Arial"/>
                 <w:sz w:val="18"/>
               </w:rPr>
               <w:t>Submit and reload</w:t>
@@ -4595,11 +5199,15 @@
               <w:keepLines/>
               <w:spacing w:after="0"/>
             </w:pPr>
-            <w:r/>
-            <w:r>
-              <w:rPr>
-                <w:rFonts w:ascii="Arial" w:hAnsi="Arial" w:eastAsia="Arial"/>
-                <w:b w:val="0"/>
+            <w:r>
+              <w:rPr>
+                <w:rFonts w:ascii="Arial" w:hAnsi="Arial" w:eastAsia="Arial"/>
+                <w:sz w:val="18"/>
+              </w:rPr>
+            </w:r>
+            <w:r>
+              <w:rPr>
+                <w:rFonts w:ascii="Arial" w:hAnsi="Arial" w:eastAsia="Arial"/>
                 <w:sz w:val="18"/>
               </w:rPr>
               <w:t>ส่ง result/comment สำหรับ P-03 แล้ว invalidate detail, timeline, task/list cache</w:t>
@@ -4616,11 +5224,15 @@
               <w:keepLines/>
               <w:spacing w:after="0"/>
             </w:pPr>
-            <w:r/>
-            <w:r>
-              <w:rPr>
-                <w:rFonts w:ascii="Arial" w:hAnsi="Arial" w:eastAsia="Arial"/>
-                <w:b w:val="0"/>
+            <w:r>
+              <w:rPr>
+                <w:rFonts w:ascii="Arial" w:hAnsi="Arial" w:eastAsia="Arial"/>
+                <w:sz w:val="18"/>
+              </w:rPr>
+            </w:r>
+            <w:r>
+              <w:rPr>
+                <w:rFonts w:ascii="Arial" w:hAnsi="Arial" w:eastAsia="Arial"/>
                 <w:sz w:val="18"/>
               </w:rPr>
               <w:t>หลัง submit ต้องโหลด status/actionOptions ใหม่และไม่คง action set ของ P-03 เมื่อ workflow เปลี่ยนขั้น</w:t>
@@ -4761,11 +5373,15 @@
               <w:keepLines/>
               <w:spacing w:after="0"/>
             </w:pPr>
-            <w:r/>
-            <w:r>
-              <w:rPr>
-                <w:rFonts w:ascii="Arial" w:hAnsi="Arial" w:eastAsia="Arial"/>
-                <w:b w:val="0"/>
+            <w:r>
+              <w:rPr>
+                <w:rFonts w:ascii="Arial" w:hAnsi="Arial" w:eastAsia="Arial"/>
+                <w:sz w:val="18"/>
+              </w:rPr>
+            </w:r>
+            <w:r>
+              <w:rPr>
+                <w:rFonts w:ascii="Arial" w:hAnsi="Arial" w:eastAsia="Arial"/>
                 <w:sz w:val="18"/>
               </w:rPr>
               <w:t>Load detail</w:t>
@@ -4782,11 +5398,15 @@
               <w:keepLines/>
               <w:spacing w:after="0"/>
             </w:pPr>
-            <w:r/>
-            <w:r>
-              <w:rPr>
-                <w:rFonts w:ascii="Arial" w:hAnsi="Arial" w:eastAsia="Arial"/>
-                <w:b w:val="0"/>
+            <w:r>
+              <w:rPr>
+                <w:rFonts w:ascii="Arial" w:hAnsi="Arial" w:eastAsia="Arial"/>
+                <w:sz w:val="18"/>
+              </w:rPr>
+            </w:r>
+            <w:r>
+              <w:rPr>
+                <w:rFonts w:ascii="Arial" w:hAnsi="Arial" w:eastAsia="Arial"/>
                 <w:sz w:val="18"/>
               </w:rPr>
               <w:t>เปิดเอกสาร</w:t>
@@ -4803,11 +5423,15 @@
               <w:keepLines/>
               <w:spacing w:after="0"/>
             </w:pPr>
-            <w:r/>
-            <w:r>
-              <w:rPr>
-                <w:rFonts w:ascii="Arial" w:hAnsi="Arial" w:eastAsia="Arial"/>
-                <w:b w:val="0"/>
+            <w:r>
+              <w:rPr>
+                <w:rFonts w:ascii="Arial" w:hAnsi="Arial" w:eastAsia="Arial"/>
+                <w:sz w:val="18"/>
+              </w:rPr>
+            </w:r>
+            <w:r>
+              <w:rPr>
+                <w:rFonts w:ascii="Arial" w:hAnsi="Arial" w:eastAsia="Arial"/>
                 <w:sz w:val="18"/>
               </w:rPr>
               <w:t>GET /api/v1/documents/{docNo}</w:t>
@@ -4824,11 +5448,15 @@
               <w:keepLines/>
               <w:spacing w:after="0"/>
             </w:pPr>
-            <w:r/>
-            <w:r>
-              <w:rPr>
-                <w:rFonts w:ascii="Arial" w:hAnsi="Arial" w:eastAsia="Arial"/>
-                <w:b w:val="0"/>
+            <w:r>
+              <w:rPr>
+                <w:rFonts w:ascii="Arial" w:hAnsi="Arial" w:eastAsia="Arial"/>
+                <w:sz w:val="18"/>
+              </w:rPr>
+            </w:r>
+            <w:r>
+              <w:rPr>
+                <w:rFonts w:ascii="Arial" w:hAnsi="Arial" w:eastAsia="Arial"/>
                 <w:sz w:val="18"/>
               </w:rPr>
               <w:t>render role profile</w:t>
@@ -4850,11 +5478,15 @@
               <w:keepLines/>
               <w:spacing w:after="0"/>
             </w:pPr>
-            <w:r/>
-            <w:r>
-              <w:rPr>
-                <w:rFonts w:ascii="Arial" w:hAnsi="Arial" w:eastAsia="Arial"/>
-                <w:b w:val="0"/>
+            <w:r>
+              <w:rPr>
+                <w:rFonts w:ascii="Arial" w:hAnsi="Arial" w:eastAsia="Arial"/>
+                <w:sz w:val="18"/>
+              </w:rPr>
+            </w:r>
+            <w:r>
+              <w:rPr>
+                <w:rFonts w:ascii="Arial" w:hAnsi="Arial" w:eastAsia="Arial"/>
                 <w:sz w:val="18"/>
               </w:rPr>
               <w:t>Save editable section</w:t>
@@ -4871,11 +5503,15 @@
               <w:keepLines/>
               <w:spacing w:after="0"/>
             </w:pPr>
-            <w:r/>
-            <w:r>
-              <w:rPr>
-                <w:rFonts w:ascii="Arial" w:hAnsi="Arial" w:eastAsia="Arial"/>
-                <w:b w:val="0"/>
+            <w:r>
+              <w:rPr>
+                <w:rFonts w:ascii="Arial" w:hAnsi="Arial" w:eastAsia="Arial"/>
+                <w:sz w:val="18"/>
+              </w:rPr>
+            </w:r>
+            <w:r>
+              <w:rPr>
+                <w:rFonts w:ascii="Arial" w:hAnsi="Arial" w:eastAsia="Arial"/>
                 <w:sz w:val="18"/>
               </w:rPr>
               <w:t>ปุ่มบันทึก</w:t>
@@ -4892,11 +5528,15 @@
               <w:keepLines/>
               <w:spacing w:after="0"/>
             </w:pPr>
-            <w:r/>
-            <w:r>
-              <w:rPr>
-                <w:rFonts w:ascii="Arial" w:hAnsi="Arial" w:eastAsia="Arial"/>
-                <w:b w:val="0"/>
+            <w:r>
+              <w:rPr>
+                <w:rFonts w:ascii="Arial" w:hAnsi="Arial" w:eastAsia="Arial"/>
+                <w:sz w:val="18"/>
+              </w:rPr>
+            </w:r>
+            <w:r>
+              <w:rPr>
+                <w:rFonts w:ascii="Arial" w:hAnsi="Arial" w:eastAsia="Arial"/>
                 <w:sz w:val="18"/>
               </w:rPr>
               <w:t>PUT /api/v1/documents/{docNo}</w:t>
@@ -4913,11 +5553,15 @@
               <w:keepLines/>
               <w:spacing w:after="0"/>
             </w:pPr>
-            <w:r/>
-            <w:r>
-              <w:rPr>
-                <w:rFonts w:ascii="Arial" w:hAnsi="Arial" w:eastAsia="Arial"/>
-                <w:b w:val="0"/>
+            <w:r>
+              <w:rPr>
+                <w:rFonts w:ascii="Arial" w:hAnsi="Arial" w:eastAsia="Arial"/>
+                <w:sz w:val="18"/>
+              </w:rPr>
+            </w:r>
+            <w:r>
+              <w:rPr>
+                <w:rFonts w:ascii="Arial" w:hAnsi="Arial" w:eastAsia="Arial"/>
                 <w:sz w:val="18"/>
               </w:rPr>
               <w:t>ใช้เฉพาะ role ที่มี editableSections</w:t>
@@ -4939,11 +5583,15 @@
               <w:keepLines/>
               <w:spacing w:after="0"/>
             </w:pPr>
-            <w:r/>
-            <w:r>
-              <w:rPr>
-                <w:rFonts w:ascii="Arial" w:hAnsi="Arial" w:eastAsia="Arial"/>
-                <w:b w:val="0"/>
+            <w:r>
+              <w:rPr>
+                <w:rFonts w:ascii="Arial" w:hAnsi="Arial" w:eastAsia="Arial"/>
+                <w:sz w:val="18"/>
+              </w:rPr>
+            </w:r>
+            <w:r>
+              <w:rPr>
+                <w:rFonts w:ascii="Arial" w:hAnsi="Arial" w:eastAsia="Arial"/>
                 <w:sz w:val="18"/>
               </w:rPr>
               <w:t>Upload attachment</w:t>
@@ -4960,11 +5608,15 @@
               <w:keepLines/>
               <w:spacing w:after="0"/>
             </w:pPr>
-            <w:r/>
-            <w:r>
-              <w:rPr>
-                <w:rFonts w:ascii="Arial" w:hAnsi="Arial" w:eastAsia="Arial"/>
-                <w:b w:val="0"/>
+            <w:r>
+              <w:rPr>
+                <w:rFonts w:ascii="Arial" w:hAnsi="Arial" w:eastAsia="Arial"/>
+                <w:sz w:val="18"/>
+              </w:rPr>
+            </w:r>
+            <w:r>
+              <w:rPr>
+                <w:rFonts w:ascii="Arial" w:hAnsi="Arial" w:eastAsia="Arial"/>
                 <w:sz w:val="18"/>
               </w:rPr>
               <w:t>เลือกไฟล์</w:t>
@@ -4981,11 +5633,15 @@
               <w:keepLines/>
               <w:spacing w:after="0"/>
             </w:pPr>
-            <w:r/>
-            <w:r>
-              <w:rPr>
-                <w:rFonts w:ascii="Arial" w:hAnsi="Arial" w:eastAsia="Arial"/>
-                <w:b w:val="0"/>
+            <w:r>
+              <w:rPr>
+                <w:rFonts w:ascii="Arial" w:hAnsi="Arial" w:eastAsia="Arial"/>
+                <w:sz w:val="18"/>
+              </w:rPr>
+            </w:r>
+            <w:r>
+              <w:rPr>
+                <w:rFonts w:ascii="Arial" w:hAnsi="Arial" w:eastAsia="Arial"/>
                 <w:sz w:val="18"/>
               </w:rPr>
               <w:t>POST /api/v1/documents/{docNo}/attachments</w:t>
@@ -5002,11 +5658,15 @@
               <w:keepLines/>
               <w:spacing w:after="0"/>
             </w:pPr>
-            <w:r/>
-            <w:r>
-              <w:rPr>
-                <w:rFonts w:ascii="Arial" w:hAnsi="Arial" w:eastAsia="Arial"/>
-                <w:b w:val="0"/>
+            <w:r>
+              <w:rPr>
+                <w:rFonts w:ascii="Arial" w:hAnsi="Arial" w:eastAsia="Arial"/>
+                <w:sz w:val="18"/>
+              </w:rPr>
+            </w:r>
+            <w:r>
+              <w:rPr>
+                <w:rFonts w:ascii="Arial" w:hAnsi="Arial" w:eastAsia="Arial"/>
                 <w:sz w:val="18"/>
               </w:rPr>
               <w:t>append attachment when allowed</w:t>
@@ -5028,11 +5688,15 @@
               <w:keepLines/>
               <w:spacing w:after="0"/>
             </w:pPr>
-            <w:r/>
-            <w:r>
-              <w:rPr>
-                <w:rFonts w:ascii="Arial" w:hAnsi="Arial" w:eastAsia="Arial"/>
-                <w:b w:val="0"/>
+            <w:r>
+              <w:rPr>
+                <w:rFonts w:ascii="Arial" w:hAnsi="Arial" w:eastAsia="Arial"/>
+                <w:sz w:val="18"/>
+              </w:rPr>
+            </w:r>
+            <w:r>
+              <w:rPr>
+                <w:rFonts w:ascii="Arial" w:hAnsi="Arial" w:eastAsia="Arial"/>
                 <w:sz w:val="18"/>
               </w:rPr>
               <w:t>Submit action</w:t>
@@ -5049,11 +5713,15 @@
               <w:keepLines/>
               <w:spacing w:after="0"/>
             </w:pPr>
-            <w:r/>
-            <w:r>
-              <w:rPr>
-                <w:rFonts w:ascii="Arial" w:hAnsi="Arial" w:eastAsia="Arial"/>
-                <w:b w:val="0"/>
+            <w:r>
+              <w:rPr>
+                <w:rFonts w:ascii="Arial" w:hAnsi="Arial" w:eastAsia="Arial"/>
+                <w:sz w:val="18"/>
+              </w:rPr>
+            </w:r>
+            <w:r>
+              <w:rPr>
+                <w:rFonts w:ascii="Arial" w:hAnsi="Arial" w:eastAsia="Arial"/>
                 <w:sz w:val="18"/>
               </w:rPr>
               <w:t>ปุ่มส่งดำเนินการ</w:t>
@@ -5070,11 +5738,15 @@
               <w:keepLines/>
               <w:spacing w:after="0"/>
             </w:pPr>
-            <w:r/>
-            <w:r>
-              <w:rPr>
-                <w:rFonts w:ascii="Arial" w:hAnsi="Arial" w:eastAsia="Arial"/>
-                <w:b w:val="0"/>
+            <w:r>
+              <w:rPr>
+                <w:rFonts w:ascii="Arial" w:hAnsi="Arial" w:eastAsia="Arial"/>
+                <w:sz w:val="18"/>
+              </w:rPr>
+            </w:r>
+            <w:r>
+              <w:rPr>
+                <w:rFonts w:ascii="Arial" w:hAnsi="Arial" w:eastAsia="Arial"/>
                 <w:sz w:val="18"/>
               </w:rPr>
               <w:t>POST /api/v1/documents/{docNo}/actions</w:t>
@@ -5091,11 +5763,15 @@
               <w:keepLines/>
               <w:spacing w:after="0"/>
             </w:pPr>
-            <w:r/>
-            <w:r>
-              <w:rPr>
-                <w:rFonts w:ascii="Arial" w:hAnsi="Arial" w:eastAsia="Arial"/>
-                <w:b w:val="0"/>
+            <w:r>
+              <w:rPr>
+                <w:rFonts w:ascii="Arial" w:hAnsi="Arial" w:eastAsia="Arial"/>
+                <w:sz w:val="18"/>
+              </w:rPr>
+            </w:r>
+            <w:r>
+              <w:rPr>
+                <w:rFonts w:ascii="Arial" w:hAnsi="Arial" w:eastAsia="Arial"/>
                 <w:sz w:val="18"/>
               </w:rPr>
               <w:t>submit selected result</w:t>
@@ -5334,11 +6010,15 @@
               <w:keepLines/>
               <w:spacing w:after="0"/>
             </w:pPr>
-            <w:r/>
-            <w:r>
-              <w:rPr>
-                <w:rFonts w:ascii="Arial" w:hAnsi="Arial" w:eastAsia="Arial"/>
-                <w:b w:val="0"/>
+            <w:r>
+              <w:rPr>
+                <w:rFonts w:ascii="Arial" w:hAnsi="Arial" w:eastAsia="Arial"/>
+                <w:sz w:val="18"/>
+              </w:rPr>
+            </w:r>
+            <w:r>
+              <w:rPr>
+                <w:rFonts w:ascii="Arial" w:hAnsi="Arial" w:eastAsia="Arial"/>
                 <w:sz w:val="18"/>
               </w:rPr>
               <w:t>docNo</w:t>
@@ -5355,11 +6035,15 @@
               <w:keepLines/>
               <w:spacing w:after="0"/>
             </w:pPr>
-            <w:r/>
-            <w:r>
-              <w:rPr>
-                <w:rFonts w:ascii="Arial" w:hAnsi="Arial" w:eastAsia="Arial"/>
-                <w:b w:val="0"/>
+            <w:r>
+              <w:rPr>
+                <w:rFonts w:ascii="Arial" w:hAnsi="Arial" w:eastAsia="Arial"/>
+                <w:sz w:val="18"/>
+              </w:rPr>
+            </w:r>
+            <w:r>
+              <w:rPr>
+                <w:rFonts w:ascii="Arial" w:hAnsi="Arial" w:eastAsia="Arial"/>
                 <w:sz w:val="18"/>
               </w:rPr>
               <w:t>string</w:t>
@@ -5376,11 +6060,15 @@
               <w:keepLines/>
               <w:spacing w:after="0"/>
             </w:pPr>
-            <w:r/>
-            <w:r>
-              <w:rPr>
-                <w:rFonts w:ascii="Arial" w:hAnsi="Arial" w:eastAsia="Arial"/>
-                <w:b w:val="0"/>
+            <w:r>
+              <w:rPr>
+                <w:rFonts w:ascii="Arial" w:hAnsi="Arial" w:eastAsia="Arial"/>
+                <w:sz w:val="18"/>
+              </w:rPr>
+            </w:r>
+            <w:r>
+              <w:rPr>
+                <w:rFonts w:ascii="Arial" w:hAnsi="Arial" w:eastAsia="Arial"/>
                 <w:sz w:val="18"/>
               </w:rPr>
               <w:t>No</w:t>
@@ -5397,11 +6085,15 @@
               <w:keepLines/>
               <w:spacing w:after="0"/>
             </w:pPr>
-            <w:r/>
-            <w:r>
-              <w:rPr>
-                <w:rFonts w:ascii="Arial" w:hAnsi="Arial" w:eastAsia="Arial"/>
-                <w:b w:val="0"/>
+            <w:r>
+              <w:rPr>
+                <w:rFonts w:ascii="Arial" w:hAnsi="Arial" w:eastAsia="Arial"/>
+                <w:sz w:val="18"/>
+              </w:rPr>
+            </w:r>
+            <w:r>
+              <w:rPr>
+                <w:rFonts w:ascii="Arial" w:hAnsi="Arial" w:eastAsia="Arial"/>
                 <w:sz w:val="18"/>
               </w:rPr>
               <w:t>พ.ศ. YYYY/xxxxx</w:t>
@@ -5508,6 +6200,8 @@
               <w:br/>
               <w:t xml:space="preserve">    {</w:t>
               <w:br/>
+              <w:t xml:space="preserve">      "value": "เห็นควรชดเชย",</w:t>
+              <w:br/>
               <w:t xml:space="preserve">      "label": "เห็นควรชดเชย",</w:t>
               <w:br/>
               <w:t xml:space="preserve">      "requireComment": false</w:t>
@@ -5516,6 +6210,8 @@
               <w:br/>
               <w:t xml:space="preserve">    {</w:t>
               <w:br/>
+              <w:t xml:space="preserve">      "value": "เห็นควรไม่ชดเชย",</w:t>
+              <w:br/>
               <w:t xml:space="preserve">      "label": "เห็นควรไม่ชดเชย",</w:t>
               <w:br/>
               <w:t xml:space="preserve">      "requireComment": false</w:t>
@@ -5523,6 +6219,8 @@
               <w:t xml:space="preserve">    },</w:t>
               <w:br/>
               <w:t xml:space="preserve">    {</w:t>
+              <w:br/>
+              <w:t xml:space="preserve">      "value": "ส่งกลับ GM ส่งเสริมธุรกิจฯ",</w:t>
               <w:br/>
               <w:t xml:space="preserve">      "label": "ส่งกลับ GM ส่งเสริมธุรกิจฯ",</w:t>
               <w:br/>
@@ -5670,11 +6368,15 @@
               <w:keepLines/>
               <w:spacing w:after="0"/>
             </w:pPr>
-            <w:r/>
-            <w:r>
-              <w:rPr>
-                <w:rFonts w:ascii="Arial" w:hAnsi="Arial" w:eastAsia="Arial"/>
-                <w:b w:val="0"/>
+            <w:r>
+              <w:rPr>
+                <w:rFonts w:ascii="Arial" w:hAnsi="Arial" w:eastAsia="Arial"/>
+                <w:sz w:val="18"/>
+              </w:rPr>
+            </w:r>
+            <w:r>
+              <w:rPr>
+                <w:rFonts w:ascii="Arial" w:hAnsi="Arial" w:eastAsia="Arial"/>
                 <w:sz w:val="18"/>
               </w:rPr>
               <w:t>docNo</w:t>
@@ -5691,11 +6393,15 @@
               <w:keepLines/>
               <w:spacing w:after="0"/>
             </w:pPr>
-            <w:r/>
-            <w:r>
-              <w:rPr>
-                <w:rFonts w:ascii="Arial" w:hAnsi="Arial" w:eastAsia="Arial"/>
-                <w:b w:val="0"/>
+            <w:r>
+              <w:rPr>
+                <w:rFonts w:ascii="Arial" w:hAnsi="Arial" w:eastAsia="Arial"/>
+                <w:sz w:val="18"/>
+              </w:rPr>
+            </w:r>
+            <w:r>
+              <w:rPr>
+                <w:rFonts w:ascii="Arial" w:hAnsi="Arial" w:eastAsia="Arial"/>
                 <w:sz w:val="18"/>
               </w:rPr>
               <w:t>string</w:t>
@@ -5712,11 +6418,15 @@
               <w:keepLines/>
               <w:spacing w:after="0"/>
             </w:pPr>
-            <w:r/>
-            <w:r>
-              <w:rPr>
-                <w:rFonts w:ascii="Arial" w:hAnsi="Arial" w:eastAsia="Arial"/>
-                <w:b w:val="0"/>
+            <w:r>
+              <w:rPr>
+                <w:rFonts w:ascii="Arial" w:hAnsi="Arial" w:eastAsia="Arial"/>
+                <w:sz w:val="18"/>
+              </w:rPr>
+            </w:r>
+            <w:r>
+              <w:rPr>
+                <w:rFonts w:ascii="Arial" w:hAnsi="Arial" w:eastAsia="Arial"/>
                 <w:sz w:val="18"/>
               </w:rPr>
               <w:t>Yes</w:t>
@@ -5733,11 +6443,15 @@
               <w:keepLines/>
               <w:spacing w:after="0"/>
             </w:pPr>
-            <w:r/>
-            <w:r>
-              <w:rPr>
-                <w:rFonts w:ascii="Arial" w:hAnsi="Arial" w:eastAsia="Arial"/>
-                <w:b w:val="0"/>
+            <w:r>
+              <w:rPr>
+                <w:rFonts w:ascii="Arial" w:hAnsi="Arial" w:eastAsia="Arial"/>
+                <w:sz w:val="18"/>
+              </w:rPr>
+            </w:r>
+            <w:r>
+              <w:rPr>
+                <w:rFonts w:ascii="Arial" w:hAnsi="Arial" w:eastAsia="Arial"/>
                 <w:sz w:val="18"/>
               </w:rPr>
               <w:t>พ.ศ. YYYY/xxxxx</w:t>
@@ -5759,11 +6473,15 @@
               <w:keepLines/>
               <w:spacing w:after="0"/>
             </w:pPr>
-            <w:r/>
-            <w:r>
-              <w:rPr>
-                <w:rFonts w:ascii="Arial" w:hAnsi="Arial" w:eastAsia="Arial"/>
-                <w:b w:val="0"/>
+            <w:r>
+              <w:rPr>
+                <w:rFonts w:ascii="Arial" w:hAnsi="Arial" w:eastAsia="Arial"/>
+                <w:sz w:val="18"/>
+              </w:rPr>
+            </w:r>
+            <w:r>
+              <w:rPr>
+                <w:rFonts w:ascii="Arial" w:hAnsi="Arial" w:eastAsia="Arial"/>
                 <w:sz w:val="18"/>
               </w:rPr>
               <w:t>statusCode</w:t>
@@ -5780,11 +6498,15 @@
               <w:keepLines/>
               <w:spacing w:after="0"/>
             </w:pPr>
-            <w:r/>
-            <w:r>
-              <w:rPr>
-                <w:rFonts w:ascii="Arial" w:hAnsi="Arial" w:eastAsia="Arial"/>
-                <w:b w:val="0"/>
+            <w:r>
+              <w:rPr>
+                <w:rFonts w:ascii="Arial" w:hAnsi="Arial" w:eastAsia="Arial"/>
+                <w:sz w:val="18"/>
+              </w:rPr>
+            </w:r>
+            <w:r>
+              <w:rPr>
+                <w:rFonts w:ascii="Arial" w:hAnsi="Arial" w:eastAsia="Arial"/>
                 <w:sz w:val="18"/>
               </w:rPr>
               <w:t>string</w:t>
@@ -5801,11 +6523,15 @@
               <w:keepLines/>
               <w:spacing w:after="0"/>
             </w:pPr>
-            <w:r/>
-            <w:r>
-              <w:rPr>
-                <w:rFonts w:ascii="Arial" w:hAnsi="Arial" w:eastAsia="Arial"/>
-                <w:b w:val="0"/>
+            <w:r>
+              <w:rPr>
+                <w:rFonts w:ascii="Arial" w:hAnsi="Arial" w:eastAsia="Arial"/>
+                <w:sz w:val="18"/>
+              </w:rPr>
+            </w:r>
+            <w:r>
+              <w:rPr>
+                <w:rFonts w:ascii="Arial" w:hAnsi="Arial" w:eastAsia="Arial"/>
                 <w:sz w:val="18"/>
               </w:rPr>
               <w:t>Yes</w:t>
@@ -5822,11 +6548,15 @@
               <w:keepLines/>
               <w:spacing w:after="0"/>
             </w:pPr>
-            <w:r/>
-            <w:r>
-              <w:rPr>
-                <w:rFonts w:ascii="Arial" w:hAnsi="Arial" w:eastAsia="Arial"/>
-                <w:b w:val="0"/>
+            <w:r>
+              <w:rPr>
+                <w:rFonts w:ascii="Arial" w:hAnsi="Arial" w:eastAsia="Arial"/>
+                <w:sz w:val="18"/>
+              </w:rPr>
+            </w:r>
+            <w:r>
+              <w:rPr>
+                <w:rFonts w:ascii="Arial" w:hAnsi="Arial" w:eastAsia="Arial"/>
                 <w:sz w:val="18"/>
               </w:rPr>
               <w:t>canonical code; do not replace with display label</w:t>
@@ -5848,11 +6578,15 @@
               <w:keepLines/>
               <w:spacing w:after="0"/>
             </w:pPr>
-            <w:r/>
-            <w:r>
-              <w:rPr>
-                <w:rFonts w:ascii="Arial" w:hAnsi="Arial" w:eastAsia="Arial"/>
-                <w:b w:val="0"/>
+            <w:r>
+              <w:rPr>
+                <w:rFonts w:ascii="Arial" w:hAnsi="Arial" w:eastAsia="Arial"/>
+                <w:sz w:val="18"/>
+              </w:rPr>
+            </w:r>
+            <w:r>
+              <w:rPr>
+                <w:rFonts w:ascii="Arial" w:hAnsi="Arial" w:eastAsia="Arial"/>
                 <w:sz w:val="18"/>
               </w:rPr>
               <w:t>viewerRbacRoleCode</w:t>
@@ -5869,11 +6603,15 @@
               <w:keepLines/>
               <w:spacing w:after="0"/>
             </w:pPr>
-            <w:r/>
-            <w:r>
-              <w:rPr>
-                <w:rFonts w:ascii="Arial" w:hAnsi="Arial" w:eastAsia="Arial"/>
-                <w:b w:val="0"/>
+            <w:r>
+              <w:rPr>
+                <w:rFonts w:ascii="Arial" w:hAnsi="Arial" w:eastAsia="Arial"/>
+                <w:sz w:val="18"/>
+              </w:rPr>
+            </w:r>
+            <w:r>
+              <w:rPr>
+                <w:rFonts w:ascii="Arial" w:hAnsi="Arial" w:eastAsia="Arial"/>
                 <w:sz w:val="18"/>
               </w:rPr>
               <w:t>string</w:t>
@@ -5890,11 +6628,15 @@
               <w:keepLines/>
               <w:spacing w:after="0"/>
             </w:pPr>
-            <w:r/>
-            <w:r>
-              <w:rPr>
-                <w:rFonts w:ascii="Arial" w:hAnsi="Arial" w:eastAsia="Arial"/>
-                <w:b w:val="0"/>
+            <w:r>
+              <w:rPr>
+                <w:rFonts w:ascii="Arial" w:hAnsi="Arial" w:eastAsia="Arial"/>
+                <w:sz w:val="18"/>
+              </w:rPr>
+            </w:r>
+            <w:r>
+              <w:rPr>
+                <w:rFonts w:ascii="Arial" w:hAnsi="Arial" w:eastAsia="Arial"/>
                 <w:sz w:val="18"/>
               </w:rPr>
               <w:t>Yes</w:t>
@@ -5911,11 +6653,15 @@
               <w:keepLines/>
               <w:spacing w:after="0"/>
             </w:pPr>
-            <w:r/>
-            <w:r>
-              <w:rPr>
-                <w:rFonts w:ascii="Arial" w:hAnsi="Arial" w:eastAsia="Arial"/>
-                <w:b w:val="0"/>
+            <w:r>
+              <w:rPr>
+                <w:rFonts w:ascii="Arial" w:hAnsi="Arial" w:eastAsia="Arial"/>
+                <w:sz w:val="18"/>
+              </w:rPr>
+            </w:r>
+            <w:r>
+              <w:rPr>
+                <w:rFonts w:ascii="Arial" w:hAnsi="Arial" w:eastAsia="Arial"/>
                 <w:sz w:val="18"/>
               </w:rPr>
               <w:t>UTF-8; use value domain described by endpoint purpose</w:t>
@@ -5937,11 +6683,15 @@
               <w:keepLines/>
               <w:spacing w:after="0"/>
             </w:pPr>
-            <w:r/>
-            <w:r>
-              <w:rPr>
-                <w:rFonts w:ascii="Arial" w:hAnsi="Arial" w:eastAsia="Arial"/>
-                <w:b w:val="0"/>
+            <w:r>
+              <w:rPr>
+                <w:rFonts w:ascii="Arial" w:hAnsi="Arial" w:eastAsia="Arial"/>
+                <w:sz w:val="18"/>
+              </w:rPr>
+            </w:r>
+            <w:r>
+              <w:rPr>
+                <w:rFonts w:ascii="Arial" w:hAnsi="Arial" w:eastAsia="Arial"/>
                 <w:sz w:val="18"/>
               </w:rPr>
               <w:t>roleProfileCode</w:t>
@@ -5958,11 +6708,15 @@
               <w:keepLines/>
               <w:spacing w:after="0"/>
             </w:pPr>
-            <w:r/>
-            <w:r>
-              <w:rPr>
-                <w:rFonts w:ascii="Arial" w:hAnsi="Arial" w:eastAsia="Arial"/>
-                <w:b w:val="0"/>
+            <w:r>
+              <w:rPr>
+                <w:rFonts w:ascii="Arial" w:hAnsi="Arial" w:eastAsia="Arial"/>
+                <w:sz w:val="18"/>
+              </w:rPr>
+            </w:r>
+            <w:r>
+              <w:rPr>
+                <w:rFonts w:ascii="Arial" w:hAnsi="Arial" w:eastAsia="Arial"/>
                 <w:sz w:val="18"/>
               </w:rPr>
               <w:t>string</w:t>
@@ -5979,11 +6733,15 @@
               <w:keepLines/>
               <w:spacing w:after="0"/>
             </w:pPr>
-            <w:r/>
-            <w:r>
-              <w:rPr>
-                <w:rFonts w:ascii="Arial" w:hAnsi="Arial" w:eastAsia="Arial"/>
-                <w:b w:val="0"/>
+            <w:r>
+              <w:rPr>
+                <w:rFonts w:ascii="Arial" w:hAnsi="Arial" w:eastAsia="Arial"/>
+                <w:sz w:val="18"/>
+              </w:rPr>
+            </w:r>
+            <w:r>
+              <w:rPr>
+                <w:rFonts w:ascii="Arial" w:hAnsi="Arial" w:eastAsia="Arial"/>
                 <w:sz w:val="18"/>
               </w:rPr>
               <w:t>Yes</w:t>
@@ -6000,11 +6758,15 @@
               <w:keepLines/>
               <w:spacing w:after="0"/>
             </w:pPr>
-            <w:r/>
-            <w:r>
-              <w:rPr>
-                <w:rFonts w:ascii="Arial" w:hAnsi="Arial" w:eastAsia="Arial"/>
-                <w:b w:val="0"/>
+            <w:r>
+              <w:rPr>
+                <w:rFonts w:ascii="Arial" w:hAnsi="Arial" w:eastAsia="Arial"/>
+                <w:sz w:val="18"/>
+              </w:rPr>
+            </w:r>
+            <w:r>
+              <w:rPr>
+                <w:rFonts w:ascii="Arial" w:hAnsi="Arial" w:eastAsia="Arial"/>
                 <w:sz w:val="18"/>
               </w:rPr>
               <w:t>UTF-8; use value domain described by endpoint purpose</w:t>
@@ -6026,11 +6788,15 @@
               <w:keepLines/>
               <w:spacing w:after="0"/>
             </w:pPr>
-            <w:r/>
-            <w:r>
-              <w:rPr>
-                <w:rFonts w:ascii="Arial" w:hAnsi="Arial" w:eastAsia="Arial"/>
-                <w:b w:val="0"/>
+            <w:r>
+              <w:rPr>
+                <w:rFonts w:ascii="Arial" w:hAnsi="Arial" w:eastAsia="Arial"/>
+                <w:sz w:val="18"/>
+              </w:rPr>
+            </w:r>
+            <w:r>
+              <w:rPr>
+                <w:rFonts w:ascii="Arial" w:hAnsi="Arial" w:eastAsia="Arial"/>
                 <w:sz w:val="18"/>
               </w:rPr>
               <w:t>visibleSections</w:t>
@@ -6047,11 +6813,15 @@
               <w:keepLines/>
               <w:spacing w:after="0"/>
             </w:pPr>
-            <w:r/>
-            <w:r>
-              <w:rPr>
-                <w:rFonts w:ascii="Arial" w:hAnsi="Arial" w:eastAsia="Arial"/>
-                <w:b w:val="0"/>
+            <w:r>
+              <w:rPr>
+                <w:rFonts w:ascii="Arial" w:hAnsi="Arial" w:eastAsia="Arial"/>
+                <w:sz w:val="18"/>
+              </w:rPr>
+            </w:r>
+            <w:r>
+              <w:rPr>
+                <w:rFonts w:ascii="Arial" w:hAnsi="Arial" w:eastAsia="Arial"/>
                 <w:sz w:val="18"/>
               </w:rPr>
               <w:t>array&lt;string&gt;</w:t>
@@ -6068,11 +6838,15 @@
               <w:keepLines/>
               <w:spacing w:after="0"/>
             </w:pPr>
-            <w:r/>
-            <w:r>
-              <w:rPr>
-                <w:rFonts w:ascii="Arial" w:hAnsi="Arial" w:eastAsia="Arial"/>
-                <w:b w:val="0"/>
+            <w:r>
+              <w:rPr>
+                <w:rFonts w:ascii="Arial" w:hAnsi="Arial" w:eastAsia="Arial"/>
+                <w:sz w:val="18"/>
+              </w:rPr>
+            </w:r>
+            <w:r>
+              <w:rPr>
+                <w:rFonts w:ascii="Arial" w:hAnsi="Arial" w:eastAsia="Arial"/>
                 <w:sz w:val="18"/>
               </w:rPr>
               <w:t>Yes</w:t>
@@ -6089,11 +6863,15 @@
               <w:keepLines/>
               <w:spacing w:after="0"/>
             </w:pPr>
-            <w:r/>
-            <w:r>
-              <w:rPr>
-                <w:rFonts w:ascii="Arial" w:hAnsi="Arial" w:eastAsia="Arial"/>
-                <w:b w:val="0"/>
+            <w:r>
+              <w:rPr>
+                <w:rFonts w:ascii="Arial" w:hAnsi="Arial" w:eastAsia="Arial"/>
+                <w:sz w:val="18"/>
+              </w:rPr>
+            </w:r>
+            <w:r>
+              <w:rPr>
+                <w:rFonts w:ascii="Arial" w:hAnsi="Arial" w:eastAsia="Arial"/>
                 <w:sz w:val="18"/>
               </w:rPr>
               <w:t>JSON array; element type shown in Type column</w:t>
@@ -6115,11 +6893,15 @@
               <w:keepLines/>
               <w:spacing w:after="0"/>
             </w:pPr>
-            <w:r/>
-            <w:r>
-              <w:rPr>
-                <w:rFonts w:ascii="Arial" w:hAnsi="Arial" w:eastAsia="Arial"/>
-                <w:b w:val="0"/>
+            <w:r>
+              <w:rPr>
+                <w:rFonts w:ascii="Arial" w:hAnsi="Arial" w:eastAsia="Arial"/>
+                <w:sz w:val="18"/>
+              </w:rPr>
+            </w:r>
+            <w:r>
+              <w:rPr>
+                <w:rFonts w:ascii="Arial" w:hAnsi="Arial" w:eastAsia="Arial"/>
                 <w:sz w:val="18"/>
               </w:rPr>
               <w:t>editableSections</w:t>
@@ -6136,11 +6918,15 @@
               <w:keepLines/>
               <w:spacing w:after="0"/>
             </w:pPr>
-            <w:r/>
-            <w:r>
-              <w:rPr>
-                <w:rFonts w:ascii="Arial" w:hAnsi="Arial" w:eastAsia="Arial"/>
-                <w:b w:val="0"/>
+            <w:r>
+              <w:rPr>
+                <w:rFonts w:ascii="Arial" w:hAnsi="Arial" w:eastAsia="Arial"/>
+                <w:sz w:val="18"/>
+              </w:rPr>
+            </w:r>
+            <w:r>
+              <w:rPr>
+                <w:rFonts w:ascii="Arial" w:hAnsi="Arial" w:eastAsia="Arial"/>
                 <w:sz w:val="18"/>
               </w:rPr>
               <w:t>array&lt;object&gt;</w:t>
@@ -6157,11 +6943,15 @@
               <w:keepLines/>
               <w:spacing w:after="0"/>
             </w:pPr>
-            <w:r/>
-            <w:r>
-              <w:rPr>
-                <w:rFonts w:ascii="Arial" w:hAnsi="Arial" w:eastAsia="Arial"/>
-                <w:b w:val="0"/>
+            <w:r>
+              <w:rPr>
+                <w:rFonts w:ascii="Arial" w:hAnsi="Arial" w:eastAsia="Arial"/>
+                <w:sz w:val="18"/>
+              </w:rPr>
+            </w:r>
+            <w:r>
+              <w:rPr>
+                <w:rFonts w:ascii="Arial" w:hAnsi="Arial" w:eastAsia="Arial"/>
                 <w:sz w:val="18"/>
               </w:rPr>
               <w:t>Yes</w:t>
@@ -6178,11 +6968,15 @@
               <w:keepLines/>
               <w:spacing w:after="0"/>
             </w:pPr>
-            <w:r/>
-            <w:r>
-              <w:rPr>
-                <w:rFonts w:ascii="Arial" w:hAnsi="Arial" w:eastAsia="Arial"/>
-                <w:b w:val="0"/>
+            <w:r>
+              <w:rPr>
+                <w:rFonts w:ascii="Arial" w:hAnsi="Arial" w:eastAsia="Arial"/>
+                <w:sz w:val="18"/>
+              </w:rPr>
+            </w:r>
+            <w:r>
+              <w:rPr>
+                <w:rFonts w:ascii="Arial" w:hAnsi="Arial" w:eastAsia="Arial"/>
                 <w:sz w:val="18"/>
               </w:rPr>
               <w:t>JSON array; element type shown in Type column</w:t>
@@ -6204,11 +6998,15 @@
               <w:keepLines/>
               <w:spacing w:after="0"/>
             </w:pPr>
-            <w:r/>
-            <w:r>
-              <w:rPr>
-                <w:rFonts w:ascii="Arial" w:hAnsi="Arial" w:eastAsia="Arial"/>
-                <w:b w:val="0"/>
+            <w:r>
+              <w:rPr>
+                <w:rFonts w:ascii="Arial" w:hAnsi="Arial" w:eastAsia="Arial"/>
+                <w:sz w:val="18"/>
+              </w:rPr>
+            </w:r>
+            <w:r>
+              <w:rPr>
+                <w:rFonts w:ascii="Arial" w:hAnsi="Arial" w:eastAsia="Arial"/>
                 <w:sz w:val="18"/>
               </w:rPr>
               <w:t>actionOptions</w:t>
@@ -6225,11 +7023,15 @@
               <w:keepLines/>
               <w:spacing w:after="0"/>
             </w:pPr>
-            <w:r/>
-            <w:r>
-              <w:rPr>
-                <w:rFonts w:ascii="Arial" w:hAnsi="Arial" w:eastAsia="Arial"/>
-                <w:b w:val="0"/>
+            <w:r>
+              <w:rPr>
+                <w:rFonts w:ascii="Arial" w:hAnsi="Arial" w:eastAsia="Arial"/>
+                <w:sz w:val="18"/>
+              </w:rPr>
+            </w:r>
+            <w:r>
+              <w:rPr>
+                <w:rFonts w:ascii="Arial" w:hAnsi="Arial" w:eastAsia="Arial"/>
                 <w:sz w:val="18"/>
               </w:rPr>
               <w:t>array&lt;object&gt;</w:t>
@@ -6246,11 +7048,15 @@
               <w:keepLines/>
               <w:spacing w:after="0"/>
             </w:pPr>
-            <w:r/>
-            <w:r>
-              <w:rPr>
-                <w:rFonts w:ascii="Arial" w:hAnsi="Arial" w:eastAsia="Arial"/>
-                <w:b w:val="0"/>
+            <w:r>
+              <w:rPr>
+                <w:rFonts w:ascii="Arial" w:hAnsi="Arial" w:eastAsia="Arial"/>
+                <w:sz w:val="18"/>
+              </w:rPr>
+            </w:r>
+            <w:r>
+              <w:rPr>
+                <w:rFonts w:ascii="Arial" w:hAnsi="Arial" w:eastAsia="Arial"/>
                 <w:sz w:val="18"/>
               </w:rPr>
               <w:t>Yes</w:t>
@@ -6267,11 +7073,15 @@
               <w:keepLines/>
               <w:spacing w:after="0"/>
             </w:pPr>
-            <w:r/>
-            <w:r>
-              <w:rPr>
-                <w:rFonts w:ascii="Arial" w:hAnsi="Arial" w:eastAsia="Arial"/>
-                <w:b w:val="0"/>
+            <w:r>
+              <w:rPr>
+                <w:rFonts w:ascii="Arial" w:hAnsi="Arial" w:eastAsia="Arial"/>
+                <w:sz w:val="18"/>
+              </w:rPr>
+            </w:r>
+            <w:r>
+              <w:rPr>
+                <w:rFonts w:ascii="Arial" w:hAnsi="Arial" w:eastAsia="Arial"/>
                 <w:sz w:val="18"/>
               </w:rPr>
               <w:t>JSON array; element type shown in Type column</w:t>
@@ -6293,14 +7103,18 @@
               <w:keepLines/>
               <w:spacing w:after="0"/>
             </w:pPr>
-            <w:r/>
-            <w:r>
-              <w:rPr>
-                <w:rFonts w:ascii="Arial" w:hAnsi="Arial" w:eastAsia="Arial"/>
-                <w:b w:val="0"/>
-                <w:sz w:val="18"/>
-              </w:rPr>
-              <w:t>actionOptions[].label</w:t>
+            <w:r>
+              <w:rPr>
+                <w:rFonts w:ascii="Arial" w:hAnsi="Arial" w:eastAsia="Arial"/>
+                <w:sz w:val="18"/>
+              </w:rPr>
+            </w:r>
+            <w:r>
+              <w:rPr>
+                <w:rFonts w:ascii="Arial" w:hAnsi="Arial" w:eastAsia="Arial"/>
+                <w:sz w:val="18"/>
+              </w:rPr>
+              <w:t>actionOptions[].value</w:t>
             </w:r>
           </w:p>
         </w:tc>
@@ -6314,11 +7128,15 @@
               <w:keepLines/>
               <w:spacing w:after="0"/>
             </w:pPr>
-            <w:r/>
-            <w:r>
-              <w:rPr>
-                <w:rFonts w:ascii="Arial" w:hAnsi="Arial" w:eastAsia="Arial"/>
-                <w:b w:val="0"/>
+            <w:r>
+              <w:rPr>
+                <w:rFonts w:ascii="Arial" w:hAnsi="Arial" w:eastAsia="Arial"/>
+                <w:sz w:val="18"/>
+              </w:rPr>
+            </w:r>
+            <w:r>
+              <w:rPr>
+                <w:rFonts w:ascii="Arial" w:hAnsi="Arial" w:eastAsia="Arial"/>
                 <w:sz w:val="18"/>
               </w:rPr>
               <w:t>string</w:t>
@@ -6335,11 +7153,15 @@
               <w:keepLines/>
               <w:spacing w:after="0"/>
             </w:pPr>
-            <w:r/>
-            <w:r>
-              <w:rPr>
-                <w:rFonts w:ascii="Arial" w:hAnsi="Arial" w:eastAsia="Arial"/>
-                <w:b w:val="0"/>
+            <w:r>
+              <w:rPr>
+                <w:rFonts w:ascii="Arial" w:hAnsi="Arial" w:eastAsia="Arial"/>
+                <w:sz w:val="18"/>
+              </w:rPr>
+            </w:r>
+            <w:r>
+              <w:rPr>
+                <w:rFonts w:ascii="Arial" w:hAnsi="Arial" w:eastAsia="Arial"/>
                 <w:sz w:val="18"/>
               </w:rPr>
               <w:t>Yes</w:t>
@@ -6356,11 +7178,15 @@
               <w:keepLines/>
               <w:spacing w:after="0"/>
             </w:pPr>
-            <w:r/>
-            <w:r>
-              <w:rPr>
-                <w:rFonts w:ascii="Arial" w:hAnsi="Arial" w:eastAsia="Arial"/>
-                <w:b w:val="0"/>
+            <w:r>
+              <w:rPr>
+                <w:rFonts w:ascii="Arial" w:hAnsi="Arial" w:eastAsia="Arial"/>
+                <w:sz w:val="18"/>
+              </w:rPr>
+            </w:r>
+            <w:r>
+              <w:rPr>
+                <w:rFonts w:ascii="Arial" w:hAnsi="Arial" w:eastAsia="Arial"/>
                 <w:sz w:val="18"/>
               </w:rPr>
               <w:t>UTF-8; use value domain described by endpoint purpose</w:t>
@@ -6382,14 +7208,18 @@
               <w:keepLines/>
               <w:spacing w:after="0"/>
             </w:pPr>
-            <w:r/>
-            <w:r>
-              <w:rPr>
-                <w:rFonts w:ascii="Arial" w:hAnsi="Arial" w:eastAsia="Arial"/>
-                <w:b w:val="0"/>
-                <w:sz w:val="18"/>
-              </w:rPr>
-              <w:t>actionOptions[].requireComment</w:t>
+            <w:r>
+              <w:rPr>
+                <w:rFonts w:ascii="Arial" w:hAnsi="Arial" w:eastAsia="Arial"/>
+                <w:sz w:val="18"/>
+              </w:rPr>
+            </w:r>
+            <w:r>
+              <w:rPr>
+                <w:rFonts w:ascii="Arial" w:hAnsi="Arial" w:eastAsia="Arial"/>
+                <w:sz w:val="18"/>
+              </w:rPr>
+              <w:t>actionOptions[].label</w:t>
             </w:r>
           </w:p>
         </w:tc>
@@ -6403,14 +7233,18 @@
               <w:keepLines/>
               <w:spacing w:after="0"/>
             </w:pPr>
-            <w:r/>
-            <w:r>
-              <w:rPr>
-                <w:rFonts w:ascii="Arial" w:hAnsi="Arial" w:eastAsia="Arial"/>
-                <w:b w:val="0"/>
-                <w:sz w:val="18"/>
-              </w:rPr>
-              <w:t>boolean</w:t>
+            <w:r>
+              <w:rPr>
+                <w:rFonts w:ascii="Arial" w:hAnsi="Arial" w:eastAsia="Arial"/>
+                <w:sz w:val="18"/>
+              </w:rPr>
+            </w:r>
+            <w:r>
+              <w:rPr>
+                <w:rFonts w:ascii="Arial" w:hAnsi="Arial" w:eastAsia="Arial"/>
+                <w:sz w:val="18"/>
+              </w:rPr>
+              <w:t>string</w:t>
             </w:r>
           </w:p>
         </w:tc>
@@ -6424,11 +7258,15 @@
               <w:keepLines/>
               <w:spacing w:after="0"/>
             </w:pPr>
-            <w:r/>
-            <w:r>
-              <w:rPr>
-                <w:rFonts w:ascii="Arial" w:hAnsi="Arial" w:eastAsia="Arial"/>
-                <w:b w:val="0"/>
+            <w:r>
+              <w:rPr>
+                <w:rFonts w:ascii="Arial" w:hAnsi="Arial" w:eastAsia="Arial"/>
+                <w:sz w:val="18"/>
+              </w:rPr>
+            </w:r>
+            <w:r>
+              <w:rPr>
+                <w:rFonts w:ascii="Arial" w:hAnsi="Arial" w:eastAsia="Arial"/>
                 <w:sz w:val="18"/>
               </w:rPr>
               <w:t>Yes</w:t>
@@ -6445,11 +7283,120 @@
               <w:keepLines/>
               <w:spacing w:after="0"/>
             </w:pPr>
-            <w:r/>
-            <w:r>
-              <w:rPr>
-                <w:rFonts w:ascii="Arial" w:hAnsi="Arial" w:eastAsia="Arial"/>
-                <w:b w:val="0"/>
+            <w:r>
+              <w:rPr>
+                <w:rFonts w:ascii="Arial" w:hAnsi="Arial" w:eastAsia="Arial"/>
+                <w:sz w:val="18"/>
+              </w:rPr>
+            </w:r>
+            <w:r>
+              <w:rPr>
+                <w:rFonts w:ascii="Arial" w:hAnsi="Arial" w:eastAsia="Arial"/>
+                <w:sz w:val="18"/>
+              </w:rPr>
+              <w:t>UTF-8; use value domain described by endpoint purpose</w:t>
+            </w:r>
+          </w:p>
+        </w:tc>
+      </w:tr>
+      <w:tr>
+        <w:trPr>
+          <w:cantSplit/>
+        </w:trPr>
+        <w:tc>
+          <w:tcPr>
+            <w:tcW w:type="dxa" w:w="2520"/>
+            <w:vAlign w:val="center"/>
+          </w:tcPr>
+          <w:p>
+            <w:pPr>
+              <w:keepLines/>
+              <w:spacing w:after="0"/>
+            </w:pPr>
+            <w:r>
+              <w:rPr>
+                <w:rFonts w:ascii="Arial" w:hAnsi="Arial" w:eastAsia="Arial"/>
+                <w:sz w:val="18"/>
+              </w:rPr>
+            </w:r>
+            <w:r>
+              <w:rPr>
+                <w:rFonts w:ascii="Arial" w:hAnsi="Arial" w:eastAsia="Arial"/>
+                <w:sz w:val="18"/>
+              </w:rPr>
+              <w:t>actionOptions[].requireComment</w:t>
+            </w:r>
+          </w:p>
+        </w:tc>
+        <w:tc>
+          <w:tcPr>
+            <w:tcW w:type="dxa" w:w="2520"/>
+            <w:vAlign w:val="center"/>
+          </w:tcPr>
+          <w:p>
+            <w:pPr>
+              <w:keepLines/>
+              <w:spacing w:after="0"/>
+            </w:pPr>
+            <w:r>
+              <w:rPr>
+                <w:rFonts w:ascii="Arial" w:hAnsi="Arial" w:eastAsia="Arial"/>
+                <w:sz w:val="18"/>
+              </w:rPr>
+            </w:r>
+            <w:r>
+              <w:rPr>
+                <w:rFonts w:ascii="Arial" w:hAnsi="Arial" w:eastAsia="Arial"/>
+                <w:sz w:val="18"/>
+              </w:rPr>
+              <w:t>boolean</w:t>
+            </w:r>
+          </w:p>
+        </w:tc>
+        <w:tc>
+          <w:tcPr>
+            <w:tcW w:type="dxa" w:w="2520"/>
+            <w:vAlign w:val="center"/>
+          </w:tcPr>
+          <w:p>
+            <w:pPr>
+              <w:keepLines/>
+              <w:spacing w:after="0"/>
+            </w:pPr>
+            <w:r>
+              <w:rPr>
+                <w:rFonts w:ascii="Arial" w:hAnsi="Arial" w:eastAsia="Arial"/>
+                <w:sz w:val="18"/>
+              </w:rPr>
+            </w:r>
+            <w:r>
+              <w:rPr>
+                <w:rFonts w:ascii="Arial" w:hAnsi="Arial" w:eastAsia="Arial"/>
+                <w:sz w:val="18"/>
+              </w:rPr>
+              <w:t>Yes</w:t>
+            </w:r>
+          </w:p>
+        </w:tc>
+        <w:tc>
+          <w:tcPr>
+            <w:tcW w:type="dxa" w:w="2520"/>
+            <w:vAlign w:val="center"/>
+          </w:tcPr>
+          <w:p>
+            <w:pPr>
+              <w:keepLines/>
+              <w:spacing w:after="0"/>
+            </w:pPr>
+            <w:r>
+              <w:rPr>
+                <w:rFonts w:ascii="Arial" w:hAnsi="Arial" w:eastAsia="Arial"/>
+                <w:sz w:val="18"/>
+              </w:rPr>
+            </w:r>
+            <w:r>
+              <w:rPr>
+                <w:rFonts w:ascii="Arial" w:hAnsi="Arial" w:eastAsia="Arial"/>
                 <w:sz w:val="18"/>
               </w:rPr>
               <w:t>UTF-8; use value domain described by endpoint purpose</w:t>
@@ -6475,7 +7422,7 @@
         <w:keepNext w:val="0"/>
       </w:pPr>
       <w:r>
-        <w:t>ตัวอย่าง positive-path จาก section 03; Section 02 ใช้กรณียอดรวมมากกว่า 100,000 บาท</w:t>
+        <w:t>ตัวอย่าง positive-path จาก section 03; Section 02 ส่งต่อ AVP (03) เมื่อยอดรวม 50,001-300,000 บาท และจบที่ GM เมื่อ &lt;= 50,000 บาท (SDD GI)</w:t>
       </w:r>
     </w:p>
     <w:tbl>
@@ -6679,11 +7626,15 @@
               <w:keepLines/>
               <w:spacing w:after="0"/>
             </w:pPr>
-            <w:r/>
-            <w:r>
-              <w:rPr>
-                <w:rFonts w:ascii="Arial" w:hAnsi="Arial" w:eastAsia="Arial"/>
-                <w:b w:val="0"/>
+            <w:r>
+              <w:rPr>
+                <w:rFonts w:ascii="Arial" w:hAnsi="Arial" w:eastAsia="Arial"/>
+                <w:sz w:val="18"/>
+              </w:rPr>
+            </w:r>
+            <w:r>
+              <w:rPr>
+                <w:rFonts w:ascii="Arial" w:hAnsi="Arial" w:eastAsia="Arial"/>
                 <w:sz w:val="18"/>
               </w:rPr>
               <w:t>result</w:t>
@@ -6700,11 +7651,15 @@
               <w:keepLines/>
               <w:spacing w:after="0"/>
             </w:pPr>
-            <w:r/>
-            <w:r>
-              <w:rPr>
-                <w:rFonts w:ascii="Arial" w:hAnsi="Arial" w:eastAsia="Arial"/>
-                <w:b w:val="0"/>
+            <w:r>
+              <w:rPr>
+                <w:rFonts w:ascii="Arial" w:hAnsi="Arial" w:eastAsia="Arial"/>
+                <w:sz w:val="18"/>
+              </w:rPr>
+            </w:r>
+            <w:r>
+              <w:rPr>
+                <w:rFonts w:ascii="Arial" w:hAnsi="Arial" w:eastAsia="Arial"/>
                 <w:sz w:val="18"/>
               </w:rPr>
               <w:t>string</w:t>
@@ -6721,11 +7676,15 @@
               <w:keepLines/>
               <w:spacing w:after="0"/>
             </w:pPr>
-            <w:r/>
-            <w:r>
-              <w:rPr>
-                <w:rFonts w:ascii="Arial" w:hAnsi="Arial" w:eastAsia="Arial"/>
-                <w:b w:val="0"/>
+            <w:r>
+              <w:rPr>
+                <w:rFonts w:ascii="Arial" w:hAnsi="Arial" w:eastAsia="Arial"/>
+                <w:sz w:val="18"/>
+              </w:rPr>
+            </w:r>
+            <w:r>
+              <w:rPr>
+                <w:rFonts w:ascii="Arial" w:hAnsi="Arial" w:eastAsia="Arial"/>
                 <w:sz w:val="18"/>
               </w:rPr>
               <w:t>Yes</w:t>
@@ -6742,11 +7701,15 @@
               <w:keepLines/>
               <w:spacing w:after="0"/>
             </w:pPr>
-            <w:r/>
-            <w:r>
-              <w:rPr>
-                <w:rFonts w:ascii="Arial" w:hAnsi="Arial" w:eastAsia="Arial"/>
-                <w:b w:val="0"/>
+            <w:r>
+              <w:rPr>
+                <w:rFonts w:ascii="Arial" w:hAnsi="Arial" w:eastAsia="Arial"/>
+                <w:sz w:val="18"/>
+              </w:rPr>
+            </w:r>
+            <w:r>
+              <w:rPr>
+                <w:rFonts w:ascii="Arial" w:hAnsi="Arial" w:eastAsia="Arial"/>
                 <w:sz w:val="18"/>
               </w:rPr>
               <w:t>UTF-8; use value domain described by endpoint purpose</w:t>
@@ -6768,11 +7731,15 @@
               <w:keepLines/>
               <w:spacing w:after="0"/>
             </w:pPr>
-            <w:r/>
-            <w:r>
-              <w:rPr>
-                <w:rFonts w:ascii="Arial" w:hAnsi="Arial" w:eastAsia="Arial"/>
-                <w:b w:val="0"/>
+            <w:r>
+              <w:rPr>
+                <w:rFonts w:ascii="Arial" w:hAnsi="Arial" w:eastAsia="Arial"/>
+                <w:sz w:val="18"/>
+              </w:rPr>
+            </w:r>
+            <w:r>
+              <w:rPr>
+                <w:rFonts w:ascii="Arial" w:hAnsi="Arial" w:eastAsia="Arial"/>
                 <w:sz w:val="18"/>
               </w:rPr>
               <w:t>comment</w:t>
@@ -6789,11 +7756,15 @@
               <w:keepLines/>
               <w:spacing w:after="0"/>
             </w:pPr>
-            <w:r/>
-            <w:r>
-              <w:rPr>
-                <w:rFonts w:ascii="Arial" w:hAnsi="Arial" w:eastAsia="Arial"/>
-                <w:b w:val="0"/>
+            <w:r>
+              <w:rPr>
+                <w:rFonts w:ascii="Arial" w:hAnsi="Arial" w:eastAsia="Arial"/>
+                <w:sz w:val="18"/>
+              </w:rPr>
+            </w:r>
+            <w:r>
+              <w:rPr>
+                <w:rFonts w:ascii="Arial" w:hAnsi="Arial" w:eastAsia="Arial"/>
                 <w:sz w:val="18"/>
               </w:rPr>
               <w:t>string</w:t>
@@ -6810,11 +7781,15 @@
               <w:keepLines/>
               <w:spacing w:after="0"/>
             </w:pPr>
-            <w:r/>
-            <w:r>
-              <w:rPr>
-                <w:rFonts w:ascii="Arial" w:hAnsi="Arial" w:eastAsia="Arial"/>
-                <w:b w:val="0"/>
+            <w:r>
+              <w:rPr>
+                <w:rFonts w:ascii="Arial" w:hAnsi="Arial" w:eastAsia="Arial"/>
+                <w:sz w:val="18"/>
+              </w:rPr>
+            </w:r>
+            <w:r>
+              <w:rPr>
+                <w:rFonts w:ascii="Arial" w:hAnsi="Arial" w:eastAsia="Arial"/>
                 <w:sz w:val="18"/>
               </w:rPr>
               <w:t>Yes</w:t>
@@ -6831,11 +7806,15 @@
               <w:keepLines/>
               <w:spacing w:after="0"/>
             </w:pPr>
-            <w:r/>
-            <w:r>
-              <w:rPr>
-                <w:rFonts w:ascii="Arial" w:hAnsi="Arial" w:eastAsia="Arial"/>
-                <w:b w:val="0"/>
+            <w:r>
+              <w:rPr>
+                <w:rFonts w:ascii="Arial" w:hAnsi="Arial" w:eastAsia="Arial"/>
+                <w:sz w:val="18"/>
+              </w:rPr>
+            </w:r>
+            <w:r>
+              <w:rPr>
+                <w:rFonts w:ascii="Arial" w:hAnsi="Arial" w:eastAsia="Arial"/>
                 <w:sz w:val="18"/>
               </w:rPr>
               <w:t>trimmed UTF-8 Thai text; required by operation/business rule</w:t>
@@ -7048,11 +8027,15 @@
               <w:keepLines/>
               <w:spacing w:after="0"/>
             </w:pPr>
-            <w:r/>
-            <w:r>
-              <w:rPr>
-                <w:rFonts w:ascii="Arial" w:hAnsi="Arial" w:eastAsia="Arial"/>
-                <w:b w:val="0"/>
+            <w:r>
+              <w:rPr>
+                <w:rFonts w:ascii="Arial" w:hAnsi="Arial" w:eastAsia="Arial"/>
+                <w:sz w:val="18"/>
+              </w:rPr>
+            </w:r>
+            <w:r>
+              <w:rPr>
+                <w:rFonts w:ascii="Arial" w:hAnsi="Arial" w:eastAsia="Arial"/>
                 <w:sz w:val="18"/>
               </w:rPr>
               <w:t>statusCode</w:t>
@@ -7069,11 +8052,15 @@
               <w:keepLines/>
               <w:spacing w:after="0"/>
             </w:pPr>
-            <w:r/>
-            <w:r>
-              <w:rPr>
-                <w:rFonts w:ascii="Arial" w:hAnsi="Arial" w:eastAsia="Arial"/>
-                <w:b w:val="0"/>
+            <w:r>
+              <w:rPr>
+                <w:rFonts w:ascii="Arial" w:hAnsi="Arial" w:eastAsia="Arial"/>
+                <w:sz w:val="18"/>
+              </w:rPr>
+            </w:r>
+            <w:r>
+              <w:rPr>
+                <w:rFonts w:ascii="Arial" w:hAnsi="Arial" w:eastAsia="Arial"/>
                 <w:sz w:val="18"/>
               </w:rPr>
               <w:t>string</w:t>
@@ -7090,11 +8077,15 @@
               <w:keepLines/>
               <w:spacing w:after="0"/>
             </w:pPr>
-            <w:r/>
-            <w:r>
-              <w:rPr>
-                <w:rFonts w:ascii="Arial" w:hAnsi="Arial" w:eastAsia="Arial"/>
-                <w:b w:val="0"/>
+            <w:r>
+              <w:rPr>
+                <w:rFonts w:ascii="Arial" w:hAnsi="Arial" w:eastAsia="Arial"/>
+                <w:sz w:val="18"/>
+              </w:rPr>
+            </w:r>
+            <w:r>
+              <w:rPr>
+                <w:rFonts w:ascii="Arial" w:hAnsi="Arial" w:eastAsia="Arial"/>
                 <w:sz w:val="18"/>
               </w:rPr>
               <w:t>Yes</w:t>
@@ -7111,11 +8102,15 @@
               <w:keepLines/>
               <w:spacing w:after="0"/>
             </w:pPr>
-            <w:r/>
-            <w:r>
-              <w:rPr>
-                <w:rFonts w:ascii="Arial" w:hAnsi="Arial" w:eastAsia="Arial"/>
-                <w:b w:val="0"/>
+            <w:r>
+              <w:rPr>
+                <w:rFonts w:ascii="Arial" w:hAnsi="Arial" w:eastAsia="Arial"/>
+                <w:sz w:val="18"/>
+              </w:rPr>
+            </w:r>
+            <w:r>
+              <w:rPr>
+                <w:rFonts w:ascii="Arial" w:hAnsi="Arial" w:eastAsia="Arial"/>
                 <w:sz w:val="18"/>
               </w:rPr>
               <w:t>canonical code; do not replace with display label</w:t>
@@ -7137,11 +8132,15 @@
               <w:keepLines/>
               <w:spacing w:after="0"/>
             </w:pPr>
-            <w:r/>
-            <w:r>
-              <w:rPr>
-                <w:rFonts w:ascii="Arial" w:hAnsi="Arial" w:eastAsia="Arial"/>
-                <w:b w:val="0"/>
+            <w:r>
+              <w:rPr>
+                <w:rFonts w:ascii="Arial" w:hAnsi="Arial" w:eastAsia="Arial"/>
+                <w:sz w:val="18"/>
+              </w:rPr>
+            </w:r>
+            <w:r>
+              <w:rPr>
+                <w:rFonts w:ascii="Arial" w:hAnsi="Arial" w:eastAsia="Arial"/>
                 <w:sz w:val="18"/>
               </w:rPr>
               <w:t>nextSection</w:t>
@@ -7158,11 +8157,15 @@
               <w:keepLines/>
               <w:spacing w:after="0"/>
             </w:pPr>
-            <w:r/>
-            <w:r>
-              <w:rPr>
-                <w:rFonts w:ascii="Arial" w:hAnsi="Arial" w:eastAsia="Arial"/>
-                <w:b w:val="0"/>
+            <w:r>
+              <w:rPr>
+                <w:rFonts w:ascii="Arial" w:hAnsi="Arial" w:eastAsia="Arial"/>
+                <w:sz w:val="18"/>
+              </w:rPr>
+            </w:r>
+            <w:r>
+              <w:rPr>
+                <w:rFonts w:ascii="Arial" w:hAnsi="Arial" w:eastAsia="Arial"/>
                 <w:sz w:val="18"/>
               </w:rPr>
               <w:t>string | null</w:t>
@@ -7179,11 +8182,15 @@
               <w:keepLines/>
               <w:spacing w:after="0"/>
             </w:pPr>
-            <w:r/>
-            <w:r>
-              <w:rPr>
-                <w:rFonts w:ascii="Arial" w:hAnsi="Arial" w:eastAsia="Arial"/>
-                <w:b w:val="0"/>
+            <w:r>
+              <w:rPr>
+                <w:rFonts w:ascii="Arial" w:hAnsi="Arial" w:eastAsia="Arial"/>
+                <w:sz w:val="18"/>
+              </w:rPr>
+            </w:r>
+            <w:r>
+              <w:rPr>
+                <w:rFonts w:ascii="Arial" w:hAnsi="Arial" w:eastAsia="Arial"/>
                 <w:sz w:val="18"/>
               </w:rPr>
               <w:t>No</w:t>
@@ -7200,11 +8207,15 @@
               <w:keepLines/>
               <w:spacing w:after="0"/>
             </w:pPr>
-            <w:r/>
-            <w:r>
-              <w:rPr>
-                <w:rFonts w:ascii="Arial" w:hAnsi="Arial" w:eastAsia="Arial"/>
-                <w:b w:val="0"/>
+            <w:r>
+              <w:rPr>
+                <w:rFonts w:ascii="Arial" w:hAnsi="Arial" w:eastAsia="Arial"/>
+                <w:sz w:val="18"/>
+              </w:rPr>
+            </w:r>
+            <w:r>
+              <w:rPr>
+                <w:rFonts w:ascii="Arial" w:hAnsi="Arial" w:eastAsia="Arial"/>
                 <w:sz w:val="18"/>
               </w:rPr>
               <w:t>canonical code; do not replace with display label</w:t>
@@ -7226,11 +8237,15 @@
               <w:keepLines/>
               <w:spacing w:after="0"/>
             </w:pPr>
-            <w:r/>
-            <w:r>
-              <w:rPr>
-                <w:rFonts w:ascii="Arial" w:hAnsi="Arial" w:eastAsia="Arial"/>
-                <w:b w:val="0"/>
+            <w:r>
+              <w:rPr>
+                <w:rFonts w:ascii="Arial" w:hAnsi="Arial" w:eastAsia="Arial"/>
+                <w:sz w:val="18"/>
+              </w:rPr>
+            </w:r>
+            <w:r>
+              <w:rPr>
+                <w:rFonts w:ascii="Arial" w:hAnsi="Arial" w:eastAsia="Arial"/>
                 <w:sz w:val="18"/>
               </w:rPr>
               <w:t>message</w:t>
@@ -7247,11 +8262,15 @@
               <w:keepLines/>
               <w:spacing w:after="0"/>
             </w:pPr>
-            <w:r/>
-            <w:r>
-              <w:rPr>
-                <w:rFonts w:ascii="Arial" w:hAnsi="Arial" w:eastAsia="Arial"/>
-                <w:b w:val="0"/>
+            <w:r>
+              <w:rPr>
+                <w:rFonts w:ascii="Arial" w:hAnsi="Arial" w:eastAsia="Arial"/>
+                <w:sz w:val="18"/>
+              </w:rPr>
+            </w:r>
+            <w:r>
+              <w:rPr>
+                <w:rFonts w:ascii="Arial" w:hAnsi="Arial" w:eastAsia="Arial"/>
                 <w:sz w:val="18"/>
               </w:rPr>
               <w:t>string</w:t>
@@ -7268,11 +8287,15 @@
               <w:keepLines/>
               <w:spacing w:after="0"/>
             </w:pPr>
-            <w:r/>
-            <w:r>
-              <w:rPr>
-                <w:rFonts w:ascii="Arial" w:hAnsi="Arial" w:eastAsia="Arial"/>
-                <w:b w:val="0"/>
+            <w:r>
+              <w:rPr>
+                <w:rFonts w:ascii="Arial" w:hAnsi="Arial" w:eastAsia="Arial"/>
+                <w:sz w:val="18"/>
+              </w:rPr>
+            </w:r>
+            <w:r>
+              <w:rPr>
+                <w:rFonts w:ascii="Arial" w:hAnsi="Arial" w:eastAsia="Arial"/>
                 <w:sz w:val="18"/>
               </w:rPr>
               <w:t>Yes</w:t>
@@ -7289,11 +8312,15 @@
               <w:keepLines/>
               <w:spacing w:after="0"/>
             </w:pPr>
-            <w:r/>
-            <w:r>
-              <w:rPr>
-                <w:rFonts w:ascii="Arial" w:hAnsi="Arial" w:eastAsia="Arial"/>
-                <w:b w:val="0"/>
+            <w:r>
+              <w:rPr>
+                <w:rFonts w:ascii="Arial" w:hAnsi="Arial" w:eastAsia="Arial"/>
+                <w:sz w:val="18"/>
+              </w:rPr>
+            </w:r>
+            <w:r>
+              <w:rPr>
+                <w:rFonts w:ascii="Arial" w:hAnsi="Arial" w:eastAsia="Arial"/>
                 <w:sz w:val="18"/>
               </w:rPr>
               <w:t>UTF-8; use value domain described by endpoint purpose</w:t>
@@ -7303,6 +8330,1429 @@
       </w:tr>
     </w:tbl>
     <w:p/>
+    <w:p>
+      <w:pPr>
+        <w:pStyle w:val="Heading1"/>
+        <w:keepNext/>
+        <w:keepLines/>
+        <w:pageBreakBefore w:val="0"/>
+      </w:pPr>
+      <w:r>
+        <w:t>8. Skeleton Code (โครงโค้ดตั้งต้นของหน้าจอนี้)</w:t>
+      </w:r>
+    </w:p>
+    <w:p>
+      <w:pPr>
+        <w:keepNext w:val="0"/>
+      </w:pPr>
+      <w:r>
+        <w:t xml:space="preserve">โค้ดชุดนี้อิง convention ของ portal เดิม </w:t>
+      </w:r>
+      <w:r>
+        <w:rPr>
+          <w:rFonts w:ascii="Courier New" w:hAnsi="Courier New"/>
+        </w:rPr>
+        <w:t>srm-sps-spsap-web-frontend</w:t>
+      </w:r>
+      <w:r>
+        <w:t xml:space="preserve"> (build target </w:t>
+      </w:r>
+      <w:r>
+        <w:rPr>
+          <w:rFonts w:ascii="Courier New" w:hAnsi="Courier New"/>
+        </w:rPr>
+        <w:t>sbpm</w:t>
+      </w:r>
+      <w:r>
+        <w:t xml:space="preserve">): Next.js App Router + </w:t>
+      </w:r>
+      <w:r>
+        <w:rPr>
+          <w:rFonts w:ascii="Courier New" w:hAnsi="Courier New"/>
+        </w:rPr>
+        <w:t>'use client'</w:t>
+      </w:r>
+      <w:r>
+        <w:t xml:space="preserve">, PrimeReact ที่ห่อไว้แล้วใน </w:t>
+      </w:r>
+      <w:r>
+        <w:rPr>
+          <w:rFonts w:ascii="Courier New" w:hAnsi="Courier New"/>
+        </w:rPr>
+        <w:t>@/components/Form</w:t>
+      </w:r>
+      <w:r>
+        <w:t xml:space="preserve"> และ </w:t>
+      </w:r>
+      <w:r>
+        <w:rPr>
+          <w:rFonts w:ascii="Courier New" w:hAnsi="Courier New"/>
+        </w:rPr>
+        <w:t>@/components/Table</w:t>
+      </w:r>
+      <w:r>
+        <w:t xml:space="preserve">, react-hook-form + yup, Zustand </w:t>
+      </w:r>
+      <w:r>
+        <w:rPr>
+          <w:rFonts w:ascii="Courier New" w:hAnsi="Courier New"/>
+        </w:rPr>
+        <w:t>permissionStore</w:t>
+      </w:r>
+      <w:r>
+        <w:t xml:space="preserve">, axios instance กลาง </w:t>
+      </w:r>
+      <w:r>
+        <w:rPr>
+          <w:rFonts w:ascii="Courier New" w:hAnsi="Courier New"/>
+        </w:rPr>
+        <w:t>@/lib/apiClient</w:t>
+      </w:r>
+      <w:r>
+        <w:t xml:space="preserve"> และ react-query 5 — </w:t>
+      </w:r>
+      <w:r>
+        <w:rPr>
+          <w:b/>
+        </w:rPr>
+        <w:t>โปรเจกต์ไม่มี chart library</w:t>
+      </w:r>
+      <w:r>
+        <w:t xml:space="preserve"> จึงไม่มีโค้ดกราฟในเอกสารนี้ คัดลอกไปตั้งต้นได้ทันที แล้วเติมจุดที่กำกับ </w:t>
+      </w:r>
+      <w:r>
+        <w:rPr>
+          <w:rFonts w:ascii="Courier New" w:hAnsi="Courier New"/>
+        </w:rPr>
+        <w:t>TODO:</w:t>
+      </w:r>
+    </w:p>
+    <w:p>
+      <w:pPr>
+        <w:pStyle w:val="Heading3"/>
+        <w:keepNext/>
+        <w:keepLines/>
+        <w:pageBreakBefore w:val="0"/>
+      </w:pPr>
+      <w:r>
+        <w:t>8.1 ผังไฟล์ที่ต้องสร้าง</w:t>
+      </w:r>
+    </w:p>
+    <w:p>
+      <w:pPr>
+        <w:keepNext w:val="0"/>
+      </w:pPr>
+      <w:r>
+        <w:t>โครงไฟล์อิง portal เดิม (</w:t>
+      </w:r>
+      <w:r>
+        <w:rPr>
+          <w:rFonts w:ascii="Courier New" w:hAnsi="Courier New"/>
+        </w:rPr>
+        <w:t>srm-sps-spsap-web-frontend</w:t>
+      </w:r>
+      <w:r>
+        <w:t xml:space="preserve">, target </w:t>
+      </w:r>
+      <w:r>
+        <w:rPr>
+          <w:rFonts w:ascii="Courier New" w:hAnsi="Courier New"/>
+        </w:rPr>
+        <w:t>sbpm</w:t>
+      </w:r>
+      <w:r>
+        <w:t xml:space="preserve">) — โมดูล SBPGI อยู่ใต้ </w:t>
+      </w:r>
+      <w:r>
+        <w:rPr>
+          <w:rFonts w:ascii="Courier New" w:hAnsi="Courier New"/>
+        </w:rPr>
+        <w:t>src/app/(main)/sbpgi/*</w:t>
+      </w:r>
+      <w:r>
+        <w:t xml:space="preserve"> และ import ผ่าน alias </w:t>
+      </w:r>
+      <w:r>
+        <w:rPr>
+          <w:rFonts w:ascii="Courier New" w:hAnsi="Courier New"/>
+        </w:rPr>
+        <w:t>@/*</w:t>
+      </w:r>
+      <w:r>
+        <w:t xml:space="preserve"> ทุกจุด</w:t>
+      </w:r>
+    </w:p>
+    <w:tbl>
+      <w:tblPr>
+        <w:tblStyle w:val="TableGrid"/>
+        <w:tblW w:type="auto" w:w="0"/>
+        <w:jc w:val="center"/>
+        <w:tblLook w:firstColumn="1" w:firstRow="1" w:lastColumn="0" w:lastRow="0" w:noHBand="0" w:noVBand="1" w:val="04A0"/>
+      </w:tblPr>
+      <w:tblGrid>
+        <w:gridCol w:w="5040"/>
+        <w:gridCol w:w="5040"/>
+      </w:tblGrid>
+      <w:tr>
+        <w:trPr>
+          <w:cantSplit/>
+        </w:trPr>
+        <w:tc>
+          <w:tcPr>
+            <w:tcW w:type="dxa" w:w="5040"/>
+            <w:vAlign w:val="center"/>
+            <w:shd w:fill="E8EEF5"/>
+          </w:tcPr>
+          <w:p>
+            <w:pPr>
+              <w:keepLines/>
+              <w:spacing w:after="0"/>
+            </w:pPr>
+            <w:r/>
+            <w:r>
+              <w:rPr>
+                <w:rFonts w:ascii="Arial" w:hAnsi="Arial" w:eastAsia="Arial"/>
+                <w:b/>
+                <w:sz w:val="18"/>
+              </w:rPr>
+              <w:t>Path ไฟล์</w:t>
+            </w:r>
+          </w:p>
+        </w:tc>
+        <w:tc>
+          <w:tcPr>
+            <w:tcW w:type="dxa" w:w="5040"/>
+            <w:vAlign w:val="center"/>
+            <w:shd w:fill="E8EEF5"/>
+          </w:tcPr>
+          <w:p>
+            <w:pPr>
+              <w:keepLines/>
+              <w:spacing w:after="0"/>
+            </w:pPr>
+            <w:r/>
+            <w:r>
+              <w:rPr>
+                <w:rFonts w:ascii="Arial" w:hAnsi="Arial" w:eastAsia="Arial"/>
+                <w:b/>
+                <w:sz w:val="18"/>
+              </w:rPr>
+              <w:t>หน้าที่</w:t>
+            </w:r>
+          </w:p>
+        </w:tc>
+      </w:tr>
+      <w:tr>
+        <w:trPr>
+          <w:cantSplit/>
+        </w:trPr>
+        <w:tc>
+          <w:tcPr>
+            <w:tcW w:type="dxa" w:w="5040"/>
+            <w:vAlign w:val="center"/>
+          </w:tcPr>
+          <w:p>
+            <w:pPr>
+              <w:keepLines/>
+              <w:spacing w:after="0"/>
+            </w:pPr>
+            <w:r>
+              <w:rPr>
+                <w:rFonts w:ascii="Arial" w:hAnsi="Arial" w:eastAsia="Arial"/>
+                <w:sz w:val="18"/>
+              </w:rPr>
+            </w:r>
+            <w:r>
+              <w:rPr>
+                <w:rFonts w:ascii="Arial" w:hAnsi="Arial" w:eastAsia="Arial"/>
+                <w:sz w:val="18"/>
+              </w:rPr>
+              <w:t>src/app/(main)/sbpgi/documents/[docNo]/page.tsx</w:t>
+            </w:r>
+          </w:p>
+        </w:tc>
+        <w:tc>
+          <w:tcPr>
+            <w:tcW w:type="dxa" w:w="5040"/>
+            <w:vAlign w:val="center"/>
+          </w:tcPr>
+          <w:p>
+            <w:pPr>
+              <w:keepLines/>
+              <w:spacing w:after="0"/>
+            </w:pPr>
+            <w:r>
+              <w:rPr>
+                <w:rFonts w:ascii="Arial" w:hAnsi="Arial" w:eastAsia="Arial"/>
+                <w:sz w:val="18"/>
+              </w:rPr>
+            </w:r>
+            <w:r>
+              <w:rPr>
+                <w:rFonts w:ascii="Arial" w:hAnsi="Arial" w:eastAsia="Arial"/>
+                <w:sz w:val="18"/>
+              </w:rPr>
+              <w:t>route page — ใช้ร่วมกับหน้า detail — view ของ workflow section 03</w:t>
+            </w:r>
+          </w:p>
+        </w:tc>
+      </w:tr>
+      <w:tr>
+        <w:trPr>
+          <w:cantSplit/>
+        </w:trPr>
+        <w:tc>
+          <w:tcPr>
+            <w:tcW w:type="dxa" w:w="5040"/>
+            <w:vAlign w:val="center"/>
+          </w:tcPr>
+          <w:p>
+            <w:pPr>
+              <w:keepLines/>
+              <w:spacing w:after="0"/>
+            </w:pPr>
+            <w:r>
+              <w:rPr>
+                <w:rFonts w:ascii="Arial" w:hAnsi="Arial" w:eastAsia="Arial"/>
+                <w:sz w:val="18"/>
+              </w:rPr>
+            </w:r>
+            <w:r>
+              <w:rPr>
+                <w:rFonts w:ascii="Arial" w:hAnsi="Arial" w:eastAsia="Arial"/>
+                <w:sz w:val="18"/>
+              </w:rPr>
+              <w:t>src/components/sbpgi/document-detail/RoleView03.tsx</w:t>
+            </w:r>
+          </w:p>
+        </w:tc>
+        <w:tc>
+          <w:tcPr>
+            <w:tcW w:type="dxa" w:w="5040"/>
+            <w:vAlign w:val="center"/>
+          </w:tcPr>
+          <w:p>
+            <w:pPr>
+              <w:keepLines/>
+              <w:spacing w:after="0"/>
+            </w:pPr>
+            <w:r>
+              <w:rPr>
+                <w:rFonts w:ascii="Arial" w:hAnsi="Arial" w:eastAsia="Arial"/>
+                <w:sz w:val="18"/>
+              </w:rPr>
+            </w:r>
+            <w:r>
+              <w:rPr>
+                <w:rFonts w:ascii="Arial" w:hAnsi="Arial" w:eastAsia="Arial"/>
+                <w:sz w:val="18"/>
+              </w:rPr>
+              <w:t>component — view เฉพาะ workflow section 03 (อ่าน visibleSections/editableSections จาก API)</w:t>
+            </w:r>
+          </w:p>
+        </w:tc>
+      </w:tr>
+      <w:tr>
+        <w:trPr>
+          <w:cantSplit/>
+        </w:trPr>
+        <w:tc>
+          <w:tcPr>
+            <w:tcW w:type="dxa" w:w="5040"/>
+            <w:vAlign w:val="center"/>
+          </w:tcPr>
+          <w:p>
+            <w:pPr>
+              <w:keepLines/>
+              <w:spacing w:after="0"/>
+            </w:pPr>
+            <w:r>
+              <w:rPr>
+                <w:rFonts w:ascii="Arial" w:hAnsi="Arial" w:eastAsia="Arial"/>
+                <w:sz w:val="18"/>
+              </w:rPr>
+            </w:r>
+            <w:r>
+              <w:rPr>
+                <w:rFonts w:ascii="Arial" w:hAnsi="Arial" w:eastAsia="Arial"/>
+                <w:sz w:val="18"/>
+              </w:rPr>
+              <w:t>src/components/sbpgi/document-detail/ActionForm03.tsx</w:t>
+            </w:r>
+          </w:p>
+        </w:tc>
+        <w:tc>
+          <w:tcPr>
+            <w:tcW w:type="dxa" w:w="5040"/>
+            <w:vAlign w:val="center"/>
+          </w:tcPr>
+          <w:p>
+            <w:pPr>
+              <w:keepLines/>
+              <w:spacing w:after="0"/>
+            </w:pPr>
+            <w:r>
+              <w:rPr>
+                <w:rFonts w:ascii="Arial" w:hAnsi="Arial" w:eastAsia="Arial"/>
+                <w:sz w:val="18"/>
+              </w:rPr>
+            </w:r>
+            <w:r>
+              <w:rPr>
+                <w:rFonts w:ascii="Arial" w:hAnsi="Arial" w:eastAsia="Arial"/>
+                <w:sz w:val="18"/>
+              </w:rPr>
+              <w:t>component — ฟอร์มผลการพิจารณา (result + comment) ของ section นี้</w:t>
+            </w:r>
+          </w:p>
+        </w:tc>
+      </w:tr>
+      <w:tr>
+        <w:trPr>
+          <w:cantSplit/>
+        </w:trPr>
+        <w:tc>
+          <w:tcPr>
+            <w:tcW w:type="dxa" w:w="5040"/>
+            <w:vAlign w:val="center"/>
+          </w:tcPr>
+          <w:p>
+            <w:pPr>
+              <w:keepLines/>
+              <w:spacing w:after="0"/>
+            </w:pPr>
+            <w:r>
+              <w:rPr>
+                <w:rFonts w:ascii="Arial" w:hAnsi="Arial" w:eastAsia="Arial"/>
+                <w:sz w:val="18"/>
+              </w:rPr>
+            </w:r>
+            <w:r>
+              <w:rPr>
+                <w:rFonts w:ascii="Arial" w:hAnsi="Arial" w:eastAsia="Arial"/>
+                <w:sz w:val="18"/>
+              </w:rPr>
+              <w:t>src/components/sbpgi/document-detail/DocumentSection.tsx</w:t>
+            </w:r>
+          </w:p>
+        </w:tc>
+        <w:tc>
+          <w:tcPr>
+            <w:tcW w:type="dxa" w:w="5040"/>
+            <w:vAlign w:val="center"/>
+          </w:tcPr>
+          <w:p>
+            <w:pPr>
+              <w:keepLines/>
+              <w:spacing w:after="0"/>
+            </w:pPr>
+            <w:r>
+              <w:rPr>
+                <w:rFonts w:ascii="Arial" w:hAnsi="Arial" w:eastAsia="Arial"/>
+                <w:sz w:val="18"/>
+              </w:rPr>
+            </w:r>
+            <w:r>
+              <w:rPr>
+                <w:rFonts w:ascii="Arial" w:hAnsi="Arial" w:eastAsia="Arial"/>
+                <w:sz w:val="18"/>
+              </w:rPr>
+              <w:t>component ร่วม — render 1 section ตาม sectionKey (ประกาศครั้งเดียวที่ LLDD-FE-Document-Detail.pdf)</w:t>
+            </w:r>
+          </w:p>
+        </w:tc>
+      </w:tr>
+      <w:tr>
+        <w:trPr>
+          <w:cantSplit/>
+        </w:trPr>
+        <w:tc>
+          <w:tcPr>
+            <w:tcW w:type="dxa" w:w="5040"/>
+            <w:vAlign w:val="center"/>
+          </w:tcPr>
+          <w:p>
+            <w:pPr>
+              <w:keepLines/>
+              <w:spacing w:after="0"/>
+            </w:pPr>
+            <w:r>
+              <w:rPr>
+                <w:rFonts w:ascii="Arial" w:hAnsi="Arial" w:eastAsia="Arial"/>
+                <w:sz w:val="18"/>
+              </w:rPr>
+            </w:r>
+            <w:r>
+              <w:rPr>
+                <w:rFonts w:ascii="Arial" w:hAnsi="Arial" w:eastAsia="Arial"/>
+                <w:sz w:val="18"/>
+              </w:rPr>
+              <w:t>src/components/sbpgi/document-detail/ActionPanel.tsx</w:t>
+            </w:r>
+          </w:p>
+        </w:tc>
+        <w:tc>
+          <w:tcPr>
+            <w:tcW w:type="dxa" w:w="5040"/>
+            <w:vAlign w:val="center"/>
+          </w:tcPr>
+          <w:p>
+            <w:pPr>
+              <w:keepLines/>
+              <w:spacing w:after="0"/>
+            </w:pPr>
+            <w:r>
+              <w:rPr>
+                <w:rFonts w:ascii="Arial" w:hAnsi="Arial" w:eastAsia="Arial"/>
+                <w:sz w:val="18"/>
+              </w:rPr>
+            </w:r>
+            <w:r>
+              <w:rPr>
+                <w:rFonts w:ascii="Arial" w:hAnsi="Arial" w:eastAsia="Arial"/>
+                <w:sz w:val="18"/>
+              </w:rPr>
+              <w:t>component ร่วม — กล่อง action ของหน้า detail (ประกาศครั้งเดียวที่ LLDD-FE-Document-Detail.pdf)</w:t>
+            </w:r>
+          </w:p>
+        </w:tc>
+      </w:tr>
+      <w:tr>
+        <w:trPr>
+          <w:cantSplit/>
+        </w:trPr>
+        <w:tc>
+          <w:tcPr>
+            <w:tcW w:type="dxa" w:w="5040"/>
+            <w:vAlign w:val="center"/>
+          </w:tcPr>
+          <w:p>
+            <w:pPr>
+              <w:keepLines/>
+              <w:spacing w:after="0"/>
+            </w:pPr>
+            <w:r>
+              <w:rPr>
+                <w:rFonts w:ascii="Arial" w:hAnsi="Arial" w:eastAsia="Arial"/>
+                <w:sz w:val="18"/>
+              </w:rPr>
+            </w:r>
+            <w:r>
+              <w:rPr>
+                <w:rFonts w:ascii="Arial" w:hAnsi="Arial" w:eastAsia="Arial"/>
+                <w:sz w:val="18"/>
+              </w:rPr>
+              <w:t>src/services/sbpgi/document.service.ts</w:t>
+            </w:r>
+          </w:p>
+        </w:tc>
+        <w:tc>
+          <w:tcPr>
+            <w:tcW w:type="dxa" w:w="5040"/>
+            <w:vAlign w:val="center"/>
+          </w:tcPr>
+          <w:p>
+            <w:pPr>
+              <w:keepLines/>
+              <w:spacing w:after="0"/>
+            </w:pPr>
+            <w:r>
+              <w:rPr>
+                <w:rFonts w:ascii="Arial" w:hAnsi="Arial" w:eastAsia="Arial"/>
+                <w:sz w:val="18"/>
+              </w:rPr>
+            </w:r>
+            <w:r>
+              <w:rPr>
+                <w:rFonts w:ascii="Arial" w:hAnsi="Arial" w:eastAsia="Arial"/>
+                <w:sz w:val="18"/>
+              </w:rPr>
+              <w:t>service — เรียก BFF ผ่าน apiClient (GET, POST)</w:t>
+            </w:r>
+          </w:p>
+        </w:tc>
+      </w:tr>
+      <w:tr>
+        <w:trPr>
+          <w:cantSplit/>
+        </w:trPr>
+        <w:tc>
+          <w:tcPr>
+            <w:tcW w:type="dxa" w:w="5040"/>
+            <w:vAlign w:val="center"/>
+          </w:tcPr>
+          <w:p>
+            <w:pPr>
+              <w:keepLines/>
+              <w:spacing w:after="0"/>
+            </w:pPr>
+            <w:r>
+              <w:rPr>
+                <w:rFonts w:ascii="Arial" w:hAnsi="Arial" w:eastAsia="Arial"/>
+                <w:sz w:val="18"/>
+              </w:rPr>
+            </w:r>
+            <w:r>
+              <w:rPr>
+                <w:rFonts w:ascii="Arial" w:hAnsi="Arial" w:eastAsia="Arial"/>
+                <w:sz w:val="18"/>
+              </w:rPr>
+              <w:t>src/hooks/sbpgi/document.query.ts</w:t>
+            </w:r>
+          </w:p>
+        </w:tc>
+        <w:tc>
+          <w:tcPr>
+            <w:tcW w:type="dxa" w:w="5040"/>
+            <w:vAlign w:val="center"/>
+          </w:tcPr>
+          <w:p>
+            <w:pPr>
+              <w:keepLines/>
+              <w:spacing w:after="0"/>
+            </w:pPr>
+            <w:r>
+              <w:rPr>
+                <w:rFonts w:ascii="Arial" w:hAnsi="Arial" w:eastAsia="Arial"/>
+                <w:sz w:val="18"/>
+              </w:rPr>
+            </w:r>
+            <w:r>
+              <w:rPr>
+                <w:rFonts w:ascii="Arial" w:hAnsi="Arial" w:eastAsia="Arial"/>
+                <w:sz w:val="18"/>
+              </w:rPr>
+              <w:t>hook — query key factory + useQuery/useMutation + invalidate</w:t>
+            </w:r>
+          </w:p>
+        </w:tc>
+      </w:tr>
+      <w:tr>
+        <w:trPr>
+          <w:cantSplit/>
+        </w:trPr>
+        <w:tc>
+          <w:tcPr>
+            <w:tcW w:type="dxa" w:w="5040"/>
+            <w:vAlign w:val="center"/>
+          </w:tcPr>
+          <w:p>
+            <w:pPr>
+              <w:keepLines/>
+              <w:spacing w:after="0"/>
+            </w:pPr>
+            <w:r>
+              <w:rPr>
+                <w:rFonts w:ascii="Arial" w:hAnsi="Arial" w:eastAsia="Arial"/>
+                <w:sz w:val="18"/>
+              </w:rPr>
+            </w:r>
+            <w:r>
+              <w:rPr>
+                <w:rFonts w:ascii="Arial" w:hAnsi="Arial" w:eastAsia="Arial"/>
+                <w:sz w:val="18"/>
+              </w:rPr>
+              <w:t>src/types/sbpgi/document.ts</w:t>
+            </w:r>
+          </w:p>
+        </w:tc>
+        <w:tc>
+          <w:tcPr>
+            <w:tcW w:type="dxa" w:w="5040"/>
+            <w:vAlign w:val="center"/>
+          </w:tcPr>
+          <w:p>
+            <w:pPr>
+              <w:keepLines/>
+              <w:spacing w:after="0"/>
+            </w:pPr>
+            <w:r>
+              <w:rPr>
+                <w:rFonts w:ascii="Arial" w:hAnsi="Arial" w:eastAsia="Arial"/>
+                <w:sz w:val="18"/>
+              </w:rPr>
+            </w:r>
+            <w:r>
+              <w:rPr>
+                <w:rFonts w:ascii="Arial" w:hAnsi="Arial" w:eastAsia="Arial"/>
+                <w:sz w:val="18"/>
+              </w:rPr>
+              <w:t>types — request/response ตาม API contract ของเอกสารนี้</w:t>
+            </w:r>
+          </w:p>
+        </w:tc>
+      </w:tr>
+    </w:tbl>
+    <w:p/>
+    <w:p>
+      <w:pPr>
+        <w:pStyle w:val="Heading3"/>
+        <w:keepNext/>
+        <w:keepLines/>
+        <w:pageBreakBefore w:val="0"/>
+      </w:pPr>
+      <w:r>
+        <w:t>8.2 RoleView component — view เฉพาะบทบาทของหน้า Document Detail</w:t>
+      </w:r>
+    </w:p>
+    <w:p>
+      <w:pPr>
+        <w:keepLines w:val="0"/>
+        <w:ind w:left="288"/>
+      </w:pPr>
+      <w:r>
+        <w:rPr>
+          <w:rFonts w:ascii="Courier New" w:hAnsi="Courier New"/>
+          <w:sz w:val="16"/>
+        </w:rPr>
+        <w:t>'use client';</w:t>
+        <w:br/>
+        <w:t>// RoleView03 — view ของหน้า Document Detail สำหรับ workflow section 03</w:t>
+        <w:br/>
+        <w:t>// editableSections ตาม contract: (อ่านอย่างเดียว)</w:t>
+        <w:br/>
+        <w:t>// actionOptions ที่ API ส่งให้ role นี้ (ยัง render จาก doc.actionOptions ห้าม hardcode ใน component):</w:t>
+        <w:br/>
+        <w:t>//   - เห็นควรชดเชย (ไม่บังคับความคิดเห็น)</w:t>
+        <w:br/>
+        <w:t>//   - เห็นควรไม่ชดเชย (ไม่บังคับความคิดเห็น)</w:t>
+        <w:br/>
+        <w:t>//   - ส่งกลับ GM ส่งเสริมธุรกิจฯ (ไม่บังคับความคิดเห็น)</w:t>
+        <w:br/>
+        <w:br/>
+        <w:t>import DocumentSection from '@/components/sbpgi/document-detail/DocumentSection';</w:t>
+        <w:br/>
+        <w:t>import ActionPanel from '@/components/sbpgi/document-detail/ActionPanel';</w:t>
+        <w:br/>
+        <w:t>import type { DocumentsDetailResponse } from '@/types/sbpgi/document';</w:t>
+        <w:br/>
+        <w:br/>
+        <w:t>interface Props {</w:t>
+        <w:br/>
+        <w:t xml:space="preserve">  doc: DocumentsDetailResponse;</w:t>
+        <w:br/>
+        <w:t xml:space="preserve">  onSubmitAction: (payload: { result: string; comment: string }) =&gt; void;</w:t>
+        <w:br/>
+        <w:t xml:space="preserve">  submitting?: boolean;</w:t>
+        <w:br/>
+        <w:t>}</w:t>
+        <w:br/>
+        <w:br/>
+        <w:t>export default function RoleView03({ doc, onSubmitAction, submitting }: Props) {</w:t>
+        <w:br/>
+        <w:t xml:space="preserve">  const show = (key: string) =&gt; doc.visibleSections.includes(key);</w:t>
+        <w:br/>
+        <w:t xml:space="preserve">  const editable = (key: string) =&gt; doc.editableSections.includes(key);</w:t>
+        <w:br/>
+        <w:br/>
+        <w:t xml:space="preserve">  return (</w:t>
+        <w:br/>
+        <w:t xml:space="preserve">    &lt;div className="flex flex-col gap-4"&gt;</w:t>
+        <w:br/>
+        <w:t xml:space="preserve">      {show('doc-header') &amp;&amp; &lt;DocumentSection sectionKey="doc-header" doc={doc} editable={editable('doc-header')} /&gt;}</w:t>
+        <w:br/>
+        <w:t xml:space="preserve">      {show('sec-sales') &amp;&amp; &lt;DocumentSection sectionKey="sec-sales" doc={doc} editable={editable('sec-sales')} /&gt;}</w:t>
+        <w:br/>
+        <w:t xml:space="preserve">      {show('sec-map') &amp;&amp; &lt;DocumentSection sectionKey="sec-map" doc={doc} editable={editable('sec-map')} /&gt;}</w:t>
+        <w:br/>
+        <w:t xml:space="preserve">      {show('sec-newstore') &amp;&amp; &lt;DocumentSection sectionKey="sec-newstore" doc={doc} editable={editable('sec-newstore')} /&gt;}</w:t>
+        <w:br/>
+        <w:t xml:space="preserve">      {show('sec-competitor') &amp;&amp; &lt;DocumentSection sectionKey="sec-competitor" doc={doc} editable={editable('sec-competitor')} /&gt;}</w:t>
+        <w:br/>
+        <w:t xml:space="preserve">      {show('sec-factor') &amp;&amp; &lt;DocumentSection sectionKey="sec-factor" doc={doc} editable={editable('sec-factor')} /&gt;}</w:t>
+        <w:br/>
+        <w:t xml:space="preserve">      {show('sec-attach') &amp;&amp; &lt;DocumentSection sectionKey="sec-attach" doc={doc} editable={editable('sec-attach')} /&gt;}</w:t>
+        <w:br/>
+        <w:t xml:space="preserve">      {show('sec-comp-history') &amp;&amp; &lt;DocumentSection sectionKey="sec-comp-history" doc={doc} editable={editable('sec-comp-history')} /&gt;}</w:t>
+        <w:br/>
+        <w:t xml:space="preserve">      {doc.canAction &amp;&amp; (</w:t>
+        <w:br/>
+        <w:t xml:space="preserve">        &lt;ActionPanel</w:t>
+        <w:br/>
+        <w:t xml:space="preserve">          options={doc.actionOptions}</w:t>
+        <w:br/>
+        <w:t xml:space="preserve">          onSubmit={onSubmitAction}   // TODO: บังคับกรอก comment เมื่อ option.requireComment = true</w:t>
+        <w:br/>
+        <w:t xml:space="preserve">          disabled={submitting}</w:t>
+        <w:br/>
+        <w:t xml:space="preserve">        /&gt;</w:t>
+        <w:br/>
+        <w:t xml:space="preserve">      )}</w:t>
+        <w:br/>
+        <w:t xml:space="preserve">    &lt;/div&gt;</w:t>
+        <w:br/>
+        <w:t xml:space="preserve">  );</w:t>
+        <w:br/>
+        <w:t>}</w:t>
+      </w:r>
+    </w:p>
+    <w:p>
+      <w:pPr>
+        <w:pStyle w:val="Heading3"/>
+        <w:keepNext/>
+        <w:keepLines/>
+        <w:pageBreakBefore w:val="0"/>
+      </w:pPr>
+      <w:r>
+        <w:t>8.3 service — `src/services/sbpgi/document.service.ts`</w:t>
+      </w:r>
+    </w:p>
+    <w:p>
+      <w:pPr>
+        <w:keepNext w:val="0"/>
+      </w:pPr>
+      <w:r>
+        <w:t xml:space="preserve">⚠️ </w:t>
+      </w:r>
+      <w:r>
+        <w:rPr>
+          <w:rFonts w:ascii="Courier New" w:hAnsi="Courier New"/>
+        </w:rPr>
+        <w:t>src/services/sbpgi/document.service.ts</w:t>
+      </w:r>
+      <w:r>
+        <w:t xml:space="preserve"> เป็น </w:t>
+      </w:r>
+      <w:r>
+        <w:rPr>
+          <w:b/>
+        </w:rPr>
+        <w:t>ไฟล์ร่วมของโมดูล SBPGI</w:t>
+      </w:r>
+      <w:r>
+        <w:t xml:space="preserve"> (เอกสาร FE หลายฉบับที่ใช้ domain </w:t>
+      </w:r>
+      <w:r>
+        <w:rPr>
+          <w:rFonts w:ascii="Courier New" w:hAnsi="Courier New"/>
+        </w:rPr>
+        <w:t>document</w:t>
+      </w:r>
+      <w:r>
+        <w:t xml:space="preserve"> ประกาศไฟล์นี้เหมือนกัน) — เวลา implement ให้ </w:t>
+      </w:r>
+      <w:r>
+        <w:rPr>
+          <w:b/>
+        </w:rPr>
+        <w:t>merge เพิ่ม</w:t>
+      </w:r>
+      <w:r>
+        <w:t xml:space="preserve"> เข้าไฟล์เดิม ห้ามเขียนทับทั้งไฟล์ มิฉะนั้น type/function ของเอกสารฉบับก่อนหน้าจะหายไปเงียบ ๆ</w:t>
+      </w:r>
+    </w:p>
+    <w:p>
+      <w:pPr>
+        <w:keepLines w:val="0"/>
+        <w:ind w:left="288"/>
+      </w:pPr>
+      <w:r>
+        <w:rPr>
+          <w:rFonts w:ascii="Courier New" w:hAnsi="Courier New"/>
+          <w:sz w:val="16"/>
+        </w:rPr>
+        <w:t>// src/services/sbpgi/document.service.ts</w:t>
+        <w:br/>
+        <w:t>// apiClient = axios instance กลาง (baseURL = bffUrl ซึ่งรวม /api/v1 แล้ว, withCredentials, refresh-token interceptor, global loading)</w:t>
+        <w:br/>
+        <w:t>// ห้ามสร้าง axios instance ใหม่ และห้าม set Authorization header เอง — session อยู่ใน httpOnly cookie ของ BFF</w:t>
+        <w:br/>
+        <w:br/>
+        <w:t>import apiClient from '@/lib/apiClient';</w:t>
+        <w:br/>
+        <w:t>import type { ApiResponse } from '@/types/sbpgi/common';</w:t>
+        <w:br/>
+        <w:t>import type * as T from '@/types/sbpgi/document';</w:t>
+        <w:br/>
+        <w:br/>
+        <w:t>/** GET /api/v1/documents/{docNo} — โหลด role profile P-03 สำหรับหน้า detail */</w:t>
+        <w:br/>
+        <w:t>export async function getDocumentsDetail(docNo: string): Promise&lt;T.DocumentsDetailResponse&gt; {</w:t>
+        <w:br/>
+        <w:t xml:space="preserve">  const { data } = await apiClient.get&lt;ApiResponse&lt;T.DocumentsDetailResponse&gt;&gt;(`/documents/${encodeURIComponent(docNo)}`);</w:t>
+        <w:br/>
+        <w:t xml:space="preserve">  return data.data;</w:t>
+        <w:br/>
+        <w:t>}</w:t>
+        <w:br/>
+        <w:br/>
+        <w:t>/** POST /api/v1/documents/{docNo}/actions — ตัวอย่าง positive-path จาก section 03; Section 02 ส่งต่อ AVP (03) เมื่อยอดรวม 50,001-300,000 บาท และจบที่ GM เมื่อ &lt;= 50,000 บาท (SDD GI) */</w:t>
+        <w:br/>
+        <w:t>export async function createDocumentsActions(docNo: string, body: T.CreateDocumentsActionsRequest): Promise&lt;T.CreateDocumentsActionsResponse&gt; {</w:t>
+        <w:br/>
+        <w:t xml:space="preserve">  const { data } = await apiClient.post&lt;ApiResponse&lt;T.CreateDocumentsActionsResponse&gt;&gt;(`/documents/${encodeURIComponent(docNo)}/actions`, body);</w:t>
+        <w:br/>
+        <w:t xml:space="preserve">  return data.data;</w:t>
+        <w:br/>
+        <w:t>}</w:t>
+        <w:br/>
+        <w:br/>
+        <w:t>// TODO: ยืนยันกับทีม BFF ว่า unwrap envelope { success, data } ที่ชั้นไหน (BFF หรือ FE)</w:t>
+      </w:r>
+    </w:p>
+    <w:p>
+      <w:pPr>
+        <w:pStyle w:val="Heading3"/>
+        <w:keepNext/>
+        <w:keepLines/>
+        <w:pageBreakBefore w:val="0"/>
+      </w:pPr>
+      <w:r>
+        <w:t>8.4 types — `src/types/sbpgi/document.ts`</w:t>
+      </w:r>
+    </w:p>
+    <w:p>
+      <w:pPr>
+        <w:keepNext w:val="0"/>
+      </w:pPr>
+      <w:r>
+        <w:t xml:space="preserve">⚠️ </w:t>
+      </w:r>
+      <w:r>
+        <w:rPr>
+          <w:rFonts w:ascii="Courier New" w:hAnsi="Courier New"/>
+        </w:rPr>
+        <w:t>src/types/sbpgi/document.ts</w:t>
+      </w:r>
+      <w:r>
+        <w:t xml:space="preserve"> เป็น </w:t>
+      </w:r>
+      <w:r>
+        <w:rPr>
+          <w:b/>
+        </w:rPr>
+        <w:t>ไฟล์ร่วมของโมดูล SBPGI</w:t>
+      </w:r>
+      <w:r>
+        <w:t xml:space="preserve"> (เอกสาร FE หลายฉบับที่ใช้ domain </w:t>
+      </w:r>
+      <w:r>
+        <w:rPr>
+          <w:rFonts w:ascii="Courier New" w:hAnsi="Courier New"/>
+        </w:rPr>
+        <w:t>document</w:t>
+      </w:r>
+      <w:r>
+        <w:t xml:space="preserve"> ประกาศไฟล์นี้เหมือนกัน) — เวลา implement ให้ </w:t>
+      </w:r>
+      <w:r>
+        <w:rPr>
+          <w:b/>
+        </w:rPr>
+        <w:t>merge เพิ่ม</w:t>
+      </w:r>
+      <w:r>
+        <w:t xml:space="preserve"> เข้าไฟล์เดิม ห้ามเขียนทับทั้งไฟล์ มิฉะนั้น type/function ของเอกสารฉบับก่อนหน้าจะหายไปเงียบ ๆ</w:t>
+      </w:r>
+    </w:p>
+    <w:p>
+      <w:pPr>
+        <w:keepLines w:val="0"/>
+        <w:ind w:left="288"/>
+      </w:pPr>
+      <w:r>
+        <w:rPr>
+          <w:rFonts w:ascii="Courier New" w:hAnsi="Courier New"/>
+          <w:sz w:val="16"/>
+        </w:rPr>
+        <w:t>// src/types/sbpgi/document.ts — ตรงกับตาราง API ในเอกสารนี้</w:t>
+        <w:br/>
+        <w:t>// วันที่/เดือนใน payload เป็น ค.ศ. (ISO) เสมอ — แปลงเป็น พ.ศ. เฉพาะตอน display</w:t>
+        <w:br/>
+        <w:br/>
+        <w:t>/** GET /api/v1/documents/{docNo} — response */</w:t>
+        <w:br/>
+        <w:t>export interface DocumentsDetailResponse {</w:t>
+        <w:br/>
+        <w:t xml:space="preserve">  docNo: string;</w:t>
+        <w:br/>
+        <w:t xml:space="preserve">  statusCode: string;</w:t>
+        <w:br/>
+        <w:t xml:space="preserve">  viewerRbacRoleCode: string;</w:t>
+        <w:br/>
+        <w:t xml:space="preserve">  roleProfileCode: string;</w:t>
+        <w:br/>
+        <w:t xml:space="preserve">  visibleSections: string[];</w:t>
+        <w:br/>
+        <w:t xml:space="preserve">  editableSections: unknown[];</w:t>
+        <w:br/>
+        <w:t xml:space="preserve">  actionOptions: {</w:t>
+        <w:br/>
+        <w:t xml:space="preserve">    value: string;</w:t>
+        <w:br/>
+        <w:t xml:space="preserve">    label: string;</w:t>
+        <w:br/>
+        <w:t xml:space="preserve">    requireComment: boolean;</w:t>
+        <w:br/>
+        <w:t xml:space="preserve">  }[];</w:t>
+        <w:br/>
+        <w:t>}</w:t>
+        <w:br/>
+        <w:br/>
+        <w:t>/** POST /api/v1/documents/{docNo}/actions — request */</w:t>
+        <w:br/>
+        <w:t>export interface CreateDocumentsActionsRequest {</w:t>
+        <w:br/>
+        <w:t xml:space="preserve">  result: string;</w:t>
+        <w:br/>
+        <w:t xml:space="preserve">  comment: string;</w:t>
+        <w:br/>
+        <w:t>}</w:t>
+        <w:br/>
+        <w:br/>
+        <w:t>/** POST /api/v1/documents/{docNo}/actions — response */</w:t>
+        <w:br/>
+        <w:t>export interface CreateDocumentsActionsResponse {</w:t>
+        <w:br/>
+        <w:t xml:space="preserve">  statusCode: string;</w:t>
+        <w:br/>
+        <w:t xml:space="preserve">  nextSection: string | null;</w:t>
+        <w:br/>
+        <w:t xml:space="preserve">  message: string;</w:t>
+        <w:br/>
+        <w:t>}</w:t>
+        <w:br/>
+        <w:br/>
+        <w:t>// TODO: ใส่ nullable / required ให้ตรงกับ contract ฉบับล่าสุดของ BE</w:t>
+      </w:r>
+    </w:p>
+    <w:p>
+      <w:pPr>
+        <w:pStyle w:val="Heading3"/>
+        <w:keepNext/>
+        <w:keepLines/>
+        <w:pageBreakBefore w:val="0"/>
+      </w:pPr>
+      <w:r>
+        <w:t>8.5 react-query keys + hooks — `src/hooks/sbpgi/document.query.ts`</w:t>
+      </w:r>
+    </w:p>
+    <w:p>
+      <w:pPr>
+        <w:keepNext w:val="0"/>
+      </w:pPr>
+      <w:r>
+        <w:t xml:space="preserve">⚠️ </w:t>
+      </w:r>
+      <w:r>
+        <w:rPr>
+          <w:rFonts w:ascii="Courier New" w:hAnsi="Courier New"/>
+        </w:rPr>
+        <w:t>src/hooks/sbpgi/document.query.ts</w:t>
+      </w:r>
+      <w:r>
+        <w:t xml:space="preserve"> เป็น </w:t>
+      </w:r>
+      <w:r>
+        <w:rPr>
+          <w:b/>
+        </w:rPr>
+        <w:t>ไฟล์ร่วมของโมดูล SBPGI</w:t>
+      </w:r>
+      <w:r>
+        <w:t xml:space="preserve"> (เอกสาร FE หลายฉบับที่ใช้ domain </w:t>
+      </w:r>
+      <w:r>
+        <w:rPr>
+          <w:rFonts w:ascii="Courier New" w:hAnsi="Courier New"/>
+        </w:rPr>
+        <w:t>document</w:t>
+      </w:r>
+      <w:r>
+        <w:t xml:space="preserve"> ประกาศไฟล์นี้เหมือนกัน) — เวลา implement ให้ </w:t>
+      </w:r>
+      <w:r>
+        <w:rPr>
+          <w:b/>
+        </w:rPr>
+        <w:t>merge เพิ่ม</w:t>
+      </w:r>
+      <w:r>
+        <w:t xml:space="preserve"> เข้าไฟล์เดิม ห้ามเขียนทับทั้งไฟล์ มิฉะนั้น type/function ของเอกสารฉบับก่อนหน้าจะหายไปเงียบ ๆ</w:t>
+      </w:r>
+    </w:p>
+    <w:p>
+      <w:pPr>
+        <w:keepLines w:val="0"/>
+        <w:ind w:left="288"/>
+      </w:pPr>
+      <w:r>
+        <w:rPr>
+          <w:rFonts w:ascii="Courier New" w:hAnsi="Courier New"/>
+          <w:sz w:val="16"/>
+        </w:rPr>
+        <w:t>// src/hooks/sbpgi/document.query.ts</w:t>
+        <w:br/>
+        <w:t>import { useMutation, useQuery, useQueryClient } from '@tanstack/react-query';</w:t>
+        <w:br/>
+        <w:t>import * as api from '@/services/sbpgi/document.service';</w:t>
+        <w:br/>
+        <w:t>import type * as T from '@/types/sbpgi/document';</w:t>
+        <w:br/>
+        <w:br/>
+        <w:t>export const documentKeys = {</w:t>
+        <w:br/>
+        <w:t xml:space="preserve">  all: ['sbpgi', 'document'] as const,</w:t>
+        <w:br/>
+        <w:t xml:space="preserve">  documentsDetail: (docNo: string) =&gt; [...documentKeys.all, 'documentsDetail', docNo] as const,</w:t>
+        <w:br/>
+        <w:t>};</w:t>
+        <w:br/>
+        <w:br/>
+        <w:t>export function useDocumentsDetailQuery(docNo: string) {</w:t>
+        <w:br/>
+        <w:t xml:space="preserve">  return useQuery({</w:t>
+        <w:br/>
+        <w:t xml:space="preserve">    queryKey: documentKeys.documentsDetail(docNo),</w:t>
+        <w:br/>
+        <w:t xml:space="preserve">    queryFn: () =&gt; api.getDocumentsDetail(docNo),</w:t>
+        <w:br/>
+        <w:t xml:space="preserve">    enabled: !!docNo, // ยังไม่ยิงจนกว่าจะมีพารามิเตอร์ครบ</w:t>
+        <w:br/>
+        <w:t xml:space="preserve">    staleTime: 30_000, // TODO: ปรับตามความถี่ของข้อมูลหน้านี้</w:t>
+        <w:br/>
+        <w:t xml:space="preserve">  });</w:t>
+        <w:br/>
+        <w:t>}</w:t>
+        <w:br/>
+        <w:br/>
+        <w:t>export function useCreateDocumentsActionsMutation(docNo: string) {</w:t>
+        <w:br/>
+        <w:t xml:space="preserve">  const qc = useQueryClient();</w:t>
+        <w:br/>
+        <w:t xml:space="preserve">  return useMutation({</w:t>
+        <w:br/>
+        <w:t xml:space="preserve">    mutationFn: (body: T.CreateDocumentsActionsRequest) =&gt; api.createDocumentsActions(docNo, body),</w:t>
+        <w:br/>
+        <w:t xml:space="preserve">    onSuccess: () =&gt; {</w:t>
+        <w:br/>
+        <w:t xml:space="preserve">      qc.invalidateQueries({ queryKey: documentKeys.all }); // reload list/detail/timeline</w:t>
+        <w:br/>
+        <w:t xml:space="preserve">    },</w:t>
+        <w:br/>
+        <w:t xml:space="preserve">    // TODO: onError -&gt; แสดง apiErrorMessage(error) ผ่าน Toast กลาง</w:t>
+        <w:br/>
+        <w:t xml:space="preserve">  });</w:t>
+        <w:br/>
+        <w:t>}</w:t>
+      </w:r>
+    </w:p>
+    <w:p>
+      <w:pPr>
+        <w:pStyle w:val="Heading3"/>
+        <w:keepNext/>
+        <w:keepLines/>
+        <w:pageBreakBefore w:val="0"/>
+      </w:pPr>
+      <w:r>
+        <w:t>8.6 ฟอร์มพิจารณา + validation — `src/components/sbpgi/document-detail/ActionForm03.tsx`</w:t>
+      </w:r>
+    </w:p>
+    <w:p>
+      <w:pPr>
+        <w:keepNext w:val="0"/>
+      </w:pPr>
+      <w:r>
+        <w:t>หน้านี้</w:t>
+      </w:r>
+      <w:r>
+        <w:rPr>
+          <w:b/>
+        </w:rPr>
+        <w:t>ไม่มีการค้นหา</w:t>
+      </w:r>
+      <w:r>
+        <w:t xml:space="preserve"> — ฟอร์มเดียวของหน้าคือฟอร์มผลการพิจารณาที่ยิง </w:t>
+      </w:r>
+      <w:r>
+        <w:rPr>
+          <w:rFonts w:ascii="Courier New" w:hAnsi="Courier New"/>
+        </w:rPr>
+        <w:t>POST /api/v1/documents/{docNo}/actions</w:t>
+      </w:r>
+      <w:r>
+        <w:t xml:space="preserve"> โดยส่งได้แค่ </w:t>
+      </w:r>
+      <w:r>
+        <w:rPr>
+          <w:rFonts w:ascii="Courier New" w:hAnsi="Courier New"/>
+        </w:rPr>
+        <w:t>result</w:t>
+      </w:r>
+      <w:r>
+        <w:t xml:space="preserve"> + </w:t>
+      </w:r>
+      <w:r>
+        <w:rPr>
+          <w:rFonts w:ascii="Courier New" w:hAnsi="Courier New"/>
+        </w:rPr>
+        <w:t>comment</w:t>
+      </w:r>
+    </w:p>
+    <w:p>
+      <w:pPr>
+        <w:keepLines w:val="0"/>
+        <w:ind w:left="288"/>
+      </w:pPr>
+      <w:r>
+        <w:rPr>
+          <w:rFonts w:ascii="Courier New" w:hAnsi="Courier New"/>
+          <w:sz w:val="16"/>
+        </w:rPr>
+        <w:t>'use client';</w:t>
+        <w:br/>
+        <w:t>// ActionForm03 — ฟอร์ม "ผลการพิจารณา" ของ workflow section 03</w:t>
+        <w:br/>
+        <w:t>// payload ที่ส่งจริงมีแค่ 2 field ตาม CreateDocumentsActionsRequest: { result, comment }</w:t>
+        <w:br/>
+        <w:t>// option ที่ role นี้เห็นตาม contract (render จาก doc.actionOptions ห้าม hardcode ใน JSX):</w:t>
+        <w:br/>
+        <w:t>//   - เห็นควรชดเชย (value='เห็นควรชดเชย', requireComment=false)</w:t>
+        <w:br/>
+        <w:t>//   - เห็นควรไม่ชดเชย (value='เห็นควรไม่ชดเชย', requireComment=false)</w:t>
+        <w:br/>
+        <w:t>//   - ส่งกลับ GM ส่งเสริมธุรกิจฯ (value='ส่งกลับ GM ส่งเสริมธุรกิจฯ', requireComment=false)</w:t>
+        <w:br/>
+        <w:t>// editableSections ของ role นี้ (ใช้เป็น constant สำหรับ assertion/test เท่านั้น ไม่ใช่เพื่อ hardcode การ render):</w:t>
+        <w:br/>
+        <w:t>export const EDITABLE_SECTIONS_03 = [] as const;</w:t>
+        <w:br/>
+        <w:br/>
+        <w:t>import { Controller, useForm } from 'react-hook-form';</w:t>
+        <w:br/>
+        <w:t>import { yupResolver } from '@hookform/resolvers/yup';</w:t>
+        <w:br/>
+        <w:t>import * as yup from 'yup';</w:t>
+        <w:br/>
+        <w:t>import { RadioButtonGroup } from '@/components/Form';</w:t>
+        <w:br/>
+        <w:t>import { InputTextarea } from '@/components/Form/InputText/inputtextArea';</w:t>
+        <w:br/>
+        <w:t>import type { DocumentActionRequest } from '@/types/sbpgi/common';</w:t>
+        <w:br/>
+        <w:br/>
+        <w:t>interface ActionOption { value: string; label: string; requireComment?: boolean }</w:t>
+        <w:br/>
+        <w:br/>
+        <w:t>// ค่าที่ "บังคับกรอกความคิดเห็น" มาจาก contract ของ role นี้</w:t>
+        <w:br/>
+        <w:t>const REQUIRE_COMMENT: string[] = [/* TODO: ค่าที่บังคับ comment */];</w:t>
+        <w:br/>
+        <w:br/>
+        <w:t>// TODO: แทนข้อความ validation ด้วยข้อความ verbatim จาก ข้อกำหนดทางธุรกิจ ก่อน UAT</w:t>
+        <w:br/>
+        <w:t>const schema = yup.object({</w:t>
+        <w:br/>
+        <w:t xml:space="preserve">  result: yup.string().required('กรุณาเลือกผลการพิจารณา'),</w:t>
+        <w:br/>
+        <w:t xml:space="preserve">  comment: yup.string().when('result', {</w:t>
+        <w:br/>
+        <w:t xml:space="preserve">    is: (v: string) =&gt; REQUIRE_COMMENT.includes(v),</w:t>
+        <w:br/>
+        <w:t xml:space="preserve">    then: (s) =&gt; s.required('กรุณาระบุความคิดเห็น'),</w:t>
+        <w:br/>
+        <w:t xml:space="preserve">    otherwise: (s) =&gt; s.optional(),</w:t>
+        <w:br/>
+        <w:t xml:space="preserve">  }),</w:t>
+        <w:br/>
+        <w:t>});</w:t>
+        <w:br/>
+        <w:br/>
+        <w:t>export default function ActionForm03({ options, onSubmit, onCancel, submitting }: {</w:t>
+        <w:br/>
+        <w:t xml:space="preserve">  options: ActionOption[];          // = doc.actionOptions จาก API</w:t>
+        <w:br/>
+        <w:t xml:space="preserve">  onSubmit: (payload: DocumentActionRequest) =&gt; void;</w:t>
+        <w:br/>
+        <w:t xml:space="preserve">  onCancel?: () =&gt; void;</w:t>
+        <w:br/>
+        <w:t xml:space="preserve">  submitting?: boolean;</w:t>
+        <w:br/>
+        <w:t>}) {</w:t>
+        <w:br/>
+        <w:t xml:space="preserve">  const { control, handleSubmit, watch, formState: { errors } } = useForm&lt;DocumentActionRequest&gt;({</w:t>
+        <w:br/>
+        <w:t xml:space="preserve">    resolver: yupResolver(schema) as never,</w:t>
+        <w:br/>
+        <w:t xml:space="preserve">    defaultValues: { result: '', comment: '' },</w:t>
+        <w:br/>
+        <w:t xml:space="preserve">    mode: 'onSubmit',</w:t>
+        <w:br/>
+        <w:t xml:space="preserve">  });</w:t>
+        <w:br/>
+        <w:t xml:space="preserve">  const mustComment = REQUIRE_COMMENT.includes(watch('result'));</w:t>
+        <w:br/>
+        <w:br/>
+        <w:t xml:space="preserve">  return (</w:t>
+        <w:br/>
+        <w:t xml:space="preserve">    &lt;form onSubmit={handleSubmit(onSubmit)} className="flex flex-col gap-3"&gt;</w:t>
+        <w:br/>
+        <w:t xml:space="preserve">      &lt;Controller</w:t>
+        <w:br/>
+        <w:t xml:space="preserve">        name="result"</w:t>
+        <w:br/>
+        <w:t xml:space="preserve">        control={control}</w:t>
+        <w:br/>
+        <w:t xml:space="preserve">        render={({ field }) =&gt; (</w:t>
+        <w:br/>
+        <w:t xml:space="preserve">          &lt;RadioButtonGroup</w:t>
+        <w:br/>
+        <w:t xml:space="preserve">            options={options.map((o) =&gt; ({ label: o.label, value: o.value }))}</w:t>
+        <w:br/>
+        <w:t xml:space="preserve">            value={field.value}</w:t>
+        <w:br/>
+        <w:t xml:space="preserve">            onChange={(e) =&gt; field.onChange(e.value)}</w:t>
+        <w:br/>
+        <w:t xml:space="preserve">            flex="col"</w:t>
+        <w:br/>
+        <w:t xml:space="preserve">            gap="8px"</w:t>
+        <w:br/>
+        <w:t xml:space="preserve">          /&gt;</w:t>
+        <w:br/>
+        <w:t xml:space="preserve">        )}</w:t>
+        <w:br/>
+        <w:t xml:space="preserve">      /&gt;</w:t>
+        <w:br/>
+        <w:t xml:space="preserve">      {errors.result &amp;&amp; &lt;span className="text-red-600"&gt;{errors.result.message}&lt;/span&gt;}</w:t>
+        <w:br/>
+        <w:t xml:space="preserve">      &lt;Controller</w:t>
+        <w:br/>
+        <w:t xml:space="preserve">        name="comment"</w:t>
+        <w:br/>
+        <w:t xml:space="preserve">        control={control}</w:t>
+        <w:br/>
+        <w:t xml:space="preserve">        render={({ field }) =&gt; (</w:t>
+        <w:br/>
+        <w:t xml:space="preserve">          &lt;InputTextarea {...field} rows={4} placeholder={mustComment ? 'ระบุความคิดเห็น (บังคับ)' : 'ความคิดเห็น'} /&gt;</w:t>
+        <w:br/>
+        <w:t xml:space="preserve">        )}</w:t>
+        <w:br/>
+        <w:t xml:space="preserve">      /&gt;</w:t>
+        <w:br/>
+        <w:t xml:space="preserve">      {errors.comment &amp;&amp; &lt;span className="text-red-600"&gt;{errors.comment.message}&lt;/span&gt;}</w:t>
+        <w:br/>
+        <w:t xml:space="preserve">      &lt;div className="flex justify-end gap-2"&gt;</w:t>
+        <w:br/>
+        <w:t xml:space="preserve">        &lt;button type="submit" className="btn btn-primary" disabled={submitting}&gt;</w:t>
+        <w:br/>
+        <w:t xml:space="preserve">          ยืนยัน</w:t>
+        <w:br/>
+        <w:t xml:space="preserve">        &lt;/button&gt;</w:t>
+        <w:br/>
+        <w:t xml:space="preserve">        &lt;button type="button" className="btn btn-secondary" onClick={onCancel}&gt;</w:t>
+        <w:br/>
+        <w:t xml:space="preserve">          ยกเลิก</w:t>
+        <w:br/>
+        <w:t xml:space="preserve">        &lt;/button&gt;</w:t>
+        <w:br/>
+        <w:t xml:space="preserve">      &lt;/div&gt;</w:t>
+        <w:br/>
+        <w:t xml:space="preserve">    &lt;/form&gt;</w:t>
+        <w:br/>
+        <w:t xml:space="preserve">  );</w:t>
+        <w:br/>
+        <w:t>}</w:t>
+      </w:r>
+    </w:p>
+    <w:p>
+      <w:pPr>
+        <w:pStyle w:val="ListBullet"/>
+        <w:keepLines/>
+      </w:pPr>
+      <w:r>
+        <w:t xml:space="preserve">ทุกหน้าเช็คสิทธิ์ด้วย </w:t>
+      </w:r>
+      <w:r>
+        <w:rPr>
+          <w:rFonts w:ascii="Courier New" w:hAnsi="Courier New"/>
+        </w:rPr>
+        <w:t>permissionStore.hasPermission(url, 'canView'|'canManage'|'canExport'|'canOther')</w:t>
+      </w:r>
+      <w:r>
+        <w:t xml:space="preserve"> แล้ว render </w:t>
+      </w:r>
+      <w:r>
+        <w:rPr>
+          <w:rFonts w:ascii="Courier New" w:hAnsi="Courier New"/>
+        </w:rPr>
+        <w:t>&lt;AccessDenied /&gt;</w:t>
+      </w:r>
+      <w:r>
+        <w:t xml:space="preserve"> เมื่อไม่มีสิทธิ์</w:t>
+      </w:r>
+    </w:p>
+    <w:p>
+      <w:pPr>
+        <w:pStyle w:val="ListBullet"/>
+        <w:keepLines/>
+      </w:pPr>
+      <w:r>
+        <w:t xml:space="preserve">เมนู/สิทธิ์มาจาก </w:t>
+      </w:r>
+      <w:r>
+        <w:rPr>
+          <w:rFonts w:ascii="Courier New" w:hAnsi="Courier New"/>
+        </w:rPr>
+        <w:t>GET /menus</w:t>
+      </w:r>
+      <w:r>
+        <w:t xml:space="preserve"> และ </w:t>
+      </w:r>
+      <w:r>
+        <w:rPr>
+          <w:rFonts w:ascii="Courier New" w:hAnsi="Courier New"/>
+        </w:rPr>
+        <w:t>GET /groups/current-user/permissions</w:t>
+      </w:r>
+      <w:r>
+        <w:t xml:space="preserve"> — ห้าม hardcode role หรือรายการเมนูใน FE</w:t>
+      </w:r>
+    </w:p>
+    <w:p>
+      <w:pPr>
+        <w:pStyle w:val="ListBullet"/>
+        <w:keepLines/>
+      </w:pPr>
+      <w:r>
+        <w:t>session อยู่ใน httpOnly cookie ของ BFF (</w:t>
+      </w:r>
+      <w:r>
+        <w:rPr>
+          <w:rFonts w:ascii="Courier New" w:hAnsi="Courier New"/>
+        </w:rPr>
+        <w:t>withCredentials: true</w:t>
+      </w:r>
+      <w:r>
+        <w:t>) — FE ไม่เก็บและไม่แนบ token เอง</w:t>
+      </w:r>
+    </w:p>
+    <w:p>
+      <w:pPr>
+        <w:pStyle w:val="ListBullet"/>
+        <w:keepLines/>
+      </w:pPr>
+      <w:r>
+        <w:t>payload ใช้วันที่ ค.ศ. เสมอ; แปลงเป็น พ.ศ. เฉพาะตอนแสดงผลผ่าน formatter กลางจุดเดียว</w:t>
+      </w:r>
+    </w:p>
+    <w:p>
+      <w:pPr>
+        <w:pStyle w:val="ListBullet"/>
+        <w:keepLines/>
+      </w:pPr>
+      <w:r>
+        <w:t xml:space="preserve">ข้อความ error แสดงจาก </w:t>
+      </w:r>
+      <w:r>
+        <w:rPr>
+          <w:rFonts w:ascii="Courier New" w:hAnsi="Courier New"/>
+        </w:rPr>
+        <w:t>error.message</w:t>
+      </w:r>
+      <w:r>
+        <w:t xml:space="preserve"> ของ BE ตรง ๆ (ห้าม paraphrase) — fallback ใช้เฉพาะกรณี network error</w:t>
+      </w:r>
+    </w:p>
     <w:p>
       <w:pPr>
         <w:pStyle w:val="Heading1"/>
@@ -7388,11 +9838,15 @@
               <w:keepLines/>
               <w:spacing w:after="0"/>
             </w:pPr>
-            <w:r/>
-            <w:r>
-              <w:rPr>
-                <w:rFonts w:ascii="Arial" w:hAnsi="Arial" w:eastAsia="Arial"/>
-                <w:b w:val="0"/>
+            <w:r>
+              <w:rPr>
+                <w:rFonts w:ascii="Arial" w:hAnsi="Arial" w:eastAsia="Arial"/>
+                <w:sz w:val="18"/>
+              </w:rPr>
+            </w:r>
+            <w:r>
+              <w:rPr>
+                <w:rFonts w:ascii="Arial" w:hAnsi="Arial" w:eastAsia="Arial"/>
                 <w:sz w:val="18"/>
               </w:rPr>
               <w:t>1</w:t>
@@ -7409,11 +9863,15 @@
               <w:keepLines/>
               <w:spacing w:after="0"/>
             </w:pPr>
-            <w:r/>
-            <w:r>
-              <w:rPr>
-                <w:rFonts w:ascii="Arial" w:hAnsi="Arial" w:eastAsia="Arial"/>
-                <w:b w:val="0"/>
+            <w:r>
+              <w:rPr>
+                <w:rFonts w:ascii="Arial" w:hAnsi="Arial" w:eastAsia="Arial"/>
+                <w:sz w:val="18"/>
+              </w:rPr>
+            </w:r>
+            <w:r>
+              <w:rPr>
+                <w:rFonts w:ascii="Arial" w:hAnsi="Arial" w:eastAsia="Arial"/>
                 <w:sz w:val="18"/>
               </w:rPr>
               <w:t>Load document detail</w:t>
@@ -7435,11 +9893,15 @@
               <w:keepLines/>
               <w:spacing w:after="0"/>
             </w:pPr>
-            <w:r/>
-            <w:r>
-              <w:rPr>
-                <w:rFonts w:ascii="Arial" w:hAnsi="Arial" w:eastAsia="Arial"/>
-                <w:b w:val="0"/>
+            <w:r>
+              <w:rPr>
+                <w:rFonts w:ascii="Arial" w:hAnsi="Arial" w:eastAsia="Arial"/>
+                <w:sz w:val="18"/>
+              </w:rPr>
+            </w:r>
+            <w:r>
+              <w:rPr>
+                <w:rFonts w:ascii="Arial" w:hAnsi="Arial" w:eastAsia="Arial"/>
                 <w:sz w:val="18"/>
               </w:rPr>
               <w:t>2</w:t>
@@ -7456,11 +9918,15 @@
               <w:keepLines/>
               <w:spacing w:after="0"/>
             </w:pPr>
-            <w:r/>
-            <w:r>
-              <w:rPr>
-                <w:rFonts w:ascii="Arial" w:hAnsi="Arial" w:eastAsia="Arial"/>
-                <w:b w:val="0"/>
+            <w:r>
+              <w:rPr>
+                <w:rFonts w:ascii="Arial" w:hAnsi="Arial" w:eastAsia="Arial"/>
+                <w:sz w:val="18"/>
+              </w:rPr>
+            </w:r>
+            <w:r>
+              <w:rPr>
+                <w:rFonts w:ascii="Arial" w:hAnsi="Arial" w:eastAsia="Arial"/>
                 <w:sz w:val="18"/>
               </w:rPr>
               <w:t>Apply visibleSections and editableSections</w:t>
@@ -7482,11 +9948,15 @@
               <w:keepLines/>
               <w:spacing w:after="0"/>
             </w:pPr>
-            <w:r/>
-            <w:r>
-              <w:rPr>
-                <w:rFonts w:ascii="Arial" w:hAnsi="Arial" w:eastAsia="Arial"/>
-                <w:b w:val="0"/>
+            <w:r>
+              <w:rPr>
+                <w:rFonts w:ascii="Arial" w:hAnsi="Arial" w:eastAsia="Arial"/>
+                <w:sz w:val="18"/>
+              </w:rPr>
+            </w:r>
+            <w:r>
+              <w:rPr>
+                <w:rFonts w:ascii="Arial" w:hAnsi="Arial" w:eastAsia="Arial"/>
                 <w:sz w:val="18"/>
               </w:rPr>
               <w:t>3</w:t>
@@ -7503,11 +9973,15 @@
               <w:keepLines/>
               <w:spacing w:after="0"/>
             </w:pPr>
-            <w:r/>
-            <w:r>
-              <w:rPr>
-                <w:rFonts w:ascii="Arial" w:hAnsi="Arial" w:eastAsia="Arial"/>
-                <w:b w:val="0"/>
+            <w:r>
+              <w:rPr>
+                <w:rFonts w:ascii="Arial" w:hAnsi="Arial" w:eastAsia="Arial"/>
+                <w:sz w:val="18"/>
+              </w:rPr>
+            </w:r>
+            <w:r>
+              <w:rPr>
+                <w:rFonts w:ascii="Arial" w:hAnsi="Arial" w:eastAsia="Arial"/>
                 <w:sz w:val="18"/>
               </w:rPr>
               <w:t>Render fields/actions for this role only</w:t>
@@ -7529,11 +10003,15 @@
               <w:keepLines/>
               <w:spacing w:after="0"/>
             </w:pPr>
-            <w:r/>
-            <w:r>
-              <w:rPr>
-                <w:rFonts w:ascii="Arial" w:hAnsi="Arial" w:eastAsia="Arial"/>
-                <w:b w:val="0"/>
+            <w:r>
+              <w:rPr>
+                <w:rFonts w:ascii="Arial" w:hAnsi="Arial" w:eastAsia="Arial"/>
+                <w:sz w:val="18"/>
+              </w:rPr>
+            </w:r>
+            <w:r>
+              <w:rPr>
+                <w:rFonts w:ascii="Arial" w:hAnsi="Arial" w:eastAsia="Arial"/>
                 <w:sz w:val="18"/>
               </w:rPr>
               <w:t>4</w:t>
@@ -7550,11 +10028,15 @@
               <w:keepLines/>
               <w:spacing w:after="0"/>
             </w:pPr>
-            <w:r/>
-            <w:r>
-              <w:rPr>
-                <w:rFonts w:ascii="Arial" w:hAnsi="Arial" w:eastAsia="Arial"/>
-                <w:b w:val="0"/>
+            <w:r>
+              <w:rPr>
+                <w:rFonts w:ascii="Arial" w:hAnsi="Arial" w:eastAsia="Arial"/>
+                <w:sz w:val="18"/>
+              </w:rPr>
+            </w:r>
+            <w:r>
+              <w:rPr>
+                <w:rFonts w:ascii="Arial" w:hAnsi="Arial" w:eastAsia="Arial"/>
                 <w:sz w:val="18"/>
               </w:rPr>
               <w:t>Validate popup text</w:t>
@@ -7576,11 +10058,15 @@
               <w:keepLines/>
               <w:spacing w:after="0"/>
             </w:pPr>
-            <w:r/>
-            <w:r>
-              <w:rPr>
-                <w:rFonts w:ascii="Arial" w:hAnsi="Arial" w:eastAsia="Arial"/>
-                <w:b w:val="0"/>
+            <w:r>
+              <w:rPr>
+                <w:rFonts w:ascii="Arial" w:hAnsi="Arial" w:eastAsia="Arial"/>
+                <w:sz w:val="18"/>
+              </w:rPr>
+            </w:r>
+            <w:r>
+              <w:rPr>
+                <w:rFonts w:ascii="Arial" w:hAnsi="Arial" w:eastAsia="Arial"/>
                 <w:sz w:val="18"/>
               </w:rPr>
               <w:t>5</w:t>
@@ -7597,11 +10083,15 @@
               <w:keepLines/>
               <w:spacing w:after="0"/>
             </w:pPr>
-            <w:r/>
-            <w:r>
-              <w:rPr>
-                <w:rFonts w:ascii="Arial" w:hAnsi="Arial" w:eastAsia="Arial"/>
-                <w:b w:val="0"/>
+            <w:r>
+              <w:rPr>
+                <w:rFonts w:ascii="Arial" w:hAnsi="Arial" w:eastAsia="Arial"/>
+                <w:sz w:val="18"/>
+              </w:rPr>
+            </w:r>
+            <w:r>
+              <w:rPr>
+                <w:rFonts w:ascii="Arial" w:hAnsi="Arial" w:eastAsia="Arial"/>
                 <w:sz w:val="18"/>
               </w:rPr>
               <w:t>Submit action or save allowed section</w:t>
@@ -7623,11 +10113,15 @@
               <w:keepLines/>
               <w:spacing w:after="0"/>
             </w:pPr>
-            <w:r/>
-            <w:r>
-              <w:rPr>
-                <w:rFonts w:ascii="Arial" w:hAnsi="Arial" w:eastAsia="Arial"/>
-                <w:b w:val="0"/>
+            <w:r>
+              <w:rPr>
+                <w:rFonts w:ascii="Arial" w:hAnsi="Arial" w:eastAsia="Arial"/>
+                <w:sz w:val="18"/>
+              </w:rPr>
+            </w:r>
+            <w:r>
+              <w:rPr>
+                <w:rFonts w:ascii="Arial" w:hAnsi="Arial" w:eastAsia="Arial"/>
                 <w:sz w:val="18"/>
               </w:rPr>
               <w:t>6</w:t>
@@ -7644,11 +10138,15 @@
               <w:keepLines/>
               <w:spacing w:after="0"/>
             </w:pPr>
-            <w:r/>
-            <w:r>
-              <w:rPr>
-                <w:rFonts w:ascii="Arial" w:hAnsi="Arial" w:eastAsia="Arial"/>
-                <w:b w:val="0"/>
+            <w:r>
+              <w:rPr>
+                <w:rFonts w:ascii="Arial" w:hAnsi="Arial" w:eastAsia="Arial"/>
+                <w:sz w:val="18"/>
+              </w:rPr>
+            </w:r>
+            <w:r>
+              <w:rPr>
+                <w:rFonts w:ascii="Arial" w:hAnsi="Arial" w:eastAsia="Arial"/>
                 <w:sz w:val="18"/>
               </w:rPr>
               <w:t>Reload detail/timeline/status</w:t>
@@ -7790,11 +10288,15 @@
               <w:keepLines/>
               <w:spacing w:after="0"/>
             </w:pPr>
-            <w:r/>
-            <w:r>
-              <w:rPr>
-                <w:rFonts w:ascii="Arial" w:hAnsi="Arial" w:eastAsia="Arial"/>
-                <w:b w:val="0"/>
+            <w:r>
+              <w:rPr>
+                <w:rFonts w:ascii="Arial" w:hAnsi="Arial" w:eastAsia="Arial"/>
+                <w:sz w:val="18"/>
+              </w:rPr>
+            </w:r>
+            <w:r>
+              <w:rPr>
+                <w:rFonts w:ascii="Arial" w:hAnsi="Arial" w:eastAsia="Arial"/>
                 <w:sz w:val="18"/>
               </w:rPr>
               <w:t>1</w:t>
@@ -7811,11 +10313,15 @@
               <w:keepLines/>
               <w:spacing w:after="0"/>
             </w:pPr>
-            <w:r/>
-            <w:r>
-              <w:rPr>
-                <w:rFonts w:ascii="Arial" w:hAnsi="Arial" w:eastAsia="Arial"/>
-                <w:b w:val="0"/>
+            <w:r>
+              <w:rPr>
+                <w:rFonts w:ascii="Arial" w:hAnsi="Arial" w:eastAsia="Arial"/>
+                <w:sz w:val="18"/>
+              </w:rPr>
+            </w:r>
+            <w:r>
+              <w:rPr>
+                <w:rFonts w:ascii="Arial" w:hAnsi="Arial" w:eastAsia="Arial"/>
                 <w:sz w:val="18"/>
               </w:rPr>
               <w:t>เปิดด้วย roleProfileCode=P-03 แล้วทุก business section ต้อง read-only</w:t>
@@ -7837,11 +10343,15 @@
               <w:keepLines/>
               <w:spacing w:after="0"/>
             </w:pPr>
-            <w:r/>
-            <w:r>
-              <w:rPr>
-                <w:rFonts w:ascii="Arial" w:hAnsi="Arial" w:eastAsia="Arial"/>
-                <w:b w:val="0"/>
+            <w:r>
+              <w:rPr>
+                <w:rFonts w:ascii="Arial" w:hAnsi="Arial" w:eastAsia="Arial"/>
+                <w:sz w:val="18"/>
+              </w:rPr>
+            </w:r>
+            <w:r>
+              <w:rPr>
+                <w:rFonts w:ascii="Arial" w:hAnsi="Arial" w:eastAsia="Arial"/>
                 <w:sz w:val="18"/>
               </w:rPr>
               <w:t>2</w:t>
@@ -7858,11 +10368,15 @@
               <w:keepLines/>
               <w:spacing w:after="0"/>
             </w:pPr>
-            <w:r/>
-            <w:r>
-              <w:rPr>
-                <w:rFonts w:ascii="Arial" w:hAnsi="Arial" w:eastAsia="Arial"/>
-                <w:b w:val="0"/>
+            <w:r>
+              <w:rPr>
+                <w:rFonts w:ascii="Arial" w:hAnsi="Arial" w:eastAsia="Arial"/>
+                <w:sz w:val="18"/>
+              </w:rPr>
+            </w:r>
+            <w:r>
+              <w:rPr>
+                <w:rFonts w:ascii="Arial" w:hAnsi="Arial" w:eastAsia="Arial"/>
                 <w:sz w:val="18"/>
               </w:rPr>
               <w:t>sec-calc ต้องไม่ render</w:t>
@@ -7884,11 +10398,15 @@
               <w:keepLines/>
               <w:spacing w:after="0"/>
             </w:pPr>
-            <w:r/>
-            <w:r>
-              <w:rPr>
-                <w:rFonts w:ascii="Arial" w:hAnsi="Arial" w:eastAsia="Arial"/>
-                <w:b w:val="0"/>
+            <w:r>
+              <w:rPr>
+                <w:rFonts w:ascii="Arial" w:hAnsi="Arial" w:eastAsia="Arial"/>
+                <w:sz w:val="18"/>
+              </w:rPr>
+            </w:r>
+            <w:r>
+              <w:rPr>
+                <w:rFonts w:ascii="Arial" w:hAnsi="Arial" w:eastAsia="Arial"/>
                 <w:sz w:val="18"/>
               </w:rPr>
               <w:t>3</w:t>
@@ -7905,11 +10423,15 @@
               <w:keepLines/>
               <w:spacing w:after="0"/>
             </w:pPr>
-            <w:r/>
-            <w:r>
-              <w:rPr>
-                <w:rFonts w:ascii="Arial" w:hAnsi="Arial" w:eastAsia="Arial"/>
-                <w:b w:val="0"/>
+            <w:r>
+              <w:rPr>
+                <w:rFonts w:ascii="Arial" w:hAnsi="Arial" w:eastAsia="Arial"/>
+                <w:sz w:val="18"/>
+              </w:rPr>
+            </w:r>
+            <w:r>
+              <w:rPr>
+                <w:rFonts w:ascii="Arial" w:hAnsi="Arial" w:eastAsia="Arial"/>
                 <w:sz w:val="18"/>
               </w:rPr>
               <w:t>history/timeline ต้องแสดงก่อนส่ง action ได้</w:t>
@@ -7931,11 +10453,15 @@
               <w:keepLines/>
               <w:spacing w:after="0"/>
             </w:pPr>
-            <w:r/>
-            <w:r>
-              <w:rPr>
-                <w:rFonts w:ascii="Arial" w:hAnsi="Arial" w:eastAsia="Arial"/>
-                <w:b w:val="0"/>
+            <w:r>
+              <w:rPr>
+                <w:rFonts w:ascii="Arial" w:hAnsi="Arial" w:eastAsia="Arial"/>
+                <w:sz w:val="18"/>
+              </w:rPr>
+            </w:r>
+            <w:r>
+              <w:rPr>
+                <w:rFonts w:ascii="Arial" w:hAnsi="Arial" w:eastAsia="Arial"/>
                 <w:sz w:val="18"/>
               </w:rPr>
               <w:t>4</w:t>
@@ -7952,11 +10478,15 @@
               <w:keepLines/>
               <w:spacing w:after="0"/>
             </w:pPr>
-            <w:r/>
-            <w:r>
-              <w:rPr>
-                <w:rFonts w:ascii="Arial" w:hAnsi="Arial" w:eastAsia="Arial"/>
-                <w:b w:val="0"/>
+            <w:r>
+              <w:rPr>
+                <w:rFonts w:ascii="Arial" w:hAnsi="Arial" w:eastAsia="Arial"/>
+                <w:sz w:val="18"/>
+              </w:rPr>
+            </w:r>
+            <w:r>
+              <w:rPr>
+                <w:rFonts w:ascii="Arial" w:hAnsi="Arial" w:eastAsia="Arial"/>
                 <w:sz w:val="18"/>
               </w:rPr>
               <w:t>action radio แสดงเฉพาะ 3 รายการของ role 03</w:t>
@@ -7978,11 +10508,15 @@
               <w:keepLines/>
               <w:spacing w:after="0"/>
             </w:pPr>
-            <w:r/>
-            <w:r>
-              <w:rPr>
-                <w:rFonts w:ascii="Arial" w:hAnsi="Arial" w:eastAsia="Arial"/>
-                <w:b w:val="0"/>
+            <w:r>
+              <w:rPr>
+                <w:rFonts w:ascii="Arial" w:hAnsi="Arial" w:eastAsia="Arial"/>
+                <w:sz w:val="18"/>
+              </w:rPr>
+            </w:r>
+            <w:r>
+              <w:rPr>
+                <w:rFonts w:ascii="Arial" w:hAnsi="Arial" w:eastAsia="Arial"/>
                 <w:sz w:val="18"/>
               </w:rPr>
               <w:t>5</w:t>
@@ -7999,11 +10533,15 @@
               <w:keepLines/>
               <w:spacing w:after="0"/>
             </w:pPr>
-            <w:r/>
-            <w:r>
-              <w:rPr>
-                <w:rFonts w:ascii="Arial" w:hAnsi="Arial" w:eastAsia="Arial"/>
-                <w:b w:val="0"/>
+            <w:r>
+              <w:rPr>
+                <w:rFonts w:ascii="Arial" w:hAnsi="Arial" w:eastAsia="Arial"/>
+                <w:sz w:val="18"/>
+              </w:rPr>
+            </w:r>
+            <w:r>
+              <w:rPr>
+                <w:rFonts w:ascii="Arial" w:hAnsi="Arial" w:eastAsia="Arial"/>
                 <w:sz w:val="18"/>
               </w:rPr>
               <w:t>หลัง submit ต้อง reload detail/timeline/status</w:t>
@@ -8561,12 +11099,13 @@
       <w:outlineLvl w:val="3"/>
     </w:pPr>
     <w:rPr>
-      <w:rFonts w:asciiTheme="majorHAnsi" w:eastAsiaTheme="majorEastAsia" w:hAnsiTheme="majorHAnsi" w:cstheme="majorBidi"/>
+      <w:rFonts w:asciiTheme="majorHAnsi" w:eastAsiaTheme="majorEastAsia" w:hAnsiTheme="majorHAnsi" w:cstheme="majorBidi" w:ascii="Arial" w:hAnsi="Arial" w:eastAsia="Arial"/>
       <w:b/>
       <w:bCs/>
       <w:i/>
       <w:iCs/>
-      <w:color w:val="4F81BD" w:themeColor="accent1"/>
+      <w:color w:val="2E74B5"/>
+      <w:sz w:val="20"/>
     </w:rPr>
   </w:style>
   <w:style w:type="paragraph" w:styleId="Heading5">

--- a/LLDD/word/FE/LLDD-FE-Document-Detail-Role-03-AVP-SBP.docx
+++ b/LLDD/word/FE/LLDD-FE-Document-Detail-Role-03-AVP-SBP.docx
@@ -6096,7 +6096,7 @@
                 <w:rFonts w:ascii="Arial" w:hAnsi="Arial" w:eastAsia="Arial"/>
                 <w:sz w:val="18"/>
               </w:rPr>
-              <w:t>พ.ศ. YYYY/xxxxx</w:t>
+              <w:t>ค.ศ. YYYY/xxxxx</w:t>
             </w:r>
           </w:p>
         </w:tc>
@@ -6454,7 +6454,7 @@
                 <w:rFonts w:ascii="Arial" w:hAnsi="Arial" w:eastAsia="Arial"/>
                 <w:sz w:val="18"/>
               </w:rPr>
-              <w:t>พ.ศ. YYYY/xxxxx</w:t>
+              <w:t>ค.ศ. YYYY/xxxxx</w:t>
             </w:r>
           </w:p>
         </w:tc>
@@ -9257,7 +9257,7 @@
         </w:rPr>
         <w:t>// src/types/sbpgi/document.ts — ตรงกับตาราง API ในเอกสารนี้</w:t>
         <w:br/>
-        <w:t>// วันที่/เดือนใน payload เป็น ค.ศ. (ISO) เสมอ — แปลงเป็น พ.ศ. เฉพาะตอน display</w:t>
+        <w:t>// วันที่/เดือนเป็น ค.ศ. ทั้ง payload (ISO) และ display — ไม่แปลงเป็น พ.ศ. (มติ 2026-08-06)</w:t>
         <w:br/>
         <w:br/>
         <w:t>/** GET /api/v1/documents/{docNo} — response */</w:t>
@@ -9539,11 +9539,15 @@
         <w:t>const REQUIRE_COMMENT: string[] = [/* TODO: ค่าที่บังคับ comment */];</w:t>
         <w:br/>
         <w:br/>
-        <w:t>// TODO: แทนข้อความ validation ด้วยข้อความ verbatim จาก ข้อกำหนดทางธุรกิจ ก่อน UAT</w:t>
+        <w:t>// ⚠️ ข้อความ validation ด้านล่างเป็น verbatim จาก ข้อกำหนดทางธุรกิจ v3.1 — ห้าม paraphrase ห้ามย่อ</w:t>
+        <w:br/>
+        <w:t>//    (ข้อกำหนดทางธุรกิจ "รายการหน้าจอ" §10/§13 · ตรงกับที่ prototype Document Detail screen ใช้)</w:t>
         <w:br/>
         <w:t>const schema = yup.object({</w:t>
         <w:br/>
-        <w:t xml:space="preserve">  result: yup.string().required('กรุณาเลือกผลการพิจารณา'),</w:t>
+        <w:t xml:space="preserve">  result: yup.string().required('ท่านยังไม่เลือกผลการพิจารณา กรุณาเลือกข้อมูลก่อนกดส่งดำเนินการ'),</w:t>
+        <w:br/>
+        <w:t xml:space="preserve">  // ข้อกำหนดทางธุรกิจ บังคับให้ความคิดเห็นเป็น required เมื่อเลือกไม่ชดเชย แต่ไม่ได้ระบุข้อความ — ข้อความนี้เรากำหนดเอง</w:t>
         <w:br/>
         <w:t xml:space="preserve">  comment: yup.string().when('result', {</w:t>
         <w:br/>
@@ -9732,7 +9736,7 @@
         <w:keepLines/>
       </w:pPr>
       <w:r>
-        <w:t>payload ใช้วันที่ ค.ศ. เสมอ; แปลงเป็น พ.ศ. เฉพาะตอนแสดงผลผ่าน formatter กลางจุดเดียว</w:t>
+        <w:t>payload และการแสดงผลใช้วันที่ ค.ศ. เสมอ ผ่าน formatter กลางจุดเดียว — ไม่แปลงเป็น พ.ศ. (มติ 2026-08-06)</w:t>
       </w:r>
     </w:p>
     <w:p>

--- a/LLDD/word/FE/LLDD-FE-Document-Detail-Role-03-AVP-SBP.docx
+++ b/LLDD/word/FE/LLDD-FE-Document-Detail-Role-03-AVP-SBP.docx
@@ -5,7 +5,7 @@
     <w:p>
       <w:r>
         <w:rPr>
-          <w:rFonts w:ascii="Arial" w:hAnsi="Arial" w:eastAsia="Arial"/>
+          <w:rFonts w:ascii="Arial" w:hAnsi="Arial" w:eastAsia="Arial" w:cs="Tahoma"/>
           <w:b/>
           <w:color w:val="0B2545"/>
           <w:sz w:val="40"/>
@@ -58,7 +58,7 @@
             <w:r/>
             <w:r>
               <w:rPr>
-                <w:rFonts w:ascii="Arial" w:hAnsi="Arial" w:eastAsia="Arial"/>
+                <w:rFonts w:ascii="Arial" w:hAnsi="Arial" w:eastAsia="Arial" w:cs="Tahoma"/>
                 <w:b/>
                 <w:sz w:val="18"/>
               </w:rPr>
@@ -80,7 +80,7 @@
             <w:r/>
             <w:r>
               <w:rPr>
-                <w:rFonts w:ascii="Arial" w:hAnsi="Arial" w:eastAsia="Arial"/>
+                <w:rFonts w:ascii="Arial" w:hAnsi="Arial" w:eastAsia="Arial" w:cs="Tahoma"/>
                 <w:b/>
                 <w:sz w:val="18"/>
               </w:rPr>
@@ -105,13 +105,13 @@
             </w:pPr>
             <w:r>
               <w:rPr>
-                <w:rFonts w:ascii="Arial" w:hAnsi="Arial" w:eastAsia="Arial"/>
-                <w:sz w:val="18"/>
-              </w:rPr>
-            </w:r>
-            <w:r>
-              <w:rPr>
-                <w:rFonts w:ascii="Arial" w:hAnsi="Arial" w:eastAsia="Arial"/>
+                <w:rFonts w:ascii="Arial" w:hAnsi="Arial" w:eastAsia="Arial" w:cs="Tahoma"/>
+                <w:sz w:val="18"/>
+              </w:rPr>
+            </w:r>
+            <w:r>
+              <w:rPr>
+                <w:rFonts w:ascii="Arial" w:hAnsi="Arial" w:eastAsia="Arial" w:cs="Tahoma"/>
                 <w:sz w:val="18"/>
               </w:rPr>
               <w:t>วัตถุประสงค์</w:t>
@@ -130,13 +130,13 @@
             </w:pPr>
             <w:r>
               <w:rPr>
-                <w:rFonts w:ascii="Arial" w:hAnsi="Arial" w:eastAsia="Arial"/>
-                <w:sz w:val="18"/>
-              </w:rPr>
-            </w:r>
-            <w:r>
-              <w:rPr>
-                <w:rFonts w:ascii="Arial" w:hAnsi="Arial" w:eastAsia="Arial"/>
+                <w:rFonts w:ascii="Arial" w:hAnsi="Arial" w:eastAsia="Arial" w:cs="Tahoma"/>
+                <w:sz w:val="18"/>
+              </w:rPr>
+            </w:r>
+            <w:r>
+              <w:rPr>
+                <w:rFonts w:ascii="Arial" w:hAnsi="Arial" w:eastAsia="Arial" w:cs="Tahoma"/>
                 <w:sz w:val="18"/>
               </w:rPr>
               <w:t>ใช้เป็นรายละเอียดระดับพัฒนาสำหรับออกแบบ ลงมือพัฒนา ตรวจทาน และทดสอบขอบเขตที่ระบุในฉบับนี้</w:t>
@@ -160,13 +160,13 @@
             </w:pPr>
             <w:r>
               <w:rPr>
-                <w:rFonts w:ascii="Arial" w:hAnsi="Arial" w:eastAsia="Arial"/>
-                <w:sz w:val="18"/>
-              </w:rPr>
-            </w:r>
-            <w:r>
-              <w:rPr>
-                <w:rFonts w:ascii="Arial" w:hAnsi="Arial" w:eastAsia="Arial"/>
+                <w:rFonts w:ascii="Arial" w:hAnsi="Arial" w:eastAsia="Arial" w:cs="Tahoma"/>
+                <w:sz w:val="18"/>
+              </w:rPr>
+            </w:r>
+            <w:r>
+              <w:rPr>
+                <w:rFonts w:ascii="Arial" w:hAnsi="Arial" w:eastAsia="Arial" w:cs="Tahoma"/>
                 <w:sz w:val="18"/>
               </w:rPr>
               <w:t>ลำดับการอ่าน</w:t>
@@ -185,13 +185,13 @@
             </w:pPr>
             <w:r>
               <w:rPr>
-                <w:rFonts w:ascii="Arial" w:hAnsi="Arial" w:eastAsia="Arial"/>
-                <w:sz w:val="18"/>
-              </w:rPr>
-            </w:r>
-            <w:r>
-              <w:rPr>
-                <w:rFonts w:ascii="Arial" w:hAnsi="Arial" w:eastAsia="Arial"/>
+                <w:rFonts w:ascii="Arial" w:hAnsi="Arial" w:eastAsia="Arial" w:cs="Tahoma"/>
+                <w:sz w:val="18"/>
+              </w:rPr>
+            </w:r>
+            <w:r>
+              <w:rPr>
+                <w:rFonts w:ascii="Arial" w:hAnsi="Arial" w:eastAsia="Arial" w:cs="Tahoma"/>
                 <w:sz w:val="18"/>
               </w:rPr>
               <w:t>เริ่มจาก Overview และ Scope จากนั้นตรวจ Field/Validation, Implementation, Contract, Processing Flow, Acceptance Criteria และ Test Checklist ตามลำดับ</w:t>
@@ -215,13 +215,13 @@
             </w:pPr>
             <w:r>
               <w:rPr>
-                <w:rFonts w:ascii="Arial" w:hAnsi="Arial" w:eastAsia="Arial"/>
-                <w:sz w:val="18"/>
-              </w:rPr>
-            </w:r>
-            <w:r>
-              <w:rPr>
-                <w:rFonts w:ascii="Arial" w:hAnsi="Arial" w:eastAsia="Arial"/>
+                <w:rFonts w:ascii="Arial" w:hAnsi="Arial" w:eastAsia="Arial" w:cs="Tahoma"/>
+                <w:sz w:val="18"/>
+              </w:rPr>
+            </w:r>
+            <w:r>
+              <w:rPr>
+                <w:rFonts w:ascii="Arial" w:hAnsi="Arial" w:eastAsia="Arial" w:cs="Tahoma"/>
                 <w:sz w:val="18"/>
               </w:rPr>
               <w:t>ผลลัพธ์ที่คาดหวัง</w:t>
@@ -240,13 +240,13 @@
             </w:pPr>
             <w:r>
               <w:rPr>
-                <w:rFonts w:ascii="Arial" w:hAnsi="Arial" w:eastAsia="Arial"/>
-                <w:sz w:val="18"/>
-              </w:rPr>
-            </w:r>
-            <w:r>
-              <w:rPr>
-                <w:rFonts w:ascii="Arial" w:hAnsi="Arial" w:eastAsia="Arial"/>
+                <w:rFonts w:ascii="Arial" w:hAnsi="Arial" w:eastAsia="Arial" w:cs="Tahoma"/>
+                <w:sz w:val="18"/>
+              </w:rPr>
+            </w:r>
+            <w:r>
+              <w:rPr>
+                <w:rFonts w:ascii="Arial" w:hAnsi="Arial" w:eastAsia="Arial" w:cs="Tahoma"/>
                 <w:sz w:val="18"/>
               </w:rPr>
               <w:t>ผู้อ่านสามารถระบุ input, ขั้นตอนประมวลผล, output, เงื่อนไขผิดพลาด และหลักฐานการทดสอบได้จากเนื้อหาในฉบับเดียว</w:t>
@@ -301,7 +301,7 @@
             <w:r/>
             <w:r>
               <w:rPr>
-                <w:rFonts w:ascii="Arial" w:hAnsi="Arial" w:eastAsia="Arial"/>
+                <w:rFonts w:ascii="Arial" w:hAnsi="Arial" w:eastAsia="Arial" w:cs="Tahoma"/>
                 <w:b/>
                 <w:sz w:val="18"/>
               </w:rPr>
@@ -323,7 +323,7 @@
             <w:r/>
             <w:r>
               <w:rPr>
-                <w:rFonts w:ascii="Arial" w:hAnsi="Arial" w:eastAsia="Arial"/>
+                <w:rFonts w:ascii="Arial" w:hAnsi="Arial" w:eastAsia="Arial" w:cs="Tahoma"/>
                 <w:b/>
                 <w:sz w:val="18"/>
               </w:rPr>
@@ -348,13 +348,13 @@
             </w:pPr>
             <w:r>
               <w:rPr>
-                <w:rFonts w:ascii="Arial" w:hAnsi="Arial" w:eastAsia="Arial"/>
-                <w:sz w:val="18"/>
-              </w:rPr>
-            </w:r>
-            <w:r>
-              <w:rPr>
-                <w:rFonts w:ascii="Arial" w:hAnsi="Arial" w:eastAsia="Arial"/>
+                <w:rFonts w:ascii="Arial" w:hAnsi="Arial" w:eastAsia="Arial" w:cs="Tahoma"/>
+                <w:sz w:val="18"/>
+              </w:rPr>
+            </w:r>
+            <w:r>
+              <w:rPr>
+                <w:rFonts w:ascii="Arial" w:hAnsi="Arial" w:eastAsia="Arial" w:cs="Tahoma"/>
                 <w:sz w:val="18"/>
               </w:rPr>
               <w:t>Track</w:t>
@@ -373,13 +373,13 @@
             </w:pPr>
             <w:r>
               <w:rPr>
-                <w:rFonts w:ascii="Arial" w:hAnsi="Arial" w:eastAsia="Arial"/>
-                <w:sz w:val="18"/>
-              </w:rPr>
-            </w:r>
-            <w:r>
-              <w:rPr>
-                <w:rFonts w:ascii="Arial" w:hAnsi="Arial" w:eastAsia="Arial"/>
+                <w:rFonts w:ascii="Arial" w:hAnsi="Arial" w:eastAsia="Arial" w:cs="Tahoma"/>
+                <w:sz w:val="18"/>
+              </w:rPr>
+            </w:r>
+            <w:r>
+              <w:rPr>
+                <w:rFonts w:ascii="Arial" w:hAnsi="Arial" w:eastAsia="Arial" w:cs="Tahoma"/>
                 <w:sz w:val="18"/>
               </w:rPr>
               <w:t>FE</w:t>
@@ -403,13 +403,13 @@
             </w:pPr>
             <w:r>
               <w:rPr>
-                <w:rFonts w:ascii="Arial" w:hAnsi="Arial" w:eastAsia="Arial"/>
-                <w:sz w:val="18"/>
-              </w:rPr>
-            </w:r>
-            <w:r>
-              <w:rPr>
-                <w:rFonts w:ascii="Arial" w:hAnsi="Arial" w:eastAsia="Arial"/>
+                <w:rFonts w:ascii="Arial" w:hAnsi="Arial" w:eastAsia="Arial" w:cs="Tahoma"/>
+                <w:sz w:val="18"/>
+              </w:rPr>
+            </w:r>
+            <w:r>
+              <w:rPr>
+                <w:rFonts w:ascii="Arial" w:hAnsi="Arial" w:eastAsia="Arial" w:cs="Tahoma"/>
                 <w:sz w:val="18"/>
               </w:rPr>
               <w:t>Estimate</w:t>
@@ -428,16 +428,24 @@
             </w:pPr>
             <w:r>
               <w:rPr>
-                <w:rFonts w:ascii="Arial" w:hAnsi="Arial" w:eastAsia="Arial"/>
-                <w:sz w:val="18"/>
-              </w:rPr>
-            </w:r>
-            <w:r>
-              <w:rPr>
-                <w:rFonts w:ascii="Arial" w:hAnsi="Arial" w:eastAsia="Arial"/>
-                <w:sz w:val="18"/>
-              </w:rPr>
-              <w:t>10 ชั่วโมง</w:t>
+                <w:rFonts w:ascii="Arial" w:hAnsi="Arial" w:eastAsia="Arial" w:cs="Tahoma"/>
+                <w:sz w:val="18"/>
+              </w:rPr>
+            </w:r>
+            <w:r>
+              <w:rPr>
+                <w:rFonts w:ascii="Arial" w:hAnsi="Arial" w:eastAsia="Arial" w:cs="Tahoma"/>
+                <w:b/>
+                <w:sz w:val="18"/>
+              </w:rPr>
+              <w:t>13 ชั่วโมง</w:t>
+            </w:r>
+            <w:r>
+              <w:rPr>
+                <w:rFonts w:ascii="Arial" w:hAnsi="Arial" w:eastAsia="Arial" w:cs="Tahoma"/>
+                <w:sz w:val="18"/>
+              </w:rPr>
+              <w:t xml:space="preserve"> = implementation 10 + unit test 3 (25%)</w:t>
             </w:r>
           </w:p>
         </w:tc>
@@ -458,13 +466,13 @@
             </w:pPr>
             <w:r>
               <w:rPr>
-                <w:rFonts w:ascii="Arial" w:hAnsi="Arial" w:eastAsia="Arial"/>
-                <w:sz w:val="18"/>
-              </w:rPr>
-            </w:r>
-            <w:r>
-              <w:rPr>
-                <w:rFonts w:ascii="Arial" w:hAnsi="Arial" w:eastAsia="Arial"/>
+                <w:rFonts w:ascii="Arial" w:hAnsi="Arial" w:eastAsia="Arial" w:cs="Tahoma"/>
+                <w:sz w:val="18"/>
+              </w:rPr>
+            </w:r>
+            <w:r>
+              <w:rPr>
+                <w:rFonts w:ascii="Arial" w:hAnsi="Arial" w:eastAsia="Arial" w:cs="Tahoma"/>
                 <w:sz w:val="18"/>
               </w:rPr>
               <w:t>Owner</w:t>
@@ -483,13 +491,13 @@
             </w:pPr>
             <w:r>
               <w:rPr>
-                <w:rFonts w:ascii="Arial" w:hAnsi="Arial" w:eastAsia="Arial"/>
-                <w:sz w:val="18"/>
-              </w:rPr>
-            </w:r>
-            <w:r>
-              <w:rPr>
-                <w:rFonts w:ascii="Arial" w:hAnsi="Arial" w:eastAsia="Arial"/>
+                <w:rFonts w:ascii="Arial" w:hAnsi="Arial" w:eastAsia="Arial" w:cs="Tahoma"/>
+                <w:sz w:val="18"/>
+              </w:rPr>
+            </w:r>
+            <w:r>
+              <w:rPr>
+                <w:rFonts w:ascii="Arial" w:hAnsi="Arial" w:eastAsia="Arial" w:cs="Tahoma"/>
                 <w:sz w:val="18"/>
               </w:rPr>
               <w:t>Kittisak &lt;New&gt; Kaeowika</w:t>
@@ -513,13 +521,103 @@
             </w:pPr>
             <w:r>
               <w:rPr>
-                <w:rFonts w:ascii="Arial" w:hAnsi="Arial" w:eastAsia="Arial"/>
-                <w:sz w:val="18"/>
-              </w:rPr>
-            </w:r>
-            <w:r>
-              <w:rPr>
-                <w:rFonts w:ascii="Arial" w:hAnsi="Arial" w:eastAsia="Arial"/>
+                <w:rFonts w:ascii="Arial" w:hAnsi="Arial" w:eastAsia="Arial" w:cs="Tahoma"/>
+                <w:sz w:val="18"/>
+              </w:rPr>
+            </w:r>
+            <w:r>
+              <w:rPr>
+                <w:rFonts w:ascii="Arial" w:hAnsi="Arial" w:eastAsia="Arial" w:cs="Tahoma"/>
+                <w:sz w:val="18"/>
+              </w:rPr>
+              <w:t>Target repository</w:t>
+            </w:r>
+          </w:p>
+        </w:tc>
+        <w:tc>
+          <w:tcPr>
+            <w:tcW w:type="dxa" w:w="5040"/>
+            <w:vAlign w:val="center"/>
+          </w:tcPr>
+          <w:p>
+            <w:pPr>
+              <w:keepLines/>
+              <w:spacing w:after="0"/>
+            </w:pPr>
+            <w:r>
+              <w:rPr>
+                <w:rFonts w:ascii="Arial" w:hAnsi="Arial" w:eastAsia="Arial" w:cs="Tahoma"/>
+                <w:sz w:val="18"/>
+              </w:rPr>
+            </w:r>
+            <w:r>
+              <w:rPr>
+                <w:rFonts w:ascii="Courier New" w:hAnsi="Courier New" w:eastAsia="Courier New" w:cs="Tahoma"/>
+                <w:sz w:val="18"/>
+              </w:rPr>
+              <w:t>SBP/srm-sps-spsap-web-frontend</w:t>
+            </w:r>
+            <w:r>
+              <w:rPr>
+                <w:rFonts w:ascii="Arial" w:hAnsi="Arial" w:eastAsia="Arial" w:cs="Tahoma"/>
+                <w:sz w:val="18"/>
+              </w:rPr>
+              <w:t xml:space="preserve"> (sbp-portal · Next.js · </w:t>
+            </w:r>
+            <w:r>
+              <w:rPr>
+                <w:rFonts w:ascii="Courier New" w:hAnsi="Courier New" w:eastAsia="Courier New" w:cs="Tahoma"/>
+                <w:sz w:val="18"/>
+              </w:rPr>
+              <w:t>NEXT_PUBLIC_APP_TARGET=sbpm</w:t>
+            </w:r>
+            <w:r>
+              <w:rPr>
+                <w:rFonts w:ascii="Arial" w:hAnsi="Arial" w:eastAsia="Arial" w:cs="Tahoma"/>
+                <w:sz w:val="18"/>
+              </w:rPr>
+              <w:t xml:space="preserve">) — เรียก API ผ่าน </w:t>
+            </w:r>
+            <w:r>
+              <w:rPr>
+                <w:rFonts w:ascii="Courier New" w:hAnsi="Courier New" w:eastAsia="Courier New" w:cs="Tahoma"/>
+                <w:sz w:val="18"/>
+              </w:rPr>
+              <w:t>SBP/srm-sps-spsap-sbp-bff</w:t>
+            </w:r>
+            <w:r>
+              <w:rPr>
+                <w:rFonts w:ascii="Arial" w:hAnsi="Arial" w:eastAsia="Arial" w:cs="Tahoma"/>
+                <w:sz w:val="18"/>
+              </w:rPr>
+              <w:t xml:space="preserve"> เท่านั้น ห้ามยิง store-backend ตรง</w:t>
+            </w:r>
+          </w:p>
+        </w:tc>
+      </w:tr>
+      <w:tr>
+        <w:trPr>
+          <w:cantSplit/>
+        </w:trPr>
+        <w:tc>
+          <w:tcPr>
+            <w:tcW w:type="dxa" w:w="5040"/>
+            <w:vAlign w:val="center"/>
+          </w:tcPr>
+          <w:p>
+            <w:pPr>
+              <w:keepLines/>
+              <w:spacing w:after="0"/>
+            </w:pPr>
+            <w:r>
+              <w:rPr>
+                <w:rFonts w:ascii="Arial" w:hAnsi="Arial" w:eastAsia="Arial" w:cs="Tahoma"/>
+                <w:sz w:val="18"/>
+              </w:rPr>
+            </w:r>
+            <w:r>
+              <w:rPr>
+                <w:rFonts w:ascii="Arial" w:hAnsi="Arial" w:eastAsia="Arial" w:cs="Tahoma"/>
                 <w:sz w:val="18"/>
               </w:rPr>
               <w:t>Objective</w:t>
@@ -538,13 +636,13 @@
             </w:pPr>
             <w:r>
               <w:rPr>
-                <w:rFonts w:ascii="Arial" w:hAnsi="Arial" w:eastAsia="Arial"/>
-                <w:sz w:val="18"/>
-              </w:rPr>
-            </w:r>
-            <w:r>
-              <w:rPr>
-                <w:rFonts w:ascii="Arial" w:hAnsi="Arial" w:eastAsia="Arial"/>
+                <w:rFonts w:ascii="Arial" w:hAnsi="Arial" w:eastAsia="Arial" w:cs="Tahoma"/>
+                <w:sz w:val="18"/>
+              </w:rPr>
+            </w:r>
+            <w:r>
+              <w:rPr>
+                <w:rFonts w:ascii="Arial" w:hAnsi="Arial" w:eastAsia="Arial" w:cs="Tahoma"/>
                 <w:sz w:val="18"/>
               </w:rPr>
               <w:t>อธิบายหน้าจอ Document Detail สำหรับ role 03 - AVP สำนักบริหาร SBP</w:t>
@@ -613,6 +711,25 @@
       </w:pPr>
       <w:r>
         <w:t>Action panel options and API response sample</w:t>
+      </w:r>
+    </w:p>
+    <w:p>
+      <w:pPr>
+        <w:pStyle w:val="Heading1"/>
+        <w:keepNext/>
+        <w:keepLines/>
+        <w:pageBreakBefore w:val="0"/>
+      </w:pPr>
+      <w:r>
+        <w:t>3. Screenshot Reference</w:t>
+      </w:r>
+    </w:p>
+    <w:p>
+      <w:pPr>
+        <w:keepNext w:val="0"/>
+      </w:pPr>
+      <w:r>
+        <w:t>ไม่มีภาพหน้าจอสำหรับหัวข้อนี้ — เป็นเอกสารฝั่ง Backend/Batch ที่ไม่มี UI (ภาพหน้าจอทั้งหมดอยู่ในเอกสารชุด FE)</w:t>
       </w:r>
     </w:p>
     <w:p>
@@ -721,7 +838,7 @@
             <w:r/>
             <w:r>
               <w:rPr>
-                <w:rFonts w:ascii="Arial" w:hAnsi="Arial" w:eastAsia="Arial"/>
+                <w:rFonts w:ascii="Arial" w:hAnsi="Arial" w:eastAsia="Arial" w:cs="Tahoma"/>
                 <w:b/>
                 <w:sz w:val="18"/>
               </w:rPr>
@@ -743,7 +860,7 @@
             <w:r/>
             <w:r>
               <w:rPr>
-                <w:rFonts w:ascii="Arial" w:hAnsi="Arial" w:eastAsia="Arial"/>
+                <w:rFonts w:ascii="Arial" w:hAnsi="Arial" w:eastAsia="Arial" w:cs="Tahoma"/>
                 <w:b/>
                 <w:sz w:val="18"/>
               </w:rPr>
@@ -765,7 +882,7 @@
             <w:r/>
             <w:r>
               <w:rPr>
-                <w:rFonts w:ascii="Arial" w:hAnsi="Arial" w:eastAsia="Arial"/>
+                <w:rFonts w:ascii="Arial" w:hAnsi="Arial" w:eastAsia="Arial" w:cs="Tahoma"/>
                 <w:b/>
                 <w:sz w:val="18"/>
               </w:rPr>
@@ -787,7 +904,7 @@
             <w:r/>
             <w:r>
               <w:rPr>
-                <w:rFonts w:ascii="Arial" w:hAnsi="Arial" w:eastAsia="Arial"/>
+                <w:rFonts w:ascii="Arial" w:hAnsi="Arial" w:eastAsia="Arial" w:cs="Tahoma"/>
                 <w:b/>
                 <w:sz w:val="18"/>
               </w:rPr>
@@ -812,13 +929,13 @@
             </w:pPr>
             <w:r>
               <w:rPr>
-                <w:rFonts w:ascii="Arial" w:hAnsi="Arial" w:eastAsia="Arial"/>
-                <w:sz w:val="18"/>
-              </w:rPr>
-            </w:r>
-            <w:r>
-              <w:rPr>
-                <w:rFonts w:ascii="Arial" w:hAnsi="Arial" w:eastAsia="Arial"/>
+                <w:rFonts w:ascii="Arial" w:hAnsi="Arial" w:eastAsia="Arial" w:cs="Tahoma"/>
+                <w:sz w:val="18"/>
+              </w:rPr>
+            </w:r>
+            <w:r>
+              <w:rPr>
+                <w:rFonts w:ascii="Arial" w:hAnsi="Arial" w:eastAsia="Arial" w:cs="Tahoma"/>
                 <w:sz w:val="18"/>
               </w:rPr>
               <w:t>roleProfileCode</w:t>
@@ -837,13 +954,13 @@
             </w:pPr>
             <w:r>
               <w:rPr>
-                <w:rFonts w:ascii="Arial" w:hAnsi="Arial" w:eastAsia="Arial"/>
-                <w:sz w:val="18"/>
-              </w:rPr>
-            </w:r>
-            <w:r>
-              <w:rPr>
-                <w:rFonts w:ascii="Arial" w:hAnsi="Arial" w:eastAsia="Arial"/>
+                <w:rFonts w:ascii="Arial" w:hAnsi="Arial" w:eastAsia="Arial" w:cs="Tahoma"/>
+                <w:sz w:val="18"/>
+              </w:rPr>
+            </w:r>
+            <w:r>
+              <w:rPr>
+                <w:rFonts w:ascii="Arial" w:hAnsi="Arial" w:eastAsia="Arial" w:cs="Tahoma"/>
                 <w:sz w:val="18"/>
               </w:rPr>
               <w:t>P-03</w:t>
@@ -862,13 +979,13 @@
             </w:pPr>
             <w:r>
               <w:rPr>
-                <w:rFonts w:ascii="Arial" w:hAnsi="Arial" w:eastAsia="Arial"/>
-                <w:sz w:val="18"/>
-              </w:rPr>
-            </w:r>
-            <w:r>
-              <w:rPr>
-                <w:rFonts w:ascii="Arial" w:hAnsi="Arial" w:eastAsia="Arial"/>
+                <w:rFonts w:ascii="Arial" w:hAnsi="Arial" w:eastAsia="Arial" w:cs="Tahoma"/>
+                <w:sz w:val="18"/>
+              </w:rPr>
+            </w:r>
+            <w:r>
+              <w:rPr>
+                <w:rFonts w:ascii="Arial" w:hAnsi="Arial" w:eastAsia="Arial" w:cs="Tahoma"/>
                 <w:sz w:val="18"/>
               </w:rPr>
               <w:t>must match API response</w:t>
@@ -887,13 +1004,13 @@
             </w:pPr>
             <w:r>
               <w:rPr>
-                <w:rFonts w:ascii="Arial" w:hAnsi="Arial" w:eastAsia="Arial"/>
-                <w:sz w:val="18"/>
-              </w:rPr>
-            </w:r>
-            <w:r>
-              <w:rPr>
-                <w:rFonts w:ascii="Arial" w:hAnsi="Arial" w:eastAsia="Arial"/>
+                <w:rFonts w:ascii="Arial" w:hAnsi="Arial" w:eastAsia="Arial" w:cs="Tahoma"/>
+                <w:sz w:val="18"/>
+              </w:rPr>
+            </w:r>
+            <w:r>
+              <w:rPr>
+                <w:rFonts w:ascii="Arial" w:hAnsi="Arial" w:eastAsia="Arial" w:cs="Tahoma"/>
                 <w:sz w:val="18"/>
               </w:rPr>
               <w:t>ใช้เลือก view profile เฉพาะบทบาทนี้; แยก namespace จาก workflow section code</w:t>
@@ -917,13 +1034,13 @@
             </w:pPr>
             <w:r>
               <w:rPr>
-                <w:rFonts w:ascii="Arial" w:hAnsi="Arial" w:eastAsia="Arial"/>
-                <w:sz w:val="18"/>
-              </w:rPr>
-            </w:r>
-            <w:r>
-              <w:rPr>
-                <w:rFonts w:ascii="Arial" w:hAnsi="Arial" w:eastAsia="Arial"/>
+                <w:rFonts w:ascii="Arial" w:hAnsi="Arial" w:eastAsia="Arial" w:cs="Tahoma"/>
+                <w:sz w:val="18"/>
+              </w:rPr>
+            </w:r>
+            <w:r>
+              <w:rPr>
+                <w:rFonts w:ascii="Arial" w:hAnsi="Arial" w:eastAsia="Arial" w:cs="Tahoma"/>
                 <w:sz w:val="18"/>
               </w:rPr>
               <w:t>statusCode</w:t>
@@ -942,13 +1059,13 @@
             </w:pPr>
             <w:r>
               <w:rPr>
-                <w:rFonts w:ascii="Arial" w:hAnsi="Arial" w:eastAsia="Arial"/>
-                <w:sz w:val="18"/>
-              </w:rPr>
-            </w:r>
-            <w:r>
-              <w:rPr>
-                <w:rFonts w:ascii="Arial" w:hAnsi="Arial" w:eastAsia="Arial"/>
+                <w:rFonts w:ascii="Arial" w:hAnsi="Arial" w:eastAsia="Arial" w:cs="Tahoma"/>
+                <w:sz w:val="18"/>
+              </w:rPr>
+            </w:r>
+            <w:r>
+              <w:rPr>
+                <w:rFonts w:ascii="Arial" w:hAnsi="Arial" w:eastAsia="Arial" w:cs="Tahoma"/>
                 <w:sz w:val="18"/>
               </w:rPr>
               <w:t>03</w:t>
@@ -967,13 +1084,13 @@
             </w:pPr>
             <w:r>
               <w:rPr>
-                <w:rFonts w:ascii="Arial" w:hAnsi="Arial" w:eastAsia="Arial"/>
-                <w:sz w:val="18"/>
-              </w:rPr>
-            </w:r>
-            <w:r>
-              <w:rPr>
-                <w:rFonts w:ascii="Arial" w:hAnsi="Arial" w:eastAsia="Arial"/>
+                <w:rFonts w:ascii="Arial" w:hAnsi="Arial" w:eastAsia="Arial" w:cs="Tahoma"/>
+                <w:sz w:val="18"/>
+              </w:rPr>
+            </w:r>
+            <w:r>
+              <w:rPr>
+                <w:rFonts w:ascii="Arial" w:hAnsi="Arial" w:eastAsia="Arial" w:cs="Tahoma"/>
                 <w:sz w:val="18"/>
               </w:rPr>
               <w:t>from API</w:t>
@@ -992,13 +1109,13 @@
             </w:pPr>
             <w:r>
               <w:rPr>
-                <w:rFonts w:ascii="Arial" w:hAnsi="Arial" w:eastAsia="Arial"/>
-                <w:sz w:val="18"/>
-              </w:rPr>
-            </w:r>
-            <w:r>
-              <w:rPr>
-                <w:rFonts w:ascii="Arial" w:hAnsi="Arial" w:eastAsia="Arial"/>
+                <w:rFonts w:ascii="Arial" w:hAnsi="Arial" w:eastAsia="Arial" w:cs="Tahoma"/>
+                <w:sz w:val="18"/>
+              </w:rPr>
+            </w:r>
+            <w:r>
+              <w:rPr>
+                <w:rFonts w:ascii="Arial" w:hAnsi="Arial" w:eastAsia="Arial" w:cs="Tahoma"/>
                 <w:sz w:val="18"/>
               </w:rPr>
               <w:t>workflow status/section code ปัจจุบัน ไม่ใช่ role profile</w:t>
@@ -1022,13 +1139,13 @@
             </w:pPr>
             <w:r>
               <w:rPr>
-                <w:rFonts w:ascii="Arial" w:hAnsi="Arial" w:eastAsia="Arial"/>
-                <w:sz w:val="18"/>
-              </w:rPr>
-            </w:r>
-            <w:r>
-              <w:rPr>
-                <w:rFonts w:ascii="Arial" w:hAnsi="Arial" w:eastAsia="Arial"/>
+                <w:rFonts w:ascii="Arial" w:hAnsi="Arial" w:eastAsia="Arial" w:cs="Tahoma"/>
+                <w:sz w:val="18"/>
+              </w:rPr>
+            </w:r>
+            <w:r>
+              <w:rPr>
+                <w:rFonts w:ascii="Arial" w:hAnsi="Arial" w:eastAsia="Arial" w:cs="Tahoma"/>
                 <w:sz w:val="18"/>
               </w:rPr>
               <w:t>visibleSections</w:t>
@@ -1047,13 +1164,13 @@
             </w:pPr>
             <w:r>
               <w:rPr>
-                <w:rFonts w:ascii="Arial" w:hAnsi="Arial" w:eastAsia="Arial"/>
-                <w:sz w:val="18"/>
-              </w:rPr>
-            </w:r>
-            <w:r>
-              <w:rPr>
-                <w:rFonts w:ascii="Arial" w:hAnsi="Arial" w:eastAsia="Arial"/>
+                <w:rFonts w:ascii="Arial" w:hAnsi="Arial" w:eastAsia="Arial" w:cs="Tahoma"/>
+                <w:sz w:val="18"/>
+              </w:rPr>
+            </w:r>
+            <w:r>
+              <w:rPr>
+                <w:rFonts w:ascii="Arial" w:hAnsi="Arial" w:eastAsia="Arial" w:cs="Tahoma"/>
                 <w:sz w:val="18"/>
               </w:rPr>
               <w:t>string[]</w:t>
@@ -1072,13 +1189,13 @@
             </w:pPr>
             <w:r>
               <w:rPr>
-                <w:rFonts w:ascii="Arial" w:hAnsi="Arial" w:eastAsia="Arial"/>
-                <w:sz w:val="18"/>
-              </w:rPr>
-            </w:r>
-            <w:r>
-              <w:rPr>
-                <w:rFonts w:ascii="Arial" w:hAnsi="Arial" w:eastAsia="Arial"/>
+                <w:rFonts w:ascii="Arial" w:hAnsi="Arial" w:eastAsia="Arial" w:cs="Tahoma"/>
+                <w:sz w:val="18"/>
+              </w:rPr>
+            </w:r>
+            <w:r>
+              <w:rPr>
+                <w:rFonts w:ascii="Arial" w:hAnsi="Arial" w:eastAsia="Arial" w:cs="Tahoma"/>
                 <w:sz w:val="18"/>
               </w:rPr>
               <w:t>from API</w:t>
@@ -1097,13 +1214,13 @@
             </w:pPr>
             <w:r>
               <w:rPr>
-                <w:rFonts w:ascii="Arial" w:hAnsi="Arial" w:eastAsia="Arial"/>
-                <w:sz w:val="18"/>
-              </w:rPr>
-            </w:r>
-            <w:r>
-              <w:rPr>
-                <w:rFonts w:ascii="Arial" w:hAnsi="Arial" w:eastAsia="Arial"/>
+                <w:rFonts w:ascii="Arial" w:hAnsi="Arial" w:eastAsia="Arial" w:cs="Tahoma"/>
+                <w:sz w:val="18"/>
+              </w:rPr>
+            </w:r>
+            <w:r>
+              <w:rPr>
+                <w:rFonts w:ascii="Arial" w:hAnsi="Arial" w:eastAsia="Arial" w:cs="Tahoma"/>
                 <w:sz w:val="18"/>
               </w:rPr>
               <w:t>FE แสดงเฉพาะ section ใน array</w:t>
@@ -1127,13 +1244,13 @@
             </w:pPr>
             <w:r>
               <w:rPr>
-                <w:rFonts w:ascii="Arial" w:hAnsi="Arial" w:eastAsia="Arial"/>
-                <w:sz w:val="18"/>
-              </w:rPr>
-            </w:r>
-            <w:r>
-              <w:rPr>
-                <w:rFonts w:ascii="Arial" w:hAnsi="Arial" w:eastAsia="Arial"/>
+                <w:rFonts w:ascii="Arial" w:hAnsi="Arial" w:eastAsia="Arial" w:cs="Tahoma"/>
+                <w:sz w:val="18"/>
+              </w:rPr>
+            </w:r>
+            <w:r>
+              <w:rPr>
+                <w:rFonts w:ascii="Arial" w:hAnsi="Arial" w:eastAsia="Arial" w:cs="Tahoma"/>
                 <w:sz w:val="18"/>
               </w:rPr>
               <w:t>editableSections</w:t>
@@ -1152,13 +1269,13 @@
             </w:pPr>
             <w:r>
               <w:rPr>
-                <w:rFonts w:ascii="Arial" w:hAnsi="Arial" w:eastAsia="Arial"/>
-                <w:sz w:val="18"/>
-              </w:rPr>
-            </w:r>
-            <w:r>
-              <w:rPr>
-                <w:rFonts w:ascii="Arial" w:hAnsi="Arial" w:eastAsia="Arial"/>
+                <w:rFonts w:ascii="Arial" w:hAnsi="Arial" w:eastAsia="Arial" w:cs="Tahoma"/>
+                <w:sz w:val="18"/>
+              </w:rPr>
+            </w:r>
+            <w:r>
+              <w:rPr>
+                <w:rFonts w:ascii="Arial" w:hAnsi="Arial" w:eastAsia="Arial" w:cs="Tahoma"/>
                 <w:sz w:val="18"/>
               </w:rPr>
               <w:t>string[]</w:t>
@@ -1177,13 +1294,13 @@
             </w:pPr>
             <w:r>
               <w:rPr>
-                <w:rFonts w:ascii="Arial" w:hAnsi="Arial" w:eastAsia="Arial"/>
-                <w:sz w:val="18"/>
-              </w:rPr>
-            </w:r>
-            <w:r>
-              <w:rPr>
-                <w:rFonts w:ascii="Arial" w:hAnsi="Arial" w:eastAsia="Arial"/>
+                <w:rFonts w:ascii="Arial" w:hAnsi="Arial" w:eastAsia="Arial" w:cs="Tahoma"/>
+                <w:sz w:val="18"/>
+              </w:rPr>
+            </w:r>
+            <w:r>
+              <w:rPr>
+                <w:rFonts w:ascii="Arial" w:hAnsi="Arial" w:eastAsia="Arial" w:cs="Tahoma"/>
                 <w:sz w:val="18"/>
               </w:rPr>
               <w:t>from API</w:t>
@@ -1202,13 +1319,13 @@
             </w:pPr>
             <w:r>
               <w:rPr>
-                <w:rFonts w:ascii="Arial" w:hAnsi="Arial" w:eastAsia="Arial"/>
-                <w:sz w:val="18"/>
-              </w:rPr>
-            </w:r>
-            <w:r>
-              <w:rPr>
-                <w:rFonts w:ascii="Arial" w:hAnsi="Arial" w:eastAsia="Arial"/>
+                <w:rFonts w:ascii="Arial" w:hAnsi="Arial" w:eastAsia="Arial" w:cs="Tahoma"/>
+                <w:sz w:val="18"/>
+              </w:rPr>
+            </w:r>
+            <w:r>
+              <w:rPr>
+                <w:rFonts w:ascii="Arial" w:hAnsi="Arial" w:eastAsia="Arial" w:cs="Tahoma"/>
                 <w:sz w:val="18"/>
               </w:rPr>
               <w:t>FE เปิด input/button เฉพาะ section ใน array</w:t>
@@ -1232,13 +1349,13 @@
             </w:pPr>
             <w:r>
               <w:rPr>
-                <w:rFonts w:ascii="Arial" w:hAnsi="Arial" w:eastAsia="Arial"/>
-                <w:sz w:val="18"/>
-              </w:rPr>
-            </w:r>
-            <w:r>
-              <w:rPr>
-                <w:rFonts w:ascii="Arial" w:hAnsi="Arial" w:eastAsia="Arial"/>
+                <w:rFonts w:ascii="Arial" w:hAnsi="Arial" w:eastAsia="Arial" w:cs="Tahoma"/>
+                <w:sz w:val="18"/>
+              </w:rPr>
+            </w:r>
+            <w:r>
+              <w:rPr>
+                <w:rFonts w:ascii="Arial" w:hAnsi="Arial" w:eastAsia="Arial" w:cs="Tahoma"/>
                 <w:sz w:val="18"/>
               </w:rPr>
               <w:t>actionOptions</w:t>
@@ -1257,13 +1374,13 @@
             </w:pPr>
             <w:r>
               <w:rPr>
-                <w:rFonts w:ascii="Arial" w:hAnsi="Arial" w:eastAsia="Arial"/>
-                <w:sz w:val="18"/>
-              </w:rPr>
-            </w:r>
-            <w:r>
-              <w:rPr>
-                <w:rFonts w:ascii="Arial" w:hAnsi="Arial" w:eastAsia="Arial"/>
+                <w:rFonts w:ascii="Arial" w:hAnsi="Arial" w:eastAsia="Arial" w:cs="Tahoma"/>
+                <w:sz w:val="18"/>
+              </w:rPr>
+            </w:r>
+            <w:r>
+              <w:rPr>
+                <w:rFonts w:ascii="Arial" w:hAnsi="Arial" w:eastAsia="Arial" w:cs="Tahoma"/>
                 <w:sz w:val="18"/>
               </w:rPr>
               <w:t>array</w:t>
@@ -1282,13 +1399,13 @@
             </w:pPr>
             <w:r>
               <w:rPr>
-                <w:rFonts w:ascii="Arial" w:hAnsi="Arial" w:eastAsia="Arial"/>
-                <w:sz w:val="18"/>
-              </w:rPr>
-            </w:r>
-            <w:r>
-              <w:rPr>
-                <w:rFonts w:ascii="Arial" w:hAnsi="Arial" w:eastAsia="Arial"/>
+                <w:rFonts w:ascii="Arial" w:hAnsi="Arial" w:eastAsia="Arial" w:cs="Tahoma"/>
+                <w:sz w:val="18"/>
+              </w:rPr>
+            </w:r>
+            <w:r>
+              <w:rPr>
+                <w:rFonts w:ascii="Arial" w:hAnsi="Arial" w:eastAsia="Arial" w:cs="Tahoma"/>
                 <w:sz w:val="18"/>
               </w:rPr>
               <w:t>from API</w:t>
@@ -1307,13 +1424,13 @@
             </w:pPr>
             <w:r>
               <w:rPr>
-                <w:rFonts w:ascii="Arial" w:hAnsi="Arial" w:eastAsia="Arial"/>
-                <w:sz w:val="18"/>
-              </w:rPr>
-            </w:r>
-            <w:r>
-              <w:rPr>
-                <w:rFonts w:ascii="Arial" w:hAnsi="Arial" w:eastAsia="Arial"/>
+                <w:rFonts w:ascii="Arial" w:hAnsi="Arial" w:eastAsia="Arial" w:cs="Tahoma"/>
+                <w:sz w:val="18"/>
+              </w:rPr>
+            </w:r>
+            <w:r>
+              <w:rPr>
+                <w:rFonts w:ascii="Arial" w:hAnsi="Arial" w:eastAsia="Arial" w:cs="Tahoma"/>
                 <w:sz w:val="18"/>
               </w:rPr>
               <w:t>FE render radio จาก array โดยไม่ hardcode</w:t>
@@ -1363,7 +1480,7 @@
             <w:r/>
             <w:r>
               <w:rPr>
-                <w:rFonts w:ascii="Arial" w:hAnsi="Arial" w:eastAsia="Arial"/>
+                <w:rFonts w:ascii="Arial" w:hAnsi="Arial" w:eastAsia="Arial" w:cs="Tahoma"/>
                 <w:b/>
                 <w:sz w:val="18"/>
               </w:rPr>
@@ -1385,7 +1502,7 @@
             <w:r/>
             <w:r>
               <w:rPr>
-                <w:rFonts w:ascii="Arial" w:hAnsi="Arial" w:eastAsia="Arial"/>
+                <w:rFonts w:ascii="Arial" w:hAnsi="Arial" w:eastAsia="Arial" w:cs="Tahoma"/>
                 <w:b/>
                 <w:sz w:val="18"/>
               </w:rPr>
@@ -1410,13 +1527,13 @@
             </w:pPr>
             <w:r>
               <w:rPr>
-                <w:rFonts w:ascii="Arial" w:hAnsi="Arial" w:eastAsia="Arial"/>
-                <w:sz w:val="18"/>
-              </w:rPr>
-            </w:r>
-            <w:r>
-              <w:rPr>
-                <w:rFonts w:ascii="Arial" w:hAnsi="Arial" w:eastAsia="Arial"/>
+                <w:rFonts w:ascii="Arial" w:hAnsi="Arial" w:eastAsia="Arial" w:cs="Tahoma"/>
+                <w:sz w:val="18"/>
+              </w:rPr>
+            </w:r>
+            <w:r>
+              <w:rPr>
+                <w:rFonts w:ascii="Arial" w:hAnsi="Arial" w:eastAsia="Arial" w:cs="Tahoma"/>
                 <w:sz w:val="18"/>
               </w:rPr>
               <w:t>Role profile</w:t>
@@ -1435,13 +1552,13 @@
             </w:pPr>
             <w:r>
               <w:rPr>
-                <w:rFonts w:ascii="Arial" w:hAnsi="Arial" w:eastAsia="Arial"/>
-                <w:sz w:val="18"/>
-              </w:rPr>
-            </w:r>
-            <w:r>
-              <w:rPr>
-                <w:rFonts w:ascii="Arial" w:hAnsi="Arial" w:eastAsia="Arial"/>
+                <w:rFonts w:ascii="Arial" w:hAnsi="Arial" w:eastAsia="Arial" w:cs="Tahoma"/>
+                <w:sz w:val="18"/>
+              </w:rPr>
+            </w:r>
+            <w:r>
+              <w:rPr>
+                <w:rFonts w:ascii="Arial" w:hAnsi="Arial" w:eastAsia="Arial" w:cs="Tahoma"/>
                 <w:sz w:val="18"/>
               </w:rPr>
               <w:t>P-03 - AVP สำนักบริหาร SBP</w:t>
@@ -1465,13 +1582,13 @@
             </w:pPr>
             <w:r>
               <w:rPr>
-                <w:rFonts w:ascii="Arial" w:hAnsi="Arial" w:eastAsia="Arial"/>
-                <w:sz w:val="18"/>
-              </w:rPr>
-            </w:r>
-            <w:r>
-              <w:rPr>
-                <w:rFonts w:ascii="Arial" w:hAnsi="Arial" w:eastAsia="Arial"/>
+                <w:rFonts w:ascii="Arial" w:hAnsi="Arial" w:eastAsia="Arial" w:cs="Tahoma"/>
+                <w:sz w:val="18"/>
+              </w:rPr>
+            </w:r>
+            <w:r>
+              <w:rPr>
+                <w:rFonts w:ascii="Arial" w:hAnsi="Arial" w:eastAsia="Arial" w:cs="Tahoma"/>
                 <w:sz w:val="18"/>
               </w:rPr>
               <w:t>Workflow section/status code</w:t>
@@ -1490,13 +1607,13 @@
             </w:pPr>
             <w:r>
               <w:rPr>
-                <w:rFonts w:ascii="Arial" w:hAnsi="Arial" w:eastAsia="Arial"/>
-                <w:sz w:val="18"/>
-              </w:rPr>
-            </w:r>
-            <w:r>
-              <w:rPr>
-                <w:rFonts w:ascii="Arial" w:hAnsi="Arial" w:eastAsia="Arial"/>
+                <w:rFonts w:ascii="Arial" w:hAnsi="Arial" w:eastAsia="Arial" w:cs="Tahoma"/>
+                <w:sz w:val="18"/>
+              </w:rPr>
+            </w:r>
+            <w:r>
+              <w:rPr>
+                <w:rFonts w:ascii="Arial" w:hAnsi="Arial" w:eastAsia="Arial" w:cs="Tahoma"/>
                 <w:sz w:val="18"/>
               </w:rPr>
               <w:t>03</w:t>
@@ -1520,13 +1637,13 @@
             </w:pPr>
             <w:r>
               <w:rPr>
-                <w:rFonts w:ascii="Arial" w:hAnsi="Arial" w:eastAsia="Arial"/>
-                <w:sz w:val="18"/>
-              </w:rPr>
-            </w:r>
-            <w:r>
-              <w:rPr>
-                <w:rFonts w:ascii="Arial" w:hAnsi="Arial" w:eastAsia="Arial"/>
+                <w:rFonts w:ascii="Arial" w:hAnsi="Arial" w:eastAsia="Arial" w:cs="Tahoma"/>
+                <w:sz w:val="18"/>
+              </w:rPr>
+            </w:r>
+            <w:r>
+              <w:rPr>
+                <w:rFonts w:ascii="Arial" w:hAnsi="Arial" w:eastAsia="Arial" w:cs="Tahoma"/>
                 <w:sz w:val="18"/>
               </w:rPr>
               <w:t>Document status shown</w:t>
@@ -1545,13 +1662,13 @@
             </w:pPr>
             <w:r>
               <w:rPr>
-                <w:rFonts w:ascii="Arial" w:hAnsi="Arial" w:eastAsia="Arial"/>
-                <w:sz w:val="18"/>
-              </w:rPr>
-            </w:r>
-            <w:r>
-              <w:rPr>
-                <w:rFonts w:ascii="Arial" w:hAnsi="Arial" w:eastAsia="Arial"/>
+                <w:rFonts w:ascii="Arial" w:hAnsi="Arial" w:eastAsia="Arial" w:cs="Tahoma"/>
+                <w:sz w:val="18"/>
+              </w:rPr>
+            </w:r>
+            <w:r>
+              <w:rPr>
+                <w:rFonts w:ascii="Arial" w:hAnsi="Arial" w:eastAsia="Arial" w:cs="Tahoma"/>
                 <w:sz w:val="18"/>
               </w:rPr>
               <w:t>รอผู้บริหารสำนักบริหาร SBP ดำเนินการ</w:t>
@@ -1575,13 +1692,13 @@
             </w:pPr>
             <w:r>
               <w:rPr>
-                <w:rFonts w:ascii="Arial" w:hAnsi="Arial" w:eastAsia="Arial"/>
-                <w:sz w:val="18"/>
-              </w:rPr>
-            </w:r>
-            <w:r>
-              <w:rPr>
-                <w:rFonts w:ascii="Arial" w:hAnsi="Arial" w:eastAsia="Arial"/>
+                <w:rFonts w:ascii="Arial" w:hAnsi="Arial" w:eastAsia="Arial" w:cs="Tahoma"/>
+                <w:sz w:val="18"/>
+              </w:rPr>
+            </w:r>
+            <w:r>
+              <w:rPr>
+                <w:rFonts w:ascii="Arial" w:hAnsi="Arial" w:eastAsia="Arial" w:cs="Tahoma"/>
                 <w:sz w:val="18"/>
               </w:rPr>
               <w:t>Purpose on this page</w:t>
@@ -1600,13 +1717,13 @@
             </w:pPr>
             <w:r>
               <w:rPr>
-                <w:rFonts w:ascii="Arial" w:hAnsi="Arial" w:eastAsia="Arial"/>
-                <w:sz w:val="18"/>
-              </w:rPr>
-            </w:r>
-            <w:r>
-              <w:rPr>
-                <w:rFonts w:ascii="Arial" w:hAnsi="Arial" w:eastAsia="Arial"/>
+                <w:rFonts w:ascii="Arial" w:hAnsi="Arial" w:eastAsia="Arial" w:cs="Tahoma"/>
+                <w:sz w:val="18"/>
+              </w:rPr>
+            </w:r>
+            <w:r>
+              <w:rPr>
+                <w:rFonts w:ascii="Arial" w:hAnsi="Arial" w:eastAsia="Arial" w:cs="Tahoma"/>
                 <w:sz w:val="18"/>
               </w:rPr>
               <w:t>อ่านข้อมูลประกอบการอนุมัติระดับสูงและส่งผลพิจารณา</w:t>
@@ -1630,13 +1747,13 @@
             </w:pPr>
             <w:r>
               <w:rPr>
-                <w:rFonts w:ascii="Arial" w:hAnsi="Arial" w:eastAsia="Arial"/>
-                <w:sz w:val="18"/>
-              </w:rPr>
-            </w:r>
-            <w:r>
-              <w:rPr>
-                <w:rFonts w:ascii="Arial" w:hAnsi="Arial" w:eastAsia="Arial"/>
+                <w:rFonts w:ascii="Arial" w:hAnsi="Arial" w:eastAsia="Arial" w:cs="Tahoma"/>
+                <w:sz w:val="18"/>
+              </w:rPr>
+            </w:r>
+            <w:r>
+              <w:rPr>
+                <w:rFonts w:ascii="Arial" w:hAnsi="Arial" w:eastAsia="Arial" w:cs="Tahoma"/>
                 <w:sz w:val="18"/>
               </w:rPr>
               <w:t>Editable sections</w:t>
@@ -1655,13 +1772,13 @@
             </w:pPr>
             <w:r>
               <w:rPr>
-                <w:rFonts w:ascii="Arial" w:hAnsi="Arial" w:eastAsia="Arial"/>
-                <w:sz w:val="18"/>
-              </w:rPr>
-            </w:r>
-            <w:r>
-              <w:rPr>
-                <w:rFonts w:ascii="Arial" w:hAnsi="Arial" w:eastAsia="Arial"/>
+                <w:rFonts w:ascii="Arial" w:hAnsi="Arial" w:eastAsia="Arial" w:cs="Tahoma"/>
+                <w:sz w:val="18"/>
+              </w:rPr>
+            </w:r>
+            <w:r>
+              <w:rPr>
+                <w:rFonts w:ascii="Arial" w:hAnsi="Arial" w:eastAsia="Arial" w:cs="Tahoma"/>
                 <w:sz w:val="18"/>
               </w:rPr>
               <w:t>-</w:t>
@@ -1685,13 +1802,13 @@
             </w:pPr>
             <w:r>
               <w:rPr>
-                <w:rFonts w:ascii="Arial" w:hAnsi="Arial" w:eastAsia="Arial"/>
-                <w:sz w:val="18"/>
-              </w:rPr>
-            </w:r>
-            <w:r>
-              <w:rPr>
-                <w:rFonts w:ascii="Arial" w:hAnsi="Arial" w:eastAsia="Arial"/>
+                <w:rFonts w:ascii="Arial" w:hAnsi="Arial" w:eastAsia="Arial" w:cs="Tahoma"/>
+                <w:sz w:val="18"/>
+              </w:rPr>
+            </w:r>
+            <w:r>
+              <w:rPr>
+                <w:rFonts w:ascii="Arial" w:hAnsi="Arial" w:eastAsia="Arial" w:cs="Tahoma"/>
                 <w:sz w:val="18"/>
               </w:rPr>
               <w:t>Hidden sections</w:t>
@@ -1710,13 +1827,13 @@
             </w:pPr>
             <w:r>
               <w:rPr>
-                <w:rFonts w:ascii="Arial" w:hAnsi="Arial" w:eastAsia="Arial"/>
-                <w:sz w:val="18"/>
-              </w:rPr>
-            </w:r>
-            <w:r>
-              <w:rPr>
-                <w:rFonts w:ascii="Arial" w:hAnsi="Arial" w:eastAsia="Arial"/>
+                <w:rFonts w:ascii="Arial" w:hAnsi="Arial" w:eastAsia="Arial" w:cs="Tahoma"/>
+                <w:sz w:val="18"/>
+              </w:rPr>
+            </w:r>
+            <w:r>
+              <w:rPr>
+                <w:rFonts w:ascii="Arial" w:hAnsi="Arial" w:eastAsia="Arial" w:cs="Tahoma"/>
                 <w:sz w:val="18"/>
               </w:rPr>
               <w:t>sec-calc</w:t>
@@ -1740,13 +1857,13 @@
             </w:pPr>
             <w:r>
               <w:rPr>
-                <w:rFonts w:ascii="Arial" w:hAnsi="Arial" w:eastAsia="Arial"/>
-                <w:sz w:val="18"/>
-              </w:rPr>
-            </w:r>
-            <w:r>
-              <w:rPr>
-                <w:rFonts w:ascii="Arial" w:hAnsi="Arial" w:eastAsia="Arial"/>
+                <w:rFonts w:ascii="Arial" w:hAnsi="Arial" w:eastAsia="Arial" w:cs="Tahoma"/>
+                <w:sz w:val="18"/>
+              </w:rPr>
+            </w:r>
+            <w:r>
+              <w:rPr>
+                <w:rFonts w:ascii="Arial" w:hAnsi="Arial" w:eastAsia="Arial" w:cs="Tahoma"/>
                 <w:sz w:val="18"/>
               </w:rPr>
               <w:t>Attachment upload</w:t>
@@ -1765,13 +1882,13 @@
             </w:pPr>
             <w:r>
               <w:rPr>
-                <w:rFonts w:ascii="Arial" w:hAnsi="Arial" w:eastAsia="Arial"/>
-                <w:sz w:val="18"/>
-              </w:rPr>
-            </w:r>
-            <w:r>
-              <w:rPr>
-                <w:rFonts w:ascii="Arial" w:hAnsi="Arial" w:eastAsia="Arial"/>
+                <w:rFonts w:ascii="Arial" w:hAnsi="Arial" w:eastAsia="Arial" w:cs="Tahoma"/>
+                <w:sz w:val="18"/>
+              </w:rPr>
+            </w:r>
+            <w:r>
+              <w:rPr>
+                <w:rFonts w:ascii="Arial" w:hAnsi="Arial" w:eastAsia="Arial" w:cs="Tahoma"/>
                 <w:sz w:val="18"/>
               </w:rPr>
               <w:t>Allowed</w:t>
@@ -1861,7 +1978,7 @@
             <w:r/>
             <w:r>
               <w:rPr>
-                <w:rFonts w:ascii="Arial" w:hAnsi="Arial" w:eastAsia="Arial"/>
+                <w:rFonts w:ascii="Arial" w:hAnsi="Arial" w:eastAsia="Arial" w:cs="Tahoma"/>
                 <w:b/>
                 <w:sz w:val="18"/>
               </w:rPr>
@@ -1883,7 +2000,7 @@
             <w:r/>
             <w:r>
               <w:rPr>
-                <w:rFonts w:ascii="Arial" w:hAnsi="Arial" w:eastAsia="Arial"/>
+                <w:rFonts w:ascii="Arial" w:hAnsi="Arial" w:eastAsia="Arial" w:cs="Tahoma"/>
                 <w:b/>
                 <w:sz w:val="18"/>
               </w:rPr>
@@ -1905,7 +2022,7 @@
             <w:r/>
             <w:r>
               <w:rPr>
-                <w:rFonts w:ascii="Arial" w:hAnsi="Arial" w:eastAsia="Arial"/>
+                <w:rFonts w:ascii="Arial" w:hAnsi="Arial" w:eastAsia="Arial" w:cs="Tahoma"/>
                 <w:b/>
                 <w:sz w:val="18"/>
               </w:rPr>
@@ -1927,7 +2044,7 @@
             <w:r/>
             <w:r>
               <w:rPr>
-                <w:rFonts w:ascii="Arial" w:hAnsi="Arial" w:eastAsia="Arial"/>
+                <w:rFonts w:ascii="Arial" w:hAnsi="Arial" w:eastAsia="Arial" w:cs="Tahoma"/>
                 <w:b/>
                 <w:sz w:val="18"/>
               </w:rPr>
@@ -1952,13 +2069,13 @@
             </w:pPr>
             <w:r>
               <w:rPr>
-                <w:rFonts w:ascii="Arial" w:hAnsi="Arial" w:eastAsia="Arial"/>
-                <w:sz w:val="18"/>
-              </w:rPr>
-            </w:r>
-            <w:r>
-              <w:rPr>
-                <w:rFonts w:ascii="Arial" w:hAnsi="Arial" w:eastAsia="Arial"/>
+                <w:rFonts w:ascii="Arial" w:hAnsi="Arial" w:eastAsia="Arial" w:cs="Tahoma"/>
+                <w:sz w:val="18"/>
+              </w:rPr>
+            </w:r>
+            <w:r>
+              <w:rPr>
+                <w:rFonts w:ascii="Arial" w:hAnsi="Arial" w:eastAsia="Arial" w:cs="Tahoma"/>
                 <w:sz w:val="18"/>
               </w:rPr>
               <w:t>doc-header</w:t>
@@ -1977,13 +2094,13 @@
             </w:pPr>
             <w:r>
               <w:rPr>
-                <w:rFonts w:ascii="Arial" w:hAnsi="Arial" w:eastAsia="Arial"/>
-                <w:sz w:val="18"/>
-              </w:rPr>
-            </w:r>
-            <w:r>
-              <w:rPr>
-                <w:rFonts w:ascii="Arial" w:hAnsi="Arial" w:eastAsia="Arial"/>
+                <w:rFonts w:ascii="Arial" w:hAnsi="Arial" w:eastAsia="Arial" w:cs="Tahoma"/>
+                <w:sz w:val="18"/>
+              </w:rPr>
+            </w:r>
+            <w:r>
+              <w:rPr>
+                <w:rFonts w:ascii="Arial" w:hAnsi="Arial" w:eastAsia="Arial" w:cs="Tahoma"/>
                 <w:sz w:val="18"/>
               </w:rPr>
               <w:t>ข้อมูลร้านถูกกระทบ</w:t>
@@ -2002,13 +2119,13 @@
             </w:pPr>
             <w:r>
               <w:rPr>
-                <w:rFonts w:ascii="Arial" w:hAnsi="Arial" w:eastAsia="Arial"/>
-                <w:sz w:val="18"/>
-              </w:rPr>
-            </w:r>
-            <w:r>
-              <w:rPr>
-                <w:rFonts w:ascii="Arial" w:hAnsi="Arial" w:eastAsia="Arial"/>
+                <w:rFonts w:ascii="Arial" w:hAnsi="Arial" w:eastAsia="Arial" w:cs="Tahoma"/>
+                <w:sz w:val="18"/>
+              </w:rPr>
+            </w:r>
+            <w:r>
+              <w:rPr>
+                <w:rFonts w:ascii="Arial" w:hAnsi="Arial" w:eastAsia="Arial" w:cs="Tahoma"/>
                 <w:sz w:val="18"/>
               </w:rPr>
               <w:t>Read-only</w:t>
@@ -2027,13 +2144,13 @@
             </w:pPr>
             <w:r>
               <w:rPr>
-                <w:rFonts w:ascii="Arial" w:hAnsi="Arial" w:eastAsia="Arial"/>
-                <w:sz w:val="18"/>
-              </w:rPr>
-            </w:r>
-            <w:r>
-              <w:rPr>
-                <w:rFonts w:ascii="Arial" w:hAnsi="Arial" w:eastAsia="Arial"/>
+                <w:rFonts w:ascii="Arial" w:hAnsi="Arial" w:eastAsia="Arial" w:cs="Tahoma"/>
+                <w:sz w:val="18"/>
+              </w:rPr>
+            </w:r>
+            <w:r>
+              <w:rPr>
+                <w:rFonts w:ascii="Arial" w:hAnsi="Arial" w:eastAsia="Arial" w:cs="Tahoma"/>
                 <w:sz w:val="18"/>
               </w:rPr>
               <w:t>แสดงข้อมูลและปิด input/editor</w:t>
@@ -2057,13 +2174,13 @@
             </w:pPr>
             <w:r>
               <w:rPr>
-                <w:rFonts w:ascii="Arial" w:hAnsi="Arial" w:eastAsia="Arial"/>
-                <w:sz w:val="18"/>
-              </w:rPr>
-            </w:r>
-            <w:r>
-              <w:rPr>
-                <w:rFonts w:ascii="Arial" w:hAnsi="Arial" w:eastAsia="Arial"/>
+                <w:rFonts w:ascii="Arial" w:hAnsi="Arial" w:eastAsia="Arial" w:cs="Tahoma"/>
+                <w:sz w:val="18"/>
+              </w:rPr>
+            </w:r>
+            <w:r>
+              <w:rPr>
+                <w:rFonts w:ascii="Arial" w:hAnsi="Arial" w:eastAsia="Arial" w:cs="Tahoma"/>
                 <w:sz w:val="18"/>
               </w:rPr>
               <w:t>sec-sales</w:t>
@@ -2082,13 +2199,13 @@
             </w:pPr>
             <w:r>
               <w:rPr>
-                <w:rFonts w:ascii="Arial" w:hAnsi="Arial" w:eastAsia="Arial"/>
-                <w:sz w:val="18"/>
-              </w:rPr>
-            </w:r>
-            <w:r>
-              <w:rPr>
-                <w:rFonts w:ascii="Arial" w:hAnsi="Arial" w:eastAsia="Arial"/>
+                <w:rFonts w:ascii="Arial" w:hAnsi="Arial" w:eastAsia="Arial" w:cs="Tahoma"/>
+                <w:sz w:val="18"/>
+              </w:rPr>
+            </w:r>
+            <w:r>
+              <w:rPr>
+                <w:rFonts w:ascii="Arial" w:hAnsi="Arial" w:eastAsia="Arial" w:cs="Tahoma"/>
                 <w:sz w:val="18"/>
               </w:rPr>
               <w:t>แนวโน้มยอดขายรายวัน</w:t>
@@ -2107,13 +2224,13 @@
             </w:pPr>
             <w:r>
               <w:rPr>
-                <w:rFonts w:ascii="Arial" w:hAnsi="Arial" w:eastAsia="Arial"/>
-                <w:sz w:val="18"/>
-              </w:rPr>
-            </w:r>
-            <w:r>
-              <w:rPr>
-                <w:rFonts w:ascii="Arial" w:hAnsi="Arial" w:eastAsia="Arial"/>
+                <w:rFonts w:ascii="Arial" w:hAnsi="Arial" w:eastAsia="Arial" w:cs="Tahoma"/>
+                <w:sz w:val="18"/>
+              </w:rPr>
+            </w:r>
+            <w:r>
+              <w:rPr>
+                <w:rFonts w:ascii="Arial" w:hAnsi="Arial" w:eastAsia="Arial" w:cs="Tahoma"/>
                 <w:sz w:val="18"/>
               </w:rPr>
               <w:t>Read-only</w:t>
@@ -2132,13 +2249,13 @@
             </w:pPr>
             <w:r>
               <w:rPr>
-                <w:rFonts w:ascii="Arial" w:hAnsi="Arial" w:eastAsia="Arial"/>
-                <w:sz w:val="18"/>
-              </w:rPr>
-            </w:r>
-            <w:r>
-              <w:rPr>
-                <w:rFonts w:ascii="Arial" w:hAnsi="Arial" w:eastAsia="Arial"/>
+                <w:rFonts w:ascii="Arial" w:hAnsi="Arial" w:eastAsia="Arial" w:cs="Tahoma"/>
+                <w:sz w:val="18"/>
+              </w:rPr>
+            </w:r>
+            <w:r>
+              <w:rPr>
+                <w:rFonts w:ascii="Arial" w:hAnsi="Arial" w:eastAsia="Arial" w:cs="Tahoma"/>
                 <w:sz w:val="18"/>
               </w:rPr>
               <w:t>แสดงข้อมูลและปิด input/editor</w:t>
@@ -2162,13 +2279,13 @@
             </w:pPr>
             <w:r>
               <w:rPr>
-                <w:rFonts w:ascii="Arial" w:hAnsi="Arial" w:eastAsia="Arial"/>
-                <w:sz w:val="18"/>
-              </w:rPr>
-            </w:r>
-            <w:r>
-              <w:rPr>
-                <w:rFonts w:ascii="Arial" w:hAnsi="Arial" w:eastAsia="Arial"/>
+                <w:rFonts w:ascii="Arial" w:hAnsi="Arial" w:eastAsia="Arial" w:cs="Tahoma"/>
+                <w:sz w:val="18"/>
+              </w:rPr>
+            </w:r>
+            <w:r>
+              <w:rPr>
+                <w:rFonts w:ascii="Arial" w:hAnsi="Arial" w:eastAsia="Arial" w:cs="Tahoma"/>
                 <w:sz w:val="18"/>
               </w:rPr>
               <w:t>sec-map</w:t>
@@ -2187,13 +2304,13 @@
             </w:pPr>
             <w:r>
               <w:rPr>
-                <w:rFonts w:ascii="Arial" w:hAnsi="Arial" w:eastAsia="Arial"/>
-                <w:sz w:val="18"/>
-              </w:rPr>
-            </w:r>
-            <w:r>
-              <w:rPr>
-                <w:rFonts w:ascii="Arial" w:hAnsi="Arial" w:eastAsia="Arial"/>
+                <w:rFonts w:ascii="Arial" w:hAnsi="Arial" w:eastAsia="Arial" w:cs="Tahoma"/>
+                <w:sz w:val="18"/>
+              </w:rPr>
+            </w:r>
+            <w:r>
+              <w:rPr>
+                <w:rFonts w:ascii="Arial" w:hAnsi="Arial" w:eastAsia="Arial" w:cs="Tahoma"/>
                 <w:sz w:val="18"/>
               </w:rPr>
               <w:t>แผนที่ AllMap</w:t>
@@ -2212,13 +2329,13 @@
             </w:pPr>
             <w:r>
               <w:rPr>
-                <w:rFonts w:ascii="Arial" w:hAnsi="Arial" w:eastAsia="Arial"/>
-                <w:sz w:val="18"/>
-              </w:rPr>
-            </w:r>
-            <w:r>
-              <w:rPr>
-                <w:rFonts w:ascii="Arial" w:hAnsi="Arial" w:eastAsia="Arial"/>
+                <w:rFonts w:ascii="Arial" w:hAnsi="Arial" w:eastAsia="Arial" w:cs="Tahoma"/>
+                <w:sz w:val="18"/>
+              </w:rPr>
+            </w:r>
+            <w:r>
+              <w:rPr>
+                <w:rFonts w:ascii="Arial" w:hAnsi="Arial" w:eastAsia="Arial" w:cs="Tahoma"/>
                 <w:sz w:val="18"/>
               </w:rPr>
               <w:t>Read-only</w:t>
@@ -2237,13 +2354,13 @@
             </w:pPr>
             <w:r>
               <w:rPr>
-                <w:rFonts w:ascii="Arial" w:hAnsi="Arial" w:eastAsia="Arial"/>
-                <w:sz w:val="18"/>
-              </w:rPr>
-            </w:r>
-            <w:r>
-              <w:rPr>
-                <w:rFonts w:ascii="Arial" w:hAnsi="Arial" w:eastAsia="Arial"/>
+                <w:rFonts w:ascii="Arial" w:hAnsi="Arial" w:eastAsia="Arial" w:cs="Tahoma"/>
+                <w:sz w:val="18"/>
+              </w:rPr>
+            </w:r>
+            <w:r>
+              <w:rPr>
+                <w:rFonts w:ascii="Arial" w:hAnsi="Arial" w:eastAsia="Arial" w:cs="Tahoma"/>
                 <w:sz w:val="18"/>
               </w:rPr>
               <w:t>แสดงข้อมูลและปิด input/editor</w:t>
@@ -2267,13 +2384,13 @@
             </w:pPr>
             <w:r>
               <w:rPr>
-                <w:rFonts w:ascii="Arial" w:hAnsi="Arial" w:eastAsia="Arial"/>
-                <w:sz w:val="18"/>
-              </w:rPr>
-            </w:r>
-            <w:r>
-              <w:rPr>
-                <w:rFonts w:ascii="Arial" w:hAnsi="Arial" w:eastAsia="Arial"/>
+                <w:rFonts w:ascii="Arial" w:hAnsi="Arial" w:eastAsia="Arial" w:cs="Tahoma"/>
+                <w:sz w:val="18"/>
+              </w:rPr>
+            </w:r>
+            <w:r>
+              <w:rPr>
+                <w:rFonts w:ascii="Arial" w:hAnsi="Arial" w:eastAsia="Arial" w:cs="Tahoma"/>
                 <w:sz w:val="18"/>
               </w:rPr>
               <w:t>sec-newstore</w:t>
@@ -2292,13 +2409,13 @@
             </w:pPr>
             <w:r>
               <w:rPr>
-                <w:rFonts w:ascii="Arial" w:hAnsi="Arial" w:eastAsia="Arial"/>
-                <w:sz w:val="18"/>
-              </w:rPr>
-            </w:r>
-            <w:r>
-              <w:rPr>
-                <w:rFonts w:ascii="Arial" w:hAnsi="Arial" w:eastAsia="Arial"/>
+                <w:rFonts w:ascii="Arial" w:hAnsi="Arial" w:eastAsia="Arial" w:cs="Tahoma"/>
+                <w:sz w:val="18"/>
+              </w:rPr>
+            </w:r>
+            <w:r>
+              <w:rPr>
+                <w:rFonts w:ascii="Arial" w:hAnsi="Arial" w:eastAsia="Arial" w:cs="Tahoma"/>
                 <w:sz w:val="18"/>
               </w:rPr>
               <w:t>ร้านเปิดใหม่</w:t>
@@ -2317,13 +2434,13 @@
             </w:pPr>
             <w:r>
               <w:rPr>
-                <w:rFonts w:ascii="Arial" w:hAnsi="Arial" w:eastAsia="Arial"/>
-                <w:sz w:val="18"/>
-              </w:rPr>
-            </w:r>
-            <w:r>
-              <w:rPr>
-                <w:rFonts w:ascii="Arial" w:hAnsi="Arial" w:eastAsia="Arial"/>
+                <w:rFonts w:ascii="Arial" w:hAnsi="Arial" w:eastAsia="Arial" w:cs="Tahoma"/>
+                <w:sz w:val="18"/>
+              </w:rPr>
+            </w:r>
+            <w:r>
+              <w:rPr>
+                <w:rFonts w:ascii="Arial" w:hAnsi="Arial" w:eastAsia="Arial" w:cs="Tahoma"/>
                 <w:sz w:val="18"/>
               </w:rPr>
               <w:t>Read-only</w:t>
@@ -2342,13 +2459,13 @@
             </w:pPr>
             <w:r>
               <w:rPr>
-                <w:rFonts w:ascii="Arial" w:hAnsi="Arial" w:eastAsia="Arial"/>
-                <w:sz w:val="18"/>
-              </w:rPr>
-            </w:r>
-            <w:r>
-              <w:rPr>
-                <w:rFonts w:ascii="Arial" w:hAnsi="Arial" w:eastAsia="Arial"/>
+                <w:rFonts w:ascii="Arial" w:hAnsi="Arial" w:eastAsia="Arial" w:cs="Tahoma"/>
+                <w:sz w:val="18"/>
+              </w:rPr>
+            </w:r>
+            <w:r>
+              <w:rPr>
+                <w:rFonts w:ascii="Arial" w:hAnsi="Arial" w:eastAsia="Arial" w:cs="Tahoma"/>
                 <w:sz w:val="18"/>
               </w:rPr>
               <w:t>แสดงข้อมูลและปิด input/editor</w:t>
@@ -2372,13 +2489,13 @@
             </w:pPr>
             <w:r>
               <w:rPr>
-                <w:rFonts w:ascii="Arial" w:hAnsi="Arial" w:eastAsia="Arial"/>
-                <w:sz w:val="18"/>
-              </w:rPr>
-            </w:r>
-            <w:r>
-              <w:rPr>
-                <w:rFonts w:ascii="Arial" w:hAnsi="Arial" w:eastAsia="Arial"/>
+                <w:rFonts w:ascii="Arial" w:hAnsi="Arial" w:eastAsia="Arial" w:cs="Tahoma"/>
+                <w:sz w:val="18"/>
+              </w:rPr>
+            </w:r>
+            <w:r>
+              <w:rPr>
+                <w:rFonts w:ascii="Arial" w:hAnsi="Arial" w:eastAsia="Arial" w:cs="Tahoma"/>
                 <w:sz w:val="18"/>
               </w:rPr>
               <w:t>sec-competitor</w:t>
@@ -2397,13 +2514,13 @@
             </w:pPr>
             <w:r>
               <w:rPr>
-                <w:rFonts w:ascii="Arial" w:hAnsi="Arial" w:eastAsia="Arial"/>
-                <w:sz w:val="18"/>
-              </w:rPr>
-            </w:r>
-            <w:r>
-              <w:rPr>
-                <w:rFonts w:ascii="Arial" w:hAnsi="Arial" w:eastAsia="Arial"/>
+                <w:rFonts w:ascii="Arial" w:hAnsi="Arial" w:eastAsia="Arial" w:cs="Tahoma"/>
+                <w:sz w:val="18"/>
+              </w:rPr>
+            </w:r>
+            <w:r>
+              <w:rPr>
+                <w:rFonts w:ascii="Arial" w:hAnsi="Arial" w:eastAsia="Arial" w:cs="Tahoma"/>
                 <w:sz w:val="18"/>
               </w:rPr>
               <w:t>ร้านคู่แข่งเปิดกระทบ</w:t>
@@ -2422,13 +2539,13 @@
             </w:pPr>
             <w:r>
               <w:rPr>
-                <w:rFonts w:ascii="Arial" w:hAnsi="Arial" w:eastAsia="Arial"/>
-                <w:sz w:val="18"/>
-              </w:rPr>
-            </w:r>
-            <w:r>
-              <w:rPr>
-                <w:rFonts w:ascii="Arial" w:hAnsi="Arial" w:eastAsia="Arial"/>
+                <w:rFonts w:ascii="Arial" w:hAnsi="Arial" w:eastAsia="Arial" w:cs="Tahoma"/>
+                <w:sz w:val="18"/>
+              </w:rPr>
+            </w:r>
+            <w:r>
+              <w:rPr>
+                <w:rFonts w:ascii="Arial" w:hAnsi="Arial" w:eastAsia="Arial" w:cs="Tahoma"/>
                 <w:sz w:val="18"/>
               </w:rPr>
               <w:t>Read-only</w:t>
@@ -2447,13 +2564,13 @@
             </w:pPr>
             <w:r>
               <w:rPr>
-                <w:rFonts w:ascii="Arial" w:hAnsi="Arial" w:eastAsia="Arial"/>
-                <w:sz w:val="18"/>
-              </w:rPr>
-            </w:r>
-            <w:r>
-              <w:rPr>
-                <w:rFonts w:ascii="Arial" w:hAnsi="Arial" w:eastAsia="Arial"/>
+                <w:rFonts w:ascii="Arial" w:hAnsi="Arial" w:eastAsia="Arial" w:cs="Tahoma"/>
+                <w:sz w:val="18"/>
+              </w:rPr>
+            </w:r>
+            <w:r>
+              <w:rPr>
+                <w:rFonts w:ascii="Arial" w:hAnsi="Arial" w:eastAsia="Arial" w:cs="Tahoma"/>
                 <w:sz w:val="18"/>
               </w:rPr>
               <w:t>แสดงข้อมูลและปิด input/editor</w:t>
@@ -2477,13 +2594,13 @@
             </w:pPr>
             <w:r>
               <w:rPr>
-                <w:rFonts w:ascii="Arial" w:hAnsi="Arial" w:eastAsia="Arial"/>
-                <w:sz w:val="18"/>
-              </w:rPr>
-            </w:r>
-            <w:r>
-              <w:rPr>
-                <w:rFonts w:ascii="Arial" w:hAnsi="Arial" w:eastAsia="Arial"/>
+                <w:rFonts w:ascii="Arial" w:hAnsi="Arial" w:eastAsia="Arial" w:cs="Tahoma"/>
+                <w:sz w:val="18"/>
+              </w:rPr>
+            </w:r>
+            <w:r>
+              <w:rPr>
+                <w:rFonts w:ascii="Arial" w:hAnsi="Arial" w:eastAsia="Arial" w:cs="Tahoma"/>
                 <w:sz w:val="18"/>
               </w:rPr>
               <w:t>sec-factor</w:t>
@@ -2502,13 +2619,13 @@
             </w:pPr>
             <w:r>
               <w:rPr>
-                <w:rFonts w:ascii="Arial" w:hAnsi="Arial" w:eastAsia="Arial"/>
-                <w:sz w:val="18"/>
-              </w:rPr>
-            </w:r>
-            <w:r>
-              <w:rPr>
-                <w:rFonts w:ascii="Arial" w:hAnsi="Arial" w:eastAsia="Arial"/>
+                <w:rFonts w:ascii="Arial" w:hAnsi="Arial" w:eastAsia="Arial" w:cs="Tahoma"/>
+                <w:sz w:val="18"/>
+              </w:rPr>
+            </w:r>
+            <w:r>
+              <w:rPr>
+                <w:rFonts w:ascii="Arial" w:hAnsi="Arial" w:eastAsia="Arial" w:cs="Tahoma"/>
                 <w:sz w:val="18"/>
               </w:rPr>
               <w:t>ปัจจัยอื่นๆ</w:t>
@@ -2527,13 +2644,13 @@
             </w:pPr>
             <w:r>
               <w:rPr>
-                <w:rFonts w:ascii="Arial" w:hAnsi="Arial" w:eastAsia="Arial"/>
-                <w:sz w:val="18"/>
-              </w:rPr>
-            </w:r>
-            <w:r>
-              <w:rPr>
-                <w:rFonts w:ascii="Arial" w:hAnsi="Arial" w:eastAsia="Arial"/>
+                <w:rFonts w:ascii="Arial" w:hAnsi="Arial" w:eastAsia="Arial" w:cs="Tahoma"/>
+                <w:sz w:val="18"/>
+              </w:rPr>
+            </w:r>
+            <w:r>
+              <w:rPr>
+                <w:rFonts w:ascii="Arial" w:hAnsi="Arial" w:eastAsia="Arial" w:cs="Tahoma"/>
                 <w:sz w:val="18"/>
               </w:rPr>
               <w:t>Read-only</w:t>
@@ -2552,13 +2669,13 @@
             </w:pPr>
             <w:r>
               <w:rPr>
-                <w:rFonts w:ascii="Arial" w:hAnsi="Arial" w:eastAsia="Arial"/>
-                <w:sz w:val="18"/>
-              </w:rPr>
-            </w:r>
-            <w:r>
-              <w:rPr>
-                <w:rFonts w:ascii="Arial" w:hAnsi="Arial" w:eastAsia="Arial"/>
+                <w:rFonts w:ascii="Arial" w:hAnsi="Arial" w:eastAsia="Arial" w:cs="Tahoma"/>
+                <w:sz w:val="18"/>
+              </w:rPr>
+            </w:r>
+            <w:r>
+              <w:rPr>
+                <w:rFonts w:ascii="Arial" w:hAnsi="Arial" w:eastAsia="Arial" w:cs="Tahoma"/>
                 <w:sz w:val="18"/>
               </w:rPr>
               <w:t>แสดงข้อมูลและปิด input/editor</w:t>
@@ -2582,13 +2699,13 @@
             </w:pPr>
             <w:r>
               <w:rPr>
-                <w:rFonts w:ascii="Arial" w:hAnsi="Arial" w:eastAsia="Arial"/>
-                <w:sz w:val="18"/>
-              </w:rPr>
-            </w:r>
-            <w:r>
-              <w:rPr>
-                <w:rFonts w:ascii="Arial" w:hAnsi="Arial" w:eastAsia="Arial"/>
+                <w:rFonts w:ascii="Arial" w:hAnsi="Arial" w:eastAsia="Arial" w:cs="Tahoma"/>
+                <w:sz w:val="18"/>
+              </w:rPr>
+            </w:r>
+            <w:r>
+              <w:rPr>
+                <w:rFonts w:ascii="Arial" w:hAnsi="Arial" w:eastAsia="Arial" w:cs="Tahoma"/>
                 <w:sz w:val="18"/>
               </w:rPr>
               <w:t>sec-attach</w:t>
@@ -2607,13 +2724,13 @@
             </w:pPr>
             <w:r>
               <w:rPr>
-                <w:rFonts w:ascii="Arial" w:hAnsi="Arial" w:eastAsia="Arial"/>
-                <w:sz w:val="18"/>
-              </w:rPr>
-            </w:r>
-            <w:r>
-              <w:rPr>
-                <w:rFonts w:ascii="Arial" w:hAnsi="Arial" w:eastAsia="Arial"/>
+                <w:rFonts w:ascii="Arial" w:hAnsi="Arial" w:eastAsia="Arial" w:cs="Tahoma"/>
+                <w:sz w:val="18"/>
+              </w:rPr>
+            </w:r>
+            <w:r>
+              <w:rPr>
+                <w:rFonts w:ascii="Arial" w:hAnsi="Arial" w:eastAsia="Arial" w:cs="Tahoma"/>
                 <w:sz w:val="18"/>
               </w:rPr>
               <w:t>เอกสารแนบทั้งหมด</w:t>
@@ -2632,13 +2749,13 @@
             </w:pPr>
             <w:r>
               <w:rPr>
-                <w:rFonts w:ascii="Arial" w:hAnsi="Arial" w:eastAsia="Arial"/>
-                <w:sz w:val="18"/>
-              </w:rPr>
-            </w:r>
-            <w:r>
-              <w:rPr>
-                <w:rFonts w:ascii="Arial" w:hAnsi="Arial" w:eastAsia="Arial"/>
+                <w:rFonts w:ascii="Arial" w:hAnsi="Arial" w:eastAsia="Arial" w:cs="Tahoma"/>
+                <w:sz w:val="18"/>
+              </w:rPr>
+            </w:r>
+            <w:r>
+              <w:rPr>
+                <w:rFonts w:ascii="Arial" w:hAnsi="Arial" w:eastAsia="Arial" w:cs="Tahoma"/>
                 <w:sz w:val="18"/>
               </w:rPr>
               <w:t>Read-only + Upload</w:t>
@@ -2657,13 +2774,13 @@
             </w:pPr>
             <w:r>
               <w:rPr>
-                <w:rFonts w:ascii="Arial" w:hAnsi="Arial" w:eastAsia="Arial"/>
-                <w:sz w:val="18"/>
-              </w:rPr>
-            </w:r>
-            <w:r>
-              <w:rPr>
-                <w:rFonts w:ascii="Arial" w:hAnsi="Arial" w:eastAsia="Arial"/>
+                <w:rFonts w:ascii="Arial" w:hAnsi="Arial" w:eastAsia="Arial" w:cs="Tahoma"/>
+                <w:sz w:val="18"/>
+              </w:rPr>
+            </w:r>
+            <w:r>
+              <w:rPr>
+                <w:rFonts w:ascii="Arial" w:hAnsi="Arial" w:eastAsia="Arial" w:cs="Tahoma"/>
                 <w:sz w:val="18"/>
               </w:rPr>
               <w:t>ดูรายการไฟล์และเพิ่มไฟล์แนบได้</w:t>
@@ -2687,13 +2804,13 @@
             </w:pPr>
             <w:r>
               <w:rPr>
-                <w:rFonts w:ascii="Arial" w:hAnsi="Arial" w:eastAsia="Arial"/>
-                <w:sz w:val="18"/>
-              </w:rPr>
-            </w:r>
-            <w:r>
-              <w:rPr>
-                <w:rFonts w:ascii="Arial" w:hAnsi="Arial" w:eastAsia="Arial"/>
+                <w:rFonts w:ascii="Arial" w:hAnsi="Arial" w:eastAsia="Arial" w:cs="Tahoma"/>
+                <w:sz w:val="18"/>
+              </w:rPr>
+            </w:r>
+            <w:r>
+              <w:rPr>
+                <w:rFonts w:ascii="Arial" w:hAnsi="Arial" w:eastAsia="Arial" w:cs="Tahoma"/>
                 <w:sz w:val="18"/>
               </w:rPr>
               <w:t>sec-calc</w:t>
@@ -2712,13 +2829,13 @@
             </w:pPr>
             <w:r>
               <w:rPr>
-                <w:rFonts w:ascii="Arial" w:hAnsi="Arial" w:eastAsia="Arial"/>
-                <w:sz w:val="18"/>
-              </w:rPr>
-            </w:r>
-            <w:r>
-              <w:rPr>
-                <w:rFonts w:ascii="Arial" w:hAnsi="Arial" w:eastAsia="Arial"/>
+                <w:rFonts w:ascii="Arial" w:hAnsi="Arial" w:eastAsia="Arial" w:cs="Tahoma"/>
+                <w:sz w:val="18"/>
+              </w:rPr>
+            </w:r>
+            <w:r>
+              <w:rPr>
+                <w:rFonts w:ascii="Arial" w:hAnsi="Arial" w:eastAsia="Arial" w:cs="Tahoma"/>
                 <w:sz w:val="18"/>
               </w:rPr>
               <w:t>คำนวณเงินชดเชย</w:t>
@@ -2737,13 +2854,13 @@
             </w:pPr>
             <w:r>
               <w:rPr>
-                <w:rFonts w:ascii="Arial" w:hAnsi="Arial" w:eastAsia="Arial"/>
-                <w:sz w:val="18"/>
-              </w:rPr>
-            </w:r>
-            <w:r>
-              <w:rPr>
-                <w:rFonts w:ascii="Arial" w:hAnsi="Arial" w:eastAsia="Arial"/>
+                <w:rFonts w:ascii="Arial" w:hAnsi="Arial" w:eastAsia="Arial" w:cs="Tahoma"/>
+                <w:sz w:val="18"/>
+              </w:rPr>
+            </w:r>
+            <w:r>
+              <w:rPr>
+                <w:rFonts w:ascii="Arial" w:hAnsi="Arial" w:eastAsia="Arial" w:cs="Tahoma"/>
                 <w:sz w:val="18"/>
               </w:rPr>
               <w:t>Hidden</w:t>
@@ -2762,13 +2879,13 @@
             </w:pPr>
             <w:r>
               <w:rPr>
-                <w:rFonts w:ascii="Arial" w:hAnsi="Arial" w:eastAsia="Arial"/>
-                <w:sz w:val="18"/>
-              </w:rPr>
-            </w:r>
-            <w:r>
-              <w:rPr>
-                <w:rFonts w:ascii="Arial" w:hAnsi="Arial" w:eastAsia="Arial"/>
+                <w:rFonts w:ascii="Arial" w:hAnsi="Arial" w:eastAsia="Arial" w:cs="Tahoma"/>
+                <w:sz w:val="18"/>
+              </w:rPr>
+            </w:r>
+            <w:r>
+              <w:rPr>
+                <w:rFonts w:ascii="Arial" w:hAnsi="Arial" w:eastAsia="Arial" w:cs="Tahoma"/>
                 <w:sz w:val="18"/>
               </w:rPr>
               <w:t>ไม่ render section</w:t>
@@ -2792,13 +2909,13 @@
             </w:pPr>
             <w:r>
               <w:rPr>
-                <w:rFonts w:ascii="Arial" w:hAnsi="Arial" w:eastAsia="Arial"/>
-                <w:sz w:val="18"/>
-              </w:rPr>
-            </w:r>
-            <w:r>
-              <w:rPr>
-                <w:rFonts w:ascii="Arial" w:hAnsi="Arial" w:eastAsia="Arial"/>
+                <w:rFonts w:ascii="Arial" w:hAnsi="Arial" w:eastAsia="Arial" w:cs="Tahoma"/>
+                <w:sz w:val="18"/>
+              </w:rPr>
+            </w:r>
+            <w:r>
+              <w:rPr>
+                <w:rFonts w:ascii="Arial" w:hAnsi="Arial" w:eastAsia="Arial" w:cs="Tahoma"/>
                 <w:sz w:val="18"/>
               </w:rPr>
               <w:t>sec-comp-history</w:t>
@@ -2817,13 +2934,13 @@
             </w:pPr>
             <w:r>
               <w:rPr>
-                <w:rFonts w:ascii="Arial" w:hAnsi="Arial" w:eastAsia="Arial"/>
-                <w:sz w:val="18"/>
-              </w:rPr>
-            </w:r>
-            <w:r>
-              <w:rPr>
-                <w:rFonts w:ascii="Arial" w:hAnsi="Arial" w:eastAsia="Arial"/>
+                <w:rFonts w:ascii="Arial" w:hAnsi="Arial" w:eastAsia="Arial" w:cs="Tahoma"/>
+                <w:sz w:val="18"/>
+              </w:rPr>
+            </w:r>
+            <w:r>
+              <w:rPr>
+                <w:rFonts w:ascii="Arial" w:hAnsi="Arial" w:eastAsia="Arial" w:cs="Tahoma"/>
                 <w:sz w:val="18"/>
               </w:rPr>
               <w:t>ประวัติการชดเชย</w:t>
@@ -2842,13 +2959,13 @@
             </w:pPr>
             <w:r>
               <w:rPr>
-                <w:rFonts w:ascii="Arial" w:hAnsi="Arial" w:eastAsia="Arial"/>
-                <w:sz w:val="18"/>
-              </w:rPr>
-            </w:r>
-            <w:r>
-              <w:rPr>
-                <w:rFonts w:ascii="Arial" w:hAnsi="Arial" w:eastAsia="Arial"/>
+                <w:rFonts w:ascii="Arial" w:hAnsi="Arial" w:eastAsia="Arial" w:cs="Tahoma"/>
+                <w:sz w:val="18"/>
+              </w:rPr>
+            </w:r>
+            <w:r>
+              <w:rPr>
+                <w:rFonts w:ascii="Arial" w:hAnsi="Arial" w:eastAsia="Arial" w:cs="Tahoma"/>
                 <w:sz w:val="18"/>
               </w:rPr>
               <w:t>Read-only</w:t>
@@ -2867,13 +2984,13 @@
             </w:pPr>
             <w:r>
               <w:rPr>
-                <w:rFonts w:ascii="Arial" w:hAnsi="Arial" w:eastAsia="Arial"/>
-                <w:sz w:val="18"/>
-              </w:rPr>
-            </w:r>
-            <w:r>
-              <w:rPr>
-                <w:rFonts w:ascii="Arial" w:hAnsi="Arial" w:eastAsia="Arial"/>
+                <w:rFonts w:ascii="Arial" w:hAnsi="Arial" w:eastAsia="Arial" w:cs="Tahoma"/>
+                <w:sz w:val="18"/>
+              </w:rPr>
+            </w:r>
+            <w:r>
+              <w:rPr>
+                <w:rFonts w:ascii="Arial" w:hAnsi="Arial" w:eastAsia="Arial" w:cs="Tahoma"/>
                 <w:sz w:val="18"/>
               </w:rPr>
               <w:t>แสดงข้อมูลและปิด input/editor</w:t>
@@ -2897,13 +3014,13 @@
             </w:pPr>
             <w:r>
               <w:rPr>
-                <w:rFonts w:ascii="Arial" w:hAnsi="Arial" w:eastAsia="Arial"/>
-                <w:sz w:val="18"/>
-              </w:rPr>
-            </w:r>
-            <w:r>
-              <w:rPr>
-                <w:rFonts w:ascii="Arial" w:hAnsi="Arial" w:eastAsia="Arial"/>
+                <w:rFonts w:ascii="Arial" w:hAnsi="Arial" w:eastAsia="Arial" w:cs="Tahoma"/>
+                <w:sz w:val="18"/>
+              </w:rPr>
+            </w:r>
+            <w:r>
+              <w:rPr>
+                <w:rFonts w:ascii="Arial" w:hAnsi="Arial" w:eastAsia="Arial" w:cs="Tahoma"/>
                 <w:sz w:val="18"/>
               </w:rPr>
               <w:t>sec-decision-history</w:t>
@@ -2922,13 +3039,13 @@
             </w:pPr>
             <w:r>
               <w:rPr>
-                <w:rFonts w:ascii="Arial" w:hAnsi="Arial" w:eastAsia="Arial"/>
-                <w:sz w:val="18"/>
-              </w:rPr>
-            </w:r>
-            <w:r>
-              <w:rPr>
-                <w:rFonts w:ascii="Arial" w:hAnsi="Arial" w:eastAsia="Arial"/>
+                <w:rFonts w:ascii="Arial" w:hAnsi="Arial" w:eastAsia="Arial" w:cs="Tahoma"/>
+                <w:sz w:val="18"/>
+              </w:rPr>
+            </w:r>
+            <w:r>
+              <w:rPr>
+                <w:rFonts w:ascii="Arial" w:hAnsi="Arial" w:eastAsia="Arial" w:cs="Tahoma"/>
                 <w:sz w:val="18"/>
               </w:rPr>
               <w:t>ผลการพิจารณา (ประวัติ)</w:t>
@@ -2947,13 +3064,13 @@
             </w:pPr>
             <w:r>
               <w:rPr>
-                <w:rFonts w:ascii="Arial" w:hAnsi="Arial" w:eastAsia="Arial"/>
-                <w:sz w:val="18"/>
-              </w:rPr>
-            </w:r>
-            <w:r>
-              <w:rPr>
-                <w:rFonts w:ascii="Arial" w:hAnsi="Arial" w:eastAsia="Arial"/>
+                <w:rFonts w:ascii="Arial" w:hAnsi="Arial" w:eastAsia="Arial" w:cs="Tahoma"/>
+                <w:sz w:val="18"/>
+              </w:rPr>
+            </w:r>
+            <w:r>
+              <w:rPr>
+                <w:rFonts w:ascii="Arial" w:hAnsi="Arial" w:eastAsia="Arial" w:cs="Tahoma"/>
                 <w:sz w:val="18"/>
               </w:rPr>
               <w:t>Read-only</w:t>
@@ -2972,13 +3089,13 @@
             </w:pPr>
             <w:r>
               <w:rPr>
-                <w:rFonts w:ascii="Arial" w:hAnsi="Arial" w:eastAsia="Arial"/>
-                <w:sz w:val="18"/>
-              </w:rPr>
-            </w:r>
-            <w:r>
-              <w:rPr>
-                <w:rFonts w:ascii="Arial" w:hAnsi="Arial" w:eastAsia="Arial"/>
+                <w:rFonts w:ascii="Arial" w:hAnsi="Arial" w:eastAsia="Arial" w:cs="Tahoma"/>
+                <w:sz w:val="18"/>
+              </w:rPr>
+            </w:r>
+            <w:r>
+              <w:rPr>
+                <w:rFonts w:ascii="Arial" w:hAnsi="Arial" w:eastAsia="Arial" w:cs="Tahoma"/>
                 <w:sz w:val="18"/>
               </w:rPr>
               <w:t>แสดงข้อมูลและปิด input/editor</w:t>
@@ -3002,13 +3119,13 @@
             </w:pPr>
             <w:r>
               <w:rPr>
-                <w:rFonts w:ascii="Arial" w:hAnsi="Arial" w:eastAsia="Arial"/>
-                <w:sz w:val="18"/>
-              </w:rPr>
-            </w:r>
-            <w:r>
-              <w:rPr>
-                <w:rFonts w:ascii="Arial" w:hAnsi="Arial" w:eastAsia="Arial"/>
+                <w:rFonts w:ascii="Arial" w:hAnsi="Arial" w:eastAsia="Arial" w:cs="Tahoma"/>
+                <w:sz w:val="18"/>
+              </w:rPr>
+            </w:r>
+            <w:r>
+              <w:rPr>
+                <w:rFonts w:ascii="Arial" w:hAnsi="Arial" w:eastAsia="Arial" w:cs="Tahoma"/>
                 <w:sz w:val="18"/>
               </w:rPr>
               <w:t>sec-action</w:t>
@@ -3027,13 +3144,13 @@
             </w:pPr>
             <w:r>
               <w:rPr>
-                <w:rFonts w:ascii="Arial" w:hAnsi="Arial" w:eastAsia="Arial"/>
-                <w:sz w:val="18"/>
-              </w:rPr>
-            </w:r>
-            <w:r>
-              <w:rPr>
-                <w:rFonts w:ascii="Arial" w:hAnsi="Arial" w:eastAsia="Arial"/>
+                <w:rFonts w:ascii="Arial" w:hAnsi="Arial" w:eastAsia="Arial" w:cs="Tahoma"/>
+                <w:sz w:val="18"/>
+              </w:rPr>
+            </w:r>
+            <w:r>
+              <w:rPr>
+                <w:rFonts w:ascii="Arial" w:hAnsi="Arial" w:eastAsia="Arial" w:cs="Tahoma"/>
                 <w:sz w:val="18"/>
               </w:rPr>
               <w:t>พิจารณา / ส่งดำเนินการ</w:t>
@@ -3052,13 +3169,13 @@
             </w:pPr>
             <w:r>
               <w:rPr>
-                <w:rFonts w:ascii="Arial" w:hAnsi="Arial" w:eastAsia="Arial"/>
-                <w:sz w:val="18"/>
-              </w:rPr>
-            </w:r>
-            <w:r>
-              <w:rPr>
-                <w:rFonts w:ascii="Arial" w:hAnsi="Arial" w:eastAsia="Arial"/>
+                <w:rFonts w:ascii="Arial" w:hAnsi="Arial" w:eastAsia="Arial" w:cs="Tahoma"/>
+                <w:sz w:val="18"/>
+              </w:rPr>
+            </w:r>
+            <w:r>
+              <w:rPr>
+                <w:rFonts w:ascii="Arial" w:hAnsi="Arial" w:eastAsia="Arial" w:cs="Tahoma"/>
                 <w:sz w:val="18"/>
               </w:rPr>
               <w:t>Action</w:t>
@@ -3077,13 +3194,13 @@
             </w:pPr>
             <w:r>
               <w:rPr>
-                <w:rFonts w:ascii="Arial" w:hAnsi="Arial" w:eastAsia="Arial"/>
-                <w:sz w:val="18"/>
-              </w:rPr>
-            </w:r>
-            <w:r>
-              <w:rPr>
-                <w:rFonts w:ascii="Arial" w:hAnsi="Arial" w:eastAsia="Arial"/>
+                <w:rFonts w:ascii="Arial" w:hAnsi="Arial" w:eastAsia="Arial" w:cs="Tahoma"/>
+                <w:sz w:val="18"/>
+              </w:rPr>
+            </w:r>
+            <w:r>
+              <w:rPr>
+                <w:rFonts w:ascii="Arial" w:hAnsi="Arial" w:eastAsia="Arial" w:cs="Tahoma"/>
                 <w:sz w:val="18"/>
               </w:rPr>
               <w:t>แสดง radio result, textarea comment, ปุ่มส่งดำเนินการ</w:t>
@@ -3134,7 +3251,7 @@
             <w:r/>
             <w:r>
               <w:rPr>
-                <w:rFonts w:ascii="Arial" w:hAnsi="Arial" w:eastAsia="Arial"/>
+                <w:rFonts w:ascii="Arial" w:hAnsi="Arial" w:eastAsia="Arial" w:cs="Tahoma"/>
                 <w:b/>
                 <w:sz w:val="18"/>
               </w:rPr>
@@ -3156,7 +3273,7 @@
             <w:r/>
             <w:r>
               <w:rPr>
-                <w:rFonts w:ascii="Arial" w:hAnsi="Arial" w:eastAsia="Arial"/>
+                <w:rFonts w:ascii="Arial" w:hAnsi="Arial" w:eastAsia="Arial" w:cs="Tahoma"/>
                 <w:b/>
                 <w:sz w:val="18"/>
               </w:rPr>
@@ -3178,7 +3295,7 @@
             <w:r/>
             <w:r>
               <w:rPr>
-                <w:rFonts w:ascii="Arial" w:hAnsi="Arial" w:eastAsia="Arial"/>
+                <w:rFonts w:ascii="Arial" w:hAnsi="Arial" w:eastAsia="Arial" w:cs="Tahoma"/>
                 <w:b/>
                 <w:sz w:val="18"/>
               </w:rPr>
@@ -3203,13 +3320,13 @@
             </w:pPr>
             <w:r>
               <w:rPr>
-                <w:rFonts w:ascii="Arial" w:hAnsi="Arial" w:eastAsia="Arial"/>
-                <w:sz w:val="18"/>
-              </w:rPr>
-            </w:r>
-            <w:r>
-              <w:rPr>
-                <w:rFonts w:ascii="Arial" w:hAnsi="Arial" w:eastAsia="Arial"/>
+                <w:rFonts w:ascii="Arial" w:hAnsi="Arial" w:eastAsia="Arial" w:cs="Tahoma"/>
+                <w:sz w:val="18"/>
+              </w:rPr>
+            </w:r>
+            <w:r>
+              <w:rPr>
+                <w:rFonts w:ascii="Arial" w:hAnsi="Arial" w:eastAsia="Arial" w:cs="Tahoma"/>
                 <w:sz w:val="18"/>
               </w:rPr>
               <w:t>ข้อมูลประกอบอนุมัติ</w:t>
@@ -3228,13 +3345,13 @@
             </w:pPr>
             <w:r>
               <w:rPr>
-                <w:rFonts w:ascii="Arial" w:hAnsi="Arial" w:eastAsia="Arial"/>
-                <w:sz w:val="18"/>
-              </w:rPr>
-            </w:r>
-            <w:r>
-              <w:rPr>
-                <w:rFonts w:ascii="Arial" w:hAnsi="Arial" w:eastAsia="Arial"/>
+                <w:rFonts w:ascii="Arial" w:hAnsi="Arial" w:eastAsia="Arial" w:cs="Tahoma"/>
+                <w:sz w:val="18"/>
+              </w:rPr>
+            </w:r>
+            <w:r>
+              <w:rPr>
+                <w:rFonts w:ascii="Arial" w:hAnsi="Arial" w:eastAsia="Arial" w:cs="Tahoma"/>
                 <w:sz w:val="18"/>
               </w:rPr>
               <w:t>doc-header, totalCompensationAmount, considerationHistory, timeline</w:t>
@@ -3253,13 +3370,13 @@
             </w:pPr>
             <w:r>
               <w:rPr>
-                <w:rFonts w:ascii="Arial" w:hAnsi="Arial" w:eastAsia="Arial"/>
-                <w:sz w:val="18"/>
-              </w:rPr>
-            </w:r>
-            <w:r>
-              <w:rPr>
-                <w:rFonts w:ascii="Arial" w:hAnsi="Arial" w:eastAsia="Arial"/>
+                <w:rFonts w:ascii="Arial" w:hAnsi="Arial" w:eastAsia="Arial" w:cs="Tahoma"/>
+                <w:sz w:val="18"/>
+              </w:rPr>
+            </w:r>
+            <w:r>
+              <w:rPr>
+                <w:rFonts w:ascii="Arial" w:hAnsi="Arial" w:eastAsia="Arial" w:cs="Tahoma"/>
                 <w:sz w:val="18"/>
               </w:rPr>
               <w:t>read-only ทั้งหมด</w:t>
@@ -3283,13 +3400,13 @@
             </w:pPr>
             <w:r>
               <w:rPr>
-                <w:rFonts w:ascii="Arial" w:hAnsi="Arial" w:eastAsia="Arial"/>
-                <w:sz w:val="18"/>
-              </w:rPr>
-            </w:r>
-            <w:r>
-              <w:rPr>
-                <w:rFonts w:ascii="Arial" w:hAnsi="Arial" w:eastAsia="Arial"/>
+                <w:rFonts w:ascii="Arial" w:hAnsi="Arial" w:eastAsia="Arial" w:cs="Tahoma"/>
+                <w:sz w:val="18"/>
+              </w:rPr>
+            </w:r>
+            <w:r>
+              <w:rPr>
+                <w:rFonts w:ascii="Arial" w:hAnsi="Arial" w:eastAsia="Arial" w:cs="Tahoma"/>
                 <w:sz w:val="18"/>
               </w:rPr>
               <w:t>เอกสารแนบ</w:t>
@@ -3308,13 +3425,13 @@
             </w:pPr>
             <w:r>
               <w:rPr>
-                <w:rFonts w:ascii="Arial" w:hAnsi="Arial" w:eastAsia="Arial"/>
-                <w:sz w:val="18"/>
-              </w:rPr>
-            </w:r>
-            <w:r>
-              <w:rPr>
-                <w:rFonts w:ascii="Arial" w:hAnsi="Arial" w:eastAsia="Arial"/>
+                <w:rFonts w:ascii="Arial" w:hAnsi="Arial" w:eastAsia="Arial" w:cs="Tahoma"/>
+                <w:sz w:val="18"/>
+              </w:rPr>
+            </w:r>
+            <w:r>
+              <w:rPr>
+                <w:rFonts w:ascii="Arial" w:hAnsi="Arial" w:eastAsia="Arial" w:cs="Tahoma"/>
                 <w:sz w:val="18"/>
               </w:rPr>
               <w:t>file, fileName, attachmentType, remark</w:t>
@@ -3333,13 +3450,13 @@
             </w:pPr>
             <w:r>
               <w:rPr>
-                <w:rFonts w:ascii="Arial" w:hAnsi="Arial" w:eastAsia="Arial"/>
-                <w:sz w:val="18"/>
-              </w:rPr>
-            </w:r>
-            <w:r>
-              <w:rPr>
-                <w:rFonts w:ascii="Arial" w:hAnsi="Arial" w:eastAsia="Arial"/>
+                <w:rFonts w:ascii="Arial" w:hAnsi="Arial" w:eastAsia="Arial" w:cs="Tahoma"/>
+                <w:sz w:val="18"/>
+              </w:rPr>
+            </w:r>
+            <w:r>
+              <w:rPr>
+                <w:rFonts w:ascii="Arial" w:hAnsi="Arial" w:eastAsia="Arial" w:cs="Tahoma"/>
                 <w:sz w:val="18"/>
               </w:rPr>
               <w:t>เพิ่มไฟล์ได้; ขนาด &lt;= 5 MB; extension ต้องอยู่ใน allowlist</w:t>
@@ -3363,13 +3480,13 @@
             </w:pPr>
             <w:r>
               <w:rPr>
-                <w:rFonts w:ascii="Arial" w:hAnsi="Arial" w:eastAsia="Arial"/>
-                <w:sz w:val="18"/>
-              </w:rPr>
-            </w:r>
-            <w:r>
-              <w:rPr>
-                <w:rFonts w:ascii="Arial" w:hAnsi="Arial" w:eastAsia="Arial"/>
+                <w:rFonts w:ascii="Arial" w:hAnsi="Arial" w:eastAsia="Arial" w:cs="Tahoma"/>
+                <w:sz w:val="18"/>
+              </w:rPr>
+            </w:r>
+            <w:r>
+              <w:rPr>
+                <w:rFonts w:ascii="Arial" w:hAnsi="Arial" w:eastAsia="Arial" w:cs="Tahoma"/>
                 <w:sz w:val="18"/>
               </w:rPr>
               <w:t>แผงพิจารณา</w:t>
@@ -3388,13 +3505,13 @@
             </w:pPr>
             <w:r>
               <w:rPr>
-                <w:rFonts w:ascii="Arial" w:hAnsi="Arial" w:eastAsia="Arial"/>
-                <w:sz w:val="18"/>
-              </w:rPr>
-            </w:r>
-            <w:r>
-              <w:rPr>
-                <w:rFonts w:ascii="Arial" w:hAnsi="Arial" w:eastAsia="Arial"/>
+                <w:rFonts w:ascii="Arial" w:hAnsi="Arial" w:eastAsia="Arial" w:cs="Tahoma"/>
+                <w:sz w:val="18"/>
+              </w:rPr>
+            </w:r>
+            <w:r>
+              <w:rPr>
+                <w:rFonts w:ascii="Arial" w:hAnsi="Arial" w:eastAsia="Arial" w:cs="Tahoma"/>
                 <w:sz w:val="18"/>
               </w:rPr>
               <w:t>result, comment</w:t>
@@ -3413,13 +3530,13 @@
             </w:pPr>
             <w:r>
               <w:rPr>
-                <w:rFonts w:ascii="Arial" w:hAnsi="Arial" w:eastAsia="Arial"/>
-                <w:sz w:val="18"/>
-              </w:rPr>
-            </w:r>
-            <w:r>
-              <w:rPr>
-                <w:rFonts w:ascii="Arial" w:hAnsi="Arial" w:eastAsia="Arial"/>
+                <w:rFonts w:ascii="Arial" w:hAnsi="Arial" w:eastAsia="Arial" w:cs="Tahoma"/>
+                <w:sz w:val="18"/>
+              </w:rPr>
+            </w:r>
+            <w:r>
+              <w:rPr>
+                <w:rFonts w:ascii="Arial" w:hAnsi="Arial" w:eastAsia="Arial" w:cs="Tahoma"/>
                 <w:sz w:val="18"/>
               </w:rPr>
               <w:t>result required; comment ตาม actionOptions.requireComment</w:t>
@@ -3449,7 +3566,7 @@
       </w:r>
       <w:r>
         <w:rPr>
-          <w:rFonts w:ascii="Courier New" w:hAnsi="Courier New"/>
+          <w:rFonts w:ascii="Courier New" w:hAnsi="Courier New" w:eastAsia="Courier New" w:cs="Tahoma"/>
         </w:rPr>
         <w:t>actionOptions</w:t>
       </w:r>
@@ -3458,7 +3575,7 @@
       </w:r>
       <w:r>
         <w:rPr>
-          <w:rFonts w:ascii="Courier New" w:hAnsi="Courier New"/>
+          <w:rFonts w:ascii="Courier New" w:hAnsi="Courier New" w:eastAsia="Courier New" w:cs="Tahoma"/>
         </w:rPr>
         <w:t>{result,comment}</w:t>
       </w:r>
@@ -3495,7 +3612,7 @@
             <w:r/>
             <w:r>
               <w:rPr>
-                <w:rFonts w:ascii="Arial" w:hAnsi="Arial" w:eastAsia="Arial"/>
+                <w:rFonts w:ascii="Arial" w:hAnsi="Arial" w:eastAsia="Arial" w:cs="Tahoma"/>
                 <w:b/>
                 <w:sz w:val="18"/>
               </w:rPr>
@@ -3517,7 +3634,7 @@
             <w:r/>
             <w:r>
               <w:rPr>
-                <w:rFonts w:ascii="Arial" w:hAnsi="Arial" w:eastAsia="Arial"/>
+                <w:rFonts w:ascii="Arial" w:hAnsi="Arial" w:eastAsia="Arial" w:cs="Tahoma"/>
                 <w:b/>
                 <w:sz w:val="18"/>
               </w:rPr>
@@ -3542,13 +3659,13 @@
             </w:pPr>
             <w:r>
               <w:rPr>
-                <w:rFonts w:ascii="Arial" w:hAnsi="Arial" w:eastAsia="Arial"/>
-                <w:sz w:val="18"/>
-              </w:rPr>
-            </w:r>
-            <w:r>
-              <w:rPr>
-                <w:rFonts w:ascii="Arial" w:hAnsi="Arial" w:eastAsia="Arial"/>
+                <w:rFonts w:ascii="Arial" w:hAnsi="Arial" w:eastAsia="Arial" w:cs="Tahoma"/>
+                <w:sz w:val="18"/>
+              </w:rPr>
+            </w:r>
+            <w:r>
+              <w:rPr>
+                <w:rFonts w:ascii="Arial" w:hAnsi="Arial" w:eastAsia="Arial" w:cs="Tahoma"/>
                 <w:sz w:val="18"/>
               </w:rPr>
               <w:t>เห็นควรชดเชย</w:t>
@@ -3567,13 +3684,13 @@
             </w:pPr>
             <w:r>
               <w:rPr>
-                <w:rFonts w:ascii="Arial" w:hAnsi="Arial" w:eastAsia="Arial"/>
-                <w:sz w:val="18"/>
-              </w:rPr>
-            </w:r>
-            <w:r>
-              <w:rPr>
-                <w:rFonts w:ascii="Arial" w:hAnsi="Arial" w:eastAsia="Arial"/>
+                <w:rFonts w:ascii="Arial" w:hAnsi="Arial" w:eastAsia="Arial" w:cs="Tahoma"/>
+                <w:sz w:val="18"/>
+              </w:rPr>
+            </w:r>
+            <w:r>
+              <w:rPr>
+                <w:rFonts w:ascii="Arial" w:hAnsi="Arial" w:eastAsia="Arial" w:cs="Tahoma"/>
                 <w:sz w:val="18"/>
               </w:rPr>
               <w:t>comment optional</w:t>
@@ -3597,13 +3714,13 @@
             </w:pPr>
             <w:r>
               <w:rPr>
-                <w:rFonts w:ascii="Arial" w:hAnsi="Arial" w:eastAsia="Arial"/>
-                <w:sz w:val="18"/>
-              </w:rPr>
-            </w:r>
-            <w:r>
-              <w:rPr>
-                <w:rFonts w:ascii="Arial" w:hAnsi="Arial" w:eastAsia="Arial"/>
+                <w:rFonts w:ascii="Arial" w:hAnsi="Arial" w:eastAsia="Arial" w:cs="Tahoma"/>
+                <w:sz w:val="18"/>
+              </w:rPr>
+            </w:r>
+            <w:r>
+              <w:rPr>
+                <w:rFonts w:ascii="Arial" w:hAnsi="Arial" w:eastAsia="Arial" w:cs="Tahoma"/>
                 <w:sz w:val="18"/>
               </w:rPr>
               <w:t>เห็นควรไม่ชดเชย</w:t>
@@ -3622,13 +3739,13 @@
             </w:pPr>
             <w:r>
               <w:rPr>
-                <w:rFonts w:ascii="Arial" w:hAnsi="Arial" w:eastAsia="Arial"/>
-                <w:sz w:val="18"/>
-              </w:rPr>
-            </w:r>
-            <w:r>
-              <w:rPr>
-                <w:rFonts w:ascii="Arial" w:hAnsi="Arial" w:eastAsia="Arial"/>
+                <w:rFonts w:ascii="Arial" w:hAnsi="Arial" w:eastAsia="Arial" w:cs="Tahoma"/>
+                <w:sz w:val="18"/>
+              </w:rPr>
+            </w:r>
+            <w:r>
+              <w:rPr>
+                <w:rFonts w:ascii="Arial" w:hAnsi="Arial" w:eastAsia="Arial" w:cs="Tahoma"/>
                 <w:sz w:val="18"/>
               </w:rPr>
               <w:t>comment ตาม actionOptions.requireComment</w:t>
@@ -3652,13 +3769,13 @@
             </w:pPr>
             <w:r>
               <w:rPr>
-                <w:rFonts w:ascii="Arial" w:hAnsi="Arial" w:eastAsia="Arial"/>
-                <w:sz w:val="18"/>
-              </w:rPr>
-            </w:r>
-            <w:r>
-              <w:rPr>
-                <w:rFonts w:ascii="Arial" w:hAnsi="Arial" w:eastAsia="Arial"/>
+                <w:rFonts w:ascii="Arial" w:hAnsi="Arial" w:eastAsia="Arial" w:cs="Tahoma"/>
+                <w:sz w:val="18"/>
+              </w:rPr>
+            </w:r>
+            <w:r>
+              <w:rPr>
+                <w:rFonts w:ascii="Arial" w:hAnsi="Arial" w:eastAsia="Arial" w:cs="Tahoma"/>
                 <w:sz w:val="18"/>
               </w:rPr>
               <w:t>ส่งกลับ GM ส่งเสริมธุรกิจฯ</w:t>
@@ -3677,13 +3794,13 @@
             </w:pPr>
             <w:r>
               <w:rPr>
-                <w:rFonts w:ascii="Arial" w:hAnsi="Arial" w:eastAsia="Arial"/>
-                <w:sz w:val="18"/>
-              </w:rPr>
-            </w:r>
-            <w:r>
-              <w:rPr>
-                <w:rFonts w:ascii="Arial" w:hAnsi="Arial" w:eastAsia="Arial"/>
+                <w:rFonts w:ascii="Arial" w:hAnsi="Arial" w:eastAsia="Arial" w:cs="Tahoma"/>
+                <w:sz w:val="18"/>
+              </w:rPr>
+            </w:r>
+            <w:r>
+              <w:rPr>
+                <w:rFonts w:ascii="Arial" w:hAnsi="Arial" w:eastAsia="Arial" w:cs="Tahoma"/>
                 <w:sz w:val="18"/>
               </w:rPr>
               <w:t>comment ตาม actionOptions.requireComment</w:t>
@@ -3732,7 +3849,7 @@
             <w:r/>
             <w:r>
               <w:rPr>
-                <w:rFonts w:ascii="Arial" w:hAnsi="Arial" w:eastAsia="Arial"/>
+                <w:rFonts w:ascii="Arial" w:hAnsi="Arial" w:eastAsia="Arial" w:cs="Tahoma"/>
                 <w:b/>
                 <w:sz w:val="18"/>
               </w:rPr>
@@ -3758,7 +3875,7 @@
             <w:r/>
             <w:r>
               <w:rPr>
-                <w:rFonts w:ascii="Courier New" w:hAnsi="Courier New" w:eastAsia="Courier New"/>
+                <w:rFonts w:ascii="Courier New" w:hAnsi="Courier New" w:eastAsia="Courier New" w:cs="Tahoma"/>
                 <w:sz w:val="16"/>
               </w:rPr>
               <w:t>{</w:t>
@@ -3882,7 +3999,7 @@
             <w:r/>
             <w:r>
               <w:rPr>
-                <w:rFonts w:ascii="Arial" w:hAnsi="Arial" w:eastAsia="Arial"/>
+                <w:rFonts w:ascii="Arial" w:hAnsi="Arial" w:eastAsia="Arial" w:cs="Tahoma"/>
                 <w:b/>
                 <w:sz w:val="18"/>
               </w:rPr>
@@ -3904,7 +4021,7 @@
             <w:r/>
             <w:r>
               <w:rPr>
-                <w:rFonts w:ascii="Arial" w:hAnsi="Arial" w:eastAsia="Arial"/>
+                <w:rFonts w:ascii="Arial" w:hAnsi="Arial" w:eastAsia="Arial" w:cs="Tahoma"/>
                 <w:b/>
                 <w:sz w:val="18"/>
               </w:rPr>
@@ -3929,13 +4046,13 @@
             </w:pPr>
             <w:r>
               <w:rPr>
-                <w:rFonts w:ascii="Arial" w:hAnsi="Arial" w:eastAsia="Arial"/>
-                <w:sz w:val="18"/>
-              </w:rPr>
-            </w:r>
-            <w:r>
-              <w:rPr>
-                <w:rFonts w:ascii="Arial" w:hAnsi="Arial" w:eastAsia="Arial"/>
+                <w:rFonts w:ascii="Arial" w:hAnsi="Arial" w:eastAsia="Arial" w:cs="Tahoma"/>
+                <w:sz w:val="18"/>
+              </w:rPr>
+            </w:r>
+            <w:r>
+              <w:rPr>
+                <w:rFonts w:ascii="Arial" w:hAnsi="Arial" w:eastAsia="Arial" w:cs="Tahoma"/>
                 <w:sz w:val="18"/>
               </w:rPr>
               <w:t>กดส่งดำเนินการโดยไม่เลือกผลการพิจารณา</w:t>
@@ -3954,13 +4071,13 @@
             </w:pPr>
             <w:r>
               <w:rPr>
-                <w:rFonts w:ascii="Arial" w:hAnsi="Arial" w:eastAsia="Arial"/>
-                <w:sz w:val="18"/>
-              </w:rPr>
-            </w:r>
-            <w:r>
-              <w:rPr>
-                <w:rFonts w:ascii="Arial" w:hAnsi="Arial" w:eastAsia="Arial"/>
+                <w:rFonts w:ascii="Arial" w:hAnsi="Arial" w:eastAsia="Arial" w:cs="Tahoma"/>
+                <w:sz w:val="18"/>
+              </w:rPr>
+            </w:r>
+            <w:r>
+              <w:rPr>
+                <w:rFonts w:ascii="Arial" w:hAnsi="Arial" w:eastAsia="Arial" w:cs="Tahoma"/>
                 <w:sz w:val="18"/>
               </w:rPr>
               <w:t>ท่านยังไม่เลือกผลการพิจารณา กรุณาเลือกข้อมูลก่อนกดส่งดำเนินการ</w:t>
@@ -3984,13 +4101,13 @@
             </w:pPr>
             <w:r>
               <w:rPr>
-                <w:rFonts w:ascii="Arial" w:hAnsi="Arial" w:eastAsia="Arial"/>
-                <w:sz w:val="18"/>
-              </w:rPr>
-            </w:r>
-            <w:r>
-              <w:rPr>
-                <w:rFonts w:ascii="Arial" w:hAnsi="Arial" w:eastAsia="Arial"/>
+                <w:rFonts w:ascii="Arial" w:hAnsi="Arial" w:eastAsia="Arial" w:cs="Tahoma"/>
+                <w:sz w:val="18"/>
+              </w:rPr>
+            </w:r>
+            <w:r>
+              <w:rPr>
+                <w:rFonts w:ascii="Arial" w:hAnsi="Arial" w:eastAsia="Arial" w:cs="Tahoma"/>
                 <w:sz w:val="18"/>
               </w:rPr>
               <w:t>result ที่ requireComment=true แต่ comment ว่าง</w:t>
@@ -4009,13 +4126,13 @@
             </w:pPr>
             <w:r>
               <w:rPr>
-                <w:rFonts w:ascii="Arial" w:hAnsi="Arial" w:eastAsia="Arial"/>
-                <w:sz w:val="18"/>
-              </w:rPr>
-            </w:r>
-            <w:r>
-              <w:rPr>
-                <w:rFonts w:ascii="Arial" w:hAnsi="Arial" w:eastAsia="Arial"/>
+                <w:rFonts w:ascii="Arial" w:hAnsi="Arial" w:eastAsia="Arial" w:cs="Tahoma"/>
+                <w:sz w:val="18"/>
+              </w:rPr>
+            </w:r>
+            <w:r>
+              <w:rPr>
+                <w:rFonts w:ascii="Arial" w:hAnsi="Arial" w:eastAsia="Arial" w:cs="Tahoma"/>
                 <w:sz w:val="18"/>
               </w:rPr>
               <w:t>กรุณากรอกความคิดเห็นเพิ่มเติม (บังคับกรอกสำหรับผลการพิจารณานี้) ก่อนส่งดำเนินการ</w:t>
@@ -4039,13 +4156,13 @@
             </w:pPr>
             <w:r>
               <w:rPr>
-                <w:rFonts w:ascii="Arial" w:hAnsi="Arial" w:eastAsia="Arial"/>
-                <w:sz w:val="18"/>
-              </w:rPr>
-            </w:r>
-            <w:r>
-              <w:rPr>
-                <w:rFonts w:ascii="Arial" w:hAnsi="Arial" w:eastAsia="Arial"/>
+                <w:rFonts w:ascii="Arial" w:hAnsi="Arial" w:eastAsia="Arial" w:cs="Tahoma"/>
+                <w:sz w:val="18"/>
+              </w:rPr>
+            </w:r>
+            <w:r>
+              <w:rPr>
+                <w:rFonts w:ascii="Arial" w:hAnsi="Arial" w:eastAsia="Arial" w:cs="Tahoma"/>
                 <w:sz w:val="18"/>
               </w:rPr>
               <w:t>ผลรวม %ชดเชยร้านเปิดใหม่ไม่เท่ากับ 100</w:t>
@@ -4064,13 +4181,13 @@
             </w:pPr>
             <w:r>
               <w:rPr>
-                <w:rFonts w:ascii="Arial" w:hAnsi="Arial" w:eastAsia="Arial"/>
-                <w:sz w:val="18"/>
-              </w:rPr>
-            </w:r>
-            <w:r>
-              <w:rPr>
-                <w:rFonts w:ascii="Arial" w:hAnsi="Arial" w:eastAsia="Arial"/>
+                <w:rFonts w:ascii="Arial" w:hAnsi="Arial" w:eastAsia="Arial" w:cs="Tahoma"/>
+                <w:sz w:val="18"/>
+              </w:rPr>
+            </w:r>
+            <w:r>
+              <w:rPr>
+                <w:rFonts w:ascii="Arial" w:hAnsi="Arial" w:eastAsia="Arial" w:cs="Tahoma"/>
                 <w:sz w:val="18"/>
               </w:rPr>
               <w:t>โปรดตรวจสอบ %ชดเชย ของท่าน รวมกันแล้วไม่เท่ากับ 100%</w:t>
@@ -4120,7 +4237,7 @@
             <w:r/>
             <w:r>
               <w:rPr>
-                <w:rFonts w:ascii="Arial" w:hAnsi="Arial" w:eastAsia="Arial"/>
+                <w:rFonts w:ascii="Arial" w:hAnsi="Arial" w:eastAsia="Arial" w:cs="Tahoma"/>
                 <w:b/>
                 <w:sz w:val="18"/>
               </w:rPr>
@@ -4142,7 +4259,7 @@
             <w:r/>
             <w:r>
               <w:rPr>
-                <w:rFonts w:ascii="Arial" w:hAnsi="Arial" w:eastAsia="Arial"/>
+                <w:rFonts w:ascii="Arial" w:hAnsi="Arial" w:eastAsia="Arial" w:cs="Tahoma"/>
                 <w:b/>
                 <w:sz w:val="18"/>
               </w:rPr>
@@ -4167,13 +4284,13 @@
             </w:pPr>
             <w:r>
               <w:rPr>
-                <w:rFonts w:ascii="Arial" w:hAnsi="Arial" w:eastAsia="Arial"/>
-                <w:sz w:val="18"/>
-              </w:rPr>
-            </w:r>
-            <w:r>
-              <w:rPr>
-                <w:rFonts w:ascii="Arial" w:hAnsi="Arial" w:eastAsia="Arial"/>
+                <w:rFonts w:ascii="Arial" w:hAnsi="Arial" w:eastAsia="Arial" w:cs="Tahoma"/>
+                <w:sz w:val="18"/>
+              </w:rPr>
+            </w:r>
+            <w:r>
+              <w:rPr>
+                <w:rFonts w:ascii="Arial" w:hAnsi="Arial" w:eastAsia="Arial" w:cs="Tahoma"/>
                 <w:sz w:val="18"/>
               </w:rPr>
               <w:t>1</w:t>
@@ -4192,13 +4309,13 @@
             </w:pPr>
             <w:r>
               <w:rPr>
-                <w:rFonts w:ascii="Arial" w:hAnsi="Arial" w:eastAsia="Arial"/>
-                <w:sz w:val="18"/>
-              </w:rPr>
-            </w:r>
-            <w:r>
-              <w:rPr>
-                <w:rFonts w:ascii="Arial" w:hAnsi="Arial" w:eastAsia="Arial"/>
+                <w:rFonts w:ascii="Arial" w:hAnsi="Arial" w:eastAsia="Arial" w:cs="Tahoma"/>
+                <w:sz w:val="18"/>
+              </w:rPr>
+            </w:r>
+            <w:r>
+              <w:rPr>
+                <w:rFonts w:ascii="Arial" w:hAnsi="Arial" w:eastAsia="Arial" w:cs="Tahoma"/>
                 <w:sz w:val="18"/>
               </w:rPr>
               <w:t>เปิดด้วย roleProfileCode=P-03 แล้วทุก business section ต้อง read-only</w:t>
@@ -4222,13 +4339,13 @@
             </w:pPr>
             <w:r>
               <w:rPr>
-                <w:rFonts w:ascii="Arial" w:hAnsi="Arial" w:eastAsia="Arial"/>
-                <w:sz w:val="18"/>
-              </w:rPr>
-            </w:r>
-            <w:r>
-              <w:rPr>
-                <w:rFonts w:ascii="Arial" w:hAnsi="Arial" w:eastAsia="Arial"/>
+                <w:rFonts w:ascii="Arial" w:hAnsi="Arial" w:eastAsia="Arial" w:cs="Tahoma"/>
+                <w:sz w:val="18"/>
+              </w:rPr>
+            </w:r>
+            <w:r>
+              <w:rPr>
+                <w:rFonts w:ascii="Arial" w:hAnsi="Arial" w:eastAsia="Arial" w:cs="Tahoma"/>
                 <w:sz w:val="18"/>
               </w:rPr>
               <w:t>2</w:t>
@@ -4247,13 +4364,13 @@
             </w:pPr>
             <w:r>
               <w:rPr>
-                <w:rFonts w:ascii="Arial" w:hAnsi="Arial" w:eastAsia="Arial"/>
-                <w:sz w:val="18"/>
-              </w:rPr>
-            </w:r>
-            <w:r>
-              <w:rPr>
-                <w:rFonts w:ascii="Arial" w:hAnsi="Arial" w:eastAsia="Arial"/>
+                <w:rFonts w:ascii="Arial" w:hAnsi="Arial" w:eastAsia="Arial" w:cs="Tahoma"/>
+                <w:sz w:val="18"/>
+              </w:rPr>
+            </w:r>
+            <w:r>
+              <w:rPr>
+                <w:rFonts w:ascii="Arial" w:hAnsi="Arial" w:eastAsia="Arial" w:cs="Tahoma"/>
                 <w:sz w:val="18"/>
               </w:rPr>
               <w:t>sec-calc ต้องไม่ render</w:t>
@@ -4277,13 +4394,13 @@
             </w:pPr>
             <w:r>
               <w:rPr>
-                <w:rFonts w:ascii="Arial" w:hAnsi="Arial" w:eastAsia="Arial"/>
-                <w:sz w:val="18"/>
-              </w:rPr>
-            </w:r>
-            <w:r>
-              <w:rPr>
-                <w:rFonts w:ascii="Arial" w:hAnsi="Arial" w:eastAsia="Arial"/>
+                <w:rFonts w:ascii="Arial" w:hAnsi="Arial" w:eastAsia="Arial" w:cs="Tahoma"/>
+                <w:sz w:val="18"/>
+              </w:rPr>
+            </w:r>
+            <w:r>
+              <w:rPr>
+                <w:rFonts w:ascii="Arial" w:hAnsi="Arial" w:eastAsia="Arial" w:cs="Tahoma"/>
                 <w:sz w:val="18"/>
               </w:rPr>
               <w:t>3</w:t>
@@ -4302,13 +4419,13 @@
             </w:pPr>
             <w:r>
               <w:rPr>
-                <w:rFonts w:ascii="Arial" w:hAnsi="Arial" w:eastAsia="Arial"/>
-                <w:sz w:val="18"/>
-              </w:rPr>
-            </w:r>
-            <w:r>
-              <w:rPr>
-                <w:rFonts w:ascii="Arial" w:hAnsi="Arial" w:eastAsia="Arial"/>
+                <w:rFonts w:ascii="Arial" w:hAnsi="Arial" w:eastAsia="Arial" w:cs="Tahoma"/>
+                <w:sz w:val="18"/>
+              </w:rPr>
+            </w:r>
+            <w:r>
+              <w:rPr>
+                <w:rFonts w:ascii="Arial" w:hAnsi="Arial" w:eastAsia="Arial" w:cs="Tahoma"/>
                 <w:sz w:val="18"/>
               </w:rPr>
               <w:t>history/timeline ต้องแสดงก่อนส่ง action ได้</w:t>
@@ -4332,13 +4449,13 @@
             </w:pPr>
             <w:r>
               <w:rPr>
-                <w:rFonts w:ascii="Arial" w:hAnsi="Arial" w:eastAsia="Arial"/>
-                <w:sz w:val="18"/>
-              </w:rPr>
-            </w:r>
-            <w:r>
-              <w:rPr>
-                <w:rFonts w:ascii="Arial" w:hAnsi="Arial" w:eastAsia="Arial"/>
+                <w:rFonts w:ascii="Arial" w:hAnsi="Arial" w:eastAsia="Arial" w:cs="Tahoma"/>
+                <w:sz w:val="18"/>
+              </w:rPr>
+            </w:r>
+            <w:r>
+              <w:rPr>
+                <w:rFonts w:ascii="Arial" w:hAnsi="Arial" w:eastAsia="Arial" w:cs="Tahoma"/>
                 <w:sz w:val="18"/>
               </w:rPr>
               <w:t>4</w:t>
@@ -4357,13 +4474,13 @@
             </w:pPr>
             <w:r>
               <w:rPr>
-                <w:rFonts w:ascii="Arial" w:hAnsi="Arial" w:eastAsia="Arial"/>
-                <w:sz w:val="18"/>
-              </w:rPr>
-            </w:r>
-            <w:r>
-              <w:rPr>
-                <w:rFonts w:ascii="Arial" w:hAnsi="Arial" w:eastAsia="Arial"/>
+                <w:rFonts w:ascii="Arial" w:hAnsi="Arial" w:eastAsia="Arial" w:cs="Tahoma"/>
+                <w:sz w:val="18"/>
+              </w:rPr>
+            </w:r>
+            <w:r>
+              <w:rPr>
+                <w:rFonts w:ascii="Arial" w:hAnsi="Arial" w:eastAsia="Arial" w:cs="Tahoma"/>
                 <w:sz w:val="18"/>
               </w:rPr>
               <w:t>action radio แสดงเฉพาะ 3 รายการของ role 03</w:t>
@@ -4387,13 +4504,13 @@
             </w:pPr>
             <w:r>
               <w:rPr>
-                <w:rFonts w:ascii="Arial" w:hAnsi="Arial" w:eastAsia="Arial"/>
-                <w:sz w:val="18"/>
-              </w:rPr>
-            </w:r>
-            <w:r>
-              <w:rPr>
-                <w:rFonts w:ascii="Arial" w:hAnsi="Arial" w:eastAsia="Arial"/>
+                <w:rFonts w:ascii="Arial" w:hAnsi="Arial" w:eastAsia="Arial" w:cs="Tahoma"/>
+                <w:sz w:val="18"/>
+              </w:rPr>
+            </w:r>
+            <w:r>
+              <w:rPr>
+                <w:rFonts w:ascii="Arial" w:hAnsi="Arial" w:eastAsia="Arial" w:cs="Tahoma"/>
                 <w:sz w:val="18"/>
               </w:rPr>
               <w:t>5</w:t>
@@ -4412,13 +4529,13 @@
             </w:pPr>
             <w:r>
               <w:rPr>
-                <w:rFonts w:ascii="Arial" w:hAnsi="Arial" w:eastAsia="Arial"/>
-                <w:sz w:val="18"/>
-              </w:rPr>
-            </w:r>
-            <w:r>
-              <w:rPr>
-                <w:rFonts w:ascii="Arial" w:hAnsi="Arial" w:eastAsia="Arial"/>
+                <w:rFonts w:ascii="Arial" w:hAnsi="Arial" w:eastAsia="Arial" w:cs="Tahoma"/>
+                <w:sz w:val="18"/>
+              </w:rPr>
+            </w:r>
+            <w:r>
+              <w:rPr>
+                <w:rFonts w:ascii="Arial" w:hAnsi="Arial" w:eastAsia="Arial" w:cs="Tahoma"/>
                 <w:sz w:val="18"/>
               </w:rPr>
               <w:t>หลัง submit ต้อง reload detail/timeline/status</w:t>
@@ -4430,13 +4547,13 @@
     <w:p/>
     <w:p>
       <w:pPr>
-        <w:pStyle w:val="Heading1"/>
+        <w:pStyle w:val="Heading2"/>
         <w:keepNext/>
         <w:keepLines/>
         <w:pageBreakBefore w:val="0"/>
       </w:pPr>
       <w:r>
-        <w:t>5.1 Input / Progress / Output Contract</w:t>
+        <w:t>5.9 Input / Progress / Output Contract</w:t>
       </w:r>
     </w:p>
     <w:tbl>
@@ -4468,7 +4585,7 @@
             <w:r/>
             <w:r>
               <w:rPr>
-                <w:rFonts w:ascii="Arial" w:hAnsi="Arial" w:eastAsia="Arial"/>
+                <w:rFonts w:ascii="Arial" w:hAnsi="Arial" w:eastAsia="Arial" w:cs="Tahoma"/>
                 <w:b/>
                 <w:sz w:val="18"/>
               </w:rPr>
@@ -4490,7 +4607,7 @@
             <w:r/>
             <w:r>
               <w:rPr>
-                <w:rFonts w:ascii="Arial" w:hAnsi="Arial" w:eastAsia="Arial"/>
+                <w:rFonts w:ascii="Arial" w:hAnsi="Arial" w:eastAsia="Arial" w:cs="Tahoma"/>
                 <w:b/>
                 <w:sz w:val="18"/>
               </w:rPr>
@@ -4515,13 +4632,13 @@
             </w:pPr>
             <w:r>
               <w:rPr>
-                <w:rFonts w:ascii="Arial" w:hAnsi="Arial" w:eastAsia="Arial"/>
-                <w:sz w:val="18"/>
-              </w:rPr>
-            </w:r>
-            <w:r>
-              <w:rPr>
-                <w:rFonts w:ascii="Arial" w:hAnsi="Arial" w:eastAsia="Arial"/>
+                <w:rFonts w:ascii="Arial" w:hAnsi="Arial" w:eastAsia="Arial" w:cs="Tahoma"/>
+                <w:sz w:val="18"/>
+              </w:rPr>
+            </w:r>
+            <w:r>
+              <w:rPr>
+                <w:rFonts w:ascii="Arial" w:hAnsi="Arial" w:eastAsia="Arial" w:cs="Tahoma"/>
                 <w:sz w:val="18"/>
               </w:rPr>
               <w:t>Input</w:t>
@@ -4540,13 +4657,13 @@
             </w:pPr>
             <w:r>
               <w:rPr>
-                <w:rFonts w:ascii="Arial" w:hAnsi="Arial" w:eastAsia="Arial"/>
-                <w:sz w:val="18"/>
-              </w:rPr>
-            </w:r>
-            <w:r>
-              <w:rPr>
-                <w:rFonts w:ascii="Arial" w:hAnsi="Arial" w:eastAsia="Arial"/>
+                <w:rFonts w:ascii="Arial" w:hAnsi="Arial" w:eastAsia="Arial" w:cs="Tahoma"/>
+                <w:sz w:val="18"/>
+              </w:rPr>
+            </w:r>
+            <w:r>
+              <w:rPr>
+                <w:rFonts w:ascii="Arial" w:hAnsi="Arial" w:eastAsia="Arial" w:cs="Tahoma"/>
                 <w:sz w:val="18"/>
               </w:rPr>
               <w:t>GET /api/v1/documents/{docNo}; POST /api/v1/documents/{docNo}/actions</w:t>
@@ -4570,13 +4687,13 @@
             </w:pPr>
             <w:r>
               <w:rPr>
-                <w:rFonts w:ascii="Arial" w:hAnsi="Arial" w:eastAsia="Arial"/>
-                <w:sz w:val="18"/>
-              </w:rPr>
-            </w:r>
-            <w:r>
-              <w:rPr>
-                <w:rFonts w:ascii="Arial" w:hAnsi="Arial" w:eastAsia="Arial"/>
+                <w:rFonts w:ascii="Arial" w:hAnsi="Arial" w:eastAsia="Arial" w:cs="Tahoma"/>
+                <w:sz w:val="18"/>
+              </w:rPr>
+            </w:r>
+            <w:r>
+              <w:rPr>
+                <w:rFonts w:ascii="Arial" w:hAnsi="Arial" w:eastAsia="Arial" w:cs="Tahoma"/>
                 <w:sz w:val="18"/>
               </w:rPr>
               <w:t>Progress</w:t>
@@ -4595,13 +4712,13 @@
             </w:pPr>
             <w:r>
               <w:rPr>
-                <w:rFonts w:ascii="Arial" w:hAnsi="Arial" w:eastAsia="Arial"/>
-                <w:sz w:val="18"/>
-              </w:rPr>
-            </w:r>
-            <w:r>
-              <w:rPr>
-                <w:rFonts w:ascii="Arial" w:hAnsi="Arial" w:eastAsia="Arial"/>
+                <w:rFonts w:ascii="Arial" w:hAnsi="Arial" w:eastAsia="Arial" w:cs="Tahoma"/>
+                <w:sz w:val="18"/>
+              </w:rPr>
+            </w:r>
+            <w:r>
+              <w:rPr>
+                <w:rFonts w:ascii="Arial" w:hAnsi="Arial" w:eastAsia="Arial" w:cs="Tahoma"/>
                 <w:sz w:val="18"/>
               </w:rPr>
               <w:t>Load document detail; Apply visibleSections and editableSections; Render fields/actions for this role only; Validate popup text</w:t>
@@ -4625,13 +4742,13 @@
             </w:pPr>
             <w:r>
               <w:rPr>
-                <w:rFonts w:ascii="Arial" w:hAnsi="Arial" w:eastAsia="Arial"/>
-                <w:sz w:val="18"/>
-              </w:rPr>
-            </w:r>
-            <w:r>
-              <w:rPr>
-                <w:rFonts w:ascii="Arial" w:hAnsi="Arial" w:eastAsia="Arial"/>
+                <w:rFonts w:ascii="Arial" w:hAnsi="Arial" w:eastAsia="Arial" w:cs="Tahoma"/>
+                <w:sz w:val="18"/>
+              </w:rPr>
+            </w:r>
+            <w:r>
+              <w:rPr>
+                <w:rFonts w:ascii="Arial" w:hAnsi="Arial" w:eastAsia="Arial" w:cs="Tahoma"/>
                 <w:sz w:val="18"/>
               </w:rPr>
               <w:t>Output</w:t>
@@ -4650,13 +4767,13 @@
             </w:pPr>
             <w:r>
               <w:rPr>
-                <w:rFonts w:ascii="Arial" w:hAnsi="Arial" w:eastAsia="Arial"/>
-                <w:sz w:val="18"/>
-              </w:rPr>
-            </w:r>
-            <w:r>
-              <w:rPr>
-                <w:rFonts w:ascii="Arial" w:hAnsi="Arial" w:eastAsia="Arial"/>
+                <w:rFonts w:ascii="Arial" w:hAnsi="Arial" w:eastAsia="Arial" w:cs="Tahoma"/>
+                <w:sz w:val="18"/>
+              </w:rPr>
+            </w:r>
+            <w:r>
+              <w:rPr>
+                <w:rFonts w:ascii="Arial" w:hAnsi="Arial" w:eastAsia="Arial" w:cs="Tahoma"/>
                 <w:sz w:val="18"/>
               </w:rPr>
               <w:t>Rendered UI state or normalized API response with status/message and audit-ready trace reference.</w:t>
@@ -4707,7 +4824,7 @@
             <w:r/>
             <w:r>
               <w:rPr>
-                <w:rFonts w:ascii="Arial" w:hAnsi="Arial" w:eastAsia="Arial"/>
+                <w:rFonts w:ascii="Arial" w:hAnsi="Arial" w:eastAsia="Arial" w:cs="Tahoma"/>
                 <w:b/>
                 <w:sz w:val="18"/>
               </w:rPr>
@@ -4729,7 +4846,7 @@
             <w:r/>
             <w:r>
               <w:rPr>
-                <w:rFonts w:ascii="Arial" w:hAnsi="Arial" w:eastAsia="Arial"/>
+                <w:rFonts w:ascii="Arial" w:hAnsi="Arial" w:eastAsia="Arial" w:cs="Tahoma"/>
                 <w:b/>
                 <w:sz w:val="18"/>
               </w:rPr>
@@ -4751,7 +4868,7 @@
             <w:r/>
             <w:r>
               <w:rPr>
-                <w:rFonts w:ascii="Arial" w:hAnsi="Arial" w:eastAsia="Arial"/>
+                <w:rFonts w:ascii="Arial" w:hAnsi="Arial" w:eastAsia="Arial" w:cs="Tahoma"/>
                 <w:b/>
                 <w:sz w:val="18"/>
               </w:rPr>
@@ -4776,13 +4893,13 @@
             </w:pPr>
             <w:r>
               <w:rPr>
-                <w:rFonts w:ascii="Arial" w:hAnsi="Arial" w:eastAsia="Arial"/>
-                <w:sz w:val="18"/>
-              </w:rPr>
-            </w:r>
-            <w:r>
-              <w:rPr>
-                <w:rFonts w:ascii="Arial" w:hAnsi="Arial" w:eastAsia="Arial"/>
+                <w:rFonts w:ascii="Arial" w:hAnsi="Arial" w:eastAsia="Arial" w:cs="Tahoma"/>
+                <w:sz w:val="18"/>
+              </w:rPr>
+            </w:r>
+            <w:r>
+              <w:rPr>
+                <w:rFonts w:ascii="Arial" w:hAnsi="Arial" w:eastAsia="Arial" w:cs="Tahoma"/>
                 <w:sz w:val="18"/>
               </w:rPr>
               <w:t>Load exact profile</w:t>
@@ -4801,13 +4918,13 @@
             </w:pPr>
             <w:r>
               <w:rPr>
-                <w:rFonts w:ascii="Arial" w:hAnsi="Arial" w:eastAsia="Arial"/>
-                <w:sz w:val="18"/>
-              </w:rPr>
-            </w:r>
-            <w:r>
-              <w:rPr>
-                <w:rFonts w:ascii="Arial" w:hAnsi="Arial" w:eastAsia="Arial"/>
+                <w:rFonts w:ascii="Arial" w:hAnsi="Arial" w:eastAsia="Arial" w:cs="Tahoma"/>
+                <w:sz w:val="18"/>
+              </w:rPr>
+            </w:r>
+            <w:r>
+              <w:rPr>
+                <w:rFonts w:ascii="Arial" w:hAnsi="Arial" w:eastAsia="Arial" w:cs="Tahoma"/>
                 <w:sz w:val="18"/>
               </w:rPr>
               <w:t>เรียก GET /api/v1/documents/{docNo} และยืนยัน roleProfileCode=P-03, statusCode=03 ก่อน render action state</w:t>
@@ -4826,13 +4943,13 @@
             </w:pPr>
             <w:r>
               <w:rPr>
-                <w:rFonts w:ascii="Arial" w:hAnsi="Arial" w:eastAsia="Arial"/>
-                <w:sz w:val="18"/>
-              </w:rPr>
-            </w:r>
-            <w:r>
-              <w:rPr>
-                <w:rFonts w:ascii="Arial" w:hAnsi="Arial" w:eastAsia="Arial"/>
+                <w:rFonts w:ascii="Arial" w:hAnsi="Arial" w:eastAsia="Arial" w:cs="Tahoma"/>
+                <w:sz w:val="18"/>
+              </w:rPr>
+            </w:r>
+            <w:r>
+              <w:rPr>
+                <w:rFonts w:ascii="Arial" w:hAnsi="Arial" w:eastAsia="Arial" w:cs="Tahoma"/>
                 <w:sz w:val="18"/>
               </w:rPr>
               <w:t>profile mismatch ต้อง fail closed; ไม่ใช้ role switcher เพื่อจำลอง P-03</w:t>
@@ -4856,13 +4973,13 @@
             </w:pPr>
             <w:r>
               <w:rPr>
-                <w:rFonts w:ascii="Arial" w:hAnsi="Arial" w:eastAsia="Arial"/>
-                <w:sz w:val="18"/>
-              </w:rPr>
-            </w:r>
-            <w:r>
-              <w:rPr>
-                <w:rFonts w:ascii="Arial" w:hAnsi="Arial" w:eastAsia="Arial"/>
+                <w:rFonts w:ascii="Arial" w:hAnsi="Arial" w:eastAsia="Arial" w:cs="Tahoma"/>
+                <w:sz w:val="18"/>
+              </w:rPr>
+            </w:r>
+            <w:r>
+              <w:rPr>
+                <w:rFonts w:ascii="Arial" w:hAnsi="Arial" w:eastAsia="Arial" w:cs="Tahoma"/>
                 <w:sz w:val="18"/>
               </w:rPr>
               <w:t>Render profile sections</w:t>
@@ -4881,13 +4998,13 @@
             </w:pPr>
             <w:r>
               <w:rPr>
-                <w:rFonts w:ascii="Arial" w:hAnsi="Arial" w:eastAsia="Arial"/>
-                <w:sz w:val="18"/>
-              </w:rPr>
-            </w:r>
-            <w:r>
-              <w:rPr>
-                <w:rFonts w:ascii="Arial" w:hAnsi="Arial" w:eastAsia="Arial"/>
+                <w:rFonts w:ascii="Arial" w:hAnsi="Arial" w:eastAsia="Arial" w:cs="Tahoma"/>
+                <w:sz w:val="18"/>
+              </w:rPr>
+            </w:r>
+            <w:r>
+              <w:rPr>
+                <w:rFonts w:ascii="Arial" w:hAnsi="Arial" w:eastAsia="Arial" w:cs="Tahoma"/>
                 <w:sz w:val="18"/>
               </w:rPr>
               <w:t>render เฉพาะ visibleSections ของ P-03: doc-header, sec-sales, sec-map, sec-newstore, sec-competitor, sec-factor, sec-attach, sec-comp-history, sec-decision-history, sec-action; ซ่อน: sec-calc</w:t>
@@ -4906,13 +5023,13 @@
             </w:pPr>
             <w:r>
               <w:rPr>
-                <w:rFonts w:ascii="Arial" w:hAnsi="Arial" w:eastAsia="Arial"/>
-                <w:sz w:val="18"/>
-              </w:rPr>
-            </w:r>
-            <w:r>
-              <w:rPr>
-                <w:rFonts w:ascii="Arial" w:hAnsi="Arial" w:eastAsia="Arial"/>
+                <w:rFonts w:ascii="Arial" w:hAnsi="Arial" w:eastAsia="Arial" w:cs="Tahoma"/>
+                <w:sz w:val="18"/>
+              </w:rPr>
+            </w:r>
+            <w:r>
+              <w:rPr>
+                <w:rFonts w:ascii="Arial" w:hAnsi="Arial" w:eastAsia="Arial" w:cs="Tahoma"/>
                 <w:sz w:val="18"/>
               </w:rPr>
               <w:t>section ที่ซ่อนต้องไม่อยู่ใน DOM และ section key ที่ไม่รู้จักต้อง log/ignore แบบ fail closed</w:t>
@@ -4936,13 +5053,13 @@
             </w:pPr>
             <w:r>
               <w:rPr>
-                <w:rFonts w:ascii="Arial" w:hAnsi="Arial" w:eastAsia="Arial"/>
-                <w:sz w:val="18"/>
-              </w:rPr>
-            </w:r>
-            <w:r>
-              <w:rPr>
-                <w:rFonts w:ascii="Arial" w:hAnsi="Arial" w:eastAsia="Arial"/>
+                <w:rFonts w:ascii="Arial" w:hAnsi="Arial" w:eastAsia="Arial" w:cs="Tahoma"/>
+                <w:sz w:val="18"/>
+              </w:rPr>
+            </w:r>
+            <w:r>
+              <w:rPr>
+                <w:rFonts w:ascii="Arial" w:hAnsi="Arial" w:eastAsia="Arial" w:cs="Tahoma"/>
                 <w:sz w:val="18"/>
               </w:rPr>
               <w:t>Apply edit boundary</w:t>
@@ -4961,13 +5078,13 @@
             </w:pPr>
             <w:r>
               <w:rPr>
-                <w:rFonts w:ascii="Arial" w:hAnsi="Arial" w:eastAsia="Arial"/>
-                <w:sz w:val="18"/>
-              </w:rPr>
-            </w:r>
-            <w:r>
-              <w:rPr>
-                <w:rFonts w:ascii="Arial" w:hAnsi="Arial" w:eastAsia="Arial"/>
+                <w:rFonts w:ascii="Arial" w:hAnsi="Arial" w:eastAsia="Arial" w:cs="Tahoma"/>
+                <w:sz w:val="18"/>
+              </w:rPr>
+            </w:r>
+            <w:r>
+              <w:rPr>
+                <w:rFonts w:ascii="Arial" w:hAnsi="Arial" w:eastAsia="Arial" w:cs="Tahoma"/>
                 <w:sz w:val="18"/>
               </w:rPr>
               <w:t>เปิด mutation control เฉพาะ editableSections ของ P-03: ไม่มี; business section ทั้งหมด read-only</w:t>
@@ -4986,13 +5103,13 @@
             </w:pPr>
             <w:r>
               <w:rPr>
-                <w:rFonts w:ascii="Arial" w:hAnsi="Arial" w:eastAsia="Arial"/>
-                <w:sz w:val="18"/>
-              </w:rPr>
-            </w:r>
-            <w:r>
-              <w:rPr>
-                <w:rFonts w:ascii="Arial" w:hAnsi="Arial" w:eastAsia="Arial"/>
+                <w:rFonts w:ascii="Arial" w:hAnsi="Arial" w:eastAsia="Arial" w:cs="Tahoma"/>
+                <w:sz w:val="18"/>
+              </w:rPr>
+            </w:r>
+            <w:r>
+              <w:rPr>
+                <w:rFonts w:ascii="Arial" w:hAnsi="Arial" w:eastAsia="Arial" w:cs="Tahoma"/>
                 <w:sz w:val="18"/>
               </w:rPr>
               <w:t>read-only section ไม่มี focusable input/save/add/delete และ payload ต้องไม่มี field นอก editableSections</w:t>
@@ -5016,13 +5133,13 @@
             </w:pPr>
             <w:r>
               <w:rPr>
-                <w:rFonts w:ascii="Arial" w:hAnsi="Arial" w:eastAsia="Arial"/>
-                <w:sz w:val="18"/>
-              </w:rPr>
-            </w:r>
-            <w:r>
-              <w:rPr>
-                <w:rFonts w:ascii="Arial" w:hAnsi="Arial" w:eastAsia="Arial"/>
+                <w:rFonts w:ascii="Arial" w:hAnsi="Arial" w:eastAsia="Arial" w:cs="Tahoma"/>
+                <w:sz w:val="18"/>
+              </w:rPr>
+            </w:r>
+            <w:r>
+              <w:rPr>
+                <w:rFonts w:ascii="Arial" w:hAnsi="Arial" w:eastAsia="Arial" w:cs="Tahoma"/>
                 <w:sz w:val="18"/>
               </w:rPr>
               <w:t>Attachment control</w:t>
@@ -5041,13 +5158,13 @@
             </w:pPr>
             <w:r>
               <w:rPr>
-                <w:rFonts w:ascii="Arial" w:hAnsi="Arial" w:eastAsia="Arial"/>
-                <w:sz w:val="18"/>
-              </w:rPr>
-            </w:r>
-            <w:r>
-              <w:rPr>
-                <w:rFonts w:ascii="Arial" w:hAnsi="Arial" w:eastAsia="Arial"/>
+                <w:rFonts w:ascii="Arial" w:hAnsi="Arial" w:eastAsia="Arial" w:cs="Tahoma"/>
+                <w:sz w:val="18"/>
+              </w:rPr>
+            </w:r>
+            <w:r>
+              <w:rPr>
+                <w:rFonts w:ascii="Arial" w:hAnsi="Arial" w:eastAsia="Arial" w:cs="Tahoma"/>
                 <w:sz w:val="18"/>
               </w:rPr>
               <w:t>canUploadAttachment=true สำหรับ AVP SBP; ใช้ allowlist, 5 MB และ scan-status contract</w:t>
@@ -5066,13 +5183,13 @@
             </w:pPr>
             <w:r>
               <w:rPr>
-                <w:rFonts w:ascii="Arial" w:hAnsi="Arial" w:eastAsia="Arial"/>
-                <w:sz w:val="18"/>
-              </w:rPr>
-            </w:r>
-            <w:r>
-              <w:rPr>
-                <w:rFonts w:ascii="Arial" w:hAnsi="Arial" w:eastAsia="Arial"/>
+                <w:rFonts w:ascii="Arial" w:hAnsi="Arial" w:eastAsia="Arial" w:cs="Tahoma"/>
+                <w:sz w:val="18"/>
+              </w:rPr>
+            </w:r>
+            <w:r>
+              <w:rPr>
+                <w:rFonts w:ascii="Arial" w:hAnsi="Arial" w:eastAsia="Arial" w:cs="Tahoma"/>
                 <w:sz w:val="18"/>
               </w:rPr>
               <w:t>ปุ่ม upload ตรง flag, FILE_TOO_LARGE/FILE_SCAN_BLOCKED แสดงที่ attachment section</w:t>
@@ -5096,13 +5213,13 @@
             </w:pPr>
             <w:r>
               <w:rPr>
-                <w:rFonts w:ascii="Arial" w:hAnsi="Arial" w:eastAsia="Arial"/>
-                <w:sz w:val="18"/>
-              </w:rPr>
-            </w:r>
-            <w:r>
-              <w:rPr>
-                <w:rFonts w:ascii="Arial" w:hAnsi="Arial" w:eastAsia="Arial"/>
+                <w:rFonts w:ascii="Arial" w:hAnsi="Arial" w:eastAsia="Arial" w:cs="Tahoma"/>
+                <w:sz w:val="18"/>
+              </w:rPr>
+            </w:r>
+            <w:r>
+              <w:rPr>
+                <w:rFonts w:ascii="Arial" w:hAnsi="Arial" w:eastAsia="Arial" w:cs="Tahoma"/>
                 <w:sz w:val="18"/>
               </w:rPr>
               <w:t>Render exact action set</w:t>
@@ -5121,13 +5238,13 @@
             </w:pPr>
             <w:r>
               <w:rPr>
-                <w:rFonts w:ascii="Arial" w:hAnsi="Arial" w:eastAsia="Arial"/>
-                <w:sz w:val="18"/>
-              </w:rPr>
-            </w:r>
-            <w:r>
-              <w:rPr>
-                <w:rFonts w:ascii="Arial" w:hAnsi="Arial" w:eastAsia="Arial"/>
+                <w:rFonts w:ascii="Arial" w:hAnsi="Arial" w:eastAsia="Arial" w:cs="Tahoma"/>
+                <w:sz w:val="18"/>
+              </w:rPr>
+            </w:r>
+            <w:r>
+              <w:rPr>
+                <w:rFonts w:ascii="Arial" w:hAnsi="Arial" w:eastAsia="Arial" w:cs="Tahoma"/>
                 <w:sz w:val="18"/>
               </w:rPr>
               <w:t>แสดง actionOptions ของ P-03 เท่านั้น: เห็นควรชดเชย; เห็นควรไม่ชดเชย; ส่งกลับ GM ส่งเสริมธุรกิจฯ; comment rules: เห็นควรชดเชย: comment optional; เห็นควรไม่ชดเชย: comment ตาม actionOptions.requireComment; ส่งกลับ GM ส่งเสริมธุรกิจฯ: comment ตาม actionOptions.requireComment</w:t>
@@ -5146,13 +5263,13 @@
             </w:pPr>
             <w:r>
               <w:rPr>
-                <w:rFonts w:ascii="Arial" w:hAnsi="Arial" w:eastAsia="Arial"/>
-                <w:sz w:val="18"/>
-              </w:rPr>
-            </w:r>
-            <w:r>
-              <w:rPr>
-                <w:rFonts w:ascii="Arial" w:hAnsi="Arial" w:eastAsia="Arial"/>
+                <w:rFonts w:ascii="Arial" w:hAnsi="Arial" w:eastAsia="Arial" w:cs="Tahoma"/>
+                <w:sz w:val="18"/>
+              </w:rPr>
+            </w:r>
+            <w:r>
+              <w:rPr>
+                <w:rFonts w:ascii="Arial" w:hAnsi="Arial" w:eastAsia="Arial" w:cs="Tahoma"/>
                 <w:sz w:val="18"/>
               </w:rPr>
               <w:t>radio label/requireComment มาจาก API และ FE ไม่คำนวณ nextSection</w:t>
@@ -5176,13 +5293,13 @@
             </w:pPr>
             <w:r>
               <w:rPr>
-                <w:rFonts w:ascii="Arial" w:hAnsi="Arial" w:eastAsia="Arial"/>
-                <w:sz w:val="18"/>
-              </w:rPr>
-            </w:r>
-            <w:r>
-              <w:rPr>
-                <w:rFonts w:ascii="Arial" w:hAnsi="Arial" w:eastAsia="Arial"/>
+                <w:rFonts w:ascii="Arial" w:hAnsi="Arial" w:eastAsia="Arial" w:cs="Tahoma"/>
+                <w:sz w:val="18"/>
+              </w:rPr>
+            </w:r>
+            <w:r>
+              <w:rPr>
+                <w:rFonts w:ascii="Arial" w:hAnsi="Arial" w:eastAsia="Arial" w:cs="Tahoma"/>
                 <w:sz w:val="18"/>
               </w:rPr>
               <w:t>Submit and reload</w:t>
@@ -5201,13 +5318,13 @@
             </w:pPr>
             <w:r>
               <w:rPr>
-                <w:rFonts w:ascii="Arial" w:hAnsi="Arial" w:eastAsia="Arial"/>
-                <w:sz w:val="18"/>
-              </w:rPr>
-            </w:r>
-            <w:r>
-              <w:rPr>
-                <w:rFonts w:ascii="Arial" w:hAnsi="Arial" w:eastAsia="Arial"/>
+                <w:rFonts w:ascii="Arial" w:hAnsi="Arial" w:eastAsia="Arial" w:cs="Tahoma"/>
+                <w:sz w:val="18"/>
+              </w:rPr>
+            </w:r>
+            <w:r>
+              <w:rPr>
+                <w:rFonts w:ascii="Arial" w:hAnsi="Arial" w:eastAsia="Arial" w:cs="Tahoma"/>
                 <w:sz w:val="18"/>
               </w:rPr>
               <w:t>ส่ง result/comment สำหรับ P-03 แล้ว invalidate detail, timeline, task/list cache</w:t>
@@ -5226,13 +5343,13 @@
             </w:pPr>
             <w:r>
               <w:rPr>
-                <w:rFonts w:ascii="Arial" w:hAnsi="Arial" w:eastAsia="Arial"/>
-                <w:sz w:val="18"/>
-              </w:rPr>
-            </w:r>
-            <w:r>
-              <w:rPr>
-                <w:rFonts w:ascii="Arial" w:hAnsi="Arial" w:eastAsia="Arial"/>
+                <w:rFonts w:ascii="Arial" w:hAnsi="Arial" w:eastAsia="Arial" w:cs="Tahoma"/>
+                <w:sz w:val="18"/>
+              </w:rPr>
+            </w:r>
+            <w:r>
+              <w:rPr>
+                <w:rFonts w:ascii="Arial" w:hAnsi="Arial" w:eastAsia="Arial" w:cs="Tahoma"/>
                 <w:sz w:val="18"/>
               </w:rPr>
               <w:t>หลัง submit ต้องโหลด status/actionOptions ใหม่และไม่คง action set ของ P-03 เมื่อ workflow เปลี่ยนขั้น</w:t>
@@ -5284,7 +5401,7 @@
             <w:r/>
             <w:r>
               <w:rPr>
-                <w:rFonts w:ascii="Arial" w:hAnsi="Arial" w:eastAsia="Arial"/>
+                <w:rFonts w:ascii="Arial" w:hAnsi="Arial" w:eastAsia="Arial" w:cs="Tahoma"/>
                 <w:b/>
                 <w:sz w:val="18"/>
               </w:rPr>
@@ -5306,7 +5423,7 @@
             <w:r/>
             <w:r>
               <w:rPr>
-                <w:rFonts w:ascii="Arial" w:hAnsi="Arial" w:eastAsia="Arial"/>
+                <w:rFonts w:ascii="Arial" w:hAnsi="Arial" w:eastAsia="Arial" w:cs="Tahoma"/>
                 <w:b/>
                 <w:sz w:val="18"/>
               </w:rPr>
@@ -5328,7 +5445,7 @@
             <w:r/>
             <w:r>
               <w:rPr>
-                <w:rFonts w:ascii="Arial" w:hAnsi="Arial" w:eastAsia="Arial"/>
+                <w:rFonts w:ascii="Arial" w:hAnsi="Arial" w:eastAsia="Arial" w:cs="Tahoma"/>
                 <w:b/>
                 <w:sz w:val="18"/>
               </w:rPr>
@@ -5350,7 +5467,7 @@
             <w:r/>
             <w:r>
               <w:rPr>
-                <w:rFonts w:ascii="Arial" w:hAnsi="Arial" w:eastAsia="Arial"/>
+                <w:rFonts w:ascii="Arial" w:hAnsi="Arial" w:eastAsia="Arial" w:cs="Tahoma"/>
                 <w:b/>
                 <w:sz w:val="18"/>
               </w:rPr>
@@ -5375,13 +5492,13 @@
             </w:pPr>
             <w:r>
               <w:rPr>
-                <w:rFonts w:ascii="Arial" w:hAnsi="Arial" w:eastAsia="Arial"/>
-                <w:sz w:val="18"/>
-              </w:rPr>
-            </w:r>
-            <w:r>
-              <w:rPr>
-                <w:rFonts w:ascii="Arial" w:hAnsi="Arial" w:eastAsia="Arial"/>
+                <w:rFonts w:ascii="Arial" w:hAnsi="Arial" w:eastAsia="Arial" w:cs="Tahoma"/>
+                <w:sz w:val="18"/>
+              </w:rPr>
+            </w:r>
+            <w:r>
+              <w:rPr>
+                <w:rFonts w:ascii="Arial" w:hAnsi="Arial" w:eastAsia="Arial" w:cs="Tahoma"/>
                 <w:sz w:val="18"/>
               </w:rPr>
               <w:t>Load detail</w:t>
@@ -5400,13 +5517,13 @@
             </w:pPr>
             <w:r>
               <w:rPr>
-                <w:rFonts w:ascii="Arial" w:hAnsi="Arial" w:eastAsia="Arial"/>
-                <w:sz w:val="18"/>
-              </w:rPr>
-            </w:r>
-            <w:r>
-              <w:rPr>
-                <w:rFonts w:ascii="Arial" w:hAnsi="Arial" w:eastAsia="Arial"/>
+                <w:rFonts w:ascii="Arial" w:hAnsi="Arial" w:eastAsia="Arial" w:cs="Tahoma"/>
+                <w:sz w:val="18"/>
+              </w:rPr>
+            </w:r>
+            <w:r>
+              <w:rPr>
+                <w:rFonts w:ascii="Arial" w:hAnsi="Arial" w:eastAsia="Arial" w:cs="Tahoma"/>
                 <w:sz w:val="18"/>
               </w:rPr>
               <w:t>เปิดเอกสาร</w:t>
@@ -5425,13 +5542,13 @@
             </w:pPr>
             <w:r>
               <w:rPr>
-                <w:rFonts w:ascii="Arial" w:hAnsi="Arial" w:eastAsia="Arial"/>
-                <w:sz w:val="18"/>
-              </w:rPr>
-            </w:r>
-            <w:r>
-              <w:rPr>
-                <w:rFonts w:ascii="Arial" w:hAnsi="Arial" w:eastAsia="Arial"/>
+                <w:rFonts w:ascii="Arial" w:hAnsi="Arial" w:eastAsia="Arial" w:cs="Tahoma"/>
+                <w:sz w:val="18"/>
+              </w:rPr>
+            </w:r>
+            <w:r>
+              <w:rPr>
+                <w:rFonts w:ascii="Arial" w:hAnsi="Arial" w:eastAsia="Arial" w:cs="Tahoma"/>
                 <w:sz w:val="18"/>
               </w:rPr>
               <w:t>GET /api/v1/documents/{docNo}</w:t>
@@ -5450,13 +5567,13 @@
             </w:pPr>
             <w:r>
               <w:rPr>
-                <w:rFonts w:ascii="Arial" w:hAnsi="Arial" w:eastAsia="Arial"/>
-                <w:sz w:val="18"/>
-              </w:rPr>
-            </w:r>
-            <w:r>
-              <w:rPr>
-                <w:rFonts w:ascii="Arial" w:hAnsi="Arial" w:eastAsia="Arial"/>
+                <w:rFonts w:ascii="Arial" w:hAnsi="Arial" w:eastAsia="Arial" w:cs="Tahoma"/>
+                <w:sz w:val="18"/>
+              </w:rPr>
+            </w:r>
+            <w:r>
+              <w:rPr>
+                <w:rFonts w:ascii="Arial" w:hAnsi="Arial" w:eastAsia="Arial" w:cs="Tahoma"/>
                 <w:sz w:val="18"/>
               </w:rPr>
               <w:t>render role profile</w:t>
@@ -5480,13 +5597,13 @@
             </w:pPr>
             <w:r>
               <w:rPr>
-                <w:rFonts w:ascii="Arial" w:hAnsi="Arial" w:eastAsia="Arial"/>
-                <w:sz w:val="18"/>
-              </w:rPr>
-            </w:r>
-            <w:r>
-              <w:rPr>
-                <w:rFonts w:ascii="Arial" w:hAnsi="Arial" w:eastAsia="Arial"/>
+                <w:rFonts w:ascii="Arial" w:hAnsi="Arial" w:eastAsia="Arial" w:cs="Tahoma"/>
+                <w:sz w:val="18"/>
+              </w:rPr>
+            </w:r>
+            <w:r>
+              <w:rPr>
+                <w:rFonts w:ascii="Arial" w:hAnsi="Arial" w:eastAsia="Arial" w:cs="Tahoma"/>
                 <w:sz w:val="18"/>
               </w:rPr>
               <w:t>Save editable section</w:t>
@@ -5505,13 +5622,13 @@
             </w:pPr>
             <w:r>
               <w:rPr>
-                <w:rFonts w:ascii="Arial" w:hAnsi="Arial" w:eastAsia="Arial"/>
-                <w:sz w:val="18"/>
-              </w:rPr>
-            </w:r>
-            <w:r>
-              <w:rPr>
-                <w:rFonts w:ascii="Arial" w:hAnsi="Arial" w:eastAsia="Arial"/>
+                <w:rFonts w:ascii="Arial" w:hAnsi="Arial" w:eastAsia="Arial" w:cs="Tahoma"/>
+                <w:sz w:val="18"/>
+              </w:rPr>
+            </w:r>
+            <w:r>
+              <w:rPr>
+                <w:rFonts w:ascii="Arial" w:hAnsi="Arial" w:eastAsia="Arial" w:cs="Tahoma"/>
                 <w:sz w:val="18"/>
               </w:rPr>
               <w:t>ปุ่มบันทึก</w:t>
@@ -5530,13 +5647,13 @@
             </w:pPr>
             <w:r>
               <w:rPr>
-                <w:rFonts w:ascii="Arial" w:hAnsi="Arial" w:eastAsia="Arial"/>
-                <w:sz w:val="18"/>
-              </w:rPr>
-            </w:r>
-            <w:r>
-              <w:rPr>
-                <w:rFonts w:ascii="Arial" w:hAnsi="Arial" w:eastAsia="Arial"/>
+                <w:rFonts w:ascii="Arial" w:hAnsi="Arial" w:eastAsia="Arial" w:cs="Tahoma"/>
+                <w:sz w:val="18"/>
+              </w:rPr>
+            </w:r>
+            <w:r>
+              <w:rPr>
+                <w:rFonts w:ascii="Arial" w:hAnsi="Arial" w:eastAsia="Arial" w:cs="Tahoma"/>
                 <w:sz w:val="18"/>
               </w:rPr>
               <w:t>PUT /api/v1/documents/{docNo}</w:t>
@@ -5555,13 +5672,13 @@
             </w:pPr>
             <w:r>
               <w:rPr>
-                <w:rFonts w:ascii="Arial" w:hAnsi="Arial" w:eastAsia="Arial"/>
-                <w:sz w:val="18"/>
-              </w:rPr>
-            </w:r>
-            <w:r>
-              <w:rPr>
-                <w:rFonts w:ascii="Arial" w:hAnsi="Arial" w:eastAsia="Arial"/>
+                <w:rFonts w:ascii="Arial" w:hAnsi="Arial" w:eastAsia="Arial" w:cs="Tahoma"/>
+                <w:sz w:val="18"/>
+              </w:rPr>
+            </w:r>
+            <w:r>
+              <w:rPr>
+                <w:rFonts w:ascii="Arial" w:hAnsi="Arial" w:eastAsia="Arial" w:cs="Tahoma"/>
                 <w:sz w:val="18"/>
               </w:rPr>
               <w:t>ใช้เฉพาะ role ที่มี editableSections</w:t>
@@ -5585,13 +5702,13 @@
             </w:pPr>
             <w:r>
               <w:rPr>
-                <w:rFonts w:ascii="Arial" w:hAnsi="Arial" w:eastAsia="Arial"/>
-                <w:sz w:val="18"/>
-              </w:rPr>
-            </w:r>
-            <w:r>
-              <w:rPr>
-                <w:rFonts w:ascii="Arial" w:hAnsi="Arial" w:eastAsia="Arial"/>
+                <w:rFonts w:ascii="Arial" w:hAnsi="Arial" w:eastAsia="Arial" w:cs="Tahoma"/>
+                <w:sz w:val="18"/>
+              </w:rPr>
+            </w:r>
+            <w:r>
+              <w:rPr>
+                <w:rFonts w:ascii="Arial" w:hAnsi="Arial" w:eastAsia="Arial" w:cs="Tahoma"/>
                 <w:sz w:val="18"/>
               </w:rPr>
               <w:t>Upload attachment</w:t>
@@ -5610,13 +5727,13 @@
             </w:pPr>
             <w:r>
               <w:rPr>
-                <w:rFonts w:ascii="Arial" w:hAnsi="Arial" w:eastAsia="Arial"/>
-                <w:sz w:val="18"/>
-              </w:rPr>
-            </w:r>
-            <w:r>
-              <w:rPr>
-                <w:rFonts w:ascii="Arial" w:hAnsi="Arial" w:eastAsia="Arial"/>
+                <w:rFonts w:ascii="Arial" w:hAnsi="Arial" w:eastAsia="Arial" w:cs="Tahoma"/>
+                <w:sz w:val="18"/>
+              </w:rPr>
+            </w:r>
+            <w:r>
+              <w:rPr>
+                <w:rFonts w:ascii="Arial" w:hAnsi="Arial" w:eastAsia="Arial" w:cs="Tahoma"/>
                 <w:sz w:val="18"/>
               </w:rPr>
               <w:t>เลือกไฟล์</w:t>
@@ -5635,13 +5752,13 @@
             </w:pPr>
             <w:r>
               <w:rPr>
-                <w:rFonts w:ascii="Arial" w:hAnsi="Arial" w:eastAsia="Arial"/>
-                <w:sz w:val="18"/>
-              </w:rPr>
-            </w:r>
-            <w:r>
-              <w:rPr>
-                <w:rFonts w:ascii="Arial" w:hAnsi="Arial" w:eastAsia="Arial"/>
+                <w:rFonts w:ascii="Arial" w:hAnsi="Arial" w:eastAsia="Arial" w:cs="Tahoma"/>
+                <w:sz w:val="18"/>
+              </w:rPr>
+            </w:r>
+            <w:r>
+              <w:rPr>
+                <w:rFonts w:ascii="Arial" w:hAnsi="Arial" w:eastAsia="Arial" w:cs="Tahoma"/>
                 <w:sz w:val="18"/>
               </w:rPr>
               <w:t>POST /api/v1/documents/{docNo}/attachments</w:t>
@@ -5660,13 +5777,13 @@
             </w:pPr>
             <w:r>
               <w:rPr>
-                <w:rFonts w:ascii="Arial" w:hAnsi="Arial" w:eastAsia="Arial"/>
-                <w:sz w:val="18"/>
-              </w:rPr>
-            </w:r>
-            <w:r>
-              <w:rPr>
-                <w:rFonts w:ascii="Arial" w:hAnsi="Arial" w:eastAsia="Arial"/>
+                <w:rFonts w:ascii="Arial" w:hAnsi="Arial" w:eastAsia="Arial" w:cs="Tahoma"/>
+                <w:sz w:val="18"/>
+              </w:rPr>
+            </w:r>
+            <w:r>
+              <w:rPr>
+                <w:rFonts w:ascii="Arial" w:hAnsi="Arial" w:eastAsia="Arial" w:cs="Tahoma"/>
                 <w:sz w:val="18"/>
               </w:rPr>
               <w:t>append attachment when allowed</w:t>
@@ -5690,13 +5807,13 @@
             </w:pPr>
             <w:r>
               <w:rPr>
-                <w:rFonts w:ascii="Arial" w:hAnsi="Arial" w:eastAsia="Arial"/>
-                <w:sz w:val="18"/>
-              </w:rPr>
-            </w:r>
-            <w:r>
-              <w:rPr>
-                <w:rFonts w:ascii="Arial" w:hAnsi="Arial" w:eastAsia="Arial"/>
+                <w:rFonts w:ascii="Arial" w:hAnsi="Arial" w:eastAsia="Arial" w:cs="Tahoma"/>
+                <w:sz w:val="18"/>
+              </w:rPr>
+            </w:r>
+            <w:r>
+              <w:rPr>
+                <w:rFonts w:ascii="Arial" w:hAnsi="Arial" w:eastAsia="Arial" w:cs="Tahoma"/>
                 <w:sz w:val="18"/>
               </w:rPr>
               <w:t>Submit action</w:t>
@@ -5715,13 +5832,13 @@
             </w:pPr>
             <w:r>
               <w:rPr>
-                <w:rFonts w:ascii="Arial" w:hAnsi="Arial" w:eastAsia="Arial"/>
-                <w:sz w:val="18"/>
-              </w:rPr>
-            </w:r>
-            <w:r>
-              <w:rPr>
-                <w:rFonts w:ascii="Arial" w:hAnsi="Arial" w:eastAsia="Arial"/>
+                <w:rFonts w:ascii="Arial" w:hAnsi="Arial" w:eastAsia="Arial" w:cs="Tahoma"/>
+                <w:sz w:val="18"/>
+              </w:rPr>
+            </w:r>
+            <w:r>
+              <w:rPr>
+                <w:rFonts w:ascii="Arial" w:hAnsi="Arial" w:eastAsia="Arial" w:cs="Tahoma"/>
                 <w:sz w:val="18"/>
               </w:rPr>
               <w:t>ปุ่มส่งดำเนินการ</w:t>
@@ -5740,13 +5857,13 @@
             </w:pPr>
             <w:r>
               <w:rPr>
-                <w:rFonts w:ascii="Arial" w:hAnsi="Arial" w:eastAsia="Arial"/>
-                <w:sz w:val="18"/>
-              </w:rPr>
-            </w:r>
-            <w:r>
-              <w:rPr>
-                <w:rFonts w:ascii="Arial" w:hAnsi="Arial" w:eastAsia="Arial"/>
+                <w:rFonts w:ascii="Arial" w:hAnsi="Arial" w:eastAsia="Arial" w:cs="Tahoma"/>
+                <w:sz w:val="18"/>
+              </w:rPr>
+            </w:r>
+            <w:r>
+              <w:rPr>
+                <w:rFonts w:ascii="Arial" w:hAnsi="Arial" w:eastAsia="Arial" w:cs="Tahoma"/>
                 <w:sz w:val="18"/>
               </w:rPr>
               <w:t>POST /api/v1/documents/{docNo}/actions</w:t>
@@ -5765,13 +5882,13 @@
             </w:pPr>
             <w:r>
               <w:rPr>
-                <w:rFonts w:ascii="Arial" w:hAnsi="Arial" w:eastAsia="Arial"/>
-                <w:sz w:val="18"/>
-              </w:rPr>
-            </w:r>
-            <w:r>
-              <w:rPr>
-                <w:rFonts w:ascii="Arial" w:hAnsi="Arial" w:eastAsia="Arial"/>
+                <w:rFonts w:ascii="Arial" w:hAnsi="Arial" w:eastAsia="Arial" w:cs="Tahoma"/>
+                <w:sz w:val="18"/>
+              </w:rPr>
+            </w:r>
+            <w:r>
+              <w:rPr>
+                <w:rFonts w:ascii="Arial" w:hAnsi="Arial" w:eastAsia="Arial" w:cs="Tahoma"/>
                 <w:sz w:val="18"/>
               </w:rPr>
               <w:t>submit selected result</w:t>
@@ -5839,7 +5956,7 @@
             <w:r/>
             <w:r>
               <w:rPr>
-                <w:rFonts w:ascii="Arial" w:hAnsi="Arial" w:eastAsia="Arial"/>
+                <w:rFonts w:ascii="Arial" w:hAnsi="Arial" w:eastAsia="Arial" w:cs="Tahoma"/>
                 <w:b/>
                 <w:sz w:val="18"/>
               </w:rPr>
@@ -5865,7 +5982,7 @@
             <w:r/>
             <w:r>
               <w:rPr>
-                <w:rFonts w:ascii="Courier New" w:hAnsi="Courier New" w:eastAsia="Courier New"/>
+                <w:rFonts w:ascii="Courier New" w:hAnsi="Courier New" w:eastAsia="Courier New" w:cs="Tahoma"/>
                 <w:sz w:val="16"/>
               </w:rPr>
               <w:t>{</w:t>
@@ -5921,7 +6038,7 @@
             <w:r/>
             <w:r>
               <w:rPr>
-                <w:rFonts w:ascii="Arial" w:hAnsi="Arial" w:eastAsia="Arial"/>
+                <w:rFonts w:ascii="Arial" w:hAnsi="Arial" w:eastAsia="Arial" w:cs="Tahoma"/>
                 <w:b/>
                 <w:sz w:val="18"/>
               </w:rPr>
@@ -5943,7 +6060,7 @@
             <w:r/>
             <w:r>
               <w:rPr>
-                <w:rFonts w:ascii="Arial" w:hAnsi="Arial" w:eastAsia="Arial"/>
+                <w:rFonts w:ascii="Arial" w:hAnsi="Arial" w:eastAsia="Arial" w:cs="Tahoma"/>
                 <w:b/>
                 <w:sz w:val="18"/>
               </w:rPr>
@@ -5965,7 +6082,7 @@
             <w:r/>
             <w:r>
               <w:rPr>
-                <w:rFonts w:ascii="Arial" w:hAnsi="Arial" w:eastAsia="Arial"/>
+                <w:rFonts w:ascii="Arial" w:hAnsi="Arial" w:eastAsia="Arial" w:cs="Tahoma"/>
                 <w:b/>
                 <w:sz w:val="18"/>
               </w:rPr>
@@ -5987,7 +6104,7 @@
             <w:r/>
             <w:r>
               <w:rPr>
-                <w:rFonts w:ascii="Arial" w:hAnsi="Arial" w:eastAsia="Arial"/>
+                <w:rFonts w:ascii="Arial" w:hAnsi="Arial" w:eastAsia="Arial" w:cs="Tahoma"/>
                 <w:b/>
                 <w:sz w:val="18"/>
               </w:rPr>
@@ -6012,13 +6129,13 @@
             </w:pPr>
             <w:r>
               <w:rPr>
-                <w:rFonts w:ascii="Arial" w:hAnsi="Arial" w:eastAsia="Arial"/>
-                <w:sz w:val="18"/>
-              </w:rPr>
-            </w:r>
-            <w:r>
-              <w:rPr>
-                <w:rFonts w:ascii="Arial" w:hAnsi="Arial" w:eastAsia="Arial"/>
+                <w:rFonts w:ascii="Arial" w:hAnsi="Arial" w:eastAsia="Arial" w:cs="Tahoma"/>
+                <w:sz w:val="18"/>
+              </w:rPr>
+            </w:r>
+            <w:r>
+              <w:rPr>
+                <w:rFonts w:ascii="Arial" w:hAnsi="Arial" w:eastAsia="Arial" w:cs="Tahoma"/>
                 <w:sz w:val="18"/>
               </w:rPr>
               <w:t>docNo</w:t>
@@ -6037,13 +6154,13 @@
             </w:pPr>
             <w:r>
               <w:rPr>
-                <w:rFonts w:ascii="Arial" w:hAnsi="Arial" w:eastAsia="Arial"/>
-                <w:sz w:val="18"/>
-              </w:rPr>
-            </w:r>
-            <w:r>
-              <w:rPr>
-                <w:rFonts w:ascii="Arial" w:hAnsi="Arial" w:eastAsia="Arial"/>
+                <w:rFonts w:ascii="Arial" w:hAnsi="Arial" w:eastAsia="Arial" w:cs="Tahoma"/>
+                <w:sz w:val="18"/>
+              </w:rPr>
+            </w:r>
+            <w:r>
+              <w:rPr>
+                <w:rFonts w:ascii="Arial" w:hAnsi="Arial" w:eastAsia="Arial" w:cs="Tahoma"/>
                 <w:sz w:val="18"/>
               </w:rPr>
               <w:t>string</w:t>
@@ -6062,13 +6179,13 @@
             </w:pPr>
             <w:r>
               <w:rPr>
-                <w:rFonts w:ascii="Arial" w:hAnsi="Arial" w:eastAsia="Arial"/>
-                <w:sz w:val="18"/>
-              </w:rPr>
-            </w:r>
-            <w:r>
-              <w:rPr>
-                <w:rFonts w:ascii="Arial" w:hAnsi="Arial" w:eastAsia="Arial"/>
+                <w:rFonts w:ascii="Arial" w:hAnsi="Arial" w:eastAsia="Arial" w:cs="Tahoma"/>
+                <w:sz w:val="18"/>
+              </w:rPr>
+            </w:r>
+            <w:r>
+              <w:rPr>
+                <w:rFonts w:ascii="Arial" w:hAnsi="Arial" w:eastAsia="Arial" w:cs="Tahoma"/>
                 <w:sz w:val="18"/>
               </w:rPr>
               <w:t>No</w:t>
@@ -6087,13 +6204,13 @@
             </w:pPr>
             <w:r>
               <w:rPr>
-                <w:rFonts w:ascii="Arial" w:hAnsi="Arial" w:eastAsia="Arial"/>
-                <w:sz w:val="18"/>
-              </w:rPr>
-            </w:r>
-            <w:r>
-              <w:rPr>
-                <w:rFonts w:ascii="Arial" w:hAnsi="Arial" w:eastAsia="Arial"/>
+                <w:rFonts w:ascii="Arial" w:hAnsi="Arial" w:eastAsia="Arial" w:cs="Tahoma"/>
+                <w:sz w:val="18"/>
+              </w:rPr>
+            </w:r>
+            <w:r>
+              <w:rPr>
+                <w:rFonts w:ascii="Arial" w:hAnsi="Arial" w:eastAsia="Arial" w:cs="Tahoma"/>
                 <w:sz w:val="18"/>
               </w:rPr>
               <w:t>ค.ศ. YYYY/xxxxx</w:t>
@@ -6131,7 +6248,7 @@
             <w:r/>
             <w:r>
               <w:rPr>
-                <w:rFonts w:ascii="Arial" w:hAnsi="Arial" w:eastAsia="Arial"/>
+                <w:rFonts w:ascii="Arial" w:hAnsi="Arial" w:eastAsia="Arial" w:cs="Tahoma"/>
                 <w:b/>
                 <w:sz w:val="18"/>
               </w:rPr>
@@ -6157,7 +6274,7 @@
             <w:r/>
             <w:r>
               <w:rPr>
-                <w:rFonts w:ascii="Courier New" w:hAnsi="Courier New" w:eastAsia="Courier New"/>
+                <w:rFonts w:ascii="Courier New" w:hAnsi="Courier New" w:eastAsia="Courier New" w:cs="Tahoma"/>
                 <w:sz w:val="16"/>
               </w:rPr>
               <w:t>{</w:t>
@@ -6279,7 +6396,7 @@
             <w:r/>
             <w:r>
               <w:rPr>
-                <w:rFonts w:ascii="Arial" w:hAnsi="Arial" w:eastAsia="Arial"/>
+                <w:rFonts w:ascii="Arial" w:hAnsi="Arial" w:eastAsia="Arial" w:cs="Tahoma"/>
                 <w:b/>
                 <w:sz w:val="18"/>
               </w:rPr>
@@ -6301,7 +6418,7 @@
             <w:r/>
             <w:r>
               <w:rPr>
-                <w:rFonts w:ascii="Arial" w:hAnsi="Arial" w:eastAsia="Arial"/>
+                <w:rFonts w:ascii="Arial" w:hAnsi="Arial" w:eastAsia="Arial" w:cs="Tahoma"/>
                 <w:b/>
                 <w:sz w:val="18"/>
               </w:rPr>
@@ -6323,7 +6440,7 @@
             <w:r/>
             <w:r>
               <w:rPr>
-                <w:rFonts w:ascii="Arial" w:hAnsi="Arial" w:eastAsia="Arial"/>
+                <w:rFonts w:ascii="Arial" w:hAnsi="Arial" w:eastAsia="Arial" w:cs="Tahoma"/>
                 <w:b/>
                 <w:sz w:val="18"/>
               </w:rPr>
@@ -6345,7 +6462,7 @@
             <w:r/>
             <w:r>
               <w:rPr>
-                <w:rFonts w:ascii="Arial" w:hAnsi="Arial" w:eastAsia="Arial"/>
+                <w:rFonts w:ascii="Arial" w:hAnsi="Arial" w:eastAsia="Arial" w:cs="Tahoma"/>
                 <w:b/>
                 <w:sz w:val="18"/>
               </w:rPr>
@@ -6370,13 +6487,13 @@
             </w:pPr>
             <w:r>
               <w:rPr>
-                <w:rFonts w:ascii="Arial" w:hAnsi="Arial" w:eastAsia="Arial"/>
-                <w:sz w:val="18"/>
-              </w:rPr>
-            </w:r>
-            <w:r>
-              <w:rPr>
-                <w:rFonts w:ascii="Arial" w:hAnsi="Arial" w:eastAsia="Arial"/>
+                <w:rFonts w:ascii="Arial" w:hAnsi="Arial" w:eastAsia="Arial" w:cs="Tahoma"/>
+                <w:sz w:val="18"/>
+              </w:rPr>
+            </w:r>
+            <w:r>
+              <w:rPr>
+                <w:rFonts w:ascii="Arial" w:hAnsi="Arial" w:eastAsia="Arial" w:cs="Tahoma"/>
                 <w:sz w:val="18"/>
               </w:rPr>
               <w:t>docNo</w:t>
@@ -6395,13 +6512,13 @@
             </w:pPr>
             <w:r>
               <w:rPr>
-                <w:rFonts w:ascii="Arial" w:hAnsi="Arial" w:eastAsia="Arial"/>
-                <w:sz w:val="18"/>
-              </w:rPr>
-            </w:r>
-            <w:r>
-              <w:rPr>
-                <w:rFonts w:ascii="Arial" w:hAnsi="Arial" w:eastAsia="Arial"/>
+                <w:rFonts w:ascii="Arial" w:hAnsi="Arial" w:eastAsia="Arial" w:cs="Tahoma"/>
+                <w:sz w:val="18"/>
+              </w:rPr>
+            </w:r>
+            <w:r>
+              <w:rPr>
+                <w:rFonts w:ascii="Arial" w:hAnsi="Arial" w:eastAsia="Arial" w:cs="Tahoma"/>
                 <w:sz w:val="18"/>
               </w:rPr>
               <w:t>string</w:t>
@@ -6420,13 +6537,13 @@
             </w:pPr>
             <w:r>
               <w:rPr>
-                <w:rFonts w:ascii="Arial" w:hAnsi="Arial" w:eastAsia="Arial"/>
-                <w:sz w:val="18"/>
-              </w:rPr>
-            </w:r>
-            <w:r>
-              <w:rPr>
-                <w:rFonts w:ascii="Arial" w:hAnsi="Arial" w:eastAsia="Arial"/>
+                <w:rFonts w:ascii="Arial" w:hAnsi="Arial" w:eastAsia="Arial" w:cs="Tahoma"/>
+                <w:sz w:val="18"/>
+              </w:rPr>
+            </w:r>
+            <w:r>
+              <w:rPr>
+                <w:rFonts w:ascii="Arial" w:hAnsi="Arial" w:eastAsia="Arial" w:cs="Tahoma"/>
                 <w:sz w:val="18"/>
               </w:rPr>
               <w:t>Yes</w:t>
@@ -6445,13 +6562,13 @@
             </w:pPr>
             <w:r>
               <w:rPr>
-                <w:rFonts w:ascii="Arial" w:hAnsi="Arial" w:eastAsia="Arial"/>
-                <w:sz w:val="18"/>
-              </w:rPr>
-            </w:r>
-            <w:r>
-              <w:rPr>
-                <w:rFonts w:ascii="Arial" w:hAnsi="Arial" w:eastAsia="Arial"/>
+                <w:rFonts w:ascii="Arial" w:hAnsi="Arial" w:eastAsia="Arial" w:cs="Tahoma"/>
+                <w:sz w:val="18"/>
+              </w:rPr>
+            </w:r>
+            <w:r>
+              <w:rPr>
+                <w:rFonts w:ascii="Arial" w:hAnsi="Arial" w:eastAsia="Arial" w:cs="Tahoma"/>
                 <w:sz w:val="18"/>
               </w:rPr>
               <w:t>ค.ศ. YYYY/xxxxx</w:t>
@@ -6475,13 +6592,13 @@
             </w:pPr>
             <w:r>
               <w:rPr>
-                <w:rFonts w:ascii="Arial" w:hAnsi="Arial" w:eastAsia="Arial"/>
-                <w:sz w:val="18"/>
-              </w:rPr>
-            </w:r>
-            <w:r>
-              <w:rPr>
-                <w:rFonts w:ascii="Arial" w:hAnsi="Arial" w:eastAsia="Arial"/>
+                <w:rFonts w:ascii="Arial" w:hAnsi="Arial" w:eastAsia="Arial" w:cs="Tahoma"/>
+                <w:sz w:val="18"/>
+              </w:rPr>
+            </w:r>
+            <w:r>
+              <w:rPr>
+                <w:rFonts w:ascii="Arial" w:hAnsi="Arial" w:eastAsia="Arial" w:cs="Tahoma"/>
                 <w:sz w:val="18"/>
               </w:rPr>
               <w:t>statusCode</w:t>
@@ -6500,13 +6617,13 @@
             </w:pPr>
             <w:r>
               <w:rPr>
-                <w:rFonts w:ascii="Arial" w:hAnsi="Arial" w:eastAsia="Arial"/>
-                <w:sz w:val="18"/>
-              </w:rPr>
-            </w:r>
-            <w:r>
-              <w:rPr>
-                <w:rFonts w:ascii="Arial" w:hAnsi="Arial" w:eastAsia="Arial"/>
+                <w:rFonts w:ascii="Arial" w:hAnsi="Arial" w:eastAsia="Arial" w:cs="Tahoma"/>
+                <w:sz w:val="18"/>
+              </w:rPr>
+            </w:r>
+            <w:r>
+              <w:rPr>
+                <w:rFonts w:ascii="Arial" w:hAnsi="Arial" w:eastAsia="Arial" w:cs="Tahoma"/>
                 <w:sz w:val="18"/>
               </w:rPr>
               <w:t>string</w:t>
@@ -6525,13 +6642,13 @@
             </w:pPr>
             <w:r>
               <w:rPr>
-                <w:rFonts w:ascii="Arial" w:hAnsi="Arial" w:eastAsia="Arial"/>
-                <w:sz w:val="18"/>
-              </w:rPr>
-            </w:r>
-            <w:r>
-              <w:rPr>
-                <w:rFonts w:ascii="Arial" w:hAnsi="Arial" w:eastAsia="Arial"/>
+                <w:rFonts w:ascii="Arial" w:hAnsi="Arial" w:eastAsia="Arial" w:cs="Tahoma"/>
+                <w:sz w:val="18"/>
+              </w:rPr>
+            </w:r>
+            <w:r>
+              <w:rPr>
+                <w:rFonts w:ascii="Arial" w:hAnsi="Arial" w:eastAsia="Arial" w:cs="Tahoma"/>
                 <w:sz w:val="18"/>
               </w:rPr>
               <w:t>Yes</w:t>
@@ -6550,13 +6667,13 @@
             </w:pPr>
             <w:r>
               <w:rPr>
-                <w:rFonts w:ascii="Arial" w:hAnsi="Arial" w:eastAsia="Arial"/>
-                <w:sz w:val="18"/>
-              </w:rPr>
-            </w:r>
-            <w:r>
-              <w:rPr>
-                <w:rFonts w:ascii="Arial" w:hAnsi="Arial" w:eastAsia="Arial"/>
+                <w:rFonts w:ascii="Arial" w:hAnsi="Arial" w:eastAsia="Arial" w:cs="Tahoma"/>
+                <w:sz w:val="18"/>
+              </w:rPr>
+            </w:r>
+            <w:r>
+              <w:rPr>
+                <w:rFonts w:ascii="Arial" w:hAnsi="Arial" w:eastAsia="Arial" w:cs="Tahoma"/>
                 <w:sz w:val="18"/>
               </w:rPr>
               <w:t>canonical code; do not replace with display label</w:t>
@@ -6580,13 +6697,13 @@
             </w:pPr>
             <w:r>
               <w:rPr>
-                <w:rFonts w:ascii="Arial" w:hAnsi="Arial" w:eastAsia="Arial"/>
-                <w:sz w:val="18"/>
-              </w:rPr>
-            </w:r>
-            <w:r>
-              <w:rPr>
-                <w:rFonts w:ascii="Arial" w:hAnsi="Arial" w:eastAsia="Arial"/>
+                <w:rFonts w:ascii="Arial" w:hAnsi="Arial" w:eastAsia="Arial" w:cs="Tahoma"/>
+                <w:sz w:val="18"/>
+              </w:rPr>
+            </w:r>
+            <w:r>
+              <w:rPr>
+                <w:rFonts w:ascii="Arial" w:hAnsi="Arial" w:eastAsia="Arial" w:cs="Tahoma"/>
                 <w:sz w:val="18"/>
               </w:rPr>
               <w:t>viewerRbacRoleCode</w:t>
@@ -6605,13 +6722,13 @@
             </w:pPr>
             <w:r>
               <w:rPr>
-                <w:rFonts w:ascii="Arial" w:hAnsi="Arial" w:eastAsia="Arial"/>
-                <w:sz w:val="18"/>
-              </w:rPr>
-            </w:r>
-            <w:r>
-              <w:rPr>
-                <w:rFonts w:ascii="Arial" w:hAnsi="Arial" w:eastAsia="Arial"/>
+                <w:rFonts w:ascii="Arial" w:hAnsi="Arial" w:eastAsia="Arial" w:cs="Tahoma"/>
+                <w:sz w:val="18"/>
+              </w:rPr>
+            </w:r>
+            <w:r>
+              <w:rPr>
+                <w:rFonts w:ascii="Arial" w:hAnsi="Arial" w:eastAsia="Arial" w:cs="Tahoma"/>
                 <w:sz w:val="18"/>
               </w:rPr>
               <w:t>string</w:t>
@@ -6630,13 +6747,13 @@
             </w:pPr>
             <w:r>
               <w:rPr>
-                <w:rFonts w:ascii="Arial" w:hAnsi="Arial" w:eastAsia="Arial"/>
-                <w:sz w:val="18"/>
-              </w:rPr>
-            </w:r>
-            <w:r>
-              <w:rPr>
-                <w:rFonts w:ascii="Arial" w:hAnsi="Arial" w:eastAsia="Arial"/>
+                <w:rFonts w:ascii="Arial" w:hAnsi="Arial" w:eastAsia="Arial" w:cs="Tahoma"/>
+                <w:sz w:val="18"/>
+              </w:rPr>
+            </w:r>
+            <w:r>
+              <w:rPr>
+                <w:rFonts w:ascii="Arial" w:hAnsi="Arial" w:eastAsia="Arial" w:cs="Tahoma"/>
                 <w:sz w:val="18"/>
               </w:rPr>
               <w:t>Yes</w:t>
@@ -6655,13 +6772,13 @@
             </w:pPr>
             <w:r>
               <w:rPr>
-                <w:rFonts w:ascii="Arial" w:hAnsi="Arial" w:eastAsia="Arial"/>
-                <w:sz w:val="18"/>
-              </w:rPr>
-            </w:r>
-            <w:r>
-              <w:rPr>
-                <w:rFonts w:ascii="Arial" w:hAnsi="Arial" w:eastAsia="Arial"/>
+                <w:rFonts w:ascii="Arial" w:hAnsi="Arial" w:eastAsia="Arial" w:cs="Tahoma"/>
+                <w:sz w:val="18"/>
+              </w:rPr>
+            </w:r>
+            <w:r>
+              <w:rPr>
+                <w:rFonts w:ascii="Arial" w:hAnsi="Arial" w:eastAsia="Arial" w:cs="Tahoma"/>
                 <w:sz w:val="18"/>
               </w:rPr>
               <w:t>UTF-8; use value domain described by endpoint purpose</w:t>
@@ -6685,13 +6802,13 @@
             </w:pPr>
             <w:r>
               <w:rPr>
-                <w:rFonts w:ascii="Arial" w:hAnsi="Arial" w:eastAsia="Arial"/>
-                <w:sz w:val="18"/>
-              </w:rPr>
-            </w:r>
-            <w:r>
-              <w:rPr>
-                <w:rFonts w:ascii="Arial" w:hAnsi="Arial" w:eastAsia="Arial"/>
+                <w:rFonts w:ascii="Arial" w:hAnsi="Arial" w:eastAsia="Arial" w:cs="Tahoma"/>
+                <w:sz w:val="18"/>
+              </w:rPr>
+            </w:r>
+            <w:r>
+              <w:rPr>
+                <w:rFonts w:ascii="Arial" w:hAnsi="Arial" w:eastAsia="Arial" w:cs="Tahoma"/>
                 <w:sz w:val="18"/>
               </w:rPr>
               <w:t>roleProfileCode</w:t>
@@ -6710,13 +6827,13 @@
             </w:pPr>
             <w:r>
               <w:rPr>
-                <w:rFonts w:ascii="Arial" w:hAnsi="Arial" w:eastAsia="Arial"/>
-                <w:sz w:val="18"/>
-              </w:rPr>
-            </w:r>
-            <w:r>
-              <w:rPr>
-                <w:rFonts w:ascii="Arial" w:hAnsi="Arial" w:eastAsia="Arial"/>
+                <w:rFonts w:ascii="Arial" w:hAnsi="Arial" w:eastAsia="Arial" w:cs="Tahoma"/>
+                <w:sz w:val="18"/>
+              </w:rPr>
+            </w:r>
+            <w:r>
+              <w:rPr>
+                <w:rFonts w:ascii="Arial" w:hAnsi="Arial" w:eastAsia="Arial" w:cs="Tahoma"/>
                 <w:sz w:val="18"/>
               </w:rPr>
               <w:t>string</w:t>
@@ -6735,13 +6852,13 @@
             </w:pPr>
             <w:r>
               <w:rPr>
-                <w:rFonts w:ascii="Arial" w:hAnsi="Arial" w:eastAsia="Arial"/>
-                <w:sz w:val="18"/>
-              </w:rPr>
-            </w:r>
-            <w:r>
-              <w:rPr>
-                <w:rFonts w:ascii="Arial" w:hAnsi="Arial" w:eastAsia="Arial"/>
+                <w:rFonts w:ascii="Arial" w:hAnsi="Arial" w:eastAsia="Arial" w:cs="Tahoma"/>
+                <w:sz w:val="18"/>
+              </w:rPr>
+            </w:r>
+            <w:r>
+              <w:rPr>
+                <w:rFonts w:ascii="Arial" w:hAnsi="Arial" w:eastAsia="Arial" w:cs="Tahoma"/>
                 <w:sz w:val="18"/>
               </w:rPr>
               <w:t>Yes</w:t>
@@ -6760,13 +6877,13 @@
             </w:pPr>
             <w:r>
               <w:rPr>
-                <w:rFonts w:ascii="Arial" w:hAnsi="Arial" w:eastAsia="Arial"/>
-                <w:sz w:val="18"/>
-              </w:rPr>
-            </w:r>
-            <w:r>
-              <w:rPr>
-                <w:rFonts w:ascii="Arial" w:hAnsi="Arial" w:eastAsia="Arial"/>
+                <w:rFonts w:ascii="Arial" w:hAnsi="Arial" w:eastAsia="Arial" w:cs="Tahoma"/>
+                <w:sz w:val="18"/>
+              </w:rPr>
+            </w:r>
+            <w:r>
+              <w:rPr>
+                <w:rFonts w:ascii="Arial" w:hAnsi="Arial" w:eastAsia="Arial" w:cs="Tahoma"/>
                 <w:sz w:val="18"/>
               </w:rPr>
               <w:t>UTF-8; use value domain described by endpoint purpose</w:t>
@@ -6790,13 +6907,13 @@
             </w:pPr>
             <w:r>
               <w:rPr>
-                <w:rFonts w:ascii="Arial" w:hAnsi="Arial" w:eastAsia="Arial"/>
-                <w:sz w:val="18"/>
-              </w:rPr>
-            </w:r>
-            <w:r>
-              <w:rPr>
-                <w:rFonts w:ascii="Arial" w:hAnsi="Arial" w:eastAsia="Arial"/>
+                <w:rFonts w:ascii="Arial" w:hAnsi="Arial" w:eastAsia="Arial" w:cs="Tahoma"/>
+                <w:sz w:val="18"/>
+              </w:rPr>
+            </w:r>
+            <w:r>
+              <w:rPr>
+                <w:rFonts w:ascii="Arial" w:hAnsi="Arial" w:eastAsia="Arial" w:cs="Tahoma"/>
                 <w:sz w:val="18"/>
               </w:rPr>
               <w:t>visibleSections</w:t>
@@ -6815,13 +6932,13 @@
             </w:pPr>
             <w:r>
               <w:rPr>
-                <w:rFonts w:ascii="Arial" w:hAnsi="Arial" w:eastAsia="Arial"/>
-                <w:sz w:val="18"/>
-              </w:rPr>
-            </w:r>
-            <w:r>
-              <w:rPr>
-                <w:rFonts w:ascii="Arial" w:hAnsi="Arial" w:eastAsia="Arial"/>
+                <w:rFonts w:ascii="Arial" w:hAnsi="Arial" w:eastAsia="Arial" w:cs="Tahoma"/>
+                <w:sz w:val="18"/>
+              </w:rPr>
+            </w:r>
+            <w:r>
+              <w:rPr>
+                <w:rFonts w:ascii="Arial" w:hAnsi="Arial" w:eastAsia="Arial" w:cs="Tahoma"/>
                 <w:sz w:val="18"/>
               </w:rPr>
               <w:t>array&lt;string&gt;</w:t>
@@ -6840,13 +6957,13 @@
             </w:pPr>
             <w:r>
               <w:rPr>
-                <w:rFonts w:ascii="Arial" w:hAnsi="Arial" w:eastAsia="Arial"/>
-                <w:sz w:val="18"/>
-              </w:rPr>
-            </w:r>
-            <w:r>
-              <w:rPr>
-                <w:rFonts w:ascii="Arial" w:hAnsi="Arial" w:eastAsia="Arial"/>
+                <w:rFonts w:ascii="Arial" w:hAnsi="Arial" w:eastAsia="Arial" w:cs="Tahoma"/>
+                <w:sz w:val="18"/>
+              </w:rPr>
+            </w:r>
+            <w:r>
+              <w:rPr>
+                <w:rFonts w:ascii="Arial" w:hAnsi="Arial" w:eastAsia="Arial" w:cs="Tahoma"/>
                 <w:sz w:val="18"/>
               </w:rPr>
               <w:t>Yes</w:t>
@@ -6865,13 +6982,13 @@
             </w:pPr>
             <w:r>
               <w:rPr>
-                <w:rFonts w:ascii="Arial" w:hAnsi="Arial" w:eastAsia="Arial"/>
-                <w:sz w:val="18"/>
-              </w:rPr>
-            </w:r>
-            <w:r>
-              <w:rPr>
-                <w:rFonts w:ascii="Arial" w:hAnsi="Arial" w:eastAsia="Arial"/>
+                <w:rFonts w:ascii="Arial" w:hAnsi="Arial" w:eastAsia="Arial" w:cs="Tahoma"/>
+                <w:sz w:val="18"/>
+              </w:rPr>
+            </w:r>
+            <w:r>
+              <w:rPr>
+                <w:rFonts w:ascii="Arial" w:hAnsi="Arial" w:eastAsia="Arial" w:cs="Tahoma"/>
                 <w:sz w:val="18"/>
               </w:rPr>
               <w:t>JSON array; element type shown in Type column</w:t>
@@ -6895,13 +7012,13 @@
             </w:pPr>
             <w:r>
               <w:rPr>
-                <w:rFonts w:ascii="Arial" w:hAnsi="Arial" w:eastAsia="Arial"/>
-                <w:sz w:val="18"/>
-              </w:rPr>
-            </w:r>
-            <w:r>
-              <w:rPr>
-                <w:rFonts w:ascii="Arial" w:hAnsi="Arial" w:eastAsia="Arial"/>
+                <w:rFonts w:ascii="Arial" w:hAnsi="Arial" w:eastAsia="Arial" w:cs="Tahoma"/>
+                <w:sz w:val="18"/>
+              </w:rPr>
+            </w:r>
+            <w:r>
+              <w:rPr>
+                <w:rFonts w:ascii="Arial" w:hAnsi="Arial" w:eastAsia="Arial" w:cs="Tahoma"/>
                 <w:sz w:val="18"/>
               </w:rPr>
               <w:t>editableSections</w:t>
@@ -6920,13 +7037,13 @@
             </w:pPr>
             <w:r>
               <w:rPr>
-                <w:rFonts w:ascii="Arial" w:hAnsi="Arial" w:eastAsia="Arial"/>
-                <w:sz w:val="18"/>
-              </w:rPr>
-            </w:r>
-            <w:r>
-              <w:rPr>
-                <w:rFonts w:ascii="Arial" w:hAnsi="Arial" w:eastAsia="Arial"/>
+                <w:rFonts w:ascii="Arial" w:hAnsi="Arial" w:eastAsia="Arial" w:cs="Tahoma"/>
+                <w:sz w:val="18"/>
+              </w:rPr>
+            </w:r>
+            <w:r>
+              <w:rPr>
+                <w:rFonts w:ascii="Arial" w:hAnsi="Arial" w:eastAsia="Arial" w:cs="Tahoma"/>
                 <w:sz w:val="18"/>
               </w:rPr>
               <w:t>array&lt;object&gt;</w:t>
@@ -6945,13 +7062,13 @@
             </w:pPr>
             <w:r>
               <w:rPr>
-                <w:rFonts w:ascii="Arial" w:hAnsi="Arial" w:eastAsia="Arial"/>
-                <w:sz w:val="18"/>
-              </w:rPr>
-            </w:r>
-            <w:r>
-              <w:rPr>
-                <w:rFonts w:ascii="Arial" w:hAnsi="Arial" w:eastAsia="Arial"/>
+                <w:rFonts w:ascii="Arial" w:hAnsi="Arial" w:eastAsia="Arial" w:cs="Tahoma"/>
+                <w:sz w:val="18"/>
+              </w:rPr>
+            </w:r>
+            <w:r>
+              <w:rPr>
+                <w:rFonts w:ascii="Arial" w:hAnsi="Arial" w:eastAsia="Arial" w:cs="Tahoma"/>
                 <w:sz w:val="18"/>
               </w:rPr>
               <w:t>Yes</w:t>
@@ -6970,13 +7087,13 @@
             </w:pPr>
             <w:r>
               <w:rPr>
-                <w:rFonts w:ascii="Arial" w:hAnsi="Arial" w:eastAsia="Arial"/>
-                <w:sz w:val="18"/>
-              </w:rPr>
-            </w:r>
-            <w:r>
-              <w:rPr>
-                <w:rFonts w:ascii="Arial" w:hAnsi="Arial" w:eastAsia="Arial"/>
+                <w:rFonts w:ascii="Arial" w:hAnsi="Arial" w:eastAsia="Arial" w:cs="Tahoma"/>
+                <w:sz w:val="18"/>
+              </w:rPr>
+            </w:r>
+            <w:r>
+              <w:rPr>
+                <w:rFonts w:ascii="Arial" w:hAnsi="Arial" w:eastAsia="Arial" w:cs="Tahoma"/>
                 <w:sz w:val="18"/>
               </w:rPr>
               <w:t>JSON array; element type shown in Type column</w:t>
@@ -7000,13 +7117,13 @@
             </w:pPr>
             <w:r>
               <w:rPr>
-                <w:rFonts w:ascii="Arial" w:hAnsi="Arial" w:eastAsia="Arial"/>
-                <w:sz w:val="18"/>
-              </w:rPr>
-            </w:r>
-            <w:r>
-              <w:rPr>
-                <w:rFonts w:ascii="Arial" w:hAnsi="Arial" w:eastAsia="Arial"/>
+                <w:rFonts w:ascii="Arial" w:hAnsi="Arial" w:eastAsia="Arial" w:cs="Tahoma"/>
+                <w:sz w:val="18"/>
+              </w:rPr>
+            </w:r>
+            <w:r>
+              <w:rPr>
+                <w:rFonts w:ascii="Arial" w:hAnsi="Arial" w:eastAsia="Arial" w:cs="Tahoma"/>
                 <w:sz w:val="18"/>
               </w:rPr>
               <w:t>actionOptions</w:t>
@@ -7025,13 +7142,13 @@
             </w:pPr>
             <w:r>
               <w:rPr>
-                <w:rFonts w:ascii="Arial" w:hAnsi="Arial" w:eastAsia="Arial"/>
-                <w:sz w:val="18"/>
-              </w:rPr>
-            </w:r>
-            <w:r>
-              <w:rPr>
-                <w:rFonts w:ascii="Arial" w:hAnsi="Arial" w:eastAsia="Arial"/>
+                <w:rFonts w:ascii="Arial" w:hAnsi="Arial" w:eastAsia="Arial" w:cs="Tahoma"/>
+                <w:sz w:val="18"/>
+              </w:rPr>
+            </w:r>
+            <w:r>
+              <w:rPr>
+                <w:rFonts w:ascii="Arial" w:hAnsi="Arial" w:eastAsia="Arial" w:cs="Tahoma"/>
                 <w:sz w:val="18"/>
               </w:rPr>
               <w:t>array&lt;object&gt;</w:t>
@@ -7050,13 +7167,13 @@
             </w:pPr>
             <w:r>
               <w:rPr>
-                <w:rFonts w:ascii="Arial" w:hAnsi="Arial" w:eastAsia="Arial"/>
-                <w:sz w:val="18"/>
-              </w:rPr>
-            </w:r>
-            <w:r>
-              <w:rPr>
-                <w:rFonts w:ascii="Arial" w:hAnsi="Arial" w:eastAsia="Arial"/>
+                <w:rFonts w:ascii="Arial" w:hAnsi="Arial" w:eastAsia="Arial" w:cs="Tahoma"/>
+                <w:sz w:val="18"/>
+              </w:rPr>
+            </w:r>
+            <w:r>
+              <w:rPr>
+                <w:rFonts w:ascii="Arial" w:hAnsi="Arial" w:eastAsia="Arial" w:cs="Tahoma"/>
                 <w:sz w:val="18"/>
               </w:rPr>
               <w:t>Yes</w:t>
@@ -7075,13 +7192,13 @@
             </w:pPr>
             <w:r>
               <w:rPr>
-                <w:rFonts w:ascii="Arial" w:hAnsi="Arial" w:eastAsia="Arial"/>
-                <w:sz w:val="18"/>
-              </w:rPr>
-            </w:r>
-            <w:r>
-              <w:rPr>
-                <w:rFonts w:ascii="Arial" w:hAnsi="Arial" w:eastAsia="Arial"/>
+                <w:rFonts w:ascii="Arial" w:hAnsi="Arial" w:eastAsia="Arial" w:cs="Tahoma"/>
+                <w:sz w:val="18"/>
+              </w:rPr>
+            </w:r>
+            <w:r>
+              <w:rPr>
+                <w:rFonts w:ascii="Arial" w:hAnsi="Arial" w:eastAsia="Arial" w:cs="Tahoma"/>
                 <w:sz w:val="18"/>
               </w:rPr>
               <w:t>JSON array; element type shown in Type column</w:t>
@@ -7105,13 +7222,13 @@
             </w:pPr>
             <w:r>
               <w:rPr>
-                <w:rFonts w:ascii="Arial" w:hAnsi="Arial" w:eastAsia="Arial"/>
-                <w:sz w:val="18"/>
-              </w:rPr>
-            </w:r>
-            <w:r>
-              <w:rPr>
-                <w:rFonts w:ascii="Arial" w:hAnsi="Arial" w:eastAsia="Arial"/>
+                <w:rFonts w:ascii="Arial" w:hAnsi="Arial" w:eastAsia="Arial" w:cs="Tahoma"/>
+                <w:sz w:val="18"/>
+              </w:rPr>
+            </w:r>
+            <w:r>
+              <w:rPr>
+                <w:rFonts w:ascii="Arial" w:hAnsi="Arial" w:eastAsia="Arial" w:cs="Tahoma"/>
                 <w:sz w:val="18"/>
               </w:rPr>
               <w:t>actionOptions[].value</w:t>
@@ -7130,13 +7247,13 @@
             </w:pPr>
             <w:r>
               <w:rPr>
-                <w:rFonts w:ascii="Arial" w:hAnsi="Arial" w:eastAsia="Arial"/>
-                <w:sz w:val="18"/>
-              </w:rPr>
-            </w:r>
-            <w:r>
-              <w:rPr>
-                <w:rFonts w:ascii="Arial" w:hAnsi="Arial" w:eastAsia="Arial"/>
+                <w:rFonts w:ascii="Arial" w:hAnsi="Arial" w:eastAsia="Arial" w:cs="Tahoma"/>
+                <w:sz w:val="18"/>
+              </w:rPr>
+            </w:r>
+            <w:r>
+              <w:rPr>
+                <w:rFonts w:ascii="Arial" w:hAnsi="Arial" w:eastAsia="Arial" w:cs="Tahoma"/>
                 <w:sz w:val="18"/>
               </w:rPr>
               <w:t>string</w:t>
@@ -7155,13 +7272,13 @@
             </w:pPr>
             <w:r>
               <w:rPr>
-                <w:rFonts w:ascii="Arial" w:hAnsi="Arial" w:eastAsia="Arial"/>
-                <w:sz w:val="18"/>
-              </w:rPr>
-            </w:r>
-            <w:r>
-              <w:rPr>
-                <w:rFonts w:ascii="Arial" w:hAnsi="Arial" w:eastAsia="Arial"/>
+                <w:rFonts w:ascii="Arial" w:hAnsi="Arial" w:eastAsia="Arial" w:cs="Tahoma"/>
+                <w:sz w:val="18"/>
+              </w:rPr>
+            </w:r>
+            <w:r>
+              <w:rPr>
+                <w:rFonts w:ascii="Arial" w:hAnsi="Arial" w:eastAsia="Arial" w:cs="Tahoma"/>
                 <w:sz w:val="18"/>
               </w:rPr>
               <w:t>Yes</w:t>
@@ -7180,13 +7297,13 @@
             </w:pPr>
             <w:r>
               <w:rPr>
-                <w:rFonts w:ascii="Arial" w:hAnsi="Arial" w:eastAsia="Arial"/>
-                <w:sz w:val="18"/>
-              </w:rPr>
-            </w:r>
-            <w:r>
-              <w:rPr>
-                <w:rFonts w:ascii="Arial" w:hAnsi="Arial" w:eastAsia="Arial"/>
+                <w:rFonts w:ascii="Arial" w:hAnsi="Arial" w:eastAsia="Arial" w:cs="Tahoma"/>
+                <w:sz w:val="18"/>
+              </w:rPr>
+            </w:r>
+            <w:r>
+              <w:rPr>
+                <w:rFonts w:ascii="Arial" w:hAnsi="Arial" w:eastAsia="Arial" w:cs="Tahoma"/>
                 <w:sz w:val="18"/>
               </w:rPr>
               <w:t>UTF-8; use value domain described by endpoint purpose</w:t>
@@ -7210,13 +7327,13 @@
             </w:pPr>
             <w:r>
               <w:rPr>
-                <w:rFonts w:ascii="Arial" w:hAnsi="Arial" w:eastAsia="Arial"/>
-                <w:sz w:val="18"/>
-              </w:rPr>
-            </w:r>
-            <w:r>
-              <w:rPr>
-                <w:rFonts w:ascii="Arial" w:hAnsi="Arial" w:eastAsia="Arial"/>
+                <w:rFonts w:ascii="Arial" w:hAnsi="Arial" w:eastAsia="Arial" w:cs="Tahoma"/>
+                <w:sz w:val="18"/>
+              </w:rPr>
+            </w:r>
+            <w:r>
+              <w:rPr>
+                <w:rFonts w:ascii="Arial" w:hAnsi="Arial" w:eastAsia="Arial" w:cs="Tahoma"/>
                 <w:sz w:val="18"/>
               </w:rPr>
               <w:t>actionOptions[].label</w:t>
@@ -7235,13 +7352,13 @@
             </w:pPr>
             <w:r>
               <w:rPr>
-                <w:rFonts w:ascii="Arial" w:hAnsi="Arial" w:eastAsia="Arial"/>
-                <w:sz w:val="18"/>
-              </w:rPr>
-            </w:r>
-            <w:r>
-              <w:rPr>
-                <w:rFonts w:ascii="Arial" w:hAnsi="Arial" w:eastAsia="Arial"/>
+                <w:rFonts w:ascii="Arial" w:hAnsi="Arial" w:eastAsia="Arial" w:cs="Tahoma"/>
+                <w:sz w:val="18"/>
+              </w:rPr>
+            </w:r>
+            <w:r>
+              <w:rPr>
+                <w:rFonts w:ascii="Arial" w:hAnsi="Arial" w:eastAsia="Arial" w:cs="Tahoma"/>
                 <w:sz w:val="18"/>
               </w:rPr>
               <w:t>string</w:t>
@@ -7260,13 +7377,13 @@
             </w:pPr>
             <w:r>
               <w:rPr>
-                <w:rFonts w:ascii="Arial" w:hAnsi="Arial" w:eastAsia="Arial"/>
-                <w:sz w:val="18"/>
-              </w:rPr>
-            </w:r>
-            <w:r>
-              <w:rPr>
-                <w:rFonts w:ascii="Arial" w:hAnsi="Arial" w:eastAsia="Arial"/>
+                <w:rFonts w:ascii="Arial" w:hAnsi="Arial" w:eastAsia="Arial" w:cs="Tahoma"/>
+                <w:sz w:val="18"/>
+              </w:rPr>
+            </w:r>
+            <w:r>
+              <w:rPr>
+                <w:rFonts w:ascii="Arial" w:hAnsi="Arial" w:eastAsia="Arial" w:cs="Tahoma"/>
                 <w:sz w:val="18"/>
               </w:rPr>
               <w:t>Yes</w:t>
@@ -7285,13 +7402,13 @@
             </w:pPr>
             <w:r>
               <w:rPr>
-                <w:rFonts w:ascii="Arial" w:hAnsi="Arial" w:eastAsia="Arial"/>
-                <w:sz w:val="18"/>
-              </w:rPr>
-            </w:r>
-            <w:r>
-              <w:rPr>
-                <w:rFonts w:ascii="Arial" w:hAnsi="Arial" w:eastAsia="Arial"/>
+                <w:rFonts w:ascii="Arial" w:hAnsi="Arial" w:eastAsia="Arial" w:cs="Tahoma"/>
+                <w:sz w:val="18"/>
+              </w:rPr>
+            </w:r>
+            <w:r>
+              <w:rPr>
+                <w:rFonts w:ascii="Arial" w:hAnsi="Arial" w:eastAsia="Arial" w:cs="Tahoma"/>
                 <w:sz w:val="18"/>
               </w:rPr>
               <w:t>UTF-8; use value domain described by endpoint purpose</w:t>
@@ -7315,13 +7432,13 @@
             </w:pPr>
             <w:r>
               <w:rPr>
-                <w:rFonts w:ascii="Arial" w:hAnsi="Arial" w:eastAsia="Arial"/>
-                <w:sz w:val="18"/>
-              </w:rPr>
-            </w:r>
-            <w:r>
-              <w:rPr>
-                <w:rFonts w:ascii="Arial" w:hAnsi="Arial" w:eastAsia="Arial"/>
+                <w:rFonts w:ascii="Arial" w:hAnsi="Arial" w:eastAsia="Arial" w:cs="Tahoma"/>
+                <w:sz w:val="18"/>
+              </w:rPr>
+            </w:r>
+            <w:r>
+              <w:rPr>
+                <w:rFonts w:ascii="Arial" w:hAnsi="Arial" w:eastAsia="Arial" w:cs="Tahoma"/>
                 <w:sz w:val="18"/>
               </w:rPr>
               <w:t>actionOptions[].requireComment</w:t>
@@ -7340,13 +7457,13 @@
             </w:pPr>
             <w:r>
               <w:rPr>
-                <w:rFonts w:ascii="Arial" w:hAnsi="Arial" w:eastAsia="Arial"/>
-                <w:sz w:val="18"/>
-              </w:rPr>
-            </w:r>
-            <w:r>
-              <w:rPr>
-                <w:rFonts w:ascii="Arial" w:hAnsi="Arial" w:eastAsia="Arial"/>
+                <w:rFonts w:ascii="Arial" w:hAnsi="Arial" w:eastAsia="Arial" w:cs="Tahoma"/>
+                <w:sz w:val="18"/>
+              </w:rPr>
+            </w:r>
+            <w:r>
+              <w:rPr>
+                <w:rFonts w:ascii="Arial" w:hAnsi="Arial" w:eastAsia="Arial" w:cs="Tahoma"/>
                 <w:sz w:val="18"/>
               </w:rPr>
               <w:t>boolean</w:t>
@@ -7365,13 +7482,13 @@
             </w:pPr>
             <w:r>
               <w:rPr>
-                <w:rFonts w:ascii="Arial" w:hAnsi="Arial" w:eastAsia="Arial"/>
-                <w:sz w:val="18"/>
-              </w:rPr>
-            </w:r>
-            <w:r>
-              <w:rPr>
-                <w:rFonts w:ascii="Arial" w:hAnsi="Arial" w:eastAsia="Arial"/>
+                <w:rFonts w:ascii="Arial" w:hAnsi="Arial" w:eastAsia="Arial" w:cs="Tahoma"/>
+                <w:sz w:val="18"/>
+              </w:rPr>
+            </w:r>
+            <w:r>
+              <w:rPr>
+                <w:rFonts w:ascii="Arial" w:hAnsi="Arial" w:eastAsia="Arial" w:cs="Tahoma"/>
                 <w:sz w:val="18"/>
               </w:rPr>
               <w:t>Yes</w:t>
@@ -7390,13 +7507,13 @@
             </w:pPr>
             <w:r>
               <w:rPr>
-                <w:rFonts w:ascii="Arial" w:hAnsi="Arial" w:eastAsia="Arial"/>
-                <w:sz w:val="18"/>
-              </w:rPr>
-            </w:r>
-            <w:r>
-              <w:rPr>
-                <w:rFonts w:ascii="Arial" w:hAnsi="Arial" w:eastAsia="Arial"/>
+                <w:rFonts w:ascii="Arial" w:hAnsi="Arial" w:eastAsia="Arial" w:cs="Tahoma"/>
+                <w:sz w:val="18"/>
+              </w:rPr>
+            </w:r>
+            <w:r>
+              <w:rPr>
+                <w:rFonts w:ascii="Arial" w:hAnsi="Arial" w:eastAsia="Arial" w:cs="Tahoma"/>
                 <w:sz w:val="18"/>
               </w:rPr>
               <w:t>UTF-8; use value domain described by endpoint purpose</w:t>
@@ -7422,7 +7539,7 @@
         <w:keepNext w:val="0"/>
       </w:pPr>
       <w:r>
-        <w:t>ตัวอย่าง positive-path จาก section 03; Section 02 ส่งต่อ AVP (03) เมื่อยอดรวม 50,001-300,000 บาท และจบที่ GM เมื่อ &lt;= 50,000 บาท (SDD GI)</w:t>
+        <w:t>ตัวอย่าง positive-path จาก section 03; Section 02 ส่งต่อ AVP (03) เมื่อยอดรวม ≥ 100,000 บาท และจบที่ GM เมื่อ &lt; 100,000 บาท (มติ 2026-08-18)</w:t>
       </w:r>
     </w:p>
     <w:tbl>
@@ -7453,7 +7570,7 @@
             <w:r/>
             <w:r>
               <w:rPr>
-                <w:rFonts w:ascii="Arial" w:hAnsi="Arial" w:eastAsia="Arial"/>
+                <w:rFonts w:ascii="Arial" w:hAnsi="Arial" w:eastAsia="Arial" w:cs="Tahoma"/>
                 <w:b/>
                 <w:sz w:val="18"/>
               </w:rPr>
@@ -7479,7 +7596,7 @@
             <w:r/>
             <w:r>
               <w:rPr>
-                <w:rFonts w:ascii="Courier New" w:hAnsi="Courier New" w:eastAsia="Courier New"/>
+                <w:rFonts w:ascii="Courier New" w:hAnsi="Courier New" w:eastAsia="Courier New" w:cs="Tahoma"/>
                 <w:sz w:val="16"/>
               </w:rPr>
               <w:t>{</w:t>
@@ -7537,7 +7654,7 @@
             <w:r/>
             <w:r>
               <w:rPr>
-                <w:rFonts w:ascii="Arial" w:hAnsi="Arial" w:eastAsia="Arial"/>
+                <w:rFonts w:ascii="Arial" w:hAnsi="Arial" w:eastAsia="Arial" w:cs="Tahoma"/>
                 <w:b/>
                 <w:sz w:val="18"/>
               </w:rPr>
@@ -7559,7 +7676,7 @@
             <w:r/>
             <w:r>
               <w:rPr>
-                <w:rFonts w:ascii="Arial" w:hAnsi="Arial" w:eastAsia="Arial"/>
+                <w:rFonts w:ascii="Arial" w:hAnsi="Arial" w:eastAsia="Arial" w:cs="Tahoma"/>
                 <w:b/>
                 <w:sz w:val="18"/>
               </w:rPr>
@@ -7581,7 +7698,7 @@
             <w:r/>
             <w:r>
               <w:rPr>
-                <w:rFonts w:ascii="Arial" w:hAnsi="Arial" w:eastAsia="Arial"/>
+                <w:rFonts w:ascii="Arial" w:hAnsi="Arial" w:eastAsia="Arial" w:cs="Tahoma"/>
                 <w:b/>
                 <w:sz w:val="18"/>
               </w:rPr>
@@ -7603,7 +7720,7 @@
             <w:r/>
             <w:r>
               <w:rPr>
-                <w:rFonts w:ascii="Arial" w:hAnsi="Arial" w:eastAsia="Arial"/>
+                <w:rFonts w:ascii="Arial" w:hAnsi="Arial" w:eastAsia="Arial" w:cs="Tahoma"/>
                 <w:b/>
                 <w:sz w:val="18"/>
               </w:rPr>
@@ -7628,13 +7745,13 @@
             </w:pPr>
             <w:r>
               <w:rPr>
-                <w:rFonts w:ascii="Arial" w:hAnsi="Arial" w:eastAsia="Arial"/>
-                <w:sz w:val="18"/>
-              </w:rPr>
-            </w:r>
-            <w:r>
-              <w:rPr>
-                <w:rFonts w:ascii="Arial" w:hAnsi="Arial" w:eastAsia="Arial"/>
+                <w:rFonts w:ascii="Arial" w:hAnsi="Arial" w:eastAsia="Arial" w:cs="Tahoma"/>
+                <w:sz w:val="18"/>
+              </w:rPr>
+            </w:r>
+            <w:r>
+              <w:rPr>
+                <w:rFonts w:ascii="Arial" w:hAnsi="Arial" w:eastAsia="Arial" w:cs="Tahoma"/>
                 <w:sz w:val="18"/>
               </w:rPr>
               <w:t>result</w:t>
@@ -7653,13 +7770,13 @@
             </w:pPr>
             <w:r>
               <w:rPr>
-                <w:rFonts w:ascii="Arial" w:hAnsi="Arial" w:eastAsia="Arial"/>
-                <w:sz w:val="18"/>
-              </w:rPr>
-            </w:r>
-            <w:r>
-              <w:rPr>
-                <w:rFonts w:ascii="Arial" w:hAnsi="Arial" w:eastAsia="Arial"/>
+                <w:rFonts w:ascii="Arial" w:hAnsi="Arial" w:eastAsia="Arial" w:cs="Tahoma"/>
+                <w:sz w:val="18"/>
+              </w:rPr>
+            </w:r>
+            <w:r>
+              <w:rPr>
+                <w:rFonts w:ascii="Arial" w:hAnsi="Arial" w:eastAsia="Arial" w:cs="Tahoma"/>
                 <w:sz w:val="18"/>
               </w:rPr>
               <w:t>string</w:t>
@@ -7678,13 +7795,13 @@
             </w:pPr>
             <w:r>
               <w:rPr>
-                <w:rFonts w:ascii="Arial" w:hAnsi="Arial" w:eastAsia="Arial"/>
-                <w:sz w:val="18"/>
-              </w:rPr>
-            </w:r>
-            <w:r>
-              <w:rPr>
-                <w:rFonts w:ascii="Arial" w:hAnsi="Arial" w:eastAsia="Arial"/>
+                <w:rFonts w:ascii="Arial" w:hAnsi="Arial" w:eastAsia="Arial" w:cs="Tahoma"/>
+                <w:sz w:val="18"/>
+              </w:rPr>
+            </w:r>
+            <w:r>
+              <w:rPr>
+                <w:rFonts w:ascii="Arial" w:hAnsi="Arial" w:eastAsia="Arial" w:cs="Tahoma"/>
                 <w:sz w:val="18"/>
               </w:rPr>
               <w:t>Yes</w:t>
@@ -7703,13 +7820,13 @@
             </w:pPr>
             <w:r>
               <w:rPr>
-                <w:rFonts w:ascii="Arial" w:hAnsi="Arial" w:eastAsia="Arial"/>
-                <w:sz w:val="18"/>
-              </w:rPr>
-            </w:r>
-            <w:r>
-              <w:rPr>
-                <w:rFonts w:ascii="Arial" w:hAnsi="Arial" w:eastAsia="Arial"/>
+                <w:rFonts w:ascii="Arial" w:hAnsi="Arial" w:eastAsia="Arial" w:cs="Tahoma"/>
+                <w:sz w:val="18"/>
+              </w:rPr>
+            </w:r>
+            <w:r>
+              <w:rPr>
+                <w:rFonts w:ascii="Arial" w:hAnsi="Arial" w:eastAsia="Arial" w:cs="Tahoma"/>
                 <w:sz w:val="18"/>
               </w:rPr>
               <w:t>UTF-8; use value domain described by endpoint purpose</w:t>
@@ -7733,13 +7850,13 @@
             </w:pPr>
             <w:r>
               <w:rPr>
-                <w:rFonts w:ascii="Arial" w:hAnsi="Arial" w:eastAsia="Arial"/>
-                <w:sz w:val="18"/>
-              </w:rPr>
-            </w:r>
-            <w:r>
-              <w:rPr>
-                <w:rFonts w:ascii="Arial" w:hAnsi="Arial" w:eastAsia="Arial"/>
+                <w:rFonts w:ascii="Arial" w:hAnsi="Arial" w:eastAsia="Arial" w:cs="Tahoma"/>
+                <w:sz w:val="18"/>
+              </w:rPr>
+            </w:r>
+            <w:r>
+              <w:rPr>
+                <w:rFonts w:ascii="Arial" w:hAnsi="Arial" w:eastAsia="Arial" w:cs="Tahoma"/>
                 <w:sz w:val="18"/>
               </w:rPr>
               <w:t>comment</w:t>
@@ -7758,13 +7875,13 @@
             </w:pPr>
             <w:r>
               <w:rPr>
-                <w:rFonts w:ascii="Arial" w:hAnsi="Arial" w:eastAsia="Arial"/>
-                <w:sz w:val="18"/>
-              </w:rPr>
-            </w:r>
-            <w:r>
-              <w:rPr>
-                <w:rFonts w:ascii="Arial" w:hAnsi="Arial" w:eastAsia="Arial"/>
+                <w:rFonts w:ascii="Arial" w:hAnsi="Arial" w:eastAsia="Arial" w:cs="Tahoma"/>
+                <w:sz w:val="18"/>
+              </w:rPr>
+            </w:r>
+            <w:r>
+              <w:rPr>
+                <w:rFonts w:ascii="Arial" w:hAnsi="Arial" w:eastAsia="Arial" w:cs="Tahoma"/>
                 <w:sz w:val="18"/>
               </w:rPr>
               <w:t>string</w:t>
@@ -7783,13 +7900,13 @@
             </w:pPr>
             <w:r>
               <w:rPr>
-                <w:rFonts w:ascii="Arial" w:hAnsi="Arial" w:eastAsia="Arial"/>
-                <w:sz w:val="18"/>
-              </w:rPr>
-            </w:r>
-            <w:r>
-              <w:rPr>
-                <w:rFonts w:ascii="Arial" w:hAnsi="Arial" w:eastAsia="Arial"/>
+                <w:rFonts w:ascii="Arial" w:hAnsi="Arial" w:eastAsia="Arial" w:cs="Tahoma"/>
+                <w:sz w:val="18"/>
+              </w:rPr>
+            </w:r>
+            <w:r>
+              <w:rPr>
+                <w:rFonts w:ascii="Arial" w:hAnsi="Arial" w:eastAsia="Arial" w:cs="Tahoma"/>
                 <w:sz w:val="18"/>
               </w:rPr>
               <w:t>Yes</w:t>
@@ -7808,13 +7925,13 @@
             </w:pPr>
             <w:r>
               <w:rPr>
-                <w:rFonts w:ascii="Arial" w:hAnsi="Arial" w:eastAsia="Arial"/>
-                <w:sz w:val="18"/>
-              </w:rPr>
-            </w:r>
-            <w:r>
-              <w:rPr>
-                <w:rFonts w:ascii="Arial" w:hAnsi="Arial" w:eastAsia="Arial"/>
+                <w:rFonts w:ascii="Arial" w:hAnsi="Arial" w:eastAsia="Arial" w:cs="Tahoma"/>
+                <w:sz w:val="18"/>
+              </w:rPr>
+            </w:r>
+            <w:r>
+              <w:rPr>
+                <w:rFonts w:ascii="Arial" w:hAnsi="Arial" w:eastAsia="Arial" w:cs="Tahoma"/>
                 <w:sz w:val="18"/>
               </w:rPr>
               <w:t>trimmed UTF-8 Thai text; required by operation/business rule</w:t>
@@ -7852,7 +7969,7 @@
             <w:r/>
             <w:r>
               <w:rPr>
-                <w:rFonts w:ascii="Arial" w:hAnsi="Arial" w:eastAsia="Arial"/>
+                <w:rFonts w:ascii="Arial" w:hAnsi="Arial" w:eastAsia="Arial" w:cs="Tahoma"/>
                 <w:b/>
                 <w:sz w:val="18"/>
               </w:rPr>
@@ -7878,7 +7995,7 @@
             <w:r/>
             <w:r>
               <w:rPr>
-                <w:rFonts w:ascii="Courier New" w:hAnsi="Courier New" w:eastAsia="Courier New"/>
+                <w:rFonts w:ascii="Courier New" w:hAnsi="Courier New" w:eastAsia="Courier New" w:cs="Tahoma"/>
                 <w:sz w:val="16"/>
               </w:rPr>
               <w:t>{</w:t>
@@ -7938,7 +8055,7 @@
             <w:r/>
             <w:r>
               <w:rPr>
-                <w:rFonts w:ascii="Arial" w:hAnsi="Arial" w:eastAsia="Arial"/>
+                <w:rFonts w:ascii="Arial" w:hAnsi="Arial" w:eastAsia="Arial" w:cs="Tahoma"/>
                 <w:b/>
                 <w:sz w:val="18"/>
               </w:rPr>
@@ -7960,7 +8077,7 @@
             <w:r/>
             <w:r>
               <w:rPr>
-                <w:rFonts w:ascii="Arial" w:hAnsi="Arial" w:eastAsia="Arial"/>
+                <w:rFonts w:ascii="Arial" w:hAnsi="Arial" w:eastAsia="Arial" w:cs="Tahoma"/>
                 <w:b/>
                 <w:sz w:val="18"/>
               </w:rPr>
@@ -7982,7 +8099,7 @@
             <w:r/>
             <w:r>
               <w:rPr>
-                <w:rFonts w:ascii="Arial" w:hAnsi="Arial" w:eastAsia="Arial"/>
+                <w:rFonts w:ascii="Arial" w:hAnsi="Arial" w:eastAsia="Arial" w:cs="Tahoma"/>
                 <w:b/>
                 <w:sz w:val="18"/>
               </w:rPr>
@@ -8004,7 +8121,7 @@
             <w:r/>
             <w:r>
               <w:rPr>
-                <w:rFonts w:ascii="Arial" w:hAnsi="Arial" w:eastAsia="Arial"/>
+                <w:rFonts w:ascii="Arial" w:hAnsi="Arial" w:eastAsia="Arial" w:cs="Tahoma"/>
                 <w:b/>
                 <w:sz w:val="18"/>
               </w:rPr>
@@ -8029,13 +8146,13 @@
             </w:pPr>
             <w:r>
               <w:rPr>
-                <w:rFonts w:ascii="Arial" w:hAnsi="Arial" w:eastAsia="Arial"/>
-                <w:sz w:val="18"/>
-              </w:rPr>
-            </w:r>
-            <w:r>
-              <w:rPr>
-                <w:rFonts w:ascii="Arial" w:hAnsi="Arial" w:eastAsia="Arial"/>
+                <w:rFonts w:ascii="Arial" w:hAnsi="Arial" w:eastAsia="Arial" w:cs="Tahoma"/>
+                <w:sz w:val="18"/>
+              </w:rPr>
+            </w:r>
+            <w:r>
+              <w:rPr>
+                <w:rFonts w:ascii="Arial" w:hAnsi="Arial" w:eastAsia="Arial" w:cs="Tahoma"/>
                 <w:sz w:val="18"/>
               </w:rPr>
               <w:t>statusCode</w:t>
@@ -8054,13 +8171,13 @@
             </w:pPr>
             <w:r>
               <w:rPr>
-                <w:rFonts w:ascii="Arial" w:hAnsi="Arial" w:eastAsia="Arial"/>
-                <w:sz w:val="18"/>
-              </w:rPr>
-            </w:r>
-            <w:r>
-              <w:rPr>
-                <w:rFonts w:ascii="Arial" w:hAnsi="Arial" w:eastAsia="Arial"/>
+                <w:rFonts w:ascii="Arial" w:hAnsi="Arial" w:eastAsia="Arial" w:cs="Tahoma"/>
+                <w:sz w:val="18"/>
+              </w:rPr>
+            </w:r>
+            <w:r>
+              <w:rPr>
+                <w:rFonts w:ascii="Arial" w:hAnsi="Arial" w:eastAsia="Arial" w:cs="Tahoma"/>
                 <w:sz w:val="18"/>
               </w:rPr>
               <w:t>string</w:t>
@@ -8079,13 +8196,13 @@
             </w:pPr>
             <w:r>
               <w:rPr>
-                <w:rFonts w:ascii="Arial" w:hAnsi="Arial" w:eastAsia="Arial"/>
-                <w:sz w:val="18"/>
-              </w:rPr>
-            </w:r>
-            <w:r>
-              <w:rPr>
-                <w:rFonts w:ascii="Arial" w:hAnsi="Arial" w:eastAsia="Arial"/>
+                <w:rFonts w:ascii="Arial" w:hAnsi="Arial" w:eastAsia="Arial" w:cs="Tahoma"/>
+                <w:sz w:val="18"/>
+              </w:rPr>
+            </w:r>
+            <w:r>
+              <w:rPr>
+                <w:rFonts w:ascii="Arial" w:hAnsi="Arial" w:eastAsia="Arial" w:cs="Tahoma"/>
                 <w:sz w:val="18"/>
               </w:rPr>
               <w:t>Yes</w:t>
@@ -8104,13 +8221,13 @@
             </w:pPr>
             <w:r>
               <w:rPr>
-                <w:rFonts w:ascii="Arial" w:hAnsi="Arial" w:eastAsia="Arial"/>
-                <w:sz w:val="18"/>
-              </w:rPr>
-            </w:r>
-            <w:r>
-              <w:rPr>
-                <w:rFonts w:ascii="Arial" w:hAnsi="Arial" w:eastAsia="Arial"/>
+                <w:rFonts w:ascii="Arial" w:hAnsi="Arial" w:eastAsia="Arial" w:cs="Tahoma"/>
+                <w:sz w:val="18"/>
+              </w:rPr>
+            </w:r>
+            <w:r>
+              <w:rPr>
+                <w:rFonts w:ascii="Arial" w:hAnsi="Arial" w:eastAsia="Arial" w:cs="Tahoma"/>
                 <w:sz w:val="18"/>
               </w:rPr>
               <w:t>canonical code; do not replace with display label</w:t>
@@ -8134,13 +8251,13 @@
             </w:pPr>
             <w:r>
               <w:rPr>
-                <w:rFonts w:ascii="Arial" w:hAnsi="Arial" w:eastAsia="Arial"/>
-                <w:sz w:val="18"/>
-              </w:rPr>
-            </w:r>
-            <w:r>
-              <w:rPr>
-                <w:rFonts w:ascii="Arial" w:hAnsi="Arial" w:eastAsia="Arial"/>
+                <w:rFonts w:ascii="Arial" w:hAnsi="Arial" w:eastAsia="Arial" w:cs="Tahoma"/>
+                <w:sz w:val="18"/>
+              </w:rPr>
+            </w:r>
+            <w:r>
+              <w:rPr>
+                <w:rFonts w:ascii="Arial" w:hAnsi="Arial" w:eastAsia="Arial" w:cs="Tahoma"/>
                 <w:sz w:val="18"/>
               </w:rPr>
               <w:t>nextSection</w:t>
@@ -8159,13 +8276,13 @@
             </w:pPr>
             <w:r>
               <w:rPr>
-                <w:rFonts w:ascii="Arial" w:hAnsi="Arial" w:eastAsia="Arial"/>
-                <w:sz w:val="18"/>
-              </w:rPr>
-            </w:r>
-            <w:r>
-              <w:rPr>
-                <w:rFonts w:ascii="Arial" w:hAnsi="Arial" w:eastAsia="Arial"/>
+                <w:rFonts w:ascii="Arial" w:hAnsi="Arial" w:eastAsia="Arial" w:cs="Tahoma"/>
+                <w:sz w:val="18"/>
+              </w:rPr>
+            </w:r>
+            <w:r>
+              <w:rPr>
+                <w:rFonts w:ascii="Arial" w:hAnsi="Arial" w:eastAsia="Arial" w:cs="Tahoma"/>
                 <w:sz w:val="18"/>
               </w:rPr>
               <w:t>string | null</w:t>
@@ -8184,13 +8301,13 @@
             </w:pPr>
             <w:r>
               <w:rPr>
-                <w:rFonts w:ascii="Arial" w:hAnsi="Arial" w:eastAsia="Arial"/>
-                <w:sz w:val="18"/>
-              </w:rPr>
-            </w:r>
-            <w:r>
-              <w:rPr>
-                <w:rFonts w:ascii="Arial" w:hAnsi="Arial" w:eastAsia="Arial"/>
+                <w:rFonts w:ascii="Arial" w:hAnsi="Arial" w:eastAsia="Arial" w:cs="Tahoma"/>
+                <w:sz w:val="18"/>
+              </w:rPr>
+            </w:r>
+            <w:r>
+              <w:rPr>
+                <w:rFonts w:ascii="Arial" w:hAnsi="Arial" w:eastAsia="Arial" w:cs="Tahoma"/>
                 <w:sz w:val="18"/>
               </w:rPr>
               <w:t>No</w:t>
@@ -8209,13 +8326,13 @@
             </w:pPr>
             <w:r>
               <w:rPr>
-                <w:rFonts w:ascii="Arial" w:hAnsi="Arial" w:eastAsia="Arial"/>
-                <w:sz w:val="18"/>
-              </w:rPr>
-            </w:r>
-            <w:r>
-              <w:rPr>
-                <w:rFonts w:ascii="Arial" w:hAnsi="Arial" w:eastAsia="Arial"/>
+                <w:rFonts w:ascii="Arial" w:hAnsi="Arial" w:eastAsia="Arial" w:cs="Tahoma"/>
+                <w:sz w:val="18"/>
+              </w:rPr>
+            </w:r>
+            <w:r>
+              <w:rPr>
+                <w:rFonts w:ascii="Arial" w:hAnsi="Arial" w:eastAsia="Arial" w:cs="Tahoma"/>
                 <w:sz w:val="18"/>
               </w:rPr>
               <w:t>canonical code; do not replace with display label</w:t>
@@ -8239,13 +8356,13 @@
             </w:pPr>
             <w:r>
               <w:rPr>
-                <w:rFonts w:ascii="Arial" w:hAnsi="Arial" w:eastAsia="Arial"/>
-                <w:sz w:val="18"/>
-              </w:rPr>
-            </w:r>
-            <w:r>
-              <w:rPr>
-                <w:rFonts w:ascii="Arial" w:hAnsi="Arial" w:eastAsia="Arial"/>
+                <w:rFonts w:ascii="Arial" w:hAnsi="Arial" w:eastAsia="Arial" w:cs="Tahoma"/>
+                <w:sz w:val="18"/>
+              </w:rPr>
+            </w:r>
+            <w:r>
+              <w:rPr>
+                <w:rFonts w:ascii="Arial" w:hAnsi="Arial" w:eastAsia="Arial" w:cs="Tahoma"/>
                 <w:sz w:val="18"/>
               </w:rPr>
               <w:t>message</w:t>
@@ -8264,13 +8381,13 @@
             </w:pPr>
             <w:r>
               <w:rPr>
-                <w:rFonts w:ascii="Arial" w:hAnsi="Arial" w:eastAsia="Arial"/>
-                <w:sz w:val="18"/>
-              </w:rPr>
-            </w:r>
-            <w:r>
-              <w:rPr>
-                <w:rFonts w:ascii="Arial" w:hAnsi="Arial" w:eastAsia="Arial"/>
+                <w:rFonts w:ascii="Arial" w:hAnsi="Arial" w:eastAsia="Arial" w:cs="Tahoma"/>
+                <w:sz w:val="18"/>
+              </w:rPr>
+            </w:r>
+            <w:r>
+              <w:rPr>
+                <w:rFonts w:ascii="Arial" w:hAnsi="Arial" w:eastAsia="Arial" w:cs="Tahoma"/>
                 <w:sz w:val="18"/>
               </w:rPr>
               <w:t>string</w:t>
@@ -8289,13 +8406,13 @@
             </w:pPr>
             <w:r>
               <w:rPr>
-                <w:rFonts w:ascii="Arial" w:hAnsi="Arial" w:eastAsia="Arial"/>
-                <w:sz w:val="18"/>
-              </w:rPr>
-            </w:r>
-            <w:r>
-              <w:rPr>
-                <w:rFonts w:ascii="Arial" w:hAnsi="Arial" w:eastAsia="Arial"/>
+                <w:rFonts w:ascii="Arial" w:hAnsi="Arial" w:eastAsia="Arial" w:cs="Tahoma"/>
+                <w:sz w:val="18"/>
+              </w:rPr>
+            </w:r>
+            <w:r>
+              <w:rPr>
+                <w:rFonts w:ascii="Arial" w:hAnsi="Arial" w:eastAsia="Arial" w:cs="Tahoma"/>
                 <w:sz w:val="18"/>
               </w:rPr>
               <w:t>Yes</w:t>
@@ -8314,13 +8431,13 @@
             </w:pPr>
             <w:r>
               <w:rPr>
-                <w:rFonts w:ascii="Arial" w:hAnsi="Arial" w:eastAsia="Arial"/>
-                <w:sz w:val="18"/>
-              </w:rPr>
-            </w:r>
-            <w:r>
-              <w:rPr>
-                <w:rFonts w:ascii="Arial" w:hAnsi="Arial" w:eastAsia="Arial"/>
+                <w:rFonts w:ascii="Arial" w:hAnsi="Arial" w:eastAsia="Arial" w:cs="Tahoma"/>
+                <w:sz w:val="18"/>
+              </w:rPr>
+            </w:r>
+            <w:r>
+              <w:rPr>
+                <w:rFonts w:ascii="Arial" w:hAnsi="Arial" w:eastAsia="Arial" w:cs="Tahoma"/>
                 <w:sz w:val="18"/>
               </w:rPr>
               <w:t>UTF-8; use value domain described by endpoint purpose</w:t>
@@ -8350,7 +8467,7 @@
       </w:r>
       <w:r>
         <w:rPr>
-          <w:rFonts w:ascii="Courier New" w:hAnsi="Courier New"/>
+          <w:rFonts w:ascii="Courier New" w:hAnsi="Courier New" w:eastAsia="Courier New" w:cs="Tahoma"/>
         </w:rPr>
         <w:t>srm-sps-spsap-web-frontend</w:t>
       </w:r>
@@ -8359,7 +8476,7 @@
       </w:r>
       <w:r>
         <w:rPr>
-          <w:rFonts w:ascii="Courier New" w:hAnsi="Courier New"/>
+          <w:rFonts w:ascii="Courier New" w:hAnsi="Courier New" w:eastAsia="Courier New" w:cs="Tahoma"/>
         </w:rPr>
         <w:t>sbpm</w:t>
       </w:r>
@@ -8368,7 +8485,7 @@
       </w:r>
       <w:r>
         <w:rPr>
-          <w:rFonts w:ascii="Courier New" w:hAnsi="Courier New"/>
+          <w:rFonts w:ascii="Courier New" w:hAnsi="Courier New" w:eastAsia="Courier New" w:cs="Tahoma"/>
         </w:rPr>
         <w:t>'use client'</w:t>
       </w:r>
@@ -8377,7 +8494,7 @@
       </w:r>
       <w:r>
         <w:rPr>
-          <w:rFonts w:ascii="Courier New" w:hAnsi="Courier New"/>
+          <w:rFonts w:ascii="Courier New" w:hAnsi="Courier New" w:eastAsia="Courier New" w:cs="Tahoma"/>
         </w:rPr>
         <w:t>@/components/Form</w:t>
       </w:r>
@@ -8386,7 +8503,7 @@
       </w:r>
       <w:r>
         <w:rPr>
-          <w:rFonts w:ascii="Courier New" w:hAnsi="Courier New"/>
+          <w:rFonts w:ascii="Courier New" w:hAnsi="Courier New" w:eastAsia="Courier New" w:cs="Tahoma"/>
         </w:rPr>
         <w:t>@/components/Table</w:t>
       </w:r>
@@ -8395,7 +8512,7 @@
       </w:r>
       <w:r>
         <w:rPr>
-          <w:rFonts w:ascii="Courier New" w:hAnsi="Courier New"/>
+          <w:rFonts w:ascii="Courier New" w:hAnsi="Courier New" w:eastAsia="Courier New" w:cs="Tahoma"/>
         </w:rPr>
         <w:t>permissionStore</w:t>
       </w:r>
@@ -8404,7 +8521,7 @@
       </w:r>
       <w:r>
         <w:rPr>
-          <w:rFonts w:ascii="Courier New" w:hAnsi="Courier New"/>
+          <w:rFonts w:ascii="Courier New" w:hAnsi="Courier New" w:eastAsia="Courier New" w:cs="Tahoma"/>
         </w:rPr>
         <w:t>@/lib/apiClient</w:t>
       </w:r>
@@ -8422,7 +8539,7 @@
       </w:r>
       <w:r>
         <w:rPr>
-          <w:rFonts w:ascii="Courier New" w:hAnsi="Courier New"/>
+          <w:rFonts w:ascii="Courier New" w:hAnsi="Courier New" w:eastAsia="Courier New" w:cs="Tahoma"/>
         </w:rPr>
         <w:t>TODO:</w:t>
       </w:r>
@@ -8447,7 +8564,7 @@
       </w:r>
       <w:r>
         <w:rPr>
-          <w:rFonts w:ascii="Courier New" w:hAnsi="Courier New"/>
+          <w:rFonts w:ascii="Courier New" w:hAnsi="Courier New" w:eastAsia="Courier New" w:cs="Tahoma"/>
         </w:rPr>
         <w:t>srm-sps-spsap-web-frontend</w:t>
       </w:r>
@@ -8456,7 +8573,7 @@
       </w:r>
       <w:r>
         <w:rPr>
-          <w:rFonts w:ascii="Courier New" w:hAnsi="Courier New"/>
+          <w:rFonts w:ascii="Courier New" w:hAnsi="Courier New" w:eastAsia="Courier New" w:cs="Tahoma"/>
         </w:rPr>
         <w:t>sbpm</w:t>
       </w:r>
@@ -8465,7 +8582,7 @@
       </w:r>
       <w:r>
         <w:rPr>
-          <w:rFonts w:ascii="Courier New" w:hAnsi="Courier New"/>
+          <w:rFonts w:ascii="Courier New" w:hAnsi="Courier New" w:eastAsia="Courier New" w:cs="Tahoma"/>
         </w:rPr>
         <w:t>src/app/(main)/sbpgi/*</w:t>
       </w:r>
@@ -8474,7 +8591,7 @@
       </w:r>
       <w:r>
         <w:rPr>
-          <w:rFonts w:ascii="Courier New" w:hAnsi="Courier New"/>
+          <w:rFonts w:ascii="Courier New" w:hAnsi="Courier New" w:eastAsia="Courier New" w:cs="Tahoma"/>
         </w:rPr>
         <w:t>@/*</w:t>
       </w:r>
@@ -8511,7 +8628,7 @@
             <w:r/>
             <w:r>
               <w:rPr>
-                <w:rFonts w:ascii="Arial" w:hAnsi="Arial" w:eastAsia="Arial"/>
+                <w:rFonts w:ascii="Arial" w:hAnsi="Arial" w:eastAsia="Arial" w:cs="Tahoma"/>
                 <w:b/>
                 <w:sz w:val="18"/>
               </w:rPr>
@@ -8533,7 +8650,7 @@
             <w:r/>
             <w:r>
               <w:rPr>
-                <w:rFonts w:ascii="Arial" w:hAnsi="Arial" w:eastAsia="Arial"/>
+                <w:rFonts w:ascii="Arial" w:hAnsi="Arial" w:eastAsia="Arial" w:cs="Tahoma"/>
                 <w:b/>
                 <w:sz w:val="18"/>
               </w:rPr>
@@ -8558,13 +8675,13 @@
             </w:pPr>
             <w:r>
               <w:rPr>
-                <w:rFonts w:ascii="Arial" w:hAnsi="Arial" w:eastAsia="Arial"/>
-                <w:sz w:val="18"/>
-              </w:rPr>
-            </w:r>
-            <w:r>
-              <w:rPr>
-                <w:rFonts w:ascii="Arial" w:hAnsi="Arial" w:eastAsia="Arial"/>
+                <w:rFonts w:ascii="Arial" w:hAnsi="Arial" w:eastAsia="Arial" w:cs="Tahoma"/>
+                <w:sz w:val="18"/>
+              </w:rPr>
+            </w:r>
+            <w:r>
+              <w:rPr>
+                <w:rFonts w:ascii="Arial" w:hAnsi="Arial" w:eastAsia="Arial" w:cs="Tahoma"/>
                 <w:sz w:val="18"/>
               </w:rPr>
               <w:t>src/app/(main)/sbpgi/documents/[docNo]/page.tsx</w:t>
@@ -8583,13 +8700,13 @@
             </w:pPr>
             <w:r>
               <w:rPr>
-                <w:rFonts w:ascii="Arial" w:hAnsi="Arial" w:eastAsia="Arial"/>
-                <w:sz w:val="18"/>
-              </w:rPr>
-            </w:r>
-            <w:r>
-              <w:rPr>
-                <w:rFonts w:ascii="Arial" w:hAnsi="Arial" w:eastAsia="Arial"/>
+                <w:rFonts w:ascii="Arial" w:hAnsi="Arial" w:eastAsia="Arial" w:cs="Tahoma"/>
+                <w:sz w:val="18"/>
+              </w:rPr>
+            </w:r>
+            <w:r>
+              <w:rPr>
+                <w:rFonts w:ascii="Arial" w:hAnsi="Arial" w:eastAsia="Arial" w:cs="Tahoma"/>
                 <w:sz w:val="18"/>
               </w:rPr>
               <w:t>route page — ใช้ร่วมกับหน้า detail — view ของ workflow section 03</w:t>
@@ -8613,13 +8730,13 @@
             </w:pPr>
             <w:r>
               <w:rPr>
-                <w:rFonts w:ascii="Arial" w:hAnsi="Arial" w:eastAsia="Arial"/>
-                <w:sz w:val="18"/>
-              </w:rPr>
-            </w:r>
-            <w:r>
-              <w:rPr>
-                <w:rFonts w:ascii="Arial" w:hAnsi="Arial" w:eastAsia="Arial"/>
+                <w:rFonts w:ascii="Arial" w:hAnsi="Arial" w:eastAsia="Arial" w:cs="Tahoma"/>
+                <w:sz w:val="18"/>
+              </w:rPr>
+            </w:r>
+            <w:r>
+              <w:rPr>
+                <w:rFonts w:ascii="Arial" w:hAnsi="Arial" w:eastAsia="Arial" w:cs="Tahoma"/>
                 <w:sz w:val="18"/>
               </w:rPr>
               <w:t>src/components/sbpgi/document-detail/RoleView03.tsx</w:t>
@@ -8638,13 +8755,13 @@
             </w:pPr>
             <w:r>
               <w:rPr>
-                <w:rFonts w:ascii="Arial" w:hAnsi="Arial" w:eastAsia="Arial"/>
-                <w:sz w:val="18"/>
-              </w:rPr>
-            </w:r>
-            <w:r>
-              <w:rPr>
-                <w:rFonts w:ascii="Arial" w:hAnsi="Arial" w:eastAsia="Arial"/>
+                <w:rFonts w:ascii="Arial" w:hAnsi="Arial" w:eastAsia="Arial" w:cs="Tahoma"/>
+                <w:sz w:val="18"/>
+              </w:rPr>
+            </w:r>
+            <w:r>
+              <w:rPr>
+                <w:rFonts w:ascii="Arial" w:hAnsi="Arial" w:eastAsia="Arial" w:cs="Tahoma"/>
                 <w:sz w:val="18"/>
               </w:rPr>
               <w:t>component — view เฉพาะ workflow section 03 (อ่าน visibleSections/editableSections จาก API)</w:t>
@@ -8668,13 +8785,13 @@
             </w:pPr>
             <w:r>
               <w:rPr>
-                <w:rFonts w:ascii="Arial" w:hAnsi="Arial" w:eastAsia="Arial"/>
-                <w:sz w:val="18"/>
-              </w:rPr>
-            </w:r>
-            <w:r>
-              <w:rPr>
-                <w:rFonts w:ascii="Arial" w:hAnsi="Arial" w:eastAsia="Arial"/>
+                <w:rFonts w:ascii="Arial" w:hAnsi="Arial" w:eastAsia="Arial" w:cs="Tahoma"/>
+                <w:sz w:val="18"/>
+              </w:rPr>
+            </w:r>
+            <w:r>
+              <w:rPr>
+                <w:rFonts w:ascii="Arial" w:hAnsi="Arial" w:eastAsia="Arial" w:cs="Tahoma"/>
                 <w:sz w:val="18"/>
               </w:rPr>
               <w:t>src/components/sbpgi/document-detail/ActionForm03.tsx</w:t>
@@ -8693,13 +8810,13 @@
             </w:pPr>
             <w:r>
               <w:rPr>
-                <w:rFonts w:ascii="Arial" w:hAnsi="Arial" w:eastAsia="Arial"/>
-                <w:sz w:val="18"/>
-              </w:rPr>
-            </w:r>
-            <w:r>
-              <w:rPr>
-                <w:rFonts w:ascii="Arial" w:hAnsi="Arial" w:eastAsia="Arial"/>
+                <w:rFonts w:ascii="Arial" w:hAnsi="Arial" w:eastAsia="Arial" w:cs="Tahoma"/>
+                <w:sz w:val="18"/>
+              </w:rPr>
+            </w:r>
+            <w:r>
+              <w:rPr>
+                <w:rFonts w:ascii="Arial" w:hAnsi="Arial" w:eastAsia="Arial" w:cs="Tahoma"/>
                 <w:sz w:val="18"/>
               </w:rPr>
               <w:t>component — ฟอร์มผลการพิจารณา (result + comment) ของ section นี้</w:t>
@@ -8723,13 +8840,13 @@
             </w:pPr>
             <w:r>
               <w:rPr>
-                <w:rFonts w:ascii="Arial" w:hAnsi="Arial" w:eastAsia="Arial"/>
-                <w:sz w:val="18"/>
-              </w:rPr>
-            </w:r>
-            <w:r>
-              <w:rPr>
-                <w:rFonts w:ascii="Arial" w:hAnsi="Arial" w:eastAsia="Arial"/>
+                <w:rFonts w:ascii="Arial" w:hAnsi="Arial" w:eastAsia="Arial" w:cs="Tahoma"/>
+                <w:sz w:val="18"/>
+              </w:rPr>
+            </w:r>
+            <w:r>
+              <w:rPr>
+                <w:rFonts w:ascii="Arial" w:hAnsi="Arial" w:eastAsia="Arial" w:cs="Tahoma"/>
                 <w:sz w:val="18"/>
               </w:rPr>
               <w:t>src/components/sbpgi/document-detail/DocumentSection.tsx</w:t>
@@ -8748,13 +8865,13 @@
             </w:pPr>
             <w:r>
               <w:rPr>
-                <w:rFonts w:ascii="Arial" w:hAnsi="Arial" w:eastAsia="Arial"/>
-                <w:sz w:val="18"/>
-              </w:rPr>
-            </w:r>
-            <w:r>
-              <w:rPr>
-                <w:rFonts w:ascii="Arial" w:hAnsi="Arial" w:eastAsia="Arial"/>
+                <w:rFonts w:ascii="Arial" w:hAnsi="Arial" w:eastAsia="Arial" w:cs="Tahoma"/>
+                <w:sz w:val="18"/>
+              </w:rPr>
+            </w:r>
+            <w:r>
+              <w:rPr>
+                <w:rFonts w:ascii="Arial" w:hAnsi="Arial" w:eastAsia="Arial" w:cs="Tahoma"/>
                 <w:sz w:val="18"/>
               </w:rPr>
               <w:t>component ร่วม — render 1 section ตาม sectionKey (ประกาศครั้งเดียวที่ LLDD-FE-Document-Detail.pdf)</w:t>
@@ -8778,13 +8895,13 @@
             </w:pPr>
             <w:r>
               <w:rPr>
-                <w:rFonts w:ascii="Arial" w:hAnsi="Arial" w:eastAsia="Arial"/>
-                <w:sz w:val="18"/>
-              </w:rPr>
-            </w:r>
-            <w:r>
-              <w:rPr>
-                <w:rFonts w:ascii="Arial" w:hAnsi="Arial" w:eastAsia="Arial"/>
+                <w:rFonts w:ascii="Arial" w:hAnsi="Arial" w:eastAsia="Arial" w:cs="Tahoma"/>
+                <w:sz w:val="18"/>
+              </w:rPr>
+            </w:r>
+            <w:r>
+              <w:rPr>
+                <w:rFonts w:ascii="Arial" w:hAnsi="Arial" w:eastAsia="Arial" w:cs="Tahoma"/>
                 <w:sz w:val="18"/>
               </w:rPr>
               <w:t>src/components/sbpgi/document-detail/ActionPanel.tsx</w:t>
@@ -8803,13 +8920,13 @@
             </w:pPr>
             <w:r>
               <w:rPr>
-                <w:rFonts w:ascii="Arial" w:hAnsi="Arial" w:eastAsia="Arial"/>
-                <w:sz w:val="18"/>
-              </w:rPr>
-            </w:r>
-            <w:r>
-              <w:rPr>
-                <w:rFonts w:ascii="Arial" w:hAnsi="Arial" w:eastAsia="Arial"/>
+                <w:rFonts w:ascii="Arial" w:hAnsi="Arial" w:eastAsia="Arial" w:cs="Tahoma"/>
+                <w:sz w:val="18"/>
+              </w:rPr>
+            </w:r>
+            <w:r>
+              <w:rPr>
+                <w:rFonts w:ascii="Arial" w:hAnsi="Arial" w:eastAsia="Arial" w:cs="Tahoma"/>
                 <w:sz w:val="18"/>
               </w:rPr>
               <w:t>component ร่วม — กล่อง action ของหน้า detail (ประกาศครั้งเดียวที่ LLDD-FE-Document-Detail.pdf)</w:t>
@@ -8833,13 +8950,13 @@
             </w:pPr>
             <w:r>
               <w:rPr>
-                <w:rFonts w:ascii="Arial" w:hAnsi="Arial" w:eastAsia="Arial"/>
-                <w:sz w:val="18"/>
-              </w:rPr>
-            </w:r>
-            <w:r>
-              <w:rPr>
-                <w:rFonts w:ascii="Arial" w:hAnsi="Arial" w:eastAsia="Arial"/>
+                <w:rFonts w:ascii="Arial" w:hAnsi="Arial" w:eastAsia="Arial" w:cs="Tahoma"/>
+                <w:sz w:val="18"/>
+              </w:rPr>
+            </w:r>
+            <w:r>
+              <w:rPr>
+                <w:rFonts w:ascii="Arial" w:hAnsi="Arial" w:eastAsia="Arial" w:cs="Tahoma"/>
                 <w:sz w:val="18"/>
               </w:rPr>
               <w:t>src/services/sbpgi/document.service.ts</w:t>
@@ -8858,13 +8975,13 @@
             </w:pPr>
             <w:r>
               <w:rPr>
-                <w:rFonts w:ascii="Arial" w:hAnsi="Arial" w:eastAsia="Arial"/>
-                <w:sz w:val="18"/>
-              </w:rPr>
-            </w:r>
-            <w:r>
-              <w:rPr>
-                <w:rFonts w:ascii="Arial" w:hAnsi="Arial" w:eastAsia="Arial"/>
+                <w:rFonts w:ascii="Arial" w:hAnsi="Arial" w:eastAsia="Arial" w:cs="Tahoma"/>
+                <w:sz w:val="18"/>
+              </w:rPr>
+            </w:r>
+            <w:r>
+              <w:rPr>
+                <w:rFonts w:ascii="Arial" w:hAnsi="Arial" w:eastAsia="Arial" w:cs="Tahoma"/>
                 <w:sz w:val="18"/>
               </w:rPr>
               <w:t>service — เรียก BFF ผ่าน apiClient (GET, POST)</w:t>
@@ -8888,13 +9005,13 @@
             </w:pPr>
             <w:r>
               <w:rPr>
-                <w:rFonts w:ascii="Arial" w:hAnsi="Arial" w:eastAsia="Arial"/>
-                <w:sz w:val="18"/>
-              </w:rPr>
-            </w:r>
-            <w:r>
-              <w:rPr>
-                <w:rFonts w:ascii="Arial" w:hAnsi="Arial" w:eastAsia="Arial"/>
+                <w:rFonts w:ascii="Arial" w:hAnsi="Arial" w:eastAsia="Arial" w:cs="Tahoma"/>
+                <w:sz w:val="18"/>
+              </w:rPr>
+            </w:r>
+            <w:r>
+              <w:rPr>
+                <w:rFonts w:ascii="Arial" w:hAnsi="Arial" w:eastAsia="Arial" w:cs="Tahoma"/>
                 <w:sz w:val="18"/>
               </w:rPr>
               <w:t>src/hooks/sbpgi/document.query.ts</w:t>
@@ -8913,13 +9030,13 @@
             </w:pPr>
             <w:r>
               <w:rPr>
-                <w:rFonts w:ascii="Arial" w:hAnsi="Arial" w:eastAsia="Arial"/>
-                <w:sz w:val="18"/>
-              </w:rPr>
-            </w:r>
-            <w:r>
-              <w:rPr>
-                <w:rFonts w:ascii="Arial" w:hAnsi="Arial" w:eastAsia="Arial"/>
+                <w:rFonts w:ascii="Arial" w:hAnsi="Arial" w:eastAsia="Arial" w:cs="Tahoma"/>
+                <w:sz w:val="18"/>
+              </w:rPr>
+            </w:r>
+            <w:r>
+              <w:rPr>
+                <w:rFonts w:ascii="Arial" w:hAnsi="Arial" w:eastAsia="Arial" w:cs="Tahoma"/>
                 <w:sz w:val="18"/>
               </w:rPr>
               <w:t>hook — query key factory + useQuery/useMutation + invalidate</w:t>
@@ -8943,13 +9060,13 @@
             </w:pPr>
             <w:r>
               <w:rPr>
-                <w:rFonts w:ascii="Arial" w:hAnsi="Arial" w:eastAsia="Arial"/>
-                <w:sz w:val="18"/>
-              </w:rPr>
-            </w:r>
-            <w:r>
-              <w:rPr>
-                <w:rFonts w:ascii="Arial" w:hAnsi="Arial" w:eastAsia="Arial"/>
+                <w:rFonts w:ascii="Arial" w:hAnsi="Arial" w:eastAsia="Arial" w:cs="Tahoma"/>
+                <w:sz w:val="18"/>
+              </w:rPr>
+            </w:r>
+            <w:r>
+              <w:rPr>
+                <w:rFonts w:ascii="Arial" w:hAnsi="Arial" w:eastAsia="Arial" w:cs="Tahoma"/>
                 <w:sz w:val="18"/>
               </w:rPr>
               <w:t>src/types/sbpgi/document.ts</w:t>
@@ -8968,13 +9085,13 @@
             </w:pPr>
             <w:r>
               <w:rPr>
-                <w:rFonts w:ascii="Arial" w:hAnsi="Arial" w:eastAsia="Arial"/>
-                <w:sz w:val="18"/>
-              </w:rPr>
-            </w:r>
-            <w:r>
-              <w:rPr>
-                <w:rFonts w:ascii="Arial" w:hAnsi="Arial" w:eastAsia="Arial"/>
+                <w:rFonts w:ascii="Arial" w:hAnsi="Arial" w:eastAsia="Arial" w:cs="Tahoma"/>
+                <w:sz w:val="18"/>
+              </w:rPr>
+            </w:r>
+            <w:r>
+              <w:rPr>
+                <w:rFonts w:ascii="Arial" w:hAnsi="Arial" w:eastAsia="Arial" w:cs="Tahoma"/>
                 <w:sz w:val="18"/>
               </w:rPr>
               <w:t>types — request/response ตาม API contract ของเอกสารนี้</w:t>
@@ -9002,7 +9119,7 @@
       </w:pPr>
       <w:r>
         <w:rPr>
-          <w:rFonts w:ascii="Courier New" w:hAnsi="Courier New"/>
+          <w:rFonts w:ascii="Courier New" w:hAnsi="Courier New" w:eastAsia="Courier New" w:cs="Tahoma"/>
           <w:sz w:val="16"/>
         </w:rPr>
         <w:t>'use client';</w:t>
@@ -9106,7 +9223,7 @@
       </w:r>
       <w:r>
         <w:rPr>
-          <w:rFonts w:ascii="Courier New" w:hAnsi="Courier New"/>
+          <w:rFonts w:ascii="Courier New" w:hAnsi="Courier New" w:eastAsia="Courier New" w:cs="Tahoma"/>
         </w:rPr>
         <w:t>src/services/sbpgi/document.service.ts</w:t>
       </w:r>
@@ -9124,7 +9241,7 @@
       </w:r>
       <w:r>
         <w:rPr>
-          <w:rFonts w:ascii="Courier New" w:hAnsi="Courier New"/>
+          <w:rFonts w:ascii="Courier New" w:hAnsi="Courier New" w:eastAsia="Courier New" w:cs="Tahoma"/>
         </w:rPr>
         <w:t>document</w:t>
       </w:r>
@@ -9148,7 +9265,7 @@
       </w:pPr>
       <w:r>
         <w:rPr>
-          <w:rFonts w:ascii="Courier New" w:hAnsi="Courier New"/>
+          <w:rFonts w:ascii="Courier New" w:hAnsi="Courier New" w:eastAsia="Courier New" w:cs="Tahoma"/>
           <w:sz w:val="16"/>
         </w:rPr>
         <w:t>// src/services/sbpgi/document.service.ts</w:t>
@@ -9176,7 +9293,7 @@
         <w:t>}</w:t>
         <w:br/>
         <w:br/>
-        <w:t>/** POST /api/v1/documents/{docNo}/actions — ตัวอย่าง positive-path จาก section 03; Section 02 ส่งต่อ AVP (03) เมื่อยอดรวม 50,001-300,000 บาท และจบที่ GM เมื่อ &lt;= 50,000 บาท (SDD GI) */</w:t>
+        <w:t>/** POST /api/v1/documents/{docNo}/actions — ตัวอย่าง positive-path จาก section 03; Section 02 ส่งต่อ AVP (03) เมื่อยอดรวม ≥ 100,000 บาท และจบที่ GM เมื่อ &lt; 100,000 บาท (มติ 2026-08-18) */</w:t>
         <w:br/>
         <w:t>export async function createDocumentsActions(docNo: string, body: T.CreateDocumentsActionsRequest): Promise&lt;T.CreateDocumentsActionsResponse&gt; {</w:t>
         <w:br/>
@@ -9210,7 +9327,7 @@
       </w:r>
       <w:r>
         <w:rPr>
-          <w:rFonts w:ascii="Courier New" w:hAnsi="Courier New"/>
+          <w:rFonts w:ascii="Courier New" w:hAnsi="Courier New" w:eastAsia="Courier New" w:cs="Tahoma"/>
         </w:rPr>
         <w:t>src/types/sbpgi/document.ts</w:t>
       </w:r>
@@ -9228,7 +9345,7 @@
       </w:r>
       <w:r>
         <w:rPr>
-          <w:rFonts w:ascii="Courier New" w:hAnsi="Courier New"/>
+          <w:rFonts w:ascii="Courier New" w:hAnsi="Courier New" w:eastAsia="Courier New" w:cs="Tahoma"/>
         </w:rPr>
         <w:t>document</w:t>
       </w:r>
@@ -9252,7 +9369,7 @@
       </w:pPr>
       <w:r>
         <w:rPr>
-          <w:rFonts w:ascii="Courier New" w:hAnsi="Courier New"/>
+          <w:rFonts w:ascii="Courier New" w:hAnsi="Courier New" w:eastAsia="Courier New" w:cs="Tahoma"/>
           <w:sz w:val="16"/>
         </w:rPr>
         <w:t>// src/types/sbpgi/document.ts — ตรงกับตาราง API ในเอกสารนี้</w:t>
@@ -9336,7 +9453,7 @@
       </w:r>
       <w:r>
         <w:rPr>
-          <w:rFonts w:ascii="Courier New" w:hAnsi="Courier New"/>
+          <w:rFonts w:ascii="Courier New" w:hAnsi="Courier New" w:eastAsia="Courier New" w:cs="Tahoma"/>
         </w:rPr>
         <w:t>src/hooks/sbpgi/document.query.ts</w:t>
       </w:r>
@@ -9354,7 +9471,7 @@
       </w:r>
       <w:r>
         <w:rPr>
-          <w:rFonts w:ascii="Courier New" w:hAnsi="Courier New"/>
+          <w:rFonts w:ascii="Courier New" w:hAnsi="Courier New" w:eastAsia="Courier New" w:cs="Tahoma"/>
         </w:rPr>
         <w:t>document</w:t>
       </w:r>
@@ -9378,7 +9495,7 @@
       </w:pPr>
       <w:r>
         <w:rPr>
-          <w:rFonts w:ascii="Courier New" w:hAnsi="Courier New"/>
+          <w:rFonts w:ascii="Courier New" w:hAnsi="Courier New" w:eastAsia="Courier New" w:cs="Tahoma"/>
           <w:sz w:val="16"/>
         </w:rPr>
         <w:t>// src/hooks/sbpgi/document.query.ts</w:t>
@@ -9466,7 +9583,7 @@
       </w:r>
       <w:r>
         <w:rPr>
-          <w:rFonts w:ascii="Courier New" w:hAnsi="Courier New"/>
+          <w:rFonts w:ascii="Courier New" w:hAnsi="Courier New" w:eastAsia="Courier New" w:cs="Tahoma"/>
         </w:rPr>
         <w:t>POST /api/v1/documents/{docNo}/actions</w:t>
       </w:r>
@@ -9475,7 +9592,7 @@
       </w:r>
       <w:r>
         <w:rPr>
-          <w:rFonts w:ascii="Courier New" w:hAnsi="Courier New"/>
+          <w:rFonts w:ascii="Courier New" w:hAnsi="Courier New" w:eastAsia="Courier New" w:cs="Tahoma"/>
         </w:rPr>
         <w:t>result</w:t>
       </w:r>
@@ -9484,7 +9601,7 @@
       </w:r>
       <w:r>
         <w:rPr>
-          <w:rFonts w:ascii="Courier New" w:hAnsi="Courier New"/>
+          <w:rFonts w:ascii="Courier New" w:hAnsi="Courier New" w:eastAsia="Courier New" w:cs="Tahoma"/>
         </w:rPr>
         <w:t>comment</w:t>
       </w:r>
@@ -9496,7 +9613,7 @@
       </w:pPr>
       <w:r>
         <w:rPr>
-          <w:rFonts w:ascii="Courier New" w:hAnsi="Courier New"/>
+          <w:rFonts w:ascii="Courier New" w:hAnsi="Courier New" w:eastAsia="Courier New" w:cs="Tahoma"/>
           <w:sz w:val="16"/>
         </w:rPr>
         <w:t>'use client';</w:t>
@@ -9668,7 +9785,7 @@
       </w:r>
       <w:r>
         <w:rPr>
-          <w:rFonts w:ascii="Courier New" w:hAnsi="Courier New"/>
+          <w:rFonts w:ascii="Courier New" w:hAnsi="Courier New" w:eastAsia="Courier New" w:cs="Tahoma"/>
         </w:rPr>
         <w:t>permissionStore.hasPermission(url, 'canView'|'canManage'|'canExport'|'canOther')</w:t>
       </w:r>
@@ -9677,7 +9794,7 @@
       </w:r>
       <w:r>
         <w:rPr>
-          <w:rFonts w:ascii="Courier New" w:hAnsi="Courier New"/>
+          <w:rFonts w:ascii="Courier New" w:hAnsi="Courier New" w:eastAsia="Courier New" w:cs="Tahoma"/>
         </w:rPr>
         <w:t>&lt;AccessDenied /&gt;</w:t>
       </w:r>
@@ -9695,7 +9812,7 @@
       </w:r>
       <w:r>
         <w:rPr>
-          <w:rFonts w:ascii="Courier New" w:hAnsi="Courier New"/>
+          <w:rFonts w:ascii="Courier New" w:hAnsi="Courier New" w:eastAsia="Courier New" w:cs="Tahoma"/>
         </w:rPr>
         <w:t>GET /menus</w:t>
       </w:r>
@@ -9704,7 +9821,7 @@
       </w:r>
       <w:r>
         <w:rPr>
-          <w:rFonts w:ascii="Courier New" w:hAnsi="Courier New"/>
+          <w:rFonts w:ascii="Courier New" w:hAnsi="Courier New" w:eastAsia="Courier New" w:cs="Tahoma"/>
         </w:rPr>
         <w:t>GET /groups/current-user/permissions</w:t>
       </w:r>
@@ -9722,7 +9839,7 @@
       </w:r>
       <w:r>
         <w:rPr>
-          <w:rFonts w:ascii="Courier New" w:hAnsi="Courier New"/>
+          <w:rFonts w:ascii="Courier New" w:hAnsi="Courier New" w:eastAsia="Courier New" w:cs="Tahoma"/>
         </w:rPr>
         <w:t>withCredentials: true</w:t>
       </w:r>
@@ -9749,7 +9866,7 @@
       </w:r>
       <w:r>
         <w:rPr>
-          <w:rFonts w:ascii="Courier New" w:hAnsi="Courier New"/>
+          <w:rFonts w:ascii="Courier New" w:hAnsi="Courier New" w:eastAsia="Courier New" w:cs="Tahoma"/>
         </w:rPr>
         <w:t>error.message</w:t>
       </w:r>
@@ -9797,7 +9914,7 @@
             <w:r/>
             <w:r>
               <w:rPr>
-                <w:rFonts w:ascii="Arial" w:hAnsi="Arial" w:eastAsia="Arial"/>
+                <w:rFonts w:ascii="Arial" w:hAnsi="Arial" w:eastAsia="Arial" w:cs="Tahoma"/>
                 <w:b/>
                 <w:sz w:val="18"/>
               </w:rPr>
@@ -9819,7 +9936,7 @@
             <w:r/>
             <w:r>
               <w:rPr>
-                <w:rFonts w:ascii="Arial" w:hAnsi="Arial" w:eastAsia="Arial"/>
+                <w:rFonts w:ascii="Arial" w:hAnsi="Arial" w:eastAsia="Arial" w:cs="Tahoma"/>
                 <w:b/>
                 <w:sz w:val="18"/>
               </w:rPr>
@@ -9844,13 +9961,13 @@
             </w:pPr>
             <w:r>
               <w:rPr>
-                <w:rFonts w:ascii="Arial" w:hAnsi="Arial" w:eastAsia="Arial"/>
-                <w:sz w:val="18"/>
-              </w:rPr>
-            </w:r>
-            <w:r>
-              <w:rPr>
-                <w:rFonts w:ascii="Arial" w:hAnsi="Arial" w:eastAsia="Arial"/>
+                <w:rFonts w:ascii="Arial" w:hAnsi="Arial" w:eastAsia="Arial" w:cs="Tahoma"/>
+                <w:sz w:val="18"/>
+              </w:rPr>
+            </w:r>
+            <w:r>
+              <w:rPr>
+                <w:rFonts w:ascii="Arial" w:hAnsi="Arial" w:eastAsia="Arial" w:cs="Tahoma"/>
                 <w:sz w:val="18"/>
               </w:rPr>
               <w:t>1</w:t>
@@ -9869,13 +9986,13 @@
             </w:pPr>
             <w:r>
               <w:rPr>
-                <w:rFonts w:ascii="Arial" w:hAnsi="Arial" w:eastAsia="Arial"/>
-                <w:sz w:val="18"/>
-              </w:rPr>
-            </w:r>
-            <w:r>
-              <w:rPr>
-                <w:rFonts w:ascii="Arial" w:hAnsi="Arial" w:eastAsia="Arial"/>
+                <w:rFonts w:ascii="Arial" w:hAnsi="Arial" w:eastAsia="Arial" w:cs="Tahoma"/>
+                <w:sz w:val="18"/>
+              </w:rPr>
+            </w:r>
+            <w:r>
+              <w:rPr>
+                <w:rFonts w:ascii="Arial" w:hAnsi="Arial" w:eastAsia="Arial" w:cs="Tahoma"/>
                 <w:sz w:val="18"/>
               </w:rPr>
               <w:t>Load document detail</w:t>
@@ -9899,13 +10016,13 @@
             </w:pPr>
             <w:r>
               <w:rPr>
-                <w:rFonts w:ascii="Arial" w:hAnsi="Arial" w:eastAsia="Arial"/>
-                <w:sz w:val="18"/>
-              </w:rPr>
-            </w:r>
-            <w:r>
-              <w:rPr>
-                <w:rFonts w:ascii="Arial" w:hAnsi="Arial" w:eastAsia="Arial"/>
+                <w:rFonts w:ascii="Arial" w:hAnsi="Arial" w:eastAsia="Arial" w:cs="Tahoma"/>
+                <w:sz w:val="18"/>
+              </w:rPr>
+            </w:r>
+            <w:r>
+              <w:rPr>
+                <w:rFonts w:ascii="Arial" w:hAnsi="Arial" w:eastAsia="Arial" w:cs="Tahoma"/>
                 <w:sz w:val="18"/>
               </w:rPr>
               <w:t>2</w:t>
@@ -9924,13 +10041,13 @@
             </w:pPr>
             <w:r>
               <w:rPr>
-                <w:rFonts w:ascii="Arial" w:hAnsi="Arial" w:eastAsia="Arial"/>
-                <w:sz w:val="18"/>
-              </w:rPr>
-            </w:r>
-            <w:r>
-              <w:rPr>
-                <w:rFonts w:ascii="Arial" w:hAnsi="Arial" w:eastAsia="Arial"/>
+                <w:rFonts w:ascii="Arial" w:hAnsi="Arial" w:eastAsia="Arial" w:cs="Tahoma"/>
+                <w:sz w:val="18"/>
+              </w:rPr>
+            </w:r>
+            <w:r>
+              <w:rPr>
+                <w:rFonts w:ascii="Arial" w:hAnsi="Arial" w:eastAsia="Arial" w:cs="Tahoma"/>
                 <w:sz w:val="18"/>
               </w:rPr>
               <w:t>Apply visibleSections and editableSections</w:t>
@@ -9954,13 +10071,13 @@
             </w:pPr>
             <w:r>
               <w:rPr>
-                <w:rFonts w:ascii="Arial" w:hAnsi="Arial" w:eastAsia="Arial"/>
-                <w:sz w:val="18"/>
-              </w:rPr>
-            </w:r>
-            <w:r>
-              <w:rPr>
-                <w:rFonts w:ascii="Arial" w:hAnsi="Arial" w:eastAsia="Arial"/>
+                <w:rFonts w:ascii="Arial" w:hAnsi="Arial" w:eastAsia="Arial" w:cs="Tahoma"/>
+                <w:sz w:val="18"/>
+              </w:rPr>
+            </w:r>
+            <w:r>
+              <w:rPr>
+                <w:rFonts w:ascii="Arial" w:hAnsi="Arial" w:eastAsia="Arial" w:cs="Tahoma"/>
                 <w:sz w:val="18"/>
               </w:rPr>
               <w:t>3</w:t>
@@ -9979,13 +10096,13 @@
             </w:pPr>
             <w:r>
               <w:rPr>
-                <w:rFonts w:ascii="Arial" w:hAnsi="Arial" w:eastAsia="Arial"/>
-                <w:sz w:val="18"/>
-              </w:rPr>
-            </w:r>
-            <w:r>
-              <w:rPr>
-                <w:rFonts w:ascii="Arial" w:hAnsi="Arial" w:eastAsia="Arial"/>
+                <w:rFonts w:ascii="Arial" w:hAnsi="Arial" w:eastAsia="Arial" w:cs="Tahoma"/>
+                <w:sz w:val="18"/>
+              </w:rPr>
+            </w:r>
+            <w:r>
+              <w:rPr>
+                <w:rFonts w:ascii="Arial" w:hAnsi="Arial" w:eastAsia="Arial" w:cs="Tahoma"/>
                 <w:sz w:val="18"/>
               </w:rPr>
               <w:t>Render fields/actions for this role only</w:t>
@@ -10009,13 +10126,13 @@
             </w:pPr>
             <w:r>
               <w:rPr>
-                <w:rFonts w:ascii="Arial" w:hAnsi="Arial" w:eastAsia="Arial"/>
-                <w:sz w:val="18"/>
-              </w:rPr>
-            </w:r>
-            <w:r>
-              <w:rPr>
-                <w:rFonts w:ascii="Arial" w:hAnsi="Arial" w:eastAsia="Arial"/>
+                <w:rFonts w:ascii="Arial" w:hAnsi="Arial" w:eastAsia="Arial" w:cs="Tahoma"/>
+                <w:sz w:val="18"/>
+              </w:rPr>
+            </w:r>
+            <w:r>
+              <w:rPr>
+                <w:rFonts w:ascii="Arial" w:hAnsi="Arial" w:eastAsia="Arial" w:cs="Tahoma"/>
                 <w:sz w:val="18"/>
               </w:rPr>
               <w:t>4</w:t>
@@ -10034,13 +10151,13 @@
             </w:pPr>
             <w:r>
               <w:rPr>
-                <w:rFonts w:ascii="Arial" w:hAnsi="Arial" w:eastAsia="Arial"/>
-                <w:sz w:val="18"/>
-              </w:rPr>
-            </w:r>
-            <w:r>
-              <w:rPr>
-                <w:rFonts w:ascii="Arial" w:hAnsi="Arial" w:eastAsia="Arial"/>
+                <w:rFonts w:ascii="Arial" w:hAnsi="Arial" w:eastAsia="Arial" w:cs="Tahoma"/>
+                <w:sz w:val="18"/>
+              </w:rPr>
+            </w:r>
+            <w:r>
+              <w:rPr>
+                <w:rFonts w:ascii="Arial" w:hAnsi="Arial" w:eastAsia="Arial" w:cs="Tahoma"/>
                 <w:sz w:val="18"/>
               </w:rPr>
               <w:t>Validate popup text</w:t>
@@ -10064,13 +10181,13 @@
             </w:pPr>
             <w:r>
               <w:rPr>
-                <w:rFonts w:ascii="Arial" w:hAnsi="Arial" w:eastAsia="Arial"/>
-                <w:sz w:val="18"/>
-              </w:rPr>
-            </w:r>
-            <w:r>
-              <w:rPr>
-                <w:rFonts w:ascii="Arial" w:hAnsi="Arial" w:eastAsia="Arial"/>
+                <w:rFonts w:ascii="Arial" w:hAnsi="Arial" w:eastAsia="Arial" w:cs="Tahoma"/>
+                <w:sz w:val="18"/>
+              </w:rPr>
+            </w:r>
+            <w:r>
+              <w:rPr>
+                <w:rFonts w:ascii="Arial" w:hAnsi="Arial" w:eastAsia="Arial" w:cs="Tahoma"/>
                 <w:sz w:val="18"/>
               </w:rPr>
               <w:t>5</w:t>
@@ -10089,13 +10206,13 @@
             </w:pPr>
             <w:r>
               <w:rPr>
-                <w:rFonts w:ascii="Arial" w:hAnsi="Arial" w:eastAsia="Arial"/>
-                <w:sz w:val="18"/>
-              </w:rPr>
-            </w:r>
-            <w:r>
-              <w:rPr>
-                <w:rFonts w:ascii="Arial" w:hAnsi="Arial" w:eastAsia="Arial"/>
+                <w:rFonts w:ascii="Arial" w:hAnsi="Arial" w:eastAsia="Arial" w:cs="Tahoma"/>
+                <w:sz w:val="18"/>
+              </w:rPr>
+            </w:r>
+            <w:r>
+              <w:rPr>
+                <w:rFonts w:ascii="Arial" w:hAnsi="Arial" w:eastAsia="Arial" w:cs="Tahoma"/>
                 <w:sz w:val="18"/>
               </w:rPr>
               <w:t>Submit action or save allowed section</w:t>
@@ -10119,13 +10236,13 @@
             </w:pPr>
             <w:r>
               <w:rPr>
-                <w:rFonts w:ascii="Arial" w:hAnsi="Arial" w:eastAsia="Arial"/>
-                <w:sz w:val="18"/>
-              </w:rPr>
-            </w:r>
-            <w:r>
-              <w:rPr>
-                <w:rFonts w:ascii="Arial" w:hAnsi="Arial" w:eastAsia="Arial"/>
+                <w:rFonts w:ascii="Arial" w:hAnsi="Arial" w:eastAsia="Arial" w:cs="Tahoma"/>
+                <w:sz w:val="18"/>
+              </w:rPr>
+            </w:r>
+            <w:r>
+              <w:rPr>
+                <w:rFonts w:ascii="Arial" w:hAnsi="Arial" w:eastAsia="Arial" w:cs="Tahoma"/>
                 <w:sz w:val="18"/>
               </w:rPr>
               <w:t>6</w:t>
@@ -10144,13 +10261,13 @@
             </w:pPr>
             <w:r>
               <w:rPr>
-                <w:rFonts w:ascii="Arial" w:hAnsi="Arial" w:eastAsia="Arial"/>
-                <w:sz w:val="18"/>
-              </w:rPr>
-            </w:r>
-            <w:r>
-              <w:rPr>
-                <w:rFonts w:ascii="Arial" w:hAnsi="Arial" w:eastAsia="Arial"/>
+                <w:rFonts w:ascii="Arial" w:hAnsi="Arial" w:eastAsia="Arial" w:cs="Tahoma"/>
+                <w:sz w:val="18"/>
+              </w:rPr>
+            </w:r>
+            <w:r>
+              <w:rPr>
+                <w:rFonts w:ascii="Arial" w:hAnsi="Arial" w:eastAsia="Arial" w:cs="Tahoma"/>
                 <w:sz w:val="18"/>
               </w:rPr>
               <w:t>Reload detail/timeline/status</w:t>
@@ -10247,7 +10364,7 @@
             <w:r/>
             <w:r>
               <w:rPr>
-                <w:rFonts w:ascii="Arial" w:hAnsi="Arial" w:eastAsia="Arial"/>
+                <w:rFonts w:ascii="Arial" w:hAnsi="Arial" w:eastAsia="Arial" w:cs="Tahoma"/>
                 <w:b/>
                 <w:sz w:val="18"/>
               </w:rPr>
@@ -10269,7 +10386,7 @@
             <w:r/>
             <w:r>
               <w:rPr>
-                <w:rFonts w:ascii="Arial" w:hAnsi="Arial" w:eastAsia="Arial"/>
+                <w:rFonts w:ascii="Arial" w:hAnsi="Arial" w:eastAsia="Arial" w:cs="Tahoma"/>
                 <w:b/>
                 <w:sz w:val="18"/>
               </w:rPr>
@@ -10294,13 +10411,13 @@
             </w:pPr>
             <w:r>
               <w:rPr>
-                <w:rFonts w:ascii="Arial" w:hAnsi="Arial" w:eastAsia="Arial"/>
-                <w:sz w:val="18"/>
-              </w:rPr>
-            </w:r>
-            <w:r>
-              <w:rPr>
-                <w:rFonts w:ascii="Arial" w:hAnsi="Arial" w:eastAsia="Arial"/>
+                <w:rFonts w:ascii="Arial" w:hAnsi="Arial" w:eastAsia="Arial" w:cs="Tahoma"/>
+                <w:sz w:val="18"/>
+              </w:rPr>
+            </w:r>
+            <w:r>
+              <w:rPr>
+                <w:rFonts w:ascii="Arial" w:hAnsi="Arial" w:eastAsia="Arial" w:cs="Tahoma"/>
                 <w:sz w:val="18"/>
               </w:rPr>
               <w:t>1</w:t>
@@ -10319,13 +10436,13 @@
             </w:pPr>
             <w:r>
               <w:rPr>
-                <w:rFonts w:ascii="Arial" w:hAnsi="Arial" w:eastAsia="Arial"/>
-                <w:sz w:val="18"/>
-              </w:rPr>
-            </w:r>
-            <w:r>
-              <w:rPr>
-                <w:rFonts w:ascii="Arial" w:hAnsi="Arial" w:eastAsia="Arial"/>
+                <w:rFonts w:ascii="Arial" w:hAnsi="Arial" w:eastAsia="Arial" w:cs="Tahoma"/>
+                <w:sz w:val="18"/>
+              </w:rPr>
+            </w:r>
+            <w:r>
+              <w:rPr>
+                <w:rFonts w:ascii="Arial" w:hAnsi="Arial" w:eastAsia="Arial" w:cs="Tahoma"/>
                 <w:sz w:val="18"/>
               </w:rPr>
               <w:t>เปิดด้วย roleProfileCode=P-03 แล้วทุก business section ต้อง read-only</w:t>
@@ -10349,13 +10466,13 @@
             </w:pPr>
             <w:r>
               <w:rPr>
-                <w:rFonts w:ascii="Arial" w:hAnsi="Arial" w:eastAsia="Arial"/>
-                <w:sz w:val="18"/>
-              </w:rPr>
-            </w:r>
-            <w:r>
-              <w:rPr>
-                <w:rFonts w:ascii="Arial" w:hAnsi="Arial" w:eastAsia="Arial"/>
+                <w:rFonts w:ascii="Arial" w:hAnsi="Arial" w:eastAsia="Arial" w:cs="Tahoma"/>
+                <w:sz w:val="18"/>
+              </w:rPr>
+            </w:r>
+            <w:r>
+              <w:rPr>
+                <w:rFonts w:ascii="Arial" w:hAnsi="Arial" w:eastAsia="Arial" w:cs="Tahoma"/>
                 <w:sz w:val="18"/>
               </w:rPr>
               <w:t>2</w:t>
@@ -10374,13 +10491,13 @@
             </w:pPr>
             <w:r>
               <w:rPr>
-                <w:rFonts w:ascii="Arial" w:hAnsi="Arial" w:eastAsia="Arial"/>
-                <w:sz w:val="18"/>
-              </w:rPr>
-            </w:r>
-            <w:r>
-              <w:rPr>
-                <w:rFonts w:ascii="Arial" w:hAnsi="Arial" w:eastAsia="Arial"/>
+                <w:rFonts w:ascii="Arial" w:hAnsi="Arial" w:eastAsia="Arial" w:cs="Tahoma"/>
+                <w:sz w:val="18"/>
+              </w:rPr>
+            </w:r>
+            <w:r>
+              <w:rPr>
+                <w:rFonts w:ascii="Arial" w:hAnsi="Arial" w:eastAsia="Arial" w:cs="Tahoma"/>
                 <w:sz w:val="18"/>
               </w:rPr>
               <w:t>sec-calc ต้องไม่ render</w:t>
@@ -10404,13 +10521,13 @@
             </w:pPr>
             <w:r>
               <w:rPr>
-                <w:rFonts w:ascii="Arial" w:hAnsi="Arial" w:eastAsia="Arial"/>
-                <w:sz w:val="18"/>
-              </w:rPr>
-            </w:r>
-            <w:r>
-              <w:rPr>
-                <w:rFonts w:ascii="Arial" w:hAnsi="Arial" w:eastAsia="Arial"/>
+                <w:rFonts w:ascii="Arial" w:hAnsi="Arial" w:eastAsia="Arial" w:cs="Tahoma"/>
+                <w:sz w:val="18"/>
+              </w:rPr>
+            </w:r>
+            <w:r>
+              <w:rPr>
+                <w:rFonts w:ascii="Arial" w:hAnsi="Arial" w:eastAsia="Arial" w:cs="Tahoma"/>
                 <w:sz w:val="18"/>
               </w:rPr>
               <w:t>3</w:t>
@@ -10429,13 +10546,13 @@
             </w:pPr>
             <w:r>
               <w:rPr>
-                <w:rFonts w:ascii="Arial" w:hAnsi="Arial" w:eastAsia="Arial"/>
-                <w:sz w:val="18"/>
-              </w:rPr>
-            </w:r>
-            <w:r>
-              <w:rPr>
-                <w:rFonts w:ascii="Arial" w:hAnsi="Arial" w:eastAsia="Arial"/>
+                <w:rFonts w:ascii="Arial" w:hAnsi="Arial" w:eastAsia="Arial" w:cs="Tahoma"/>
+                <w:sz w:val="18"/>
+              </w:rPr>
+            </w:r>
+            <w:r>
+              <w:rPr>
+                <w:rFonts w:ascii="Arial" w:hAnsi="Arial" w:eastAsia="Arial" w:cs="Tahoma"/>
                 <w:sz w:val="18"/>
               </w:rPr>
               <w:t>history/timeline ต้องแสดงก่อนส่ง action ได้</w:t>
@@ -10459,13 +10576,13 @@
             </w:pPr>
             <w:r>
               <w:rPr>
-                <w:rFonts w:ascii="Arial" w:hAnsi="Arial" w:eastAsia="Arial"/>
-                <w:sz w:val="18"/>
-              </w:rPr>
-            </w:r>
-            <w:r>
-              <w:rPr>
-                <w:rFonts w:ascii="Arial" w:hAnsi="Arial" w:eastAsia="Arial"/>
+                <w:rFonts w:ascii="Arial" w:hAnsi="Arial" w:eastAsia="Arial" w:cs="Tahoma"/>
+                <w:sz w:val="18"/>
+              </w:rPr>
+            </w:r>
+            <w:r>
+              <w:rPr>
+                <w:rFonts w:ascii="Arial" w:hAnsi="Arial" w:eastAsia="Arial" w:cs="Tahoma"/>
                 <w:sz w:val="18"/>
               </w:rPr>
               <w:t>4</w:t>
@@ -10484,13 +10601,13 @@
             </w:pPr>
             <w:r>
               <w:rPr>
-                <w:rFonts w:ascii="Arial" w:hAnsi="Arial" w:eastAsia="Arial"/>
-                <w:sz w:val="18"/>
-              </w:rPr>
-            </w:r>
-            <w:r>
-              <w:rPr>
-                <w:rFonts w:ascii="Arial" w:hAnsi="Arial" w:eastAsia="Arial"/>
+                <w:rFonts w:ascii="Arial" w:hAnsi="Arial" w:eastAsia="Arial" w:cs="Tahoma"/>
+                <w:sz w:val="18"/>
+              </w:rPr>
+            </w:r>
+            <w:r>
+              <w:rPr>
+                <w:rFonts w:ascii="Arial" w:hAnsi="Arial" w:eastAsia="Arial" w:cs="Tahoma"/>
                 <w:sz w:val="18"/>
               </w:rPr>
               <w:t>action radio แสดงเฉพาะ 3 รายการของ role 03</w:t>
@@ -10514,13 +10631,13 @@
             </w:pPr>
             <w:r>
               <w:rPr>
-                <w:rFonts w:ascii="Arial" w:hAnsi="Arial" w:eastAsia="Arial"/>
-                <w:sz w:val="18"/>
-              </w:rPr>
-            </w:r>
-            <w:r>
-              <w:rPr>
-                <w:rFonts w:ascii="Arial" w:hAnsi="Arial" w:eastAsia="Arial"/>
+                <w:rFonts w:ascii="Arial" w:hAnsi="Arial" w:eastAsia="Arial" w:cs="Tahoma"/>
+                <w:sz w:val="18"/>
+              </w:rPr>
+            </w:r>
+            <w:r>
+              <w:rPr>
+                <w:rFonts w:ascii="Arial" w:hAnsi="Arial" w:eastAsia="Arial" w:cs="Tahoma"/>
                 <w:sz w:val="18"/>
               </w:rPr>
               <w:t>5</w:t>
@@ -10539,13 +10656,13 @@
             </w:pPr>
             <w:r>
               <w:rPr>
-                <w:rFonts w:ascii="Arial" w:hAnsi="Arial" w:eastAsia="Arial"/>
-                <w:sz w:val="18"/>
-              </w:rPr>
-            </w:r>
-            <w:r>
-              <w:rPr>
-                <w:rFonts w:ascii="Arial" w:hAnsi="Arial" w:eastAsia="Arial"/>
+                <w:rFonts w:ascii="Arial" w:hAnsi="Arial" w:eastAsia="Arial" w:cs="Tahoma"/>
+                <w:sz w:val="18"/>
+              </w:rPr>
+            </w:r>
+            <w:r>
+              <w:rPr>
+                <w:rFonts w:ascii="Arial" w:hAnsi="Arial" w:eastAsia="Arial" w:cs="Tahoma"/>
                 <w:sz w:val="18"/>
               </w:rPr>
               <w:t>หลัง submit ต้อง reload detail/timeline/status</w:t>
@@ -10554,6 +10671,1278 @@
         </w:tc>
       </w:tr>
     </w:tbl>
+    <w:p/>
+    <w:p>
+      <w:pPr>
+        <w:pStyle w:val="Heading1"/>
+        <w:keepNext/>
+        <w:keepLines/>
+        <w:pageBreakBefore w:val="0"/>
+      </w:pPr>
+      <w:r>
+        <w:t>12. Unit Test Scope</w:t>
+      </w:r>
+    </w:p>
+    <w:p>
+      <w:pPr>
+        <w:keepNext w:val="0"/>
+      </w:pPr>
+      <w:r>
+        <w:rPr>
+          <w:b/>
+        </w:rPr>
+        <w:t>3 ชั่วโมง</w:t>
+      </w:r>
+      <w:r>
+        <w:t xml:space="preserve"> (25% ของ implementation 10 ชั่วโมง) · เครื่องมือ: Jest + React Testing Library + msw (mock API layer)</w:t>
+      </w:r>
+    </w:p>
+    <w:p>
+      <w:r>
+        <w:t xml:space="preserve">หัวข้อนี้คือ </w:t>
+      </w:r>
+      <w:r>
+        <w:rPr>
+          <w:b/>
+        </w:rPr>
+        <w:t>unit test</w:t>
+      </w:r>
+      <w:r>
+        <w:t xml:space="preserve"> ที่ต้องเขียนคู่กับโค้ด — ต่างจาก *Developer Test Checklist* ซึ่งเป็น scenario ระดับ end-to-end/manual ที่ใช้ตอนตรวจรับ · รายการด้านล่าง derive จาก field/validation, acceptance criteria, endpoint และตารางที่เอกสารนี้เขียน</w:t>
+      </w:r>
+    </w:p>
+    <w:tbl>
+      <w:tblPr>
+        <w:tblStyle w:val="TableGrid"/>
+        <w:tblW w:type="auto" w:w="0"/>
+        <w:jc w:val="center"/>
+        <w:tblLook w:firstColumn="1" w:firstRow="1" w:lastColumn="0" w:lastRow="0" w:noHBand="0" w:noVBand="1" w:val="04A0"/>
+      </w:tblPr>
+      <w:tblGrid>
+        <w:gridCol w:w="3360"/>
+        <w:gridCol w:w="3360"/>
+        <w:gridCol w:w="3360"/>
+      </w:tblGrid>
+      <w:tr>
+        <w:trPr>
+          <w:cantSplit/>
+        </w:trPr>
+        <w:tc>
+          <w:tcPr>
+            <w:tcW w:type="dxa" w:w="3360"/>
+            <w:vAlign w:val="center"/>
+            <w:shd w:fill="E8EEF5"/>
+          </w:tcPr>
+          <w:p>
+            <w:pPr>
+              <w:keepLines/>
+              <w:spacing w:after="0"/>
+            </w:pPr>
+            <w:r/>
+            <w:r>
+              <w:rPr>
+                <w:rFonts w:ascii="Arial" w:hAnsi="Arial" w:eastAsia="Arial" w:cs="Tahoma"/>
+                <w:b/>
+                <w:sz w:val="18"/>
+              </w:rPr>
+              <w:t>สิ่งที่ทดสอบ</w:t>
+            </w:r>
+          </w:p>
+        </w:tc>
+        <w:tc>
+          <w:tcPr>
+            <w:tcW w:type="dxa" w:w="3360"/>
+            <w:vAlign w:val="center"/>
+            <w:shd w:fill="E8EEF5"/>
+          </w:tcPr>
+          <w:p>
+            <w:pPr>
+              <w:keepLines/>
+              <w:spacing w:after="0"/>
+            </w:pPr>
+            <w:r/>
+            <w:r>
+              <w:rPr>
+                <w:rFonts w:ascii="Arial" w:hAnsi="Arial" w:eastAsia="Arial" w:cs="Tahoma"/>
+                <w:b/>
+                <w:sz w:val="18"/>
+              </w:rPr>
+              <w:t>ประเภท</w:t>
+            </w:r>
+          </w:p>
+        </w:tc>
+        <w:tc>
+          <w:tcPr>
+            <w:tcW w:type="dxa" w:w="3360"/>
+            <w:vAlign w:val="center"/>
+            <w:shd w:fill="E8EEF5"/>
+          </w:tcPr>
+          <w:p>
+            <w:pPr>
+              <w:keepLines/>
+              <w:spacing w:after="0"/>
+            </w:pPr>
+            <w:r/>
+            <w:r>
+              <w:rPr>
+                <w:rFonts w:ascii="Arial" w:hAnsi="Arial" w:eastAsia="Arial" w:cs="Tahoma"/>
+                <w:b/>
+                <w:sz w:val="18"/>
+              </w:rPr>
+              <w:t>เกณฑ์ผ่าน</w:t>
+            </w:r>
+          </w:p>
+        </w:tc>
+      </w:tr>
+      <w:tr>
+        <w:trPr>
+          <w:cantSplit/>
+        </w:trPr>
+        <w:tc>
+          <w:tcPr>
+            <w:tcW w:type="dxa" w:w="3360"/>
+            <w:vAlign w:val="center"/>
+          </w:tcPr>
+          <w:p>
+            <w:pPr>
+              <w:keepLines/>
+              <w:spacing w:after="0"/>
+            </w:pPr>
+            <w:r>
+              <w:rPr>
+                <w:rFonts w:ascii="Arial" w:hAnsi="Arial" w:eastAsia="Arial" w:cs="Tahoma"/>
+                <w:sz w:val="18"/>
+              </w:rPr>
+            </w:r>
+            <w:r>
+              <w:rPr>
+                <w:rFonts w:ascii="Courier New" w:hAnsi="Courier New" w:eastAsia="Courier New" w:cs="Tahoma"/>
+                <w:sz w:val="18"/>
+              </w:rPr>
+              <w:t>roleProfileCode</w:t>
+            </w:r>
+          </w:p>
+        </w:tc>
+        <w:tc>
+          <w:tcPr>
+            <w:tcW w:type="dxa" w:w="3360"/>
+            <w:vAlign w:val="center"/>
+          </w:tcPr>
+          <w:p>
+            <w:pPr>
+              <w:keepLines/>
+              <w:spacing w:after="0"/>
+            </w:pPr>
+            <w:r>
+              <w:rPr>
+                <w:rFonts w:ascii="Arial" w:hAnsi="Arial" w:eastAsia="Arial" w:cs="Tahoma"/>
+                <w:sz w:val="18"/>
+              </w:rPr>
+            </w:r>
+            <w:r>
+              <w:rPr>
+                <w:rFonts w:ascii="Arial" w:hAnsi="Arial" w:eastAsia="Arial" w:cs="Tahoma"/>
+                <w:sz w:val="18"/>
+              </w:rPr>
+              <w:t>validation</w:t>
+            </w:r>
+          </w:p>
+        </w:tc>
+        <w:tc>
+          <w:tcPr>
+            <w:tcW w:type="dxa" w:w="3360"/>
+            <w:vAlign w:val="center"/>
+          </w:tcPr>
+          <w:p>
+            <w:pPr>
+              <w:keepLines/>
+              <w:spacing w:after="0"/>
+            </w:pPr>
+            <w:r>
+              <w:rPr>
+                <w:rFonts w:ascii="Arial" w:hAnsi="Arial" w:eastAsia="Arial" w:cs="Tahoma"/>
+                <w:sz w:val="18"/>
+              </w:rPr>
+            </w:r>
+            <w:r>
+              <w:rPr>
+                <w:rFonts w:ascii="Arial" w:hAnsi="Arial" w:eastAsia="Arial" w:cs="Tahoma"/>
+                <w:sz w:val="18"/>
+              </w:rPr>
+              <w:t>ผ่านเมื่อถูกกฎ / โยน error เมื่อผิด — กฎ: must match API response · รูปแบบ: P-03</w:t>
+            </w:r>
+          </w:p>
+        </w:tc>
+      </w:tr>
+      <w:tr>
+        <w:trPr>
+          <w:cantSplit/>
+        </w:trPr>
+        <w:tc>
+          <w:tcPr>
+            <w:tcW w:type="dxa" w:w="3360"/>
+            <w:vAlign w:val="center"/>
+          </w:tcPr>
+          <w:p>
+            <w:pPr>
+              <w:keepLines/>
+              <w:spacing w:after="0"/>
+            </w:pPr>
+            <w:r>
+              <w:rPr>
+                <w:rFonts w:ascii="Arial" w:hAnsi="Arial" w:eastAsia="Arial" w:cs="Tahoma"/>
+                <w:sz w:val="18"/>
+              </w:rPr>
+            </w:r>
+            <w:r>
+              <w:rPr>
+                <w:rFonts w:ascii="Courier New" w:hAnsi="Courier New" w:eastAsia="Courier New" w:cs="Tahoma"/>
+                <w:sz w:val="18"/>
+              </w:rPr>
+              <w:t>statusCode</w:t>
+            </w:r>
+          </w:p>
+        </w:tc>
+        <w:tc>
+          <w:tcPr>
+            <w:tcW w:type="dxa" w:w="3360"/>
+            <w:vAlign w:val="center"/>
+          </w:tcPr>
+          <w:p>
+            <w:pPr>
+              <w:keepLines/>
+              <w:spacing w:after="0"/>
+            </w:pPr>
+            <w:r>
+              <w:rPr>
+                <w:rFonts w:ascii="Arial" w:hAnsi="Arial" w:eastAsia="Arial" w:cs="Tahoma"/>
+                <w:sz w:val="18"/>
+              </w:rPr>
+            </w:r>
+            <w:r>
+              <w:rPr>
+                <w:rFonts w:ascii="Arial" w:hAnsi="Arial" w:eastAsia="Arial" w:cs="Tahoma"/>
+                <w:sz w:val="18"/>
+              </w:rPr>
+              <w:t>validation</w:t>
+            </w:r>
+          </w:p>
+        </w:tc>
+        <w:tc>
+          <w:tcPr>
+            <w:tcW w:type="dxa" w:w="3360"/>
+            <w:vAlign w:val="center"/>
+          </w:tcPr>
+          <w:p>
+            <w:pPr>
+              <w:keepLines/>
+              <w:spacing w:after="0"/>
+            </w:pPr>
+            <w:r>
+              <w:rPr>
+                <w:rFonts w:ascii="Arial" w:hAnsi="Arial" w:eastAsia="Arial" w:cs="Tahoma"/>
+                <w:sz w:val="18"/>
+              </w:rPr>
+            </w:r>
+            <w:r>
+              <w:rPr>
+                <w:rFonts w:ascii="Arial" w:hAnsi="Arial" w:eastAsia="Arial" w:cs="Tahoma"/>
+                <w:sz w:val="18"/>
+              </w:rPr>
+              <w:t>ผ่านเมื่อถูกกฎ / โยน error เมื่อผิด — กฎ: from API · รูปแบบ: 03</w:t>
+            </w:r>
+          </w:p>
+        </w:tc>
+      </w:tr>
+      <w:tr>
+        <w:trPr>
+          <w:cantSplit/>
+        </w:trPr>
+        <w:tc>
+          <w:tcPr>
+            <w:tcW w:type="dxa" w:w="3360"/>
+            <w:vAlign w:val="center"/>
+          </w:tcPr>
+          <w:p>
+            <w:pPr>
+              <w:keepLines/>
+              <w:spacing w:after="0"/>
+            </w:pPr>
+            <w:r>
+              <w:rPr>
+                <w:rFonts w:ascii="Arial" w:hAnsi="Arial" w:eastAsia="Arial" w:cs="Tahoma"/>
+                <w:sz w:val="18"/>
+              </w:rPr>
+            </w:r>
+            <w:r>
+              <w:rPr>
+                <w:rFonts w:ascii="Courier New" w:hAnsi="Courier New" w:eastAsia="Courier New" w:cs="Tahoma"/>
+                <w:sz w:val="18"/>
+              </w:rPr>
+              <w:t>visibleSections</w:t>
+            </w:r>
+          </w:p>
+        </w:tc>
+        <w:tc>
+          <w:tcPr>
+            <w:tcW w:type="dxa" w:w="3360"/>
+            <w:vAlign w:val="center"/>
+          </w:tcPr>
+          <w:p>
+            <w:pPr>
+              <w:keepLines/>
+              <w:spacing w:after="0"/>
+            </w:pPr>
+            <w:r>
+              <w:rPr>
+                <w:rFonts w:ascii="Arial" w:hAnsi="Arial" w:eastAsia="Arial" w:cs="Tahoma"/>
+                <w:sz w:val="18"/>
+              </w:rPr>
+            </w:r>
+            <w:r>
+              <w:rPr>
+                <w:rFonts w:ascii="Arial" w:hAnsi="Arial" w:eastAsia="Arial" w:cs="Tahoma"/>
+                <w:sz w:val="18"/>
+              </w:rPr>
+              <w:t>validation</w:t>
+            </w:r>
+          </w:p>
+        </w:tc>
+        <w:tc>
+          <w:tcPr>
+            <w:tcW w:type="dxa" w:w="3360"/>
+            <w:vAlign w:val="center"/>
+          </w:tcPr>
+          <w:p>
+            <w:pPr>
+              <w:keepLines/>
+              <w:spacing w:after="0"/>
+            </w:pPr>
+            <w:r>
+              <w:rPr>
+                <w:rFonts w:ascii="Arial" w:hAnsi="Arial" w:eastAsia="Arial" w:cs="Tahoma"/>
+                <w:sz w:val="18"/>
+              </w:rPr>
+            </w:r>
+            <w:r>
+              <w:rPr>
+                <w:rFonts w:ascii="Arial" w:hAnsi="Arial" w:eastAsia="Arial" w:cs="Tahoma"/>
+                <w:sz w:val="18"/>
+              </w:rPr>
+              <w:t>ผ่านเมื่อถูกกฎ / โยน error เมื่อผิด — กฎ: from API · รูปแบบ: string[]</w:t>
+            </w:r>
+          </w:p>
+        </w:tc>
+      </w:tr>
+      <w:tr>
+        <w:trPr>
+          <w:cantSplit/>
+        </w:trPr>
+        <w:tc>
+          <w:tcPr>
+            <w:tcW w:type="dxa" w:w="3360"/>
+            <w:vAlign w:val="center"/>
+          </w:tcPr>
+          <w:p>
+            <w:pPr>
+              <w:keepLines/>
+              <w:spacing w:after="0"/>
+            </w:pPr>
+            <w:r>
+              <w:rPr>
+                <w:rFonts w:ascii="Arial" w:hAnsi="Arial" w:eastAsia="Arial" w:cs="Tahoma"/>
+                <w:sz w:val="18"/>
+              </w:rPr>
+            </w:r>
+            <w:r>
+              <w:rPr>
+                <w:rFonts w:ascii="Courier New" w:hAnsi="Courier New" w:eastAsia="Courier New" w:cs="Tahoma"/>
+                <w:sz w:val="18"/>
+              </w:rPr>
+              <w:t>editableSections</w:t>
+            </w:r>
+          </w:p>
+        </w:tc>
+        <w:tc>
+          <w:tcPr>
+            <w:tcW w:type="dxa" w:w="3360"/>
+            <w:vAlign w:val="center"/>
+          </w:tcPr>
+          <w:p>
+            <w:pPr>
+              <w:keepLines/>
+              <w:spacing w:after="0"/>
+            </w:pPr>
+            <w:r>
+              <w:rPr>
+                <w:rFonts w:ascii="Arial" w:hAnsi="Arial" w:eastAsia="Arial" w:cs="Tahoma"/>
+                <w:sz w:val="18"/>
+              </w:rPr>
+            </w:r>
+            <w:r>
+              <w:rPr>
+                <w:rFonts w:ascii="Arial" w:hAnsi="Arial" w:eastAsia="Arial" w:cs="Tahoma"/>
+                <w:sz w:val="18"/>
+              </w:rPr>
+              <w:t>validation</w:t>
+            </w:r>
+          </w:p>
+        </w:tc>
+        <w:tc>
+          <w:tcPr>
+            <w:tcW w:type="dxa" w:w="3360"/>
+            <w:vAlign w:val="center"/>
+          </w:tcPr>
+          <w:p>
+            <w:pPr>
+              <w:keepLines/>
+              <w:spacing w:after="0"/>
+            </w:pPr>
+            <w:r>
+              <w:rPr>
+                <w:rFonts w:ascii="Arial" w:hAnsi="Arial" w:eastAsia="Arial" w:cs="Tahoma"/>
+                <w:sz w:val="18"/>
+              </w:rPr>
+            </w:r>
+            <w:r>
+              <w:rPr>
+                <w:rFonts w:ascii="Arial" w:hAnsi="Arial" w:eastAsia="Arial" w:cs="Tahoma"/>
+                <w:sz w:val="18"/>
+              </w:rPr>
+              <w:t>ผ่านเมื่อถูกกฎ / โยน error เมื่อผิด — กฎ: from API · รูปแบบ: string[]</w:t>
+            </w:r>
+          </w:p>
+        </w:tc>
+      </w:tr>
+      <w:tr>
+        <w:trPr>
+          <w:cantSplit/>
+        </w:trPr>
+        <w:tc>
+          <w:tcPr>
+            <w:tcW w:type="dxa" w:w="3360"/>
+            <w:vAlign w:val="center"/>
+          </w:tcPr>
+          <w:p>
+            <w:pPr>
+              <w:keepLines/>
+              <w:spacing w:after="0"/>
+            </w:pPr>
+            <w:r>
+              <w:rPr>
+                <w:rFonts w:ascii="Arial" w:hAnsi="Arial" w:eastAsia="Arial" w:cs="Tahoma"/>
+                <w:sz w:val="18"/>
+              </w:rPr>
+            </w:r>
+            <w:r>
+              <w:rPr>
+                <w:rFonts w:ascii="Courier New" w:hAnsi="Courier New" w:eastAsia="Courier New" w:cs="Tahoma"/>
+                <w:sz w:val="18"/>
+              </w:rPr>
+              <w:t>actionOptions</w:t>
+            </w:r>
+          </w:p>
+        </w:tc>
+        <w:tc>
+          <w:tcPr>
+            <w:tcW w:type="dxa" w:w="3360"/>
+            <w:vAlign w:val="center"/>
+          </w:tcPr>
+          <w:p>
+            <w:pPr>
+              <w:keepLines/>
+              <w:spacing w:after="0"/>
+            </w:pPr>
+            <w:r>
+              <w:rPr>
+                <w:rFonts w:ascii="Arial" w:hAnsi="Arial" w:eastAsia="Arial" w:cs="Tahoma"/>
+                <w:sz w:val="18"/>
+              </w:rPr>
+            </w:r>
+            <w:r>
+              <w:rPr>
+                <w:rFonts w:ascii="Arial" w:hAnsi="Arial" w:eastAsia="Arial" w:cs="Tahoma"/>
+                <w:sz w:val="18"/>
+              </w:rPr>
+              <w:t>validation</w:t>
+            </w:r>
+          </w:p>
+        </w:tc>
+        <w:tc>
+          <w:tcPr>
+            <w:tcW w:type="dxa" w:w="3360"/>
+            <w:vAlign w:val="center"/>
+          </w:tcPr>
+          <w:p>
+            <w:pPr>
+              <w:keepLines/>
+              <w:spacing w:after="0"/>
+            </w:pPr>
+            <w:r>
+              <w:rPr>
+                <w:rFonts w:ascii="Arial" w:hAnsi="Arial" w:eastAsia="Arial" w:cs="Tahoma"/>
+                <w:sz w:val="18"/>
+              </w:rPr>
+            </w:r>
+            <w:r>
+              <w:rPr>
+                <w:rFonts w:ascii="Arial" w:hAnsi="Arial" w:eastAsia="Arial" w:cs="Tahoma"/>
+                <w:sz w:val="18"/>
+              </w:rPr>
+              <w:t>ผ่านเมื่อถูกกฎ / โยน error เมื่อผิด — กฎ: from API · รูปแบบ: array</w:t>
+            </w:r>
+          </w:p>
+        </w:tc>
+      </w:tr>
+      <w:tr>
+        <w:trPr>
+          <w:cantSplit/>
+        </w:trPr>
+        <w:tc>
+          <w:tcPr>
+            <w:tcW w:type="dxa" w:w="3360"/>
+            <w:vAlign w:val="center"/>
+          </w:tcPr>
+          <w:p>
+            <w:pPr>
+              <w:keepLines/>
+              <w:spacing w:after="0"/>
+            </w:pPr>
+            <w:r>
+              <w:rPr>
+                <w:rFonts w:ascii="Arial" w:hAnsi="Arial" w:eastAsia="Arial" w:cs="Tahoma"/>
+                <w:sz w:val="18"/>
+              </w:rPr>
+            </w:r>
+            <w:r>
+              <w:rPr>
+                <w:rFonts w:ascii="Arial" w:hAnsi="Arial" w:eastAsia="Arial" w:cs="Tahoma"/>
+                <w:sz w:val="18"/>
+              </w:rPr>
+              <w:t>business rule</w:t>
+            </w:r>
+          </w:p>
+        </w:tc>
+        <w:tc>
+          <w:tcPr>
+            <w:tcW w:type="dxa" w:w="3360"/>
+            <w:vAlign w:val="center"/>
+          </w:tcPr>
+          <w:p>
+            <w:pPr>
+              <w:keepLines/>
+              <w:spacing w:after="0"/>
+            </w:pPr>
+            <w:r>
+              <w:rPr>
+                <w:rFonts w:ascii="Arial" w:hAnsi="Arial" w:eastAsia="Arial" w:cs="Tahoma"/>
+                <w:sz w:val="18"/>
+              </w:rPr>
+            </w:r>
+            <w:r>
+              <w:rPr>
+                <w:rFonts w:ascii="Arial" w:hAnsi="Arial" w:eastAsia="Arial" w:cs="Tahoma"/>
+                <w:sz w:val="18"/>
+              </w:rPr>
+              <w:t>logic</w:t>
+            </w:r>
+          </w:p>
+        </w:tc>
+        <w:tc>
+          <w:tcPr>
+            <w:tcW w:type="dxa" w:w="3360"/>
+            <w:vAlign w:val="center"/>
+          </w:tcPr>
+          <w:p>
+            <w:pPr>
+              <w:keepLines/>
+              <w:spacing w:after="0"/>
+            </w:pPr>
+            <w:r>
+              <w:rPr>
+                <w:rFonts w:ascii="Arial" w:hAnsi="Arial" w:eastAsia="Arial" w:cs="Tahoma"/>
+                <w:sz w:val="18"/>
+              </w:rPr>
+            </w:r>
+            <w:r>
+              <w:rPr>
+                <w:rFonts w:ascii="Arial" w:hAnsi="Arial" w:eastAsia="Arial" w:cs="Tahoma"/>
+                <w:sz w:val="18"/>
+              </w:rPr>
+              <w:t>ไม่แสดง role switcher ใน production</w:t>
+            </w:r>
+          </w:p>
+        </w:tc>
+      </w:tr>
+      <w:tr>
+        <w:trPr>
+          <w:cantSplit/>
+        </w:trPr>
+        <w:tc>
+          <w:tcPr>
+            <w:tcW w:type="dxa" w:w="3360"/>
+            <w:vAlign w:val="center"/>
+          </w:tcPr>
+          <w:p>
+            <w:pPr>
+              <w:keepLines/>
+              <w:spacing w:after="0"/>
+            </w:pPr>
+            <w:r>
+              <w:rPr>
+                <w:rFonts w:ascii="Arial" w:hAnsi="Arial" w:eastAsia="Arial" w:cs="Tahoma"/>
+                <w:sz w:val="18"/>
+              </w:rPr>
+            </w:r>
+            <w:r>
+              <w:rPr>
+                <w:rFonts w:ascii="Arial" w:hAnsi="Arial" w:eastAsia="Arial" w:cs="Tahoma"/>
+                <w:sz w:val="18"/>
+              </w:rPr>
+              <w:t>business rule</w:t>
+            </w:r>
+          </w:p>
+        </w:tc>
+        <w:tc>
+          <w:tcPr>
+            <w:tcW w:type="dxa" w:w="3360"/>
+            <w:vAlign w:val="center"/>
+          </w:tcPr>
+          <w:p>
+            <w:pPr>
+              <w:keepLines/>
+              <w:spacing w:after="0"/>
+            </w:pPr>
+            <w:r>
+              <w:rPr>
+                <w:rFonts w:ascii="Arial" w:hAnsi="Arial" w:eastAsia="Arial" w:cs="Tahoma"/>
+                <w:sz w:val="18"/>
+              </w:rPr>
+            </w:r>
+            <w:r>
+              <w:rPr>
+                <w:rFonts w:ascii="Arial" w:hAnsi="Arial" w:eastAsia="Arial" w:cs="Tahoma"/>
+                <w:sz w:val="18"/>
+              </w:rPr>
+              <w:t>logic</w:t>
+            </w:r>
+          </w:p>
+        </w:tc>
+        <w:tc>
+          <w:tcPr>
+            <w:tcW w:type="dxa" w:w="3360"/>
+            <w:vAlign w:val="center"/>
+          </w:tcPr>
+          <w:p>
+            <w:pPr>
+              <w:keepLines/>
+              <w:spacing w:after="0"/>
+            </w:pPr>
+            <w:r>
+              <w:rPr>
+                <w:rFonts w:ascii="Arial" w:hAnsi="Arial" w:eastAsia="Arial" w:cs="Tahoma"/>
+                <w:sz w:val="18"/>
+              </w:rPr>
+            </w:r>
+            <w:r>
+              <w:rPr>
+                <w:rFonts w:ascii="Arial" w:hAnsi="Arial" w:eastAsia="Arial" w:cs="Tahoma"/>
+                <w:sz w:val="18"/>
+              </w:rPr>
+              <w:t>section ที่ hidden ต้องไม่ render</w:t>
+            </w:r>
+          </w:p>
+        </w:tc>
+      </w:tr>
+      <w:tr>
+        <w:trPr>
+          <w:cantSplit/>
+        </w:trPr>
+        <w:tc>
+          <w:tcPr>
+            <w:tcW w:type="dxa" w:w="3360"/>
+            <w:vAlign w:val="center"/>
+          </w:tcPr>
+          <w:p>
+            <w:pPr>
+              <w:keepLines/>
+              <w:spacing w:after="0"/>
+            </w:pPr>
+            <w:r>
+              <w:rPr>
+                <w:rFonts w:ascii="Arial" w:hAnsi="Arial" w:eastAsia="Arial" w:cs="Tahoma"/>
+                <w:sz w:val="18"/>
+              </w:rPr>
+            </w:r>
+            <w:r>
+              <w:rPr>
+                <w:rFonts w:ascii="Arial" w:hAnsi="Arial" w:eastAsia="Arial" w:cs="Tahoma"/>
+                <w:sz w:val="18"/>
+              </w:rPr>
+              <w:t>business rule</w:t>
+            </w:r>
+          </w:p>
+        </w:tc>
+        <w:tc>
+          <w:tcPr>
+            <w:tcW w:type="dxa" w:w="3360"/>
+            <w:vAlign w:val="center"/>
+          </w:tcPr>
+          <w:p>
+            <w:pPr>
+              <w:keepLines/>
+              <w:spacing w:after="0"/>
+            </w:pPr>
+            <w:r>
+              <w:rPr>
+                <w:rFonts w:ascii="Arial" w:hAnsi="Arial" w:eastAsia="Arial" w:cs="Tahoma"/>
+                <w:sz w:val="18"/>
+              </w:rPr>
+            </w:r>
+            <w:r>
+              <w:rPr>
+                <w:rFonts w:ascii="Arial" w:hAnsi="Arial" w:eastAsia="Arial" w:cs="Tahoma"/>
+                <w:sz w:val="18"/>
+              </w:rPr>
+              <w:t>logic</w:t>
+            </w:r>
+          </w:p>
+        </w:tc>
+        <w:tc>
+          <w:tcPr>
+            <w:tcW w:type="dxa" w:w="3360"/>
+            <w:vAlign w:val="center"/>
+          </w:tcPr>
+          <w:p>
+            <w:pPr>
+              <w:keepLines/>
+              <w:spacing w:after="0"/>
+            </w:pPr>
+            <w:r>
+              <w:rPr>
+                <w:rFonts w:ascii="Arial" w:hAnsi="Arial" w:eastAsia="Arial" w:cs="Tahoma"/>
+                <w:sz w:val="18"/>
+              </w:rPr>
+            </w:r>
+            <w:r>
+              <w:rPr>
+                <w:rFonts w:ascii="Arial" w:hAnsi="Arial" w:eastAsia="Arial" w:cs="Tahoma"/>
+                <w:sz w:val="18"/>
+              </w:rPr>
+              <w:t>section ที่ read-only ต้องไม่มี editable control</w:t>
+            </w:r>
+          </w:p>
+        </w:tc>
+      </w:tr>
+      <w:tr>
+        <w:trPr>
+          <w:cantSplit/>
+        </w:trPr>
+        <w:tc>
+          <w:tcPr>
+            <w:tcW w:type="dxa" w:w="3360"/>
+            <w:vAlign w:val="center"/>
+          </w:tcPr>
+          <w:p>
+            <w:pPr>
+              <w:keepLines/>
+              <w:spacing w:after="0"/>
+            </w:pPr>
+            <w:r>
+              <w:rPr>
+                <w:rFonts w:ascii="Arial" w:hAnsi="Arial" w:eastAsia="Arial" w:cs="Tahoma"/>
+                <w:sz w:val="18"/>
+              </w:rPr>
+            </w:r>
+            <w:r>
+              <w:rPr>
+                <w:rFonts w:ascii="Arial" w:hAnsi="Arial" w:eastAsia="Arial" w:cs="Tahoma"/>
+                <w:sz w:val="18"/>
+              </w:rPr>
+              <w:t>business rule</w:t>
+            </w:r>
+          </w:p>
+        </w:tc>
+        <w:tc>
+          <w:tcPr>
+            <w:tcW w:type="dxa" w:w="3360"/>
+            <w:vAlign w:val="center"/>
+          </w:tcPr>
+          <w:p>
+            <w:pPr>
+              <w:keepLines/>
+              <w:spacing w:after="0"/>
+            </w:pPr>
+            <w:r>
+              <w:rPr>
+                <w:rFonts w:ascii="Arial" w:hAnsi="Arial" w:eastAsia="Arial" w:cs="Tahoma"/>
+                <w:sz w:val="18"/>
+              </w:rPr>
+            </w:r>
+            <w:r>
+              <w:rPr>
+                <w:rFonts w:ascii="Arial" w:hAnsi="Arial" w:eastAsia="Arial" w:cs="Tahoma"/>
+                <w:sz w:val="18"/>
+              </w:rPr>
+              <w:t>logic</w:t>
+            </w:r>
+          </w:p>
+        </w:tc>
+        <w:tc>
+          <w:tcPr>
+            <w:tcW w:type="dxa" w:w="3360"/>
+            <w:vAlign w:val="center"/>
+          </w:tcPr>
+          <w:p>
+            <w:pPr>
+              <w:keepLines/>
+              <w:spacing w:after="0"/>
+            </w:pPr>
+            <w:r>
+              <w:rPr>
+                <w:rFonts w:ascii="Arial" w:hAnsi="Arial" w:eastAsia="Arial" w:cs="Tahoma"/>
+                <w:sz w:val="18"/>
+              </w:rPr>
+            </w:r>
+            <w:r>
+              <w:rPr>
+                <w:rFonts w:ascii="Arial" w:hAnsi="Arial" w:eastAsia="Arial" w:cs="Tahoma"/>
+                <w:sz w:val="18"/>
+              </w:rPr>
+              <w:t>action panel ตรงกับ actionOptions จาก API</w:t>
+            </w:r>
+          </w:p>
+        </w:tc>
+      </w:tr>
+      <w:tr>
+        <w:trPr>
+          <w:cantSplit/>
+        </w:trPr>
+        <w:tc>
+          <w:tcPr>
+            <w:tcW w:type="dxa" w:w="3360"/>
+            <w:vAlign w:val="center"/>
+          </w:tcPr>
+          <w:p>
+            <w:pPr>
+              <w:keepLines/>
+              <w:spacing w:after="0"/>
+            </w:pPr>
+            <w:r>
+              <w:rPr>
+                <w:rFonts w:ascii="Arial" w:hAnsi="Arial" w:eastAsia="Arial" w:cs="Tahoma"/>
+                <w:sz w:val="18"/>
+              </w:rPr>
+            </w:r>
+            <w:r>
+              <w:rPr>
+                <w:rFonts w:ascii="Courier New" w:hAnsi="Courier New" w:eastAsia="Courier New" w:cs="Tahoma"/>
+                <w:sz w:val="18"/>
+              </w:rPr>
+              <w:t>GET /api/v1/documents/{docNo}</w:t>
+            </w:r>
+          </w:p>
+        </w:tc>
+        <w:tc>
+          <w:tcPr>
+            <w:tcW w:type="dxa" w:w="3360"/>
+            <w:vAlign w:val="center"/>
+          </w:tcPr>
+          <w:p>
+            <w:pPr>
+              <w:keepLines/>
+              <w:spacing w:after="0"/>
+            </w:pPr>
+            <w:r>
+              <w:rPr>
+                <w:rFonts w:ascii="Arial" w:hAnsi="Arial" w:eastAsia="Arial" w:cs="Tahoma"/>
+                <w:sz w:val="18"/>
+              </w:rPr>
+            </w:r>
+            <w:r>
+              <w:rPr>
+                <w:rFonts w:ascii="Arial" w:hAnsi="Arial" w:eastAsia="Arial" w:cs="Tahoma"/>
+                <w:sz w:val="18"/>
+              </w:rPr>
+              <w:t>api client</w:t>
+            </w:r>
+          </w:p>
+        </w:tc>
+        <w:tc>
+          <w:tcPr>
+            <w:tcW w:type="dxa" w:w="3360"/>
+            <w:vAlign w:val="center"/>
+          </w:tcPr>
+          <w:p>
+            <w:pPr>
+              <w:keepLines/>
+              <w:spacing w:after="0"/>
+            </w:pPr>
+            <w:r>
+              <w:rPr>
+                <w:rFonts w:ascii="Arial" w:hAnsi="Arial" w:eastAsia="Arial" w:cs="Tahoma"/>
+                <w:sz w:val="18"/>
+              </w:rPr>
+            </w:r>
+            <w:r>
+              <w:rPr>
+                <w:rFonts w:ascii="Arial" w:hAnsi="Arial" w:eastAsia="Arial" w:cs="Tahoma"/>
+                <w:sz w:val="18"/>
+              </w:rPr>
+              <w:t>hook/service เรียกเส้นนี้ด้วยพารามิเตอร์ถูกต้อง · map {success:true,data} เป็น state ที่หน้าจอใช้ · เจอ {success:false,error} แล้วแสดงข้อความไทย verbatim (mock ด้วย msw)</w:t>
+            </w:r>
+          </w:p>
+        </w:tc>
+      </w:tr>
+      <w:tr>
+        <w:trPr>
+          <w:cantSplit/>
+        </w:trPr>
+        <w:tc>
+          <w:tcPr>
+            <w:tcW w:type="dxa" w:w="3360"/>
+            <w:vAlign w:val="center"/>
+          </w:tcPr>
+          <w:p>
+            <w:pPr>
+              <w:keepLines/>
+              <w:spacing w:after="0"/>
+            </w:pPr>
+            <w:r>
+              <w:rPr>
+                <w:rFonts w:ascii="Arial" w:hAnsi="Arial" w:eastAsia="Arial" w:cs="Tahoma"/>
+                <w:sz w:val="18"/>
+              </w:rPr>
+            </w:r>
+            <w:r>
+              <w:rPr>
+                <w:rFonts w:ascii="Courier New" w:hAnsi="Courier New" w:eastAsia="Courier New" w:cs="Tahoma"/>
+                <w:sz w:val="18"/>
+              </w:rPr>
+              <w:t>POST /api/v1/documents/{docNo}/actions</w:t>
+            </w:r>
+          </w:p>
+        </w:tc>
+        <w:tc>
+          <w:tcPr>
+            <w:tcW w:type="dxa" w:w="3360"/>
+            <w:vAlign w:val="center"/>
+          </w:tcPr>
+          <w:p>
+            <w:pPr>
+              <w:keepLines/>
+              <w:spacing w:after="0"/>
+            </w:pPr>
+            <w:r>
+              <w:rPr>
+                <w:rFonts w:ascii="Arial" w:hAnsi="Arial" w:eastAsia="Arial" w:cs="Tahoma"/>
+                <w:sz w:val="18"/>
+              </w:rPr>
+            </w:r>
+            <w:r>
+              <w:rPr>
+                <w:rFonts w:ascii="Arial" w:hAnsi="Arial" w:eastAsia="Arial" w:cs="Tahoma"/>
+                <w:sz w:val="18"/>
+              </w:rPr>
+              <w:t>api client</w:t>
+            </w:r>
+          </w:p>
+        </w:tc>
+        <w:tc>
+          <w:tcPr>
+            <w:tcW w:type="dxa" w:w="3360"/>
+            <w:vAlign w:val="center"/>
+          </w:tcPr>
+          <w:p>
+            <w:pPr>
+              <w:keepLines/>
+              <w:spacing w:after="0"/>
+            </w:pPr>
+            <w:r>
+              <w:rPr>
+                <w:rFonts w:ascii="Arial" w:hAnsi="Arial" w:eastAsia="Arial" w:cs="Tahoma"/>
+                <w:sz w:val="18"/>
+              </w:rPr>
+            </w:r>
+            <w:r>
+              <w:rPr>
+                <w:rFonts w:ascii="Arial" w:hAnsi="Arial" w:eastAsia="Arial" w:cs="Tahoma"/>
+                <w:sz w:val="18"/>
+              </w:rPr>
+              <w:t>hook/service เรียกเส้นนี้ด้วยพารามิเตอร์ถูกต้อง · map {success:true,data} เป็น state ที่หน้าจอใช้ · เจอ {success:false,error} แล้วแสดงข้อความไทย verbatim (mock ด้วย msw)</w:t>
+            </w:r>
+          </w:p>
+        </w:tc>
+      </w:tr>
+      <w:tr>
+        <w:trPr>
+          <w:cantSplit/>
+        </w:trPr>
+        <w:tc>
+          <w:tcPr>
+            <w:tcW w:type="dxa" w:w="3360"/>
+            <w:vAlign w:val="center"/>
+          </w:tcPr>
+          <w:p>
+            <w:pPr>
+              <w:keepLines/>
+              <w:spacing w:after="0"/>
+            </w:pPr>
+            <w:r>
+              <w:rPr>
+                <w:rFonts w:ascii="Arial" w:hAnsi="Arial" w:eastAsia="Arial" w:cs="Tahoma"/>
+                <w:sz w:val="18"/>
+              </w:rPr>
+            </w:r>
+            <w:r>
+              <w:rPr>
+                <w:rFonts w:ascii="Arial" w:hAnsi="Arial" w:eastAsia="Arial" w:cs="Tahoma"/>
+                <w:sz w:val="18"/>
+              </w:rPr>
+              <w:t>component</w:t>
+            </w:r>
+          </w:p>
+        </w:tc>
+        <w:tc>
+          <w:tcPr>
+            <w:tcW w:type="dxa" w:w="3360"/>
+            <w:vAlign w:val="center"/>
+          </w:tcPr>
+          <w:p>
+            <w:pPr>
+              <w:keepLines/>
+              <w:spacing w:after="0"/>
+            </w:pPr>
+            <w:r>
+              <w:rPr>
+                <w:rFonts w:ascii="Arial" w:hAnsi="Arial" w:eastAsia="Arial" w:cs="Tahoma"/>
+                <w:sz w:val="18"/>
+              </w:rPr>
+            </w:r>
+            <w:r>
+              <w:rPr>
+                <w:rFonts w:ascii="Arial" w:hAnsi="Arial" w:eastAsia="Arial" w:cs="Tahoma"/>
+                <w:sz w:val="18"/>
+              </w:rPr>
+              <w:t>render</w:t>
+            </w:r>
+          </w:p>
+        </w:tc>
+        <w:tc>
+          <w:tcPr>
+            <w:tcW w:type="dxa" w:w="3360"/>
+            <w:vAlign w:val="center"/>
+          </w:tcPr>
+          <w:p>
+            <w:pPr>
+              <w:keepLines/>
+              <w:spacing w:after="0"/>
+            </w:pPr>
+            <w:r>
+              <w:rPr>
+                <w:rFonts w:ascii="Arial" w:hAnsi="Arial" w:eastAsia="Arial" w:cs="Tahoma"/>
+                <w:sz w:val="18"/>
+              </w:rPr>
+            </w:r>
+            <w:r>
+              <w:rPr>
+                <w:rFonts w:ascii="Arial" w:hAnsi="Arial" w:eastAsia="Arial" w:cs="Tahoma"/>
+                <w:sz w:val="18"/>
+              </w:rPr>
+              <w:t>render ด้วย React Testing Library แล้วเห็น element ตาม field/action contract ของเอกสารนี้</w:t>
+            </w:r>
+          </w:p>
+        </w:tc>
+      </w:tr>
+      <w:tr>
+        <w:trPr>
+          <w:cantSplit/>
+        </w:trPr>
+        <w:tc>
+          <w:tcPr>
+            <w:tcW w:type="dxa" w:w="3360"/>
+            <w:vAlign w:val="center"/>
+          </w:tcPr>
+          <w:p>
+            <w:pPr>
+              <w:keepLines/>
+              <w:spacing w:after="0"/>
+            </w:pPr>
+            <w:r>
+              <w:rPr>
+                <w:rFonts w:ascii="Arial" w:hAnsi="Arial" w:eastAsia="Arial" w:cs="Tahoma"/>
+                <w:sz w:val="18"/>
+              </w:rPr>
+            </w:r>
+            <w:r>
+              <w:rPr>
+                <w:rFonts w:ascii="Arial" w:hAnsi="Arial" w:eastAsia="Arial" w:cs="Tahoma"/>
+                <w:sz w:val="18"/>
+              </w:rPr>
+              <w:t>hook/state</w:t>
+            </w:r>
+          </w:p>
+        </w:tc>
+        <w:tc>
+          <w:tcPr>
+            <w:tcW w:type="dxa" w:w="3360"/>
+            <w:vAlign w:val="center"/>
+          </w:tcPr>
+          <w:p>
+            <w:pPr>
+              <w:keepLines/>
+              <w:spacing w:after="0"/>
+            </w:pPr>
+            <w:r>
+              <w:rPr>
+                <w:rFonts w:ascii="Arial" w:hAnsi="Arial" w:eastAsia="Arial" w:cs="Tahoma"/>
+                <w:sz w:val="18"/>
+              </w:rPr>
+            </w:r>
+            <w:r>
+              <w:rPr>
+                <w:rFonts w:ascii="Arial" w:hAnsi="Arial" w:eastAsia="Arial" w:cs="Tahoma"/>
+                <w:sz w:val="18"/>
+              </w:rPr>
+              <w:t>interaction</w:t>
+            </w:r>
+          </w:p>
+        </w:tc>
+        <w:tc>
+          <w:tcPr>
+            <w:tcW w:type="dxa" w:w="3360"/>
+            <w:vAlign w:val="center"/>
+          </w:tcPr>
+          <w:p>
+            <w:pPr>
+              <w:keepLines/>
+              <w:spacing w:after="0"/>
+            </w:pPr>
+            <w:r>
+              <w:rPr>
+                <w:rFonts w:ascii="Arial" w:hAnsi="Arial" w:eastAsia="Arial" w:cs="Tahoma"/>
+                <w:sz w:val="18"/>
+              </w:rPr>
+            </w:r>
+            <w:r>
+              <w:rPr>
+                <w:rFonts w:ascii="Arial" w:hAnsi="Arial" w:eastAsia="Arial" w:cs="Tahoma"/>
+                <w:sz w:val="18"/>
+              </w:rPr>
+              <w:t>ยิง action แล้ว state เปลี่ยนตามที่ระบุ และเรียก API layer ที่ mock ไว้ด้วยพารามิเตอร์ถูกต้อง</w:t>
+            </w:r>
+          </w:p>
+        </w:tc>
+      </w:tr>
+      <w:tr>
+        <w:trPr>
+          <w:cantSplit/>
+        </w:trPr>
+        <w:tc>
+          <w:tcPr>
+            <w:tcW w:type="dxa" w:w="3360"/>
+            <w:vAlign w:val="center"/>
+          </w:tcPr>
+          <w:p>
+            <w:pPr>
+              <w:keepLines/>
+              <w:spacing w:after="0"/>
+            </w:pPr>
+            <w:r>
+              <w:rPr>
+                <w:rFonts w:ascii="Arial" w:hAnsi="Arial" w:eastAsia="Arial" w:cs="Tahoma"/>
+                <w:sz w:val="18"/>
+              </w:rPr>
+            </w:r>
+            <w:r>
+              <w:rPr>
+                <w:rFonts w:ascii="Arial" w:hAnsi="Arial" w:eastAsia="Arial" w:cs="Tahoma"/>
+                <w:sz w:val="18"/>
+              </w:rPr>
+              <w:t>error path</w:t>
+            </w:r>
+          </w:p>
+        </w:tc>
+        <w:tc>
+          <w:tcPr>
+            <w:tcW w:type="dxa" w:w="3360"/>
+            <w:vAlign w:val="center"/>
+          </w:tcPr>
+          <w:p>
+            <w:pPr>
+              <w:keepLines/>
+              <w:spacing w:after="0"/>
+            </w:pPr>
+            <w:r>
+              <w:rPr>
+                <w:rFonts w:ascii="Arial" w:hAnsi="Arial" w:eastAsia="Arial" w:cs="Tahoma"/>
+                <w:sz w:val="18"/>
+              </w:rPr>
+            </w:r>
+            <w:r>
+              <w:rPr>
+                <w:rFonts w:ascii="Arial" w:hAnsi="Arial" w:eastAsia="Arial" w:cs="Tahoma"/>
+                <w:sz w:val="18"/>
+              </w:rPr>
+              <w:t>ui</w:t>
+            </w:r>
+          </w:p>
+        </w:tc>
+        <w:tc>
+          <w:tcPr>
+            <w:tcW w:type="dxa" w:w="3360"/>
+            <w:vAlign w:val="center"/>
+          </w:tcPr>
+          <w:p>
+            <w:pPr>
+              <w:keepLines/>
+              <w:spacing w:after="0"/>
+            </w:pPr>
+            <w:r>
+              <w:rPr>
+                <w:rFonts w:ascii="Arial" w:hAnsi="Arial" w:eastAsia="Arial" w:cs="Tahoma"/>
+                <w:sz w:val="18"/>
+              </w:rPr>
+            </w:r>
+            <w:r>
+              <w:rPr>
+                <w:rFonts w:ascii="Arial" w:hAnsi="Arial" w:eastAsia="Arial" w:cs="Tahoma"/>
+                <w:sz w:val="18"/>
+              </w:rPr>
+              <w:t>API ตอบ error envelope แล้วหน้าจอต้องแสดงข้อความไทย verbatim ไม่ crash</w:t>
+            </w:r>
+          </w:p>
+        </w:tc>
+      </w:tr>
+    </w:tbl>
+    <w:p/>
+    <w:p>
+      <w:pPr>
+        <w:pStyle w:val="ListBullet"/>
+        <w:keepLines/>
+      </w:pPr>
+      <w:r>
+        <w:t>ทุกเคสต้องรันได้โดยไม่ต่อ DB/บริการภายนอกจริง — mock ที่ขอบ repository/client เสมอ</w:t>
+      </w:r>
+    </w:p>
+    <w:p>
+      <w:pPr>
+        <w:pStyle w:val="ListBullet"/>
+        <w:keepLines/>
+      </w:pPr>
+      <w:r>
+        <w:t>ข้อความไทยที่ยืนยันในเทสต้องเป็น verbatim ตาม ข้อกำหนดทางธุรกิจ ห้ามพิมพ์ใหม่</w:t>
+      </w:r>
+    </w:p>
+    <w:p>
+      <w:pPr>
+        <w:pStyle w:val="ListBullet"/>
+        <w:keepLines/>
+      </w:pPr>
+      <w:r>
+        <w:t>เกณฑ์ผ่านของ CI: ทุกเคสในตารางนี้มี test จริงและผ่านทั้งหมด</w:t>
+      </w:r>
+    </w:p>
     <w:sectPr>
       <w:headerReference w:type="default" r:id="rId9"/>
       <w:footerReference w:type="default" r:id="rId10"/>
@@ -10575,7 +11964,7 @@
     </w:pPr>
     <w:r>
       <w:rPr>
-        <w:rFonts w:ascii="Arial" w:hAnsi="Arial"/>
+        <w:rFonts w:ascii="Arial" w:hAnsi="Arial" w:eastAsia="Arial" w:cs="Tahoma"/>
         <w:sz w:val="16"/>
       </w:rPr>
       <w:t xml:space="preserve">หน้า </w:t>
@@ -10594,7 +11983,7 @@
     </w:pPr>
     <w:r>
       <w:rPr>
-        <w:rFonts w:ascii="Arial" w:hAnsi="Arial" w:eastAsia="Arial"/>
+        <w:rFonts w:ascii="Arial" w:hAnsi="Arial" w:eastAsia="Arial" w:cs="Tahoma"/>
         <w:color w:val="66717F"/>
         <w:sz w:val="16"/>
       </w:rPr>
@@ -10968,7 +12357,7 @@
     <w:qFormat/>
     <w:rsid w:val="00FC693F"/>
     <w:rPr>
-      <w:rFonts w:ascii="Arial" w:hAnsi="Arial" w:eastAsia="Arial"/>
+      <w:rFonts w:ascii="Arial" w:hAnsi="Arial" w:eastAsia="Arial" w:cs="Tahoma"/>
       <w:sz w:val="20"/>
     </w:rPr>
   </w:style>
@@ -11031,7 +12420,7 @@
       <w:outlineLvl w:val="0"/>
     </w:pPr>
     <w:rPr>
-      <w:rFonts w:asciiTheme="majorHAnsi" w:eastAsiaTheme="majorEastAsia" w:hAnsiTheme="majorHAnsi" w:cstheme="majorBidi" w:ascii="Arial" w:hAnsi="Arial" w:eastAsia="Arial"/>
+      <w:rFonts w:asciiTheme="majorHAnsi" w:eastAsiaTheme="majorEastAsia" w:hAnsiTheme="majorHAnsi" w:cstheme="majorBidi" w:ascii="Arial" w:hAnsi="Arial" w:eastAsia="Arial" w:cs="Tahoma"/>
       <w:b/>
       <w:bCs/>
       <w:color w:val="1F4D78"/>
@@ -11055,7 +12444,7 @@
       <w:outlineLvl w:val="1"/>
     </w:pPr>
     <w:rPr>
-      <w:rFonts w:asciiTheme="majorHAnsi" w:eastAsiaTheme="majorEastAsia" w:hAnsiTheme="majorHAnsi" w:cstheme="majorBidi" w:ascii="Arial" w:hAnsi="Arial" w:eastAsia="Arial"/>
+      <w:rFonts w:asciiTheme="majorHAnsi" w:eastAsiaTheme="majorEastAsia" w:hAnsiTheme="majorHAnsi" w:cstheme="majorBidi" w:ascii="Arial" w:hAnsi="Arial" w:eastAsia="Arial" w:cs="Tahoma"/>
       <w:b/>
       <w:bCs/>
       <w:color w:val="2E74B5"/>
@@ -11079,7 +12468,7 @@
       <w:outlineLvl w:val="2"/>
     </w:pPr>
     <w:rPr>
-      <w:rFonts w:asciiTheme="majorHAnsi" w:eastAsiaTheme="majorEastAsia" w:hAnsiTheme="majorHAnsi" w:cstheme="majorBidi" w:ascii="Arial" w:hAnsi="Arial" w:eastAsia="Arial"/>
+      <w:rFonts w:asciiTheme="majorHAnsi" w:eastAsiaTheme="majorEastAsia" w:hAnsiTheme="majorHAnsi" w:cstheme="majorBidi" w:ascii="Arial" w:hAnsi="Arial" w:eastAsia="Arial" w:cs="Tahoma"/>
       <w:b/>
       <w:bCs/>
       <w:color w:val="1F4D78"/>
@@ -11103,7 +12492,7 @@
       <w:outlineLvl w:val="3"/>
     </w:pPr>
     <w:rPr>
-      <w:rFonts w:asciiTheme="majorHAnsi" w:eastAsiaTheme="majorEastAsia" w:hAnsiTheme="majorHAnsi" w:cstheme="majorBidi" w:ascii="Arial" w:hAnsi="Arial" w:eastAsia="Arial"/>
+      <w:rFonts w:asciiTheme="majorHAnsi" w:eastAsiaTheme="majorEastAsia" w:hAnsiTheme="majorHAnsi" w:cstheme="majorBidi" w:ascii="Arial" w:hAnsi="Arial" w:eastAsia="Arial" w:cs="Tahoma"/>
       <w:b/>
       <w:bCs/>
       <w:i/>

--- a/LLDD/word/FE/LLDD-FE-Document-Detail-Role-03-AVP-SBP.docx
+++ b/LLDD/word/FE/LLDD-FE-Document-Detail-Role-03-AVP-SBP.docx
@@ -3853,7 +3853,7 @@
                 <w:b/>
                 <w:sz w:val="18"/>
               </w:rPr>
-              <w:t>GET /api/v1/documents/{docNo} response</w:t>
+              <w:t>GET /api/v1/sbpgi/document/{docNo} response</w:t>
             </w:r>
           </w:p>
         </w:tc>
@@ -4666,7 +4666,7 @@
                 <w:rFonts w:ascii="Arial" w:hAnsi="Arial" w:eastAsia="Arial" w:cs="Tahoma"/>
                 <w:sz w:val="18"/>
               </w:rPr>
-              <w:t>GET /api/v1/documents/{docNo}; POST /api/v1/documents/{docNo}/actions</w:t>
+              <w:t>GET /api/v1/sbpgi/document/{docNo}; POST /api/v1/sbpgi/document/{docNo}/actions</w:t>
             </w:r>
           </w:p>
         </w:tc>
@@ -4776,7 +4776,21 @@
                 <w:rFonts w:ascii="Arial" w:hAnsi="Arial" w:eastAsia="Arial" w:cs="Tahoma"/>
                 <w:sz w:val="18"/>
               </w:rPr>
-              <w:t>Rendered UI state or normalized API response with status/message and audit-ready trace reference.</w:t>
+              <w:t xml:space="preserve">ไม่มีตารางที่เอกสารนี้เขียนเอง — output คือ response ตาม envelope กลาง </w:t>
+            </w:r>
+            <w:r>
+              <w:rPr>
+                <w:rFonts w:ascii="Courier New" w:hAnsi="Courier New" w:eastAsia="Courier New" w:cs="Tahoma"/>
+                <w:sz w:val="18"/>
+              </w:rPr>
+              <w:t>{success, data}</w:t>
+            </w:r>
+            <w:r>
+              <w:rPr>
+                <w:rFonts w:ascii="Arial" w:hAnsi="Arial" w:eastAsia="Arial" w:cs="Tahoma"/>
+                <w:sz w:val="18"/>
+              </w:rPr>
+              <w:t xml:space="preserve"> และร่องรอยที่ตรวจย้อนได้ (log / consideration_logs / workflow_history ของ engine)</w:t>
             </w:r>
           </w:p>
         </w:tc>
@@ -4927,7 +4941,7 @@
                 <w:rFonts w:ascii="Arial" w:hAnsi="Arial" w:eastAsia="Arial" w:cs="Tahoma"/>
                 <w:sz w:val="18"/>
               </w:rPr>
-              <w:t>เรียก GET /api/v1/documents/{docNo} และยืนยัน roleProfileCode=P-03, statusCode=03 ก่อน render action state</w:t>
+              <w:t>เรียก GET /api/v1/sbpgi/document/{docNo} และยืนยัน roleProfileCode=P-03, statusCode=03 ก่อน render action state</w:t>
             </w:r>
           </w:p>
         </w:tc>
@@ -5551,7 +5565,7 @@
                 <w:rFonts w:ascii="Arial" w:hAnsi="Arial" w:eastAsia="Arial" w:cs="Tahoma"/>
                 <w:sz w:val="18"/>
               </w:rPr>
-              <w:t>GET /api/v1/documents/{docNo}</w:t>
+              <w:t>GET /api/v1/sbpgi/document/{docNo}</w:t>
             </w:r>
           </w:p>
         </w:tc>
@@ -5656,7 +5670,7 @@
                 <w:rFonts w:ascii="Arial" w:hAnsi="Arial" w:eastAsia="Arial" w:cs="Tahoma"/>
                 <w:sz w:val="18"/>
               </w:rPr>
-              <w:t>PUT /api/v1/documents/{docNo}</w:t>
+              <w:t>PUT /api/v1/sbpgi/document/{docNo}</w:t>
             </w:r>
           </w:p>
         </w:tc>
@@ -5761,7 +5775,7 @@
                 <w:rFonts w:ascii="Arial" w:hAnsi="Arial" w:eastAsia="Arial" w:cs="Tahoma"/>
                 <w:sz w:val="18"/>
               </w:rPr>
-              <w:t>POST /api/v1/documents/{docNo}/attachments</w:t>
+              <w:t>POST /api/v1/sbpgi/document/{docNo}/attachments</w:t>
             </w:r>
           </w:p>
         </w:tc>
@@ -5866,7 +5880,7 @@
                 <w:rFonts w:ascii="Arial" w:hAnsi="Arial" w:eastAsia="Arial" w:cs="Tahoma"/>
                 <w:sz w:val="18"/>
               </w:rPr>
-              <w:t>POST /api/v1/documents/{docNo}/actions</w:t>
+              <w:t>POST /api/v1/sbpgi/document/{docNo}/actions</w:t>
             </w:r>
           </w:p>
         </w:tc>
@@ -5917,7 +5931,7 @@
         <w:pageBreakBefore w:val="0"/>
       </w:pPr>
       <w:r>
-        <w:t>GET /api/v1/documents/{docNo}</w:t>
+        <w:t>GET /api/v1/sbpgi/document/{docNo}</w:t>
       </w:r>
     </w:p>
     <w:p>
@@ -7531,7 +7545,7 @@
         <w:pageBreakBefore w:val="0"/>
       </w:pPr>
       <w:r>
-        <w:t>POST /api/v1/documents/{docNo}/actions</w:t>
+        <w:t>POST /api/v1/sbpgi/document/{docNo}/actions</w:t>
       </w:r>
     </w:p>
     <w:p>
@@ -8684,7 +8698,7 @@
                 <w:rFonts w:ascii="Arial" w:hAnsi="Arial" w:eastAsia="Arial" w:cs="Tahoma"/>
                 <w:sz w:val="18"/>
               </w:rPr>
-              <w:t>src/app/(main)/sbpgi/documents/[docNo]/page.tsx</w:t>
+              <w:t>src/app/(main)/sbpgi/document/[docNo]/page.tsx</w:t>
             </w:r>
           </w:p>
         </w:tc>
@@ -9282,22 +9296,22 @@
         <w:t>import type * as T from '@/types/sbpgi/document';</w:t>
         <w:br/>
         <w:br/>
-        <w:t>/** GET /api/v1/documents/{docNo} — โหลด role profile P-03 สำหรับหน้า detail */</w:t>
+        <w:t>/** GET /api/v1/sbpgi/document/{docNo} — โหลด role profile P-03 สำหรับหน้า detail */</w:t>
         <w:br/>
-        <w:t>export async function getDocumentsDetail(docNo: string): Promise&lt;T.DocumentsDetailResponse&gt; {</w:t>
+        <w:t>export async function getSbpgiDocumentDetail(docNo: string): Promise&lt;T.SbpgiDocumentDetailResponse&gt; {</w:t>
         <w:br/>
-        <w:t xml:space="preserve">  const { data } = await apiClient.get&lt;ApiResponse&lt;T.DocumentsDetailResponse&gt;&gt;(`/documents/${encodeURIComponent(docNo)}`);</w:t>
+        <w:t xml:space="preserve">  const { data } = await apiClient.get&lt;ApiResponse&lt;T.SbpgiDocumentDetailResponse&gt;&gt;(`/sbpgi/document/${encodeURIComponent(docNo)}`);</w:t>
         <w:br/>
         <w:t xml:space="preserve">  return data.data;</w:t>
         <w:br/>
         <w:t>}</w:t>
         <w:br/>
         <w:br/>
-        <w:t>/** POST /api/v1/documents/{docNo}/actions — ตัวอย่าง positive-path จาก section 03; Section 02 ส่งต่อ AVP (03) เมื่อยอดรวม ≥ 100,000 บาท และจบที่ GM เมื่อ &lt; 100,000 บาท (มติ 2026-08-18) */</w:t>
+        <w:t>/** POST /api/v1/sbpgi/document/{docNo}/actions — ตัวอย่าง positive-path จาก section 03; Section 02 ส่งต่อ AVP (03) เมื่อยอดรวม ≥ 100,000 บาท และจบที่ GM เมื่อ &lt; 100,000 บาท (มติ 2026-08-18) */</w:t>
         <w:br/>
-        <w:t>export async function createDocumentsActions(docNo: string, body: T.CreateDocumentsActionsRequest): Promise&lt;T.CreateDocumentsActionsResponse&gt; {</w:t>
+        <w:t>export async function createSbpgiDocumentActions(docNo: string, body: T.CreateSbpgiDocumentActionsRequest): Promise&lt;T.CreateSbpgiDocumentActionsResponse&gt; {</w:t>
         <w:br/>
-        <w:t xml:space="preserve">  const { data } = await apiClient.post&lt;ApiResponse&lt;T.CreateDocumentsActionsResponse&gt;&gt;(`/documents/${encodeURIComponent(docNo)}/actions`, body);</w:t>
+        <w:t xml:space="preserve">  const { data } = await apiClient.post&lt;ApiResponse&lt;T.CreateSbpgiDocumentActionsResponse&gt;&gt;(`/sbpgi/document/${encodeURIComponent(docNo)}/actions`, body);</w:t>
         <w:br/>
         <w:t xml:space="preserve">  return data.data;</w:t>
         <w:br/>
@@ -9377,9 +9391,9 @@
         <w:t>// วันที่/เดือนเป็น ค.ศ. ทั้ง payload (ISO) และ display — ไม่แปลงเป็น พ.ศ. (มติ 2026-08-06)</w:t>
         <w:br/>
         <w:br/>
-        <w:t>/** GET /api/v1/documents/{docNo} — response */</w:t>
+        <w:t>/** GET /api/v1/sbpgi/document/{docNo} — response */</w:t>
         <w:br/>
-        <w:t>export interface DocumentsDetailResponse {</w:t>
+        <w:t>export interface SbpgiDocumentDetailResponse {</w:t>
         <w:br/>
         <w:t xml:space="preserve">  docNo: string;</w:t>
         <w:br/>
@@ -9406,9 +9420,9 @@
         <w:t>}</w:t>
         <w:br/>
         <w:br/>
-        <w:t>/** POST /api/v1/documents/{docNo}/actions — request */</w:t>
+        <w:t>/** POST /api/v1/sbpgi/document/{docNo}/actions — request */</w:t>
         <w:br/>
-        <w:t>export interface CreateDocumentsActionsRequest {</w:t>
+        <w:t>export interface CreateSbpgiDocumentActionsRequest {</w:t>
         <w:br/>
         <w:t xml:space="preserve">  result: string;</w:t>
         <w:br/>
@@ -9417,9 +9431,9 @@
         <w:t>}</w:t>
         <w:br/>
         <w:br/>
-        <w:t>/** POST /api/v1/documents/{docNo}/actions — response */</w:t>
+        <w:t>/** POST /api/v1/sbpgi/document/{docNo}/actions — response */</w:t>
         <w:br/>
-        <w:t>export interface CreateDocumentsActionsResponse {</w:t>
+        <w:t>export interface CreateSbpgiDocumentActionsResponse {</w:t>
         <w:br/>
         <w:t xml:space="preserve">  statusCode: string;</w:t>
         <w:br/>
@@ -9511,18 +9525,18 @@
         <w:br/>
         <w:t xml:space="preserve">  all: ['sbpgi', 'document'] as const,</w:t>
         <w:br/>
-        <w:t xml:space="preserve">  documentsDetail: (docNo: string) =&gt; [...documentKeys.all, 'documentsDetail', docNo] as const,</w:t>
+        <w:t xml:space="preserve">  sbpgiDocumentDetail: (docNo: string) =&gt; [...documentKeys.all, 'sbpgiDocumentDetail', docNo] as const,</w:t>
         <w:br/>
         <w:t>};</w:t>
         <w:br/>
         <w:br/>
-        <w:t>export function useDocumentsDetailQuery(docNo: string) {</w:t>
+        <w:t>export function useSbpgiDocumentDetailQuery(docNo: string) {</w:t>
         <w:br/>
         <w:t xml:space="preserve">  return useQuery({</w:t>
         <w:br/>
-        <w:t xml:space="preserve">    queryKey: documentKeys.documentsDetail(docNo),</w:t>
+        <w:t xml:space="preserve">    queryKey: documentKeys.sbpgiDocumentDetail(docNo),</w:t>
         <w:br/>
-        <w:t xml:space="preserve">    queryFn: () =&gt; api.getDocumentsDetail(docNo),</w:t>
+        <w:t xml:space="preserve">    queryFn: () =&gt; api.getSbpgiDocumentDetail(docNo),</w:t>
         <w:br/>
         <w:t xml:space="preserve">    enabled: !!docNo, // ยังไม่ยิงจนกว่าจะมีพารามิเตอร์ครบ</w:t>
         <w:br/>
@@ -9533,13 +9547,13 @@
         <w:t>}</w:t>
         <w:br/>
         <w:br/>
-        <w:t>export function useCreateDocumentsActionsMutation(docNo: string) {</w:t>
+        <w:t>export function useCreateSbpgiDocumentActionsMutation(docNo: string) {</w:t>
         <w:br/>
         <w:t xml:space="preserve">  const qc = useQueryClient();</w:t>
         <w:br/>
         <w:t xml:space="preserve">  return useMutation({</w:t>
         <w:br/>
-        <w:t xml:space="preserve">    mutationFn: (body: T.CreateDocumentsActionsRequest) =&gt; api.createDocumentsActions(docNo, body),</w:t>
+        <w:t xml:space="preserve">    mutationFn: (body: T.CreateSbpgiDocumentActionsRequest) =&gt; api.createSbpgiDocumentActions(docNo, body),</w:t>
         <w:br/>
         <w:t xml:space="preserve">    onSuccess: () =&gt; {</w:t>
         <w:br/>
@@ -9585,7 +9599,7 @@
         <w:rPr>
           <w:rFonts w:ascii="Courier New" w:hAnsi="Courier New" w:eastAsia="Courier New" w:cs="Tahoma"/>
         </w:rPr>
-        <w:t>POST /api/v1/documents/{docNo}/actions</w:t>
+        <w:t>POST /api/v1/sbpgi/document/{docNo}/actions</w:t>
       </w:r>
       <w:r>
         <w:t xml:space="preserve"> โดยส่งได้แค่ </w:t>
@@ -11539,7 +11553,7 @@
                 <w:rFonts w:ascii="Courier New" w:hAnsi="Courier New" w:eastAsia="Courier New" w:cs="Tahoma"/>
                 <w:sz w:val="18"/>
               </w:rPr>
-              <w:t>GET /api/v1/documents/{docNo}</w:t>
+              <w:t>GET /api/v1/sbpgi/document/{docNo}</w:t>
             </w:r>
           </w:p>
         </w:tc>
@@ -11619,7 +11633,7 @@
                 <w:rFonts w:ascii="Courier New" w:hAnsi="Courier New" w:eastAsia="Courier New" w:cs="Tahoma"/>
                 <w:sz w:val="18"/>
               </w:rPr>
-              <w:t>POST /api/v1/documents/{docNo}/actions</w:t>
+              <w:t>POST /api/v1/sbpgi/document/{docNo}/actions</w:t>
             </w:r>
           </w:p>
         </w:tc>

--- a/LLDD/word/FE/LLDD-FE-Document-Detail-Role-03-AVP-SBP.docx
+++ b/LLDD/word/FE/LLDD-FE-Document-Detail-Role-03-AVP-SBP.docx
@@ -657,6 +657,529 @@
         <w:t>Common contract reference: ทุกหัวข้อ API/FE ต้องยึด LLDD-BE-API-Common-Contracts.pdf และ LLDD-FE-Integration-Contracts.pdf สำหรับ error/auth/format/pagination/action/RBAC ก่อนลงรายละเอียดเฉพาะหน้าหรือเฉพาะ endpoint</w:t>
       </w:r>
     </w:p>
+    <w:p>
+      <w:pPr>
+        <w:pStyle w:val="Heading2"/>
+        <w:keepNext/>
+        <w:keepLines/>
+        <w:pageBreakBefore w:val="0"/>
+      </w:pPr>
+      <w:r>
+        <w:t>1.1 เอกสาร LLDD ที่เกี่ยวข้อง</w:t>
+      </w:r>
+    </w:p>
+    <w:p>
+      <w:pPr>
+        <w:keepNext w:val="0"/>
+      </w:pPr>
+      <w:r>
+        <w:t>ตารางนี้สร้างจาก endpoint และตารางที่เอกสารฉบับนี้ประกาศไว้จริง — อ่านฉบับที่อยู่ในตารางก่อนลงมือ เพื่อไม่ให้สัญญา request/response หรือชื่อคอลัมน์หลุดจากกัน</w:t>
+      </w:r>
+    </w:p>
+    <w:tbl>
+      <w:tblPr>
+        <w:tblStyle w:val="TableGrid"/>
+        <w:tblW w:type="auto" w:w="0"/>
+        <w:jc w:val="center"/>
+        <w:tblLook w:firstColumn="1" w:firstRow="1" w:lastColumn="0" w:lastRow="0" w:noHBand="0" w:noVBand="1" w:val="04A0"/>
+      </w:tblPr>
+      <w:tblGrid>
+        <w:gridCol w:w="3360"/>
+        <w:gridCol w:w="3360"/>
+        <w:gridCol w:w="3360"/>
+      </w:tblGrid>
+      <w:tr>
+        <w:trPr>
+          <w:cantSplit/>
+        </w:trPr>
+        <w:tc>
+          <w:tcPr>
+            <w:tcW w:type="dxa" w:w="3360"/>
+            <w:vAlign w:val="center"/>
+            <w:shd w:fill="E8EEF5"/>
+          </w:tcPr>
+          <w:p>
+            <w:pPr>
+              <w:keepLines/>
+              <w:spacing w:after="0"/>
+            </w:pPr>
+            <w:r/>
+            <w:r>
+              <w:rPr>
+                <w:rFonts w:ascii="Arial" w:hAnsi="Arial" w:eastAsia="Arial" w:cs="Tahoma"/>
+                <w:b/>
+                <w:sz w:val="18"/>
+              </w:rPr>
+              <w:t>ความสัมพันธ์</w:t>
+            </w:r>
+          </w:p>
+        </w:tc>
+        <w:tc>
+          <w:tcPr>
+            <w:tcW w:type="dxa" w:w="3360"/>
+            <w:vAlign w:val="center"/>
+            <w:shd w:fill="E8EEF5"/>
+          </w:tcPr>
+          <w:p>
+            <w:pPr>
+              <w:keepLines/>
+              <w:spacing w:after="0"/>
+            </w:pPr>
+            <w:r/>
+            <w:r>
+              <w:rPr>
+                <w:rFonts w:ascii="Arial" w:hAnsi="Arial" w:eastAsia="Arial" w:cs="Tahoma"/>
+                <w:b/>
+                <w:sz w:val="18"/>
+              </w:rPr>
+              <w:t>เอกสาร LLDD</w:t>
+            </w:r>
+          </w:p>
+        </w:tc>
+        <w:tc>
+          <w:tcPr>
+            <w:tcW w:type="dxa" w:w="3360"/>
+            <w:vAlign w:val="center"/>
+            <w:shd w:fill="E8EEF5"/>
+          </w:tcPr>
+          <w:p>
+            <w:pPr>
+              <w:keepLines/>
+              <w:spacing w:after="0"/>
+            </w:pPr>
+            <w:r/>
+            <w:r>
+              <w:rPr>
+                <w:rFonts w:ascii="Arial" w:hAnsi="Arial" w:eastAsia="Arial" w:cs="Tahoma"/>
+                <w:b/>
+                <w:sz w:val="18"/>
+              </w:rPr>
+              <w:t>เกี่ยวข้องตรงไหน</w:t>
+            </w:r>
+          </w:p>
+        </w:tc>
+      </w:tr>
+      <w:tr>
+        <w:trPr>
+          <w:cantSplit/>
+        </w:trPr>
+        <w:tc>
+          <w:tcPr>
+            <w:tcW w:type="dxa" w:w="3360"/>
+            <w:vAlign w:val="center"/>
+          </w:tcPr>
+          <w:p>
+            <w:pPr>
+              <w:keepLines/>
+              <w:spacing w:after="0"/>
+            </w:pPr>
+            <w:r>
+              <w:rPr>
+                <w:rFonts w:ascii="Arial" w:hAnsi="Arial" w:eastAsia="Arial" w:cs="Tahoma"/>
+                <w:sz w:val="18"/>
+              </w:rPr>
+            </w:r>
+            <w:r>
+              <w:rPr>
+                <w:rFonts w:ascii="Arial" w:hAnsi="Arial" w:eastAsia="Arial" w:cs="Tahoma"/>
+                <w:sz w:val="18"/>
+              </w:rPr>
+              <w:t>ใช้ endpoint ของ</w:t>
+            </w:r>
+          </w:p>
+        </w:tc>
+        <w:tc>
+          <w:tcPr>
+            <w:tcW w:type="dxa" w:w="3360"/>
+            <w:vAlign w:val="center"/>
+          </w:tcPr>
+          <w:p>
+            <w:pPr>
+              <w:keepLines/>
+              <w:spacing w:after="0"/>
+            </w:pPr>
+            <w:r>
+              <w:rPr>
+                <w:rFonts w:ascii="Arial" w:hAnsi="Arial" w:eastAsia="Arial" w:cs="Tahoma"/>
+                <w:sz w:val="18"/>
+              </w:rPr>
+            </w:r>
+            <w:r>
+              <w:rPr>
+                <w:rFonts w:ascii="Arial" w:hAnsi="Arial" w:eastAsia="Arial" w:cs="Tahoma"/>
+                <w:b/>
+                <w:sz w:val="18"/>
+              </w:rPr>
+              <w:t>LLDD-BE-API-Document-Detail-Aggregate.pdf</w:t>
+            </w:r>
+          </w:p>
+        </w:tc>
+        <w:tc>
+          <w:tcPr>
+            <w:tcW w:type="dxa" w:w="3360"/>
+            <w:vAlign w:val="center"/>
+          </w:tcPr>
+          <w:p>
+            <w:pPr>
+              <w:keepLines/>
+              <w:spacing w:after="0"/>
+            </w:pPr>
+            <w:r>
+              <w:rPr>
+                <w:rFonts w:ascii="Arial" w:hAnsi="Arial" w:eastAsia="Arial" w:cs="Tahoma"/>
+                <w:sz w:val="18"/>
+              </w:rPr>
+            </w:r>
+            <w:r>
+              <w:rPr>
+                <w:rFonts w:ascii="Courier New" w:hAnsi="Courier New" w:eastAsia="Courier New" w:cs="Tahoma"/>
+                <w:sz w:val="18"/>
+              </w:rPr>
+              <w:t>GET /api/v1/sgi/document/{docNo}</w:t>
+            </w:r>
+          </w:p>
+        </w:tc>
+      </w:tr>
+      <w:tr>
+        <w:trPr>
+          <w:cantSplit/>
+        </w:trPr>
+        <w:tc>
+          <w:tcPr>
+            <w:tcW w:type="dxa" w:w="3360"/>
+            <w:vAlign w:val="center"/>
+          </w:tcPr>
+          <w:p>
+            <w:pPr>
+              <w:keepLines/>
+              <w:spacing w:after="0"/>
+            </w:pPr>
+            <w:r>
+              <w:rPr>
+                <w:rFonts w:ascii="Arial" w:hAnsi="Arial" w:eastAsia="Arial" w:cs="Tahoma"/>
+                <w:sz w:val="18"/>
+              </w:rPr>
+            </w:r>
+            <w:r>
+              <w:rPr>
+                <w:rFonts w:ascii="Arial" w:hAnsi="Arial" w:eastAsia="Arial" w:cs="Tahoma"/>
+                <w:sz w:val="18"/>
+              </w:rPr>
+              <w:t>ใช้ endpoint ของ</w:t>
+            </w:r>
+          </w:p>
+        </w:tc>
+        <w:tc>
+          <w:tcPr>
+            <w:tcW w:type="dxa" w:w="3360"/>
+            <w:vAlign w:val="center"/>
+          </w:tcPr>
+          <w:p>
+            <w:pPr>
+              <w:keepLines/>
+              <w:spacing w:after="0"/>
+            </w:pPr>
+            <w:r>
+              <w:rPr>
+                <w:rFonts w:ascii="Arial" w:hAnsi="Arial" w:eastAsia="Arial" w:cs="Tahoma"/>
+                <w:sz w:val="18"/>
+              </w:rPr>
+            </w:r>
+            <w:r>
+              <w:rPr>
+                <w:rFonts w:ascii="Arial" w:hAnsi="Arial" w:eastAsia="Arial" w:cs="Tahoma"/>
+                <w:b/>
+                <w:sz w:val="18"/>
+              </w:rPr>
+              <w:t>LLDD-BE-API-Document-Workflow-Actions.pdf</w:t>
+            </w:r>
+          </w:p>
+        </w:tc>
+        <w:tc>
+          <w:tcPr>
+            <w:tcW w:type="dxa" w:w="3360"/>
+            <w:vAlign w:val="center"/>
+          </w:tcPr>
+          <w:p>
+            <w:pPr>
+              <w:keepLines/>
+              <w:spacing w:after="0"/>
+            </w:pPr>
+            <w:r>
+              <w:rPr>
+                <w:rFonts w:ascii="Arial" w:hAnsi="Arial" w:eastAsia="Arial" w:cs="Tahoma"/>
+                <w:sz w:val="18"/>
+              </w:rPr>
+            </w:r>
+            <w:r>
+              <w:rPr>
+                <w:rFonts w:ascii="Courier New" w:hAnsi="Courier New" w:eastAsia="Courier New" w:cs="Tahoma"/>
+                <w:sz w:val="18"/>
+              </w:rPr>
+              <w:t>POST /api/v1/sgi/document/{docNo}/actions</w:t>
+            </w:r>
+          </w:p>
+        </w:tc>
+      </w:tr>
+      <w:tr>
+        <w:trPr>
+          <w:cantSplit/>
+        </w:trPr>
+        <w:tc>
+          <w:tcPr>
+            <w:tcW w:type="dxa" w:w="3360"/>
+            <w:vAlign w:val="center"/>
+          </w:tcPr>
+          <w:p>
+            <w:pPr>
+              <w:keepLines/>
+              <w:spacing w:after="0"/>
+            </w:pPr>
+            <w:r>
+              <w:rPr>
+                <w:rFonts w:ascii="Arial" w:hAnsi="Arial" w:eastAsia="Arial" w:cs="Tahoma"/>
+                <w:sz w:val="18"/>
+              </w:rPr>
+            </w:r>
+            <w:r>
+              <w:rPr>
+                <w:rFonts w:ascii="Arial" w:hAnsi="Arial" w:eastAsia="Arial" w:cs="Tahoma"/>
+                <w:sz w:val="18"/>
+              </w:rPr>
+              <w:t>สัญญากลาง</w:t>
+            </w:r>
+          </w:p>
+        </w:tc>
+        <w:tc>
+          <w:tcPr>
+            <w:tcW w:type="dxa" w:w="3360"/>
+            <w:vAlign w:val="center"/>
+          </w:tcPr>
+          <w:p>
+            <w:pPr>
+              <w:keepLines/>
+              <w:spacing w:after="0"/>
+            </w:pPr>
+            <w:r>
+              <w:rPr>
+                <w:rFonts w:ascii="Arial" w:hAnsi="Arial" w:eastAsia="Arial" w:cs="Tahoma"/>
+                <w:sz w:val="18"/>
+              </w:rPr>
+            </w:r>
+            <w:r>
+              <w:rPr>
+                <w:rFonts w:ascii="Arial" w:hAnsi="Arial" w:eastAsia="Arial" w:cs="Tahoma"/>
+                <w:b/>
+                <w:sz w:val="18"/>
+              </w:rPr>
+              <w:t>LLDD-BE-API-Common-Contracts.pdf</w:t>
+            </w:r>
+          </w:p>
+        </w:tc>
+        <w:tc>
+          <w:tcPr>
+            <w:tcW w:type="dxa" w:w="3360"/>
+            <w:vAlign w:val="center"/>
+          </w:tcPr>
+          <w:p>
+            <w:pPr>
+              <w:keepLines/>
+              <w:spacing w:after="0"/>
+            </w:pPr>
+            <w:r>
+              <w:rPr>
+                <w:rFonts w:ascii="Arial" w:hAnsi="Arial" w:eastAsia="Arial" w:cs="Tahoma"/>
+                <w:sz w:val="18"/>
+              </w:rPr>
+            </w:r>
+            <w:r>
+              <w:rPr>
+                <w:rFonts w:ascii="Arial" w:hAnsi="Arial" w:eastAsia="Arial" w:cs="Tahoma"/>
+                <w:sz w:val="18"/>
+              </w:rPr>
+              <w:t xml:space="preserve">envelope </w:t>
+            </w:r>
+            <w:r>
+              <w:rPr>
+                <w:rFonts w:ascii="Courier New" w:hAnsi="Courier New" w:eastAsia="Courier New" w:cs="Tahoma"/>
+                <w:sz w:val="18"/>
+              </w:rPr>
+              <w:t>{success,data}</w:t>
+            </w:r>
+            <w:r>
+              <w:rPr>
+                <w:rFonts w:ascii="Arial" w:hAnsi="Arial" w:eastAsia="Arial" w:cs="Tahoma"/>
+                <w:sz w:val="18"/>
+              </w:rPr>
+              <w:t xml:space="preserve"> · error code · pagination · รูปแบบวันที่/เลขเอกสาร</w:t>
+            </w:r>
+          </w:p>
+        </w:tc>
+      </w:tr>
+      <w:tr>
+        <w:trPr>
+          <w:cantSplit/>
+        </w:trPr>
+        <w:tc>
+          <w:tcPr>
+            <w:tcW w:type="dxa" w:w="3360"/>
+            <w:vAlign w:val="center"/>
+          </w:tcPr>
+          <w:p>
+            <w:pPr>
+              <w:keepLines/>
+              <w:spacing w:after="0"/>
+            </w:pPr>
+            <w:r>
+              <w:rPr>
+                <w:rFonts w:ascii="Arial" w:hAnsi="Arial" w:eastAsia="Arial" w:cs="Tahoma"/>
+                <w:sz w:val="18"/>
+              </w:rPr>
+            </w:r>
+            <w:r>
+              <w:rPr>
+                <w:rFonts w:ascii="Arial" w:hAnsi="Arial" w:eastAsia="Arial" w:cs="Tahoma"/>
+                <w:sz w:val="18"/>
+              </w:rPr>
+              <w:t>สัญญากลาง</w:t>
+            </w:r>
+          </w:p>
+        </w:tc>
+        <w:tc>
+          <w:tcPr>
+            <w:tcW w:type="dxa" w:w="3360"/>
+            <w:vAlign w:val="center"/>
+          </w:tcPr>
+          <w:p>
+            <w:pPr>
+              <w:keepLines/>
+              <w:spacing w:after="0"/>
+            </w:pPr>
+            <w:r>
+              <w:rPr>
+                <w:rFonts w:ascii="Arial" w:hAnsi="Arial" w:eastAsia="Arial" w:cs="Tahoma"/>
+                <w:sz w:val="18"/>
+              </w:rPr>
+            </w:r>
+            <w:r>
+              <w:rPr>
+                <w:rFonts w:ascii="Arial" w:hAnsi="Arial" w:eastAsia="Arial" w:cs="Tahoma"/>
+                <w:b/>
+                <w:sz w:val="18"/>
+              </w:rPr>
+              <w:t>LLDD-FE-Integration-Contracts.pdf</w:t>
+            </w:r>
+          </w:p>
+        </w:tc>
+        <w:tc>
+          <w:tcPr>
+            <w:tcW w:type="dxa" w:w="3360"/>
+            <w:vAlign w:val="center"/>
+          </w:tcPr>
+          <w:p>
+            <w:pPr>
+              <w:keepLines/>
+              <w:spacing w:after="0"/>
+            </w:pPr>
+            <w:r>
+              <w:rPr>
+                <w:rFonts w:ascii="Arial" w:hAnsi="Arial" w:eastAsia="Arial" w:cs="Tahoma"/>
+                <w:sz w:val="18"/>
+              </w:rPr>
+            </w:r>
+            <w:r>
+              <w:rPr>
+                <w:rFonts w:ascii="Arial" w:hAnsi="Arial" w:eastAsia="Arial" w:cs="Tahoma"/>
+                <w:sz w:val="18"/>
+              </w:rPr>
+              <w:t>API client · auth header · error mapping · RBAC/menu gating ฝั่ง FE</w:t>
+            </w:r>
+          </w:p>
+        </w:tc>
+      </w:tr>
+      <w:tr>
+        <w:trPr>
+          <w:cantSplit/>
+        </w:trPr>
+        <w:tc>
+          <w:tcPr>
+            <w:tcW w:type="dxa" w:w="3360"/>
+            <w:vAlign w:val="center"/>
+          </w:tcPr>
+          <w:p>
+            <w:pPr>
+              <w:keepLines/>
+              <w:spacing w:after="0"/>
+            </w:pPr>
+            <w:r>
+              <w:rPr>
+                <w:rFonts w:ascii="Arial" w:hAnsi="Arial" w:eastAsia="Arial" w:cs="Tahoma"/>
+                <w:sz w:val="18"/>
+              </w:rPr>
+            </w:r>
+            <w:r>
+              <w:rPr>
+                <w:rFonts w:ascii="Arial" w:hAnsi="Arial" w:eastAsia="Arial" w:cs="Tahoma"/>
+                <w:sz w:val="18"/>
+              </w:rPr>
+              <w:t>ต้องจบก่อน (ลำดับงาน)</w:t>
+            </w:r>
+          </w:p>
+        </w:tc>
+        <w:tc>
+          <w:tcPr>
+            <w:tcW w:type="dxa" w:w="3360"/>
+            <w:vAlign w:val="center"/>
+          </w:tcPr>
+          <w:p>
+            <w:pPr>
+              <w:keepLines/>
+              <w:spacing w:after="0"/>
+            </w:pPr>
+            <w:r>
+              <w:rPr>
+                <w:rFonts w:ascii="Arial" w:hAnsi="Arial" w:eastAsia="Arial" w:cs="Tahoma"/>
+                <w:sz w:val="18"/>
+              </w:rPr>
+            </w:r>
+            <w:r>
+              <w:rPr>
+                <w:rFonts w:ascii="Arial" w:hAnsi="Arial" w:eastAsia="Arial" w:cs="Tahoma"/>
+                <w:b/>
+                <w:sz w:val="18"/>
+              </w:rPr>
+              <w:t>LLDD-FE-Document-Detail.pdf</w:t>
+            </w:r>
+          </w:p>
+        </w:tc>
+        <w:tc>
+          <w:tcPr>
+            <w:tcW w:type="dxa" w:w="3360"/>
+            <w:vAlign w:val="center"/>
+          </w:tcPr>
+          <w:p>
+            <w:pPr>
+              <w:keepLines/>
+              <w:spacing w:after="0"/>
+            </w:pPr>
+            <w:r>
+              <w:rPr>
+                <w:rFonts w:ascii="Arial" w:hAnsi="Arial" w:eastAsia="Arial" w:cs="Tahoma"/>
+                <w:sz w:val="18"/>
+              </w:rPr>
+            </w:r>
+            <w:r>
+              <w:rPr>
+                <w:rFonts w:ascii="Arial" w:hAnsi="Arial" w:eastAsia="Arial" w:cs="Tahoma"/>
+                <w:sz w:val="18"/>
+              </w:rPr>
+              <w:t>เป็นฉบับต้นทางของสัญญา/โครงที่ฉบับนี้อ้าง</w:t>
+            </w:r>
+          </w:p>
+        </w:tc>
+      </w:tr>
+    </w:tbl>
+    <w:p/>
     <w:p>
       <w:pPr>
         <w:pStyle w:val="Heading1"/>
@@ -740,7 +1263,18 @@
         <w:pageBreakBefore w:val="0"/>
       </w:pPr>
       <w:r>
-        <w:t>4. Implementation Flow Diagram (Reference)</w:t>
+        <w:t>4. Implementation Flow &amp; Sequence Diagram (Reference)</w:t>
+      </w:r>
+    </w:p>
+    <w:p>
+      <w:pPr>
+        <w:pStyle w:val="Heading2"/>
+        <w:keepNext/>
+        <w:keepLines/>
+        <w:pageBreakBefore w:val="0"/>
+      </w:pPr>
+      <w:r>
+        <w:t>4.1 Implementation Flow (ลำดับขั้นการทำงาน)</w:t>
       </w:r>
     </w:p>
     <w:p>
@@ -794,6 +1328,78 @@
           <w:sz w:val="18"/>
         </w:rPr>
         <w:t>รูปที่ 1: Implementation flow reference: LLDD FE - Document Detail Role 03 AVP SBP</w:t>
+      </w:r>
+    </w:p>
+    <w:p>
+      <w:pPr>
+        <w:pStyle w:val="Heading2"/>
+        <w:keepNext/>
+        <w:keepLines/>
+        <w:pageBreakBefore w:val="0"/>
+      </w:pPr>
+      <w:r>
+        <w:t>4.2 Sequence Diagram (ใครคุยกับใคร ลำดับไหน)</w:t>
+      </w:r>
+    </w:p>
+    <w:p>
+      <w:pPr>
+        <w:keepNext w:val="0"/>
+      </w:pPr>
+      <w:r>
+        <w:t>ผู้แสดงและลำดับข้อความในภาพนี้สร้างจาก endpoint ในหัวข้อ 7 และตารางในหัวข้อ Reference DB Mapping ของเอกสารฉบับนี้เอง จึงตรงกับสัญญาเสมอ</w:t>
+      </w:r>
+    </w:p>
+    <w:p>
+      <w:pPr>
+        <w:keepNext/>
+        <w:jc w:val="center"/>
+      </w:pPr>
+      <w:r>
+        <w:drawing>
+          <wp:inline xmlns:a="http://schemas.openxmlformats.org/drawingml/2006/main" xmlns:pic="http://schemas.openxmlformats.org/drawingml/2006/picture">
+            <wp:extent cx="5669280" cy="2701657"/>
+            <wp:docPr id="2" name="Picture 2"/>
+            <wp:cNvGraphicFramePr>
+              <a:graphicFrameLocks noChangeAspect="1"/>
+            </wp:cNvGraphicFramePr>
+            <a:graphic>
+              <a:graphicData uri="http://schemas.openxmlformats.org/drawingml/2006/picture">
+                <pic:pic>
+                  <pic:nvPicPr>
+                    <pic:cNvPr id="0" name="FE-LLDD-FE-Document-Detail-Role-03-AVP-SBP-sequence.png"/>
+                    <pic:cNvPicPr/>
+                  </pic:nvPicPr>
+                  <pic:blipFill>
+                    <a:blip r:embed="rId12"/>
+                    <a:stretch>
+                      <a:fillRect/>
+                    </a:stretch>
+                  </pic:blipFill>
+                  <pic:spPr>
+                    <a:xfrm>
+                      <a:off x="0" y="0"/>
+                      <a:ext cx="5669280" cy="2701657"/>
+                    </a:xfrm>
+                    <a:prstGeom prst="rect"/>
+                  </pic:spPr>
+                </pic:pic>
+              </a:graphicData>
+            </a:graphic>
+          </wp:inline>
+        </w:drawing>
+      </w:r>
+    </w:p>
+    <w:p>
+      <w:pPr>
+        <w:keepLines/>
+        <w:jc w:val="center"/>
+      </w:pPr>
+      <w:r>
+        <w:rPr>
+          <w:i/>
+          <w:sz w:val="18"/>
+        </w:rPr>
+        <w:t>รูปที่ 2: Sequence diagram: LLDD FE - Document Detail Role 03 AVP SBP</w:t>
       </w:r>
     </w:p>
     <w:p>
@@ -3778,7 +4384,7 @@
                 <w:rFonts w:ascii="Arial" w:hAnsi="Arial" w:eastAsia="Arial" w:cs="Tahoma"/>
                 <w:sz w:val="18"/>
               </w:rPr>
-              <w:t>ส่งกลับ GM ส่งเสริมธุรกิจฯ</w:t>
+              <w:t>ส่งกลับฝ่าย SBP DSA</w:t>
             </w:r>
           </w:p>
         </w:tc>
@@ -3803,7 +4409,7 @@
                 <w:rFonts w:ascii="Arial" w:hAnsi="Arial" w:eastAsia="Arial" w:cs="Tahoma"/>
                 <w:sz w:val="18"/>
               </w:rPr>
-              <w:t>comment ตาม actionOptions.requireComment</w:t>
+              <w:t>comment ตาม actionOptions.requireComment — มติ 2026-09-01 (เดิมส่งกลับ GM ส่งเสริมธุรกิจฯ)</w:t>
             </w:r>
           </w:p>
         </w:tc>
@@ -3853,7 +4459,7 @@
                 <w:b/>
                 <w:sz w:val="18"/>
               </w:rPr>
-              <w:t>GET /api/v1/sbpgi/document/{docNo} response</w:t>
+              <w:t>GET /api/v1/sgi/document/{docNo} response</w:t>
             </w:r>
           </w:p>
         </w:tc>
@@ -3942,9 +4548,9 @@
               <w:br/>
               <w:t xml:space="preserve">    {</w:t>
               <w:br/>
-              <w:t xml:space="preserve">      "value": "ส่งกลับ GM ส่งเสริมธุรกิจฯ",</w:t>
+              <w:t xml:space="preserve">      "value": "ส่งกลับฝ่าย SBP DSA",</w:t>
               <w:br/>
-              <w:t xml:space="preserve">      "label": "ส่งกลับ GM ส่งเสริมธุรกิจฯ",</w:t>
+              <w:t xml:space="preserve">      "label": "ส่งกลับฝ่าย SBP DSA",</w:t>
               <w:br/>
               <w:t xml:space="preserve">      "requireComment": false</w:t>
               <w:br/>
@@ -4666,7 +5272,7 @@
                 <w:rFonts w:ascii="Arial" w:hAnsi="Arial" w:eastAsia="Arial" w:cs="Tahoma"/>
                 <w:sz w:val="18"/>
               </w:rPr>
-              <w:t>GET /api/v1/sbpgi/document/{docNo}; POST /api/v1/sbpgi/document/{docNo}/actions</w:t>
+              <w:t>GET /api/v1/sgi/document/{docNo}; POST /api/v1/sgi/document/{docNo}/actions</w:t>
             </w:r>
           </w:p>
         </w:tc>
@@ -4790,7 +5396,7 @@
                 <w:rFonts w:ascii="Arial" w:hAnsi="Arial" w:eastAsia="Arial" w:cs="Tahoma"/>
                 <w:sz w:val="18"/>
               </w:rPr>
-              <w:t xml:space="preserve"> และร่องรอยที่ตรวจย้อนได้ (log / consideration_logs / workflow_history ของ engine)</w:t>
+              <w:t xml:space="preserve"> และร่องรอยที่ตรวจย้อนได้ (log / sgi_consideration_logs / workflow_history ของ engine)</w:t>
             </w:r>
           </w:p>
         </w:tc>
@@ -4941,7 +5547,7 @@
                 <w:rFonts w:ascii="Arial" w:hAnsi="Arial" w:eastAsia="Arial" w:cs="Tahoma"/>
                 <w:sz w:val="18"/>
               </w:rPr>
-              <w:t>เรียก GET /api/v1/sbpgi/document/{docNo} และยืนยัน roleProfileCode=P-03, statusCode=03 ก่อน render action state</w:t>
+              <w:t>เรียก GET /api/v1/sgi/document/{docNo} และยืนยัน roleProfileCode=P-03, statusCode=03 ก่อน render action state</w:t>
             </w:r>
           </w:p>
         </w:tc>
@@ -5261,7 +5867,7 @@
                 <w:rFonts w:ascii="Arial" w:hAnsi="Arial" w:eastAsia="Arial" w:cs="Tahoma"/>
                 <w:sz w:val="18"/>
               </w:rPr>
-              <w:t>แสดง actionOptions ของ P-03 เท่านั้น: เห็นควรชดเชย; เห็นควรไม่ชดเชย; ส่งกลับ GM ส่งเสริมธุรกิจฯ; comment rules: เห็นควรชดเชย: comment optional; เห็นควรไม่ชดเชย: comment ตาม actionOptions.requireComment; ส่งกลับ GM ส่งเสริมธุรกิจฯ: comment ตาม actionOptions.requireComment</w:t>
+              <w:t>แสดง actionOptions ของ P-03 เท่านั้น: เห็นควรชดเชย; เห็นควรไม่ชดเชย; ส่งกลับฝ่าย SBP DSA; comment rules: เห็นควรชดเชย: comment optional; เห็นควรไม่ชดเชย: comment ตาม actionOptions.requireComment; ส่งกลับฝ่าย SBP DSA: comment ตาม actionOptions.requireComment — มติ 2026-09-01 (เดิมส่งกลับ GM ส่งเสริมธุรกิจฯ)</w:t>
             </w:r>
           </w:p>
         </w:tc>
@@ -5565,7 +6171,7 @@
                 <w:rFonts w:ascii="Arial" w:hAnsi="Arial" w:eastAsia="Arial" w:cs="Tahoma"/>
                 <w:sz w:val="18"/>
               </w:rPr>
-              <w:t>GET /api/v1/sbpgi/document/{docNo}</w:t>
+              <w:t>GET /api/v1/sgi/document/{docNo}</w:t>
             </w:r>
           </w:p>
         </w:tc>
@@ -5670,7 +6276,7 @@
                 <w:rFonts w:ascii="Arial" w:hAnsi="Arial" w:eastAsia="Arial" w:cs="Tahoma"/>
                 <w:sz w:val="18"/>
               </w:rPr>
-              <w:t>PUT /api/v1/sbpgi/document/{docNo}</w:t>
+              <w:t>PUT /api/v1/sgi/document/{docNo}</w:t>
             </w:r>
           </w:p>
         </w:tc>
@@ -5775,7 +6381,7 @@
                 <w:rFonts w:ascii="Arial" w:hAnsi="Arial" w:eastAsia="Arial" w:cs="Tahoma"/>
                 <w:sz w:val="18"/>
               </w:rPr>
-              <w:t>POST /api/v1/sbpgi/document/{docNo}/attachments</w:t>
+              <w:t>POST /api/v1/sgi/document/{docNo}/attachments</w:t>
             </w:r>
           </w:p>
         </w:tc>
@@ -5880,7 +6486,7 @@
                 <w:rFonts w:ascii="Arial" w:hAnsi="Arial" w:eastAsia="Arial" w:cs="Tahoma"/>
                 <w:sz w:val="18"/>
               </w:rPr>
-              <w:t>POST /api/v1/sbpgi/document/{docNo}/actions</w:t>
+              <w:t>POST /api/v1/sgi/document/{docNo}/actions</w:t>
             </w:r>
           </w:p>
         </w:tc>
@@ -5931,7 +6537,7 @@
         <w:pageBreakBefore w:val="0"/>
       </w:pPr>
       <w:r>
-        <w:t>GET /api/v1/sbpgi/document/{docNo}</w:t>
+        <w:t>GET /api/v1/sgi/document/{docNo}</w:t>
       </w:r>
     </w:p>
     <w:p>
@@ -6351,9 +6957,9 @@
               <w:br/>
               <w:t xml:space="preserve">    {</w:t>
               <w:br/>
-              <w:t xml:space="preserve">      "value": "ส่งกลับ GM ส่งเสริมธุรกิจฯ",</w:t>
+              <w:t xml:space="preserve">      "value": "ส่งกลับฝ่าย SBP DSA",</w:t>
               <w:br/>
-              <w:t xml:space="preserve">      "label": "ส่งกลับ GM ส่งเสริมธุรกิจฯ",</w:t>
+              <w:t xml:space="preserve">      "label": "ส่งกลับฝ่าย SBP DSA",</w:t>
               <w:br/>
               <w:t xml:space="preserve">      "requireComment": false</w:t>
               <w:br/>
@@ -7545,7 +8151,7 @@
         <w:pageBreakBefore w:val="0"/>
       </w:pPr>
       <w:r>
-        <w:t>POST /api/v1/sbpgi/document/{docNo}/actions</w:t>
+        <w:t>POST /api/v1/sgi/document/{docNo}/actions</w:t>
       </w:r>
     </w:p>
     <w:p>
@@ -8592,13 +9198,13 @@
         <w:t>sbpm</w:t>
       </w:r>
       <w:r>
-        <w:t xml:space="preserve">) — โมดูล SBPGI อยู่ใต้ </w:t>
+        <w:t xml:space="preserve">) — โมดูล SGI อยู่ใต้ </w:t>
       </w:r>
       <w:r>
         <w:rPr>
           <w:rFonts w:ascii="Courier New" w:hAnsi="Courier New" w:eastAsia="Courier New" w:cs="Tahoma"/>
         </w:rPr>
-        <w:t>src/app/(main)/sbpgi/*</w:t>
+        <w:t>src/app/(main)/sgi/*</w:t>
       </w:r>
       <w:r>
         <w:t xml:space="preserve"> และ import ผ่าน alias </w:t>
@@ -8698,7 +9304,7 @@
                 <w:rFonts w:ascii="Arial" w:hAnsi="Arial" w:eastAsia="Arial" w:cs="Tahoma"/>
                 <w:sz w:val="18"/>
               </w:rPr>
-              <w:t>src/app/(main)/sbpgi/document/[docNo]/page.tsx</w:t>
+              <w:t>src/app/(main)/sgi/document/[docNo]/page.tsx</w:t>
             </w:r>
           </w:p>
         </w:tc>
@@ -8753,7 +9359,7 @@
                 <w:rFonts w:ascii="Arial" w:hAnsi="Arial" w:eastAsia="Arial" w:cs="Tahoma"/>
                 <w:sz w:val="18"/>
               </w:rPr>
-              <w:t>src/components/sbpgi/document-detail/RoleView03.tsx</w:t>
+              <w:t>src/components/sgi/document-detail/RoleView03.tsx</w:t>
             </w:r>
           </w:p>
         </w:tc>
@@ -8808,7 +9414,7 @@
                 <w:rFonts w:ascii="Arial" w:hAnsi="Arial" w:eastAsia="Arial" w:cs="Tahoma"/>
                 <w:sz w:val="18"/>
               </w:rPr>
-              <w:t>src/components/sbpgi/document-detail/ActionForm03.tsx</w:t>
+              <w:t>src/components/sgi/document-detail/ActionForm03.tsx</w:t>
             </w:r>
           </w:p>
         </w:tc>
@@ -8863,7 +9469,7 @@
                 <w:rFonts w:ascii="Arial" w:hAnsi="Arial" w:eastAsia="Arial" w:cs="Tahoma"/>
                 <w:sz w:val="18"/>
               </w:rPr>
-              <w:t>src/components/sbpgi/document-detail/DocumentSection.tsx</w:t>
+              <w:t>src/components/sgi/document-detail/DocumentSection.tsx</w:t>
             </w:r>
           </w:p>
         </w:tc>
@@ -8918,7 +9524,7 @@
                 <w:rFonts w:ascii="Arial" w:hAnsi="Arial" w:eastAsia="Arial" w:cs="Tahoma"/>
                 <w:sz w:val="18"/>
               </w:rPr>
-              <w:t>src/components/sbpgi/document-detail/ActionPanel.tsx</w:t>
+              <w:t>src/components/sgi/document-detail/ActionPanel.tsx</w:t>
             </w:r>
           </w:p>
         </w:tc>
@@ -8973,7 +9579,7 @@
                 <w:rFonts w:ascii="Arial" w:hAnsi="Arial" w:eastAsia="Arial" w:cs="Tahoma"/>
                 <w:sz w:val="18"/>
               </w:rPr>
-              <w:t>src/services/sbpgi/document.service.ts</w:t>
+              <w:t>src/services/sgi/document.service.ts</w:t>
             </w:r>
           </w:p>
         </w:tc>
@@ -9028,7 +9634,7 @@
                 <w:rFonts w:ascii="Arial" w:hAnsi="Arial" w:eastAsia="Arial" w:cs="Tahoma"/>
                 <w:sz w:val="18"/>
               </w:rPr>
-              <w:t>src/hooks/sbpgi/document.query.ts</w:t>
+              <w:t>src/hooks/sgi/document.query.ts</w:t>
             </w:r>
           </w:p>
         </w:tc>
@@ -9083,7 +9689,7 @@
                 <w:rFonts w:ascii="Arial" w:hAnsi="Arial" w:eastAsia="Arial" w:cs="Tahoma"/>
                 <w:sz w:val="18"/>
               </w:rPr>
-              <w:t>src/types/sbpgi/document.ts</w:t>
+              <w:t>src/types/sgi/document.ts</w:t>
             </w:r>
           </w:p>
         </w:tc>
@@ -9148,14 +9754,14 @@
         <w:br/>
         <w:t>//   - เห็นควรไม่ชดเชย (ไม่บังคับความคิดเห็น)</w:t>
         <w:br/>
-        <w:t>//   - ส่งกลับ GM ส่งเสริมธุรกิจฯ (ไม่บังคับความคิดเห็น)</w:t>
+        <w:t>//   - ส่งกลับฝ่าย SBP DSA (ไม่บังคับความคิดเห็น)</w:t>
         <w:br/>
         <w:br/>
-        <w:t>import DocumentSection from '@/components/sbpgi/document-detail/DocumentSection';</w:t>
+        <w:t>import DocumentSection from '@/components/sgi/document-detail/DocumentSection';</w:t>
         <w:br/>
-        <w:t>import ActionPanel from '@/components/sbpgi/document-detail/ActionPanel';</w:t>
+        <w:t>import ActionPanel from '@/components/sgi/document-detail/ActionPanel';</w:t>
         <w:br/>
-        <w:t>import type { DocumentsDetailResponse } from '@/types/sbpgi/document';</w:t>
+        <w:t>import type { DocumentsDetailResponse } from '@/types/sgi/document';</w:t>
         <w:br/>
         <w:br/>
         <w:t>interface Props {</w:t>
@@ -9225,7 +9831,7 @@
         <w:pageBreakBefore w:val="0"/>
       </w:pPr>
       <w:r>
-        <w:t>8.3 service — `src/services/sbpgi/document.service.ts`</w:t>
+        <w:t>8.3 service — `src/services/sgi/document.service.ts`</w:t>
       </w:r>
     </w:p>
     <w:p>
@@ -9239,7 +9845,7 @@
         <w:rPr>
           <w:rFonts w:ascii="Courier New" w:hAnsi="Courier New" w:eastAsia="Courier New" w:cs="Tahoma"/>
         </w:rPr>
-        <w:t>src/services/sbpgi/document.service.ts</w:t>
+        <w:t>src/services/sgi/document.service.ts</w:t>
       </w:r>
       <w:r>
         <w:t xml:space="preserve"> เป็น </w:t>
@@ -9248,7 +9854,7 @@
         <w:rPr>
           <w:b/>
         </w:rPr>
-        <w:t>ไฟล์ร่วมของโมดูล SBPGI</w:t>
+        <w:t>ไฟล์ร่วมของโมดูล SGI</w:t>
       </w:r>
       <w:r>
         <w:t xml:space="preserve"> (เอกสาร FE หลายฉบับที่ใช้ domain </w:t>
@@ -9282,7 +9888,7 @@
           <w:rFonts w:ascii="Courier New" w:hAnsi="Courier New" w:eastAsia="Courier New" w:cs="Tahoma"/>
           <w:sz w:val="16"/>
         </w:rPr>
-        <w:t>// src/services/sbpgi/document.service.ts</w:t>
+        <w:t>// src/services/sgi/document.service.ts</w:t>
         <w:br/>
         <w:t>// apiClient = axios instance กลาง (baseURL = bffUrl ซึ่งรวม /api/v1 แล้ว, withCredentials, refresh-token interceptor, global loading)</w:t>
         <w:br/>
@@ -9291,27 +9897,27 @@
         <w:br/>
         <w:t>import apiClient from '@/lib/apiClient';</w:t>
         <w:br/>
-        <w:t>import type { ApiResponse } from '@/types/sbpgi/common';</w:t>
+        <w:t>import type { ApiResponse } from '@/types/sgi/common';</w:t>
         <w:br/>
-        <w:t>import type * as T from '@/types/sbpgi/document';</w:t>
+        <w:t>import type * as T from '@/types/sgi/document';</w:t>
         <w:br/>
         <w:br/>
-        <w:t>/** GET /api/v1/sbpgi/document/{docNo} — โหลด role profile P-03 สำหรับหน้า detail */</w:t>
+        <w:t>/** GET /api/v1/sgi/document/{docNo} — โหลด role profile P-03 สำหรับหน้า detail */</w:t>
         <w:br/>
-        <w:t>export async function getSbpgiDocumentDetail(docNo: string): Promise&lt;T.SbpgiDocumentDetailResponse&gt; {</w:t>
+        <w:t>export async function getSgiDocumentDetail(docNo: string): Promise&lt;T.SgiDocumentDetailResponse&gt; {</w:t>
         <w:br/>
-        <w:t xml:space="preserve">  const { data } = await apiClient.get&lt;ApiResponse&lt;T.SbpgiDocumentDetailResponse&gt;&gt;(`/sbpgi/document/${encodeURIComponent(docNo)}`);</w:t>
+        <w:t xml:space="preserve">  const { data } = await apiClient.get&lt;ApiResponse&lt;T.SgiDocumentDetailResponse&gt;&gt;(`/sgi/document/${encodeURIComponent(docNo)}`);</w:t>
         <w:br/>
         <w:t xml:space="preserve">  return data.data;</w:t>
         <w:br/>
         <w:t>}</w:t>
         <w:br/>
         <w:br/>
-        <w:t>/** POST /api/v1/sbpgi/document/{docNo}/actions — ตัวอย่าง positive-path จาก section 03; Section 02 ส่งต่อ AVP (03) เมื่อยอดรวม ≥ 100,000 บาท และจบที่ GM เมื่อ &lt; 100,000 บาท (มติ 2026-08-18) */</w:t>
+        <w:t>/** POST /api/v1/sgi/document/{docNo}/actions — ตัวอย่าง positive-path จาก section 03; Section 02 ส่งต่อ AVP (03) เมื่อยอดรวม ≥ 100,000 บาท และจบที่ GM เมื่อ &lt; 100,000 บาท (มติ 2026-08-18) */</w:t>
         <w:br/>
-        <w:t>export async function createSbpgiDocumentActions(docNo: string, body: T.CreateSbpgiDocumentActionsRequest): Promise&lt;T.CreateSbpgiDocumentActionsResponse&gt; {</w:t>
+        <w:t>export async function createSgiDocumentActions(docNo: string, body: T.CreateSgiDocumentActionsRequest): Promise&lt;T.CreateSgiDocumentActionsResponse&gt; {</w:t>
         <w:br/>
-        <w:t xml:space="preserve">  const { data } = await apiClient.post&lt;ApiResponse&lt;T.CreateSbpgiDocumentActionsResponse&gt;&gt;(`/sbpgi/document/${encodeURIComponent(docNo)}/actions`, body);</w:t>
+        <w:t xml:space="preserve">  const { data } = await apiClient.post&lt;ApiResponse&lt;T.CreateSgiDocumentActionsResponse&gt;&gt;(`/sgi/document/${encodeURIComponent(docNo)}/actions`, body);</w:t>
         <w:br/>
         <w:t xml:space="preserve">  return data.data;</w:t>
         <w:br/>
@@ -9329,7 +9935,7 @@
         <w:pageBreakBefore w:val="0"/>
       </w:pPr>
       <w:r>
-        <w:t>8.4 types — `src/types/sbpgi/document.ts`</w:t>
+        <w:t>8.4 types — `src/types/sgi/document.ts`</w:t>
       </w:r>
     </w:p>
     <w:p>
@@ -9343,7 +9949,7 @@
         <w:rPr>
           <w:rFonts w:ascii="Courier New" w:hAnsi="Courier New" w:eastAsia="Courier New" w:cs="Tahoma"/>
         </w:rPr>
-        <w:t>src/types/sbpgi/document.ts</w:t>
+        <w:t>src/types/sgi/document.ts</w:t>
       </w:r>
       <w:r>
         <w:t xml:space="preserve"> เป็น </w:t>
@@ -9352,7 +9958,7 @@
         <w:rPr>
           <w:b/>
         </w:rPr>
-        <w:t>ไฟล์ร่วมของโมดูล SBPGI</w:t>
+        <w:t>ไฟล์ร่วมของโมดูล SGI</w:t>
       </w:r>
       <w:r>
         <w:t xml:space="preserve"> (เอกสาร FE หลายฉบับที่ใช้ domain </w:t>
@@ -9386,14 +9992,14 @@
           <w:rFonts w:ascii="Courier New" w:hAnsi="Courier New" w:eastAsia="Courier New" w:cs="Tahoma"/>
           <w:sz w:val="16"/>
         </w:rPr>
-        <w:t>// src/types/sbpgi/document.ts — ตรงกับตาราง API ในเอกสารนี้</w:t>
+        <w:t>// src/types/sgi/document.ts — ตรงกับตาราง API ในเอกสารนี้</w:t>
         <w:br/>
         <w:t>// วันที่/เดือนเป็น ค.ศ. ทั้ง payload (ISO) และ display — ไม่แปลงเป็น พ.ศ. (มติ 2026-08-06)</w:t>
         <w:br/>
         <w:br/>
-        <w:t>/** GET /api/v1/sbpgi/document/{docNo} — response */</w:t>
+        <w:t>/** GET /api/v1/sgi/document/{docNo} — response */</w:t>
         <w:br/>
-        <w:t>export interface SbpgiDocumentDetailResponse {</w:t>
+        <w:t>export interface SgiDocumentDetailResponse {</w:t>
         <w:br/>
         <w:t xml:space="preserve">  docNo: string;</w:t>
         <w:br/>
@@ -9420,9 +10026,9 @@
         <w:t>}</w:t>
         <w:br/>
         <w:br/>
-        <w:t>/** POST /api/v1/sbpgi/document/{docNo}/actions — request */</w:t>
+        <w:t>/** POST /api/v1/sgi/document/{docNo}/actions — request */</w:t>
         <w:br/>
-        <w:t>export interface CreateSbpgiDocumentActionsRequest {</w:t>
+        <w:t>export interface CreateSgiDocumentActionsRequest {</w:t>
         <w:br/>
         <w:t xml:space="preserve">  result: string;</w:t>
         <w:br/>
@@ -9431,9 +10037,9 @@
         <w:t>}</w:t>
         <w:br/>
         <w:br/>
-        <w:t>/** POST /api/v1/sbpgi/document/{docNo}/actions — response */</w:t>
+        <w:t>/** POST /api/v1/sgi/document/{docNo}/actions — response */</w:t>
         <w:br/>
-        <w:t>export interface CreateSbpgiDocumentActionsResponse {</w:t>
+        <w:t>export interface CreateSgiDocumentActionsResponse {</w:t>
         <w:br/>
         <w:t xml:space="preserve">  statusCode: string;</w:t>
         <w:br/>
@@ -9455,7 +10061,7 @@
         <w:pageBreakBefore w:val="0"/>
       </w:pPr>
       <w:r>
-        <w:t>8.5 react-query keys + hooks — `src/hooks/sbpgi/document.query.ts`</w:t>
+        <w:t>8.5 react-query keys + hooks — `src/hooks/sgi/document.query.ts`</w:t>
       </w:r>
     </w:p>
     <w:p>
@@ -9469,7 +10075,7 @@
         <w:rPr>
           <w:rFonts w:ascii="Courier New" w:hAnsi="Courier New" w:eastAsia="Courier New" w:cs="Tahoma"/>
         </w:rPr>
-        <w:t>src/hooks/sbpgi/document.query.ts</w:t>
+        <w:t>src/hooks/sgi/document.query.ts</w:t>
       </w:r>
       <w:r>
         <w:t xml:space="preserve"> เป็น </w:t>
@@ -9478,7 +10084,7 @@
         <w:rPr>
           <w:b/>
         </w:rPr>
-        <w:t>ไฟล์ร่วมของโมดูล SBPGI</w:t>
+        <w:t>ไฟล์ร่วมของโมดูล SGI</w:t>
       </w:r>
       <w:r>
         <w:t xml:space="preserve"> (เอกสาร FE หลายฉบับที่ใช้ domain </w:t>
@@ -9512,31 +10118,31 @@
           <w:rFonts w:ascii="Courier New" w:hAnsi="Courier New" w:eastAsia="Courier New" w:cs="Tahoma"/>
           <w:sz w:val="16"/>
         </w:rPr>
-        <w:t>// src/hooks/sbpgi/document.query.ts</w:t>
+        <w:t>// src/hooks/sgi/document.query.ts</w:t>
         <w:br/>
         <w:t>import { useMutation, useQuery, useQueryClient } from '@tanstack/react-query';</w:t>
         <w:br/>
-        <w:t>import * as api from '@/services/sbpgi/document.service';</w:t>
+        <w:t>import * as api from '@/services/sgi/document.service';</w:t>
         <w:br/>
-        <w:t>import type * as T from '@/types/sbpgi/document';</w:t>
+        <w:t>import type * as T from '@/types/sgi/document';</w:t>
         <w:br/>
         <w:br/>
         <w:t>export const documentKeys = {</w:t>
         <w:br/>
-        <w:t xml:space="preserve">  all: ['sbpgi', 'document'] as const,</w:t>
+        <w:t xml:space="preserve">  all: ['sgi', 'document'] as const,</w:t>
         <w:br/>
-        <w:t xml:space="preserve">  sbpgiDocumentDetail: (docNo: string) =&gt; [...documentKeys.all, 'sbpgiDocumentDetail', docNo] as const,</w:t>
+        <w:t xml:space="preserve">  sgiDocumentDetail: (docNo: string) =&gt; [...documentKeys.all, 'sgiDocumentDetail', docNo] as const,</w:t>
         <w:br/>
         <w:t>};</w:t>
         <w:br/>
         <w:br/>
-        <w:t>export function useSbpgiDocumentDetailQuery(docNo: string) {</w:t>
+        <w:t>export function useSgiDocumentDetailQuery(docNo: string) {</w:t>
         <w:br/>
         <w:t xml:space="preserve">  return useQuery({</w:t>
         <w:br/>
-        <w:t xml:space="preserve">    queryKey: documentKeys.sbpgiDocumentDetail(docNo),</w:t>
+        <w:t xml:space="preserve">    queryKey: documentKeys.sgiDocumentDetail(docNo),</w:t>
         <w:br/>
-        <w:t xml:space="preserve">    queryFn: () =&gt; api.getSbpgiDocumentDetail(docNo),</w:t>
+        <w:t xml:space="preserve">    queryFn: () =&gt; api.getSgiDocumentDetail(docNo),</w:t>
         <w:br/>
         <w:t xml:space="preserve">    enabled: !!docNo, // ยังไม่ยิงจนกว่าจะมีพารามิเตอร์ครบ</w:t>
         <w:br/>
@@ -9547,13 +10153,13 @@
         <w:t>}</w:t>
         <w:br/>
         <w:br/>
-        <w:t>export function useCreateSbpgiDocumentActionsMutation(docNo: string) {</w:t>
+        <w:t>export function useCreateSgiDocumentActionsMutation(docNo: string) {</w:t>
         <w:br/>
         <w:t xml:space="preserve">  const qc = useQueryClient();</w:t>
         <w:br/>
         <w:t xml:space="preserve">  return useMutation({</w:t>
         <w:br/>
-        <w:t xml:space="preserve">    mutationFn: (body: T.CreateSbpgiDocumentActionsRequest) =&gt; api.createSbpgiDocumentActions(docNo, body),</w:t>
+        <w:t xml:space="preserve">    mutationFn: (body: T.CreateSgiDocumentActionsRequest) =&gt; api.createSgiDocumentActions(docNo, body),</w:t>
         <w:br/>
         <w:t xml:space="preserve">    onSuccess: () =&gt; {</w:t>
         <w:br/>
@@ -9576,7 +10182,7 @@
         <w:pageBreakBefore w:val="0"/>
       </w:pPr>
       <w:r>
-        <w:t>8.6 ฟอร์มพิจารณา + validation — `src/components/sbpgi/document-detail/ActionForm03.tsx`</w:t>
+        <w:t>8.6 ฟอร์มพิจารณา + validation — `src/components/sgi/document-detail/ActionForm03.tsx`</w:t>
       </w:r>
     </w:p>
     <w:p>
@@ -9599,7 +10205,7 @@
         <w:rPr>
           <w:rFonts w:ascii="Courier New" w:hAnsi="Courier New" w:eastAsia="Courier New" w:cs="Tahoma"/>
         </w:rPr>
-        <w:t>POST /api/v1/sbpgi/document/{docNo}/actions</w:t>
+        <w:t>POST /api/v1/sgi/document/{docNo}/actions</w:t>
       </w:r>
       <w:r>
         <w:t xml:space="preserve"> โดยส่งได้แค่ </w:t>
@@ -9642,7 +10248,7 @@
         <w:br/>
         <w:t>//   - เห็นควรไม่ชดเชย (value='เห็นควรไม่ชดเชย', requireComment=false)</w:t>
         <w:br/>
-        <w:t>//   - ส่งกลับ GM ส่งเสริมธุรกิจฯ (value='ส่งกลับ GM ส่งเสริมธุรกิจฯ', requireComment=false)</w:t>
+        <w:t>//   - ส่งกลับฝ่าย SBP DSA (value='ส่งกลับฝ่าย SBP DSA', requireComment=false)</w:t>
         <w:br/>
         <w:t>// editableSections ของ role นี้ (ใช้เป็น constant สำหรับ assertion/test เท่านั้น ไม่ใช่เพื่อ hardcode การ render):</w:t>
         <w:br/>
@@ -9659,7 +10265,7 @@
         <w:br/>
         <w:t>import { InputTextarea } from '@/components/Form/InputText/inputtextArea';</w:t>
         <w:br/>
-        <w:t>import type { DocumentActionRequest } from '@/types/sbpgi/common';</w:t>
+        <w:t>import type { DocumentActionRequest } from '@/types/sgi/common';</w:t>
         <w:br/>
         <w:br/>
         <w:t>interface ActionOption { value: string; label: string; requireComment?: boolean }</w:t>
@@ -11553,7 +12159,7 @@
                 <w:rFonts w:ascii="Courier New" w:hAnsi="Courier New" w:eastAsia="Courier New" w:cs="Tahoma"/>
                 <w:sz w:val="18"/>
               </w:rPr>
-              <w:t>GET /api/v1/sbpgi/document/{docNo}</w:t>
+              <w:t>GET /api/v1/sgi/document/{docNo}</w:t>
             </w:r>
           </w:p>
         </w:tc>
@@ -11633,7 +12239,7 @@
                 <w:rFonts w:ascii="Courier New" w:hAnsi="Courier New" w:eastAsia="Courier New" w:cs="Tahoma"/>
                 <w:sz w:val="18"/>
               </w:rPr>
-              <w:t>POST /api/v1/sbpgi/document/{docNo}/actions</w:t>
+              <w:t>POST /api/v1/sgi/document/{docNo}/actions</w:t>
             </w:r>
           </w:p>
         </w:tc>
